--- a/Arrive-Technical-Documentation.docx
+++ b/Arrive-Technical-Documentation.docx
@@ -14922,9 +14922,9 @@
         <w:tblLayout w:type="fixed"/>
       </w:tblPr>
       <w:tblGrid>
-        <w:gridCol w:w="2600"/>
-        <w:gridCol w:w="2800"/>
-        <w:gridCol w:w="3960"/>
+        <w:gridCol w:w="2400"/>
+        <w:gridCol w:w="2400"/>
+        <w:gridCol w:w="4560"/>
       </w:tblGrid>
       <w:tr>
         <w:trPr>
@@ -14932,7 +14932,7 @@
         </w:trPr>
         <w:tc>
           <w:tcPr>
-            <w:tcW w:type="dxa" w:w="2600"/>
+            <w:tcW w:type="dxa" w:w="2400"/>
             <w:tcBorders>
               <w:top w:val="single" w:color="D8CFC2" w:sz="4"/>
               <w:left w:val="single" w:color="D8CFC2" w:sz="4"/>
@@ -14970,7 +14970,7 @@
         </w:tc>
         <w:tc>
           <w:tcPr>
-            <w:tcW w:type="dxa" w:w="2800"/>
+            <w:tcW w:type="dxa" w:w="2400"/>
             <w:tcBorders>
               <w:top w:val="single" w:color="D8CFC2" w:sz="4"/>
               <w:left w:val="single" w:color="D8CFC2" w:sz="4"/>
@@ -15002,13 +15002,13 @@
                 <w:sz w:val="22"/>
                 <w:szCs w:val="22"/>
               </w:rPr>
-              <w:t xml:space="preserve">Schedule (UTC)</w:t>
-            </w:r>
-          </w:p>
-        </w:tc>
-        <w:tc>
-          <w:tcPr>
-            <w:tcW w:type="dxa" w:w="3960"/>
+              <w:t xml:space="preserve">Runs</w:t>
+            </w:r>
+          </w:p>
+        </w:tc>
+        <w:tc>
+          <w:tcPr>
+            <w:tcW w:type="dxa" w:w="4560"/>
             <w:tcBorders>
               <w:top w:val="single" w:color="D8CFC2" w:sz="4"/>
               <w:left w:val="single" w:color="D8CFC2" w:sz="4"/>
@@ -15040,7 +15040,7 @@
                 <w:sz w:val="22"/>
                 <w:szCs w:val="22"/>
               </w:rPr>
-              <w:t xml:space="preserve">Calls</w:t>
+              <w:t xml:space="preserve">Fires insight when</w:t>
             </w:r>
           </w:p>
         </w:tc>
@@ -15051,7 +15051,7 @@
         </w:trPr>
         <w:tc>
           <w:tcPr>
-            <w:tcW w:type="dxa" w:w="2600"/>
+            <w:tcW w:type="dxa" w:w="2400"/>
             <w:tcBorders>
               <w:top w:val="single" w:color="D8CFC2" w:sz="4"/>
               <w:left w:val="single" w:color="D8CFC2" w:sz="4"/>
@@ -15089,7 +15089,7 @@
         </w:tc>
         <w:tc>
           <w:tcPr>
-            <w:tcW w:type="dxa" w:w="2800"/>
+            <w:tcW w:type="dxa" w:w="2400"/>
             <w:tcBorders>
               <w:top w:val="single" w:color="D8CFC2" w:sz="4"/>
               <w:left w:val="single" w:color="D8CFC2" w:sz="4"/>
@@ -15121,13 +15121,13 @@
                 <w:sz w:val="22"/>
                 <w:szCs w:val="22"/>
               </w:rPr>
-              <w:t xml:space="preserve">1st of every month @ 09:00</w:t>
-            </w:r>
-          </w:p>
-        </w:tc>
-        <w:tc>
-          <w:tcPr>
-            <w:tcW w:type="dxa" w:w="3960"/>
+              <w:t xml:space="preserve">daily @ 09:00 UTC</w:t>
+            </w:r>
+          </w:p>
+        </w:tc>
+        <w:tc>
+          <w:tcPr>
+            <w:tcW w:type="dxa" w:w="4560"/>
             <w:tcBorders>
               <w:top w:val="single" w:color="D8CFC2" w:sz="4"/>
               <w:left w:val="single" w:color="D8CFC2" w:sz="4"/>
@@ -15150,16 +15150,16 @@
             </w:pPr>
             <w:r>
               <w:rPr>
-                <w:rFonts w:ascii="Consolas" w:cs="Consolas" w:eastAsia="Consolas" w:hAnsi="Consolas"/>
-                <w:b w:val="false"/>
-                <w:bCs w:val="false"/>
-                <w:i w:val="false"/>
-                <w:iCs w:val="false"/>
-                <w:color w:val="1A1612"/>
-                <w:sz w:val="18"/>
-                <w:szCs w:val="18"/>
-              </w:rPr>
-              <w:t xml:space="preserve">POST /cron/monthly-portraits</w:t>
+                <w:rFonts w:ascii="Calibri" w:cs="Calibri" w:eastAsia="Calibri" w:hAnsi="Calibri"/>
+                <w:b w:val="false"/>
+                <w:bCs w:val="false"/>
+                <w:i w:val="false"/>
+                <w:iCs w:val="false"/>
+                <w:color w:val="1A1612"/>
+                <w:sz w:val="22"/>
+                <w:szCs w:val="22"/>
+              </w:rPr>
+              <w:t xml:space="preserve">(today − user.startDate) is a positive multiple of 30</w:t>
             </w:r>
           </w:p>
         </w:tc>
@@ -15170,7 +15170,7 @@
         </w:trPr>
         <w:tc>
           <w:tcPr>
-            <w:tcW w:type="dxa" w:w="2600"/>
+            <w:tcW w:type="dxa" w:w="2400"/>
             <w:tcBorders>
               <w:top w:val="single" w:color="D8CFC2" w:sz="4"/>
               <w:left w:val="single" w:color="D8CFC2" w:sz="4"/>
@@ -15207,75 +15207,75 @@
         </w:tc>
         <w:tc>
           <w:tcPr>
-            <w:tcW w:type="dxa" w:w="2800"/>
-            <w:tcBorders>
-              <w:top w:val="single" w:color="D8CFC2" w:sz="4"/>
-              <w:left w:val="single" w:color="D8CFC2" w:sz="4"/>
-              <w:bottom w:val="single" w:color="D8CFC2" w:sz="4"/>
-              <w:right w:val="single" w:color="D8CFC2" w:sz="4"/>
-            </w:tcBorders>
-            <w:tcMar>
-              <w:top w:type="dxa" w:w="80"/>
-              <w:left w:type="dxa" w:w="140"/>
-              <w:bottom w:type="dxa" w:w="80"/>
-              <w:right w:type="dxa" w:w="140"/>
-            </w:tcMar>
-            <w:vAlign w:val="center"/>
-          </w:tcPr>
-          <w:p>
-            <w:pPr>
-              <w:spacing w:after="30" w:before="30"/>
-              <w:jc w:val="left"/>
-            </w:pPr>
-            <w:r>
-              <w:rPr>
-                <w:rFonts w:ascii="Calibri" w:cs="Calibri" w:eastAsia="Calibri" w:hAnsi="Calibri"/>
-                <w:b w:val="false"/>
-                <w:bCs w:val="false"/>
-                <w:i w:val="false"/>
-                <w:iCs w:val="false"/>
-                <w:color w:val="1A1612"/>
-                <w:sz w:val="22"/>
-                <w:szCs w:val="22"/>
-              </w:rPr>
-              <w:t xml:space="preserve">January 1st @ 10:00</w:t>
-            </w:r>
-          </w:p>
-        </w:tc>
-        <w:tc>
-          <w:tcPr>
-            <w:tcW w:type="dxa" w:w="3960"/>
-            <w:tcBorders>
-              <w:top w:val="single" w:color="D8CFC2" w:sz="4"/>
-              <w:left w:val="single" w:color="D8CFC2" w:sz="4"/>
-              <w:bottom w:val="single" w:color="D8CFC2" w:sz="4"/>
-              <w:right w:val="single" w:color="D8CFC2" w:sz="4"/>
-            </w:tcBorders>
-            <w:tcMar>
-              <w:top w:type="dxa" w:w="80"/>
-              <w:left w:type="dxa" w:w="140"/>
-              <w:bottom w:type="dxa" w:w="80"/>
-              <w:right w:type="dxa" w:w="140"/>
-            </w:tcMar>
-            <w:vAlign w:val="center"/>
-          </w:tcPr>
-          <w:p>
-            <w:pPr>
-              <w:spacing w:after="30" w:before="30"/>
-              <w:jc w:val="left"/>
-            </w:pPr>
-            <w:r>
-              <w:rPr>
-                <w:rFonts w:ascii="Consolas" w:cs="Consolas" w:eastAsia="Consolas" w:hAnsi="Consolas"/>
-                <w:b w:val="false"/>
-                <w:bCs w:val="false"/>
-                <w:i w:val="false"/>
-                <w:iCs w:val="false"/>
-                <w:color w:val="1A1612"/>
-                <w:sz w:val="18"/>
-                <w:szCs w:val="18"/>
-              </w:rPr>
-              <w:t xml:space="preserve">POST /cron/yearly-insights</w:t>
+            <w:tcW w:type="dxa" w:w="2400"/>
+            <w:tcBorders>
+              <w:top w:val="single" w:color="D8CFC2" w:sz="4"/>
+              <w:left w:val="single" w:color="D8CFC2" w:sz="4"/>
+              <w:bottom w:val="single" w:color="D8CFC2" w:sz="4"/>
+              <w:right w:val="single" w:color="D8CFC2" w:sz="4"/>
+            </w:tcBorders>
+            <w:tcMar>
+              <w:top w:type="dxa" w:w="80"/>
+              <w:left w:type="dxa" w:w="140"/>
+              <w:bottom w:type="dxa" w:w="80"/>
+              <w:right w:type="dxa" w:w="140"/>
+            </w:tcMar>
+            <w:vAlign w:val="center"/>
+          </w:tcPr>
+          <w:p>
+            <w:pPr>
+              <w:spacing w:after="30" w:before="30"/>
+              <w:jc w:val="left"/>
+            </w:pPr>
+            <w:r>
+              <w:rPr>
+                <w:rFonts w:ascii="Calibri" w:cs="Calibri" w:eastAsia="Calibri" w:hAnsi="Calibri"/>
+                <w:b w:val="false"/>
+                <w:bCs w:val="false"/>
+                <w:i w:val="false"/>
+                <w:iCs w:val="false"/>
+                <w:color w:val="1A1612"/>
+                <w:sz w:val="22"/>
+                <w:szCs w:val="22"/>
+              </w:rPr>
+              <w:t xml:space="preserve">daily @ 10:00 UTC</w:t>
+            </w:r>
+          </w:p>
+        </w:tc>
+        <w:tc>
+          <w:tcPr>
+            <w:tcW w:type="dxa" w:w="4560"/>
+            <w:tcBorders>
+              <w:top w:val="single" w:color="D8CFC2" w:sz="4"/>
+              <w:left w:val="single" w:color="D8CFC2" w:sz="4"/>
+              <w:bottom w:val="single" w:color="D8CFC2" w:sz="4"/>
+              <w:right w:val="single" w:color="D8CFC2" w:sz="4"/>
+            </w:tcBorders>
+            <w:tcMar>
+              <w:top w:type="dxa" w:w="80"/>
+              <w:left w:type="dxa" w:w="140"/>
+              <w:bottom w:type="dxa" w:w="80"/>
+              <w:right w:type="dxa" w:w="140"/>
+            </w:tcMar>
+            <w:vAlign w:val="center"/>
+          </w:tcPr>
+          <w:p>
+            <w:pPr>
+              <w:spacing w:after="30" w:before="30"/>
+              <w:jc w:val="left"/>
+            </w:pPr>
+            <w:r>
+              <w:rPr>
+                <w:rFonts w:ascii="Calibri" w:cs="Calibri" w:eastAsia="Calibri" w:hAnsi="Calibri"/>
+                <w:b w:val="false"/>
+                <w:bCs w:val="false"/>
+                <w:i w:val="false"/>
+                <w:iCs w:val="false"/>
+                <w:color w:val="1A1612"/>
+                <w:sz w:val="22"/>
+                <w:szCs w:val="22"/>
+              </w:rPr>
+              <w:t xml:space="preserve">(today − user.startDate) is a positive multiple of 365</w:t>
             </w:r>
           </w:p>
         </w:tc>
@@ -15289,6 +15289,19 @@
       <w:r>
         <w:rPr>
           <w:rFonts w:ascii="Calibri" w:cs="Calibri" w:eastAsia="Calibri" w:hAnsi="Calibri"/>
+          <w:b/>
+          <w:bCs/>
+          <w:i w:val="false"/>
+          <w:iCs w:val="false"/>
+          <w:color w:val="1A1612"/>
+          <w:sz w:val="22"/>
+          <w:szCs w:val="22"/>
+        </w:rPr>
+        <w:t xml:space="preserve">Per-user, not per-calendar. </w:t>
+      </w:r>
+      <w:r>
+        <w:rPr>
+          <w:rFonts w:ascii="Calibri" w:cs="Calibri" w:eastAsia="Calibri" w:hAnsi="Calibri"/>
           <w:b w:val="false"/>
           <w:bCs w:val="false"/>
           <w:i w:val="false"/>
@@ -15297,7 +15310,7 @@
           <w:sz w:val="22"/>
           <w:szCs w:val="22"/>
         </w:rPr>
-        <w:t xml:space="preserve">Each batch endpoint iterates all users in Cosmos, generates their paragraph reflection via Foundry, and persists back.</w:t>
+        <w:t xml:space="preserve">A user who first logged on April 15 gets monthly portraits on May 15, June 14, July 14, … and a yearly insight on April 15 of the following year. The Function runs daily; the backend filters per-user so each person's insight arrives on their personal milestone day, not on the 1st of the calendar month.</w:t>
       </w:r>
     </w:p>
     <w:p>

--- a/Arrive-Technical-Documentation.docx
+++ b/Arrive-Technical-Documentation.docx
@@ -20100,6 +20100,9507 @@
       </w:tr>
     </w:tbl>
     <w:p>
+      <w:r>
+        <w:br w:type="page"/>
+      </w:r>
+    </w:p>
+    <w:p>
+      <w:pPr>
+        <w:pStyle w:val="Heading1"/>
+        <w:pBdr>
+          <w:bottom w:val="single" w:color="C9943A" w:sz="12" w:space="6"/>
+        </w:pBdr>
+        <w:spacing w:after="180" w:before="360"/>
+      </w:pPr>
+      <w:r>
+        <w:rPr>
+          <w:rFonts w:ascii="Cambria" w:cs="Cambria" w:eastAsia="Cambria" w:hAnsi="Cambria"/>
+          <w:b/>
+          <w:bCs/>
+          <w:color w:val="1A1612"/>
+          <w:sz w:val="40"/>
+          <w:szCs w:val="40"/>
+        </w:rPr>
+        <w:t xml:space="preserve">14. Problems encountered (and how we solved them)</w:t>
+      </w:r>
+    </w:p>
+    <w:p>
+      <w:pPr>
+        <w:spacing w:after="120" w:before="60" w:line="300"/>
+        <w:jc w:val="left"/>
+      </w:pPr>
+      <w:r>
+        <w:rPr>
+          <w:rFonts w:ascii="Calibri" w:cs="Calibri" w:eastAsia="Calibri" w:hAnsi="Calibri"/>
+          <w:b w:val="false"/>
+          <w:bCs w:val="false"/>
+          <w:i w:val="false"/>
+          <w:iCs w:val="false"/>
+          <w:color w:val="1A1612"/>
+          <w:sz w:val="22"/>
+          <w:szCs w:val="22"/>
+        </w:rPr>
+        <w:t xml:space="preserve">A frank record of every meaningful issue hit during the hackathon build, with the diagnosis and fix. Kept here so a future engineer doesn't waste a day re-discovering a 30-second answer.</w:t>
+      </w:r>
+    </w:p>
+    <w:p>
+      <w:pPr>
+        <w:pStyle w:val="Heading2"/>
+        <w:spacing w:after="120" w:before="280"/>
+      </w:pPr>
+      <w:r>
+        <w:rPr>
+          <w:rFonts w:ascii="Cambria" w:cs="Cambria" w:eastAsia="Cambria" w:hAnsi="Cambria"/>
+          <w:b/>
+          <w:bCs/>
+          <w:color w:val="1A1612"/>
+          <w:sz w:val="30"/>
+          <w:szCs w:val="30"/>
+        </w:rPr>
+        <w:t xml:space="preserve">14.1  Deployment &amp; infrastructure</w:t>
+      </w:r>
+    </w:p>
+    <w:tbl>
+      <w:tblPr>
+        <w:tblW w:type="dxa" w:w="9360"/>
+        <w:tblBorders>
+          <w:top w:val="single" w:color="auto" w:sz="4"/>
+          <w:left w:val="single" w:color="auto" w:sz="4"/>
+          <w:bottom w:val="single" w:color="auto" w:sz="4"/>
+          <w:right w:val="single" w:color="auto" w:sz="4"/>
+          <w:insideH w:val="single" w:color="auto" w:sz="4"/>
+          <w:insideV w:val="single" w:color="auto" w:sz="4"/>
+        </w:tblBorders>
+        <w:tblLayout w:type="fixed"/>
+      </w:tblPr>
+      <w:tblGrid>
+        <w:gridCol w:w="800"/>
+        <w:gridCol w:w="2860"/>
+        <w:gridCol w:w="2900"/>
+        <w:gridCol w:w="2800"/>
+      </w:tblGrid>
+      <w:tr>
+        <w:trPr>
+          <w:tblHeader/>
+        </w:trPr>
+        <w:tc>
+          <w:tcPr>
+            <w:tcW w:type="dxa" w:w="800"/>
+            <w:tcBorders>
+              <w:top w:val="single" w:color="D8CFC2" w:sz="4"/>
+              <w:left w:val="single" w:color="D8CFC2" w:sz="4"/>
+              <w:bottom w:val="single" w:color="D8CFC2" w:sz="4"/>
+              <w:right w:val="single" w:color="D8CFC2" w:sz="4"/>
+            </w:tcBorders>
+            <w:shd w:fill="C9943A" w:color="auto" w:val="clear"/>
+            <w:tcMar>
+              <w:top w:type="dxa" w:w="80"/>
+              <w:left w:type="dxa" w:w="140"/>
+              <w:bottom w:type="dxa" w:w="80"/>
+              <w:right w:type="dxa" w:w="140"/>
+            </w:tcMar>
+            <w:vAlign w:val="center"/>
+          </w:tcPr>
+          <w:p>
+            <w:pPr>
+              <w:spacing w:after="30" w:before="30"/>
+              <w:jc w:val="center"/>
+            </w:pPr>
+            <w:r>
+              <w:rPr>
+                <w:rFonts w:ascii="Calibri" w:cs="Calibri" w:eastAsia="Calibri" w:hAnsi="Calibri"/>
+                <w:b/>
+                <w:bCs/>
+                <w:i w:val="false"/>
+                <w:iCs w:val="false"/>
+                <w:color w:val="FFFFFF"/>
+                <w:sz w:val="22"/>
+                <w:szCs w:val="22"/>
+              </w:rPr>
+              <w:t xml:space="preserve">#</w:t>
+            </w:r>
+          </w:p>
+        </w:tc>
+        <w:tc>
+          <w:tcPr>
+            <w:tcW w:type="dxa" w:w="2860"/>
+            <w:tcBorders>
+              <w:top w:val="single" w:color="D8CFC2" w:sz="4"/>
+              <w:left w:val="single" w:color="D8CFC2" w:sz="4"/>
+              <w:bottom w:val="single" w:color="D8CFC2" w:sz="4"/>
+              <w:right w:val="single" w:color="D8CFC2" w:sz="4"/>
+            </w:tcBorders>
+            <w:shd w:fill="C9943A" w:color="auto" w:val="clear"/>
+            <w:tcMar>
+              <w:top w:type="dxa" w:w="80"/>
+              <w:left w:type="dxa" w:w="140"/>
+              <w:bottom w:type="dxa" w:w="80"/>
+              <w:right w:type="dxa" w:w="140"/>
+            </w:tcMar>
+            <w:vAlign w:val="center"/>
+          </w:tcPr>
+          <w:p>
+            <w:pPr>
+              <w:spacing w:after="30" w:before="30"/>
+              <w:jc w:val="left"/>
+            </w:pPr>
+            <w:r>
+              <w:rPr>
+                <w:rFonts w:ascii="Calibri" w:cs="Calibri" w:eastAsia="Calibri" w:hAnsi="Calibri"/>
+                <w:b/>
+                <w:bCs/>
+                <w:i w:val="false"/>
+                <w:iCs w:val="false"/>
+                <w:color w:val="FFFFFF"/>
+                <w:sz w:val="22"/>
+                <w:szCs w:val="22"/>
+              </w:rPr>
+              <w:t xml:space="preserve">Problem</w:t>
+            </w:r>
+          </w:p>
+        </w:tc>
+        <w:tc>
+          <w:tcPr>
+            <w:tcW w:type="dxa" w:w="2900"/>
+            <w:tcBorders>
+              <w:top w:val="single" w:color="D8CFC2" w:sz="4"/>
+              <w:left w:val="single" w:color="D8CFC2" w:sz="4"/>
+              <w:bottom w:val="single" w:color="D8CFC2" w:sz="4"/>
+              <w:right w:val="single" w:color="D8CFC2" w:sz="4"/>
+            </w:tcBorders>
+            <w:shd w:fill="C9943A" w:color="auto" w:val="clear"/>
+            <w:tcMar>
+              <w:top w:type="dxa" w:w="80"/>
+              <w:left w:type="dxa" w:w="140"/>
+              <w:bottom w:type="dxa" w:w="80"/>
+              <w:right w:type="dxa" w:w="140"/>
+            </w:tcMar>
+            <w:vAlign w:val="center"/>
+          </w:tcPr>
+          <w:p>
+            <w:pPr>
+              <w:spacing w:after="30" w:before="30"/>
+              <w:jc w:val="left"/>
+            </w:pPr>
+            <w:r>
+              <w:rPr>
+                <w:rFonts w:ascii="Calibri" w:cs="Calibri" w:eastAsia="Calibri" w:hAnsi="Calibri"/>
+                <w:b/>
+                <w:bCs/>
+                <w:i w:val="false"/>
+                <w:iCs w:val="false"/>
+                <w:color w:val="FFFFFF"/>
+                <w:sz w:val="22"/>
+                <w:szCs w:val="22"/>
+              </w:rPr>
+              <w:t xml:space="preserve">Diagnosis</w:t>
+            </w:r>
+          </w:p>
+        </w:tc>
+        <w:tc>
+          <w:tcPr>
+            <w:tcW w:type="dxa" w:w="2800"/>
+            <w:tcBorders>
+              <w:top w:val="single" w:color="D8CFC2" w:sz="4"/>
+              <w:left w:val="single" w:color="D8CFC2" w:sz="4"/>
+              <w:bottom w:val="single" w:color="D8CFC2" w:sz="4"/>
+              <w:right w:val="single" w:color="D8CFC2" w:sz="4"/>
+            </w:tcBorders>
+            <w:shd w:fill="C9943A" w:color="auto" w:val="clear"/>
+            <w:tcMar>
+              <w:top w:type="dxa" w:w="80"/>
+              <w:left w:type="dxa" w:w="140"/>
+              <w:bottom w:type="dxa" w:w="80"/>
+              <w:right w:type="dxa" w:w="140"/>
+            </w:tcMar>
+            <w:vAlign w:val="center"/>
+          </w:tcPr>
+          <w:p>
+            <w:pPr>
+              <w:spacing w:after="30" w:before="30"/>
+              <w:jc w:val="left"/>
+            </w:pPr>
+            <w:r>
+              <w:rPr>
+                <w:rFonts w:ascii="Calibri" w:cs="Calibri" w:eastAsia="Calibri" w:hAnsi="Calibri"/>
+                <w:b/>
+                <w:bCs/>
+                <w:i w:val="false"/>
+                <w:iCs w:val="false"/>
+                <w:color w:val="FFFFFF"/>
+                <w:sz w:val="22"/>
+                <w:szCs w:val="22"/>
+              </w:rPr>
+              <w:t xml:space="preserve">Fix</w:t>
+            </w:r>
+          </w:p>
+        </w:tc>
+      </w:tr>
+      <w:tr>
+        <w:trPr>
+          <w:tblHeader w:val="false"/>
+        </w:trPr>
+        <w:tc>
+          <w:tcPr>
+            <w:tcW w:type="dxa" w:w="800"/>
+            <w:tcBorders>
+              <w:top w:val="single" w:color="D8CFC2" w:sz="4"/>
+              <w:left w:val="single" w:color="D8CFC2" w:sz="4"/>
+              <w:bottom w:val="single" w:color="D8CFC2" w:sz="4"/>
+              <w:right w:val="single" w:color="D8CFC2" w:sz="4"/>
+            </w:tcBorders>
+            <w:shd w:fill="FBF5E6" w:color="auto" w:val="clear"/>
+            <w:tcMar>
+              <w:top w:type="dxa" w:w="80"/>
+              <w:left w:type="dxa" w:w="140"/>
+              <w:bottom w:type="dxa" w:w="80"/>
+              <w:right w:type="dxa" w:w="140"/>
+            </w:tcMar>
+            <w:vAlign w:val="center"/>
+          </w:tcPr>
+          <w:p>
+            <w:pPr>
+              <w:spacing w:after="30" w:before="30"/>
+              <w:jc w:val="center"/>
+            </w:pPr>
+            <w:r>
+              <w:rPr>
+                <w:rFonts w:ascii="Calibri" w:cs="Calibri" w:eastAsia="Calibri" w:hAnsi="Calibri"/>
+                <w:b/>
+                <w:bCs/>
+                <w:i w:val="false"/>
+                <w:iCs w:val="false"/>
+                <w:color w:val="C9943A"/>
+                <w:sz w:val="22"/>
+                <w:szCs w:val="22"/>
+              </w:rPr>
+              <w:t xml:space="preserve">D1</w:t>
+            </w:r>
+          </w:p>
+        </w:tc>
+        <w:tc>
+          <w:tcPr>
+            <w:tcW w:type="dxa" w:w="2860"/>
+            <w:tcBorders>
+              <w:top w:val="single" w:color="D8CFC2" w:sz="4"/>
+              <w:left w:val="single" w:color="D8CFC2" w:sz="4"/>
+              <w:bottom w:val="single" w:color="D8CFC2" w:sz="4"/>
+              <w:right w:val="single" w:color="D8CFC2" w:sz="4"/>
+            </w:tcBorders>
+            <w:shd w:fill="FBF5E6" w:color="auto" w:val="clear"/>
+            <w:tcMar>
+              <w:top w:type="dxa" w:w="80"/>
+              <w:left w:type="dxa" w:w="140"/>
+              <w:bottom w:type="dxa" w:w="80"/>
+              <w:right w:type="dxa" w:w="140"/>
+            </w:tcMar>
+            <w:vAlign w:val="center"/>
+          </w:tcPr>
+          <w:p>
+            <w:pPr>
+              <w:spacing w:after="30" w:before="30"/>
+              <w:jc w:val="left"/>
+            </w:pPr>
+            <w:r>
+              <w:rPr>
+                <w:rFonts w:ascii="Calibri" w:cs="Calibri" w:eastAsia="Calibri" w:hAnsi="Calibri"/>
+                <w:b/>
+                <w:bCs/>
+                <w:i w:val="false"/>
+                <w:iCs w:val="false"/>
+                <w:color w:val="1A1612"/>
+                <w:sz w:val="22"/>
+                <w:szCs w:val="22"/>
+              </w:rPr>
+              <w:t xml:space="preserve">App Service `:( Application Error` after first deploy</w:t>
+            </w:r>
+          </w:p>
+        </w:tc>
+        <w:tc>
+          <w:tcPr>
+            <w:tcW w:type="dxa" w:w="2900"/>
+            <w:tcBorders>
+              <w:top w:val="single" w:color="D8CFC2" w:sz="4"/>
+              <w:left w:val="single" w:color="D8CFC2" w:sz="4"/>
+              <w:bottom w:val="single" w:color="D8CFC2" w:sz="4"/>
+              <w:right w:val="single" w:color="D8CFC2" w:sz="4"/>
+            </w:tcBorders>
+            <w:shd w:fill="FBF5E6" w:color="auto" w:val="clear"/>
+            <w:tcMar>
+              <w:top w:type="dxa" w:w="80"/>
+              <w:left w:type="dxa" w:w="140"/>
+              <w:bottom w:type="dxa" w:w="80"/>
+              <w:right w:type="dxa" w:w="140"/>
+            </w:tcMar>
+            <w:vAlign w:val="center"/>
+          </w:tcPr>
+          <w:p>
+            <w:pPr>
+              <w:spacing w:after="30" w:before="30"/>
+              <w:jc w:val="left"/>
+            </w:pPr>
+            <w:r>
+              <w:rPr>
+                <w:rFonts w:ascii="Calibri" w:cs="Calibri" w:eastAsia="Calibri" w:hAnsi="Calibri"/>
+                <w:b w:val="false"/>
+                <w:bCs w:val="false"/>
+                <w:i w:val="false"/>
+                <w:iCs w:val="false"/>
+                <w:color w:val="1A1612"/>
+                <w:sz w:val="22"/>
+                <w:szCs w:val="22"/>
+              </w:rPr>
+              <w:t xml:space="preserve">db.py imported and immediately called CosmosClient.from_connection_string(None). .rstrip(';') blew up.</w:t>
+            </w:r>
+          </w:p>
+        </w:tc>
+        <w:tc>
+          <w:tcPr>
+            <w:tcW w:type="dxa" w:w="2800"/>
+            <w:tcBorders>
+              <w:top w:val="single" w:color="D8CFC2" w:sz="4"/>
+              <w:left w:val="single" w:color="D8CFC2" w:sz="4"/>
+              <w:bottom w:val="single" w:color="D8CFC2" w:sz="4"/>
+              <w:right w:val="single" w:color="D8CFC2" w:sz="4"/>
+            </w:tcBorders>
+            <w:shd w:fill="FBF5E6" w:color="auto" w:val="clear"/>
+            <w:tcMar>
+              <w:top w:type="dxa" w:w="80"/>
+              <w:left w:type="dxa" w:w="140"/>
+              <w:bottom w:type="dxa" w:w="80"/>
+              <w:right w:type="dxa" w:w="140"/>
+            </w:tcMar>
+            <w:vAlign w:val="center"/>
+          </w:tcPr>
+          <w:p>
+            <w:pPr>
+              <w:spacing w:after="30" w:before="30"/>
+              <w:jc w:val="left"/>
+            </w:pPr>
+            <w:r>
+              <w:rPr>
+                <w:rFonts w:ascii="Calibri" w:cs="Calibri" w:eastAsia="Calibri" w:hAnsi="Calibri"/>
+                <w:b w:val="false"/>
+                <w:bCs w:val="false"/>
+                <w:i w:val="false"/>
+                <w:iCs w:val="false"/>
+                <w:color w:val="1A1612"/>
+                <w:sz w:val="22"/>
+                <w:szCs w:val="22"/>
+              </w:rPr>
+              <w:t xml:space="preserve">Set required env vars in App Service. Long-term: db.py should fail soft with a debug page.</w:t>
+            </w:r>
+          </w:p>
+        </w:tc>
+      </w:tr>
+      <w:tr>
+        <w:trPr>
+          <w:tblHeader w:val="false"/>
+        </w:trPr>
+        <w:tc>
+          <w:tcPr>
+            <w:tcW w:type="dxa" w:w="800"/>
+            <w:tcBorders>
+              <w:top w:val="single" w:color="D8CFC2" w:sz="4"/>
+              <w:left w:val="single" w:color="D8CFC2" w:sz="4"/>
+              <w:bottom w:val="single" w:color="D8CFC2" w:sz="4"/>
+              <w:right w:val="single" w:color="D8CFC2" w:sz="4"/>
+            </w:tcBorders>
+            <w:tcMar>
+              <w:top w:type="dxa" w:w="80"/>
+              <w:left w:type="dxa" w:w="140"/>
+              <w:bottom w:type="dxa" w:w="80"/>
+              <w:right w:type="dxa" w:w="140"/>
+            </w:tcMar>
+            <w:vAlign w:val="center"/>
+          </w:tcPr>
+          <w:p>
+            <w:pPr>
+              <w:spacing w:after="30" w:before="30"/>
+              <w:jc w:val="center"/>
+            </w:pPr>
+            <w:r>
+              <w:rPr>
+                <w:rFonts w:ascii="Calibri" w:cs="Calibri" w:eastAsia="Calibri" w:hAnsi="Calibri"/>
+                <w:b/>
+                <w:bCs/>
+                <w:i w:val="false"/>
+                <w:iCs w:val="false"/>
+                <w:color w:val="C9943A"/>
+                <w:sz w:val="22"/>
+                <w:szCs w:val="22"/>
+              </w:rPr>
+              <w:t xml:space="preserve">D2</w:t>
+            </w:r>
+          </w:p>
+        </w:tc>
+        <w:tc>
+          <w:tcPr>
+            <w:tcW w:type="dxa" w:w="2860"/>
+            <w:tcBorders>
+              <w:top w:val="single" w:color="D8CFC2" w:sz="4"/>
+              <w:left w:val="single" w:color="D8CFC2" w:sz="4"/>
+              <w:bottom w:val="single" w:color="D8CFC2" w:sz="4"/>
+              <w:right w:val="single" w:color="D8CFC2" w:sz="4"/>
+            </w:tcBorders>
+            <w:tcMar>
+              <w:top w:type="dxa" w:w="80"/>
+              <w:left w:type="dxa" w:w="140"/>
+              <w:bottom w:type="dxa" w:w="80"/>
+              <w:right w:type="dxa" w:w="140"/>
+            </w:tcMar>
+            <w:vAlign w:val="center"/>
+          </w:tcPr>
+          <w:p>
+            <w:pPr>
+              <w:spacing w:after="30" w:before="30"/>
+              <w:jc w:val="left"/>
+            </w:pPr>
+            <w:r>
+              <w:rPr>
+                <w:rFonts w:ascii="Calibri" w:cs="Calibri" w:eastAsia="Calibri" w:hAnsi="Calibri"/>
+                <w:b/>
+                <w:bCs/>
+                <w:i w:val="false"/>
+                <w:iCs w:val="false"/>
+                <w:color w:val="1A1612"/>
+                <w:sz w:val="22"/>
+                <w:szCs w:val="22"/>
+              </w:rPr>
+              <w:t xml:space="preserve">Foundry: ClientAuthenticationError, all credential types exhausted</w:t>
+            </w:r>
+          </w:p>
+        </w:tc>
+        <w:tc>
+          <w:tcPr>
+            <w:tcW w:type="dxa" w:w="2900"/>
+            <w:tcBorders>
+              <w:top w:val="single" w:color="D8CFC2" w:sz="4"/>
+              <w:left w:val="single" w:color="D8CFC2" w:sz="4"/>
+              <w:bottom w:val="single" w:color="D8CFC2" w:sz="4"/>
+              <w:right w:val="single" w:color="D8CFC2" w:sz="4"/>
+            </w:tcBorders>
+            <w:tcMar>
+              <w:top w:type="dxa" w:w="80"/>
+              <w:left w:type="dxa" w:w="140"/>
+              <w:bottom w:type="dxa" w:w="80"/>
+              <w:right w:type="dxa" w:w="140"/>
+            </w:tcMar>
+            <w:vAlign w:val="center"/>
+          </w:tcPr>
+          <w:p>
+            <w:pPr>
+              <w:spacing w:after="30" w:before="30"/>
+              <w:jc w:val="left"/>
+            </w:pPr>
+            <w:r>
+              <w:rPr>
+                <w:rFonts w:ascii="Calibri" w:cs="Calibri" w:eastAsia="Calibri" w:hAnsi="Calibri"/>
+                <w:b w:val="false"/>
+                <w:bCs w:val="false"/>
+                <w:i w:val="false"/>
+                <w:iCs w:val="false"/>
+                <w:color w:val="1A1612"/>
+                <w:sz w:val="22"/>
+                <w:szCs w:val="22"/>
+              </w:rPr>
+              <w:t xml:space="preserve">App Service had no managed identity assigned.</w:t>
+            </w:r>
+          </w:p>
+        </w:tc>
+        <w:tc>
+          <w:tcPr>
+            <w:tcW w:type="dxa" w:w="2800"/>
+            <w:tcBorders>
+              <w:top w:val="single" w:color="D8CFC2" w:sz="4"/>
+              <w:left w:val="single" w:color="D8CFC2" w:sz="4"/>
+              <w:bottom w:val="single" w:color="D8CFC2" w:sz="4"/>
+              <w:right w:val="single" w:color="D8CFC2" w:sz="4"/>
+            </w:tcBorders>
+            <w:tcMar>
+              <w:top w:type="dxa" w:w="80"/>
+              <w:left w:type="dxa" w:w="140"/>
+              <w:bottom w:type="dxa" w:w="80"/>
+              <w:right w:type="dxa" w:w="140"/>
+            </w:tcMar>
+            <w:vAlign w:val="center"/>
+          </w:tcPr>
+          <w:p>
+            <w:pPr>
+              <w:spacing w:after="30" w:before="30"/>
+              <w:jc w:val="left"/>
+            </w:pPr>
+            <w:r>
+              <w:rPr>
+                <w:rFonts w:ascii="Calibri" w:cs="Calibri" w:eastAsia="Calibri" w:hAnsi="Calibri"/>
+                <w:b w:val="false"/>
+                <w:bCs w:val="false"/>
+                <w:i w:val="false"/>
+                <w:iCs w:val="false"/>
+                <w:color w:val="1A1612"/>
+                <w:sz w:val="22"/>
+                <w:szCs w:val="22"/>
+              </w:rPr>
+              <w:t xml:space="preserve">Enabled system-assigned managed identity, granted Cognitive Services User + Azure AI Developer on Foundry.</w:t>
+            </w:r>
+          </w:p>
+        </w:tc>
+      </w:tr>
+      <w:tr>
+        <w:trPr>
+          <w:tblHeader w:val="false"/>
+        </w:trPr>
+        <w:tc>
+          <w:tcPr>
+            <w:tcW w:type="dxa" w:w="800"/>
+            <w:tcBorders>
+              <w:top w:val="single" w:color="D8CFC2" w:sz="4"/>
+              <w:left w:val="single" w:color="D8CFC2" w:sz="4"/>
+              <w:bottom w:val="single" w:color="D8CFC2" w:sz="4"/>
+              <w:right w:val="single" w:color="D8CFC2" w:sz="4"/>
+            </w:tcBorders>
+            <w:shd w:fill="FBF5E6" w:color="auto" w:val="clear"/>
+            <w:tcMar>
+              <w:top w:type="dxa" w:w="80"/>
+              <w:left w:type="dxa" w:w="140"/>
+              <w:bottom w:type="dxa" w:w="80"/>
+              <w:right w:type="dxa" w:w="140"/>
+            </w:tcMar>
+            <w:vAlign w:val="center"/>
+          </w:tcPr>
+          <w:p>
+            <w:pPr>
+              <w:spacing w:after="30" w:before="30"/>
+              <w:jc w:val="center"/>
+            </w:pPr>
+            <w:r>
+              <w:rPr>
+                <w:rFonts w:ascii="Calibri" w:cs="Calibri" w:eastAsia="Calibri" w:hAnsi="Calibri"/>
+                <w:b/>
+                <w:bCs/>
+                <w:i w:val="false"/>
+                <w:iCs w:val="false"/>
+                <w:color w:val="C9943A"/>
+                <w:sz w:val="22"/>
+                <w:szCs w:val="22"/>
+              </w:rPr>
+              <w:t xml:space="preserve">D3</w:t>
+            </w:r>
+          </w:p>
+        </w:tc>
+        <w:tc>
+          <w:tcPr>
+            <w:tcW w:type="dxa" w:w="2860"/>
+            <w:tcBorders>
+              <w:top w:val="single" w:color="D8CFC2" w:sz="4"/>
+              <w:left w:val="single" w:color="D8CFC2" w:sz="4"/>
+              <w:bottom w:val="single" w:color="D8CFC2" w:sz="4"/>
+              <w:right w:val="single" w:color="D8CFC2" w:sz="4"/>
+            </w:tcBorders>
+            <w:shd w:fill="FBF5E6" w:color="auto" w:val="clear"/>
+            <w:tcMar>
+              <w:top w:type="dxa" w:w="80"/>
+              <w:left w:type="dxa" w:w="140"/>
+              <w:bottom w:type="dxa" w:w="80"/>
+              <w:right w:type="dxa" w:w="140"/>
+            </w:tcMar>
+            <w:vAlign w:val="center"/>
+          </w:tcPr>
+          <w:p>
+            <w:pPr>
+              <w:spacing w:after="30" w:before="30"/>
+              <w:jc w:val="left"/>
+            </w:pPr>
+            <w:r>
+              <w:rPr>
+                <w:rFonts w:ascii="Calibri" w:cs="Calibri" w:eastAsia="Calibri" w:hAnsi="Calibri"/>
+                <w:b/>
+                <w:bCs/>
+                <w:i w:val="false"/>
+                <w:iCs w:val="false"/>
+                <w:color w:val="1A1612"/>
+                <w:sz w:val="22"/>
+                <w:szCs w:val="22"/>
+              </w:rPr>
+              <w:t xml:space="preserve">SWA build: 'app content too large (262144000 bytes)'</w:t>
+            </w:r>
+          </w:p>
+        </w:tc>
+        <w:tc>
+          <w:tcPr>
+            <w:tcW w:type="dxa" w:w="2900"/>
+            <w:tcBorders>
+              <w:top w:val="single" w:color="D8CFC2" w:sz="4"/>
+              <w:left w:val="single" w:color="D8CFC2" w:sz="4"/>
+              <w:bottom w:val="single" w:color="D8CFC2" w:sz="4"/>
+              <w:right w:val="single" w:color="D8CFC2" w:sz="4"/>
+            </w:tcBorders>
+            <w:shd w:fill="FBF5E6" w:color="auto" w:val="clear"/>
+            <w:tcMar>
+              <w:top w:type="dxa" w:w="80"/>
+              <w:left w:type="dxa" w:w="140"/>
+              <w:bottom w:type="dxa" w:w="80"/>
+              <w:right w:type="dxa" w:w="140"/>
+            </w:tcMar>
+            <w:vAlign w:val="center"/>
+          </w:tcPr>
+          <w:p>
+            <w:pPr>
+              <w:spacing w:after="30" w:before="30"/>
+              <w:jc w:val="left"/>
+            </w:pPr>
+            <w:r>
+              <w:rPr>
+                <w:rFonts w:ascii="Calibri" w:cs="Calibri" w:eastAsia="Calibri" w:hAnsi="Calibri"/>
+                <w:b w:val="false"/>
+                <w:bCs w:val="false"/>
+                <w:i w:val="false"/>
+                <w:iCs w:val="false"/>
+                <w:color w:val="1A1612"/>
+                <w:sz w:val="22"/>
+                <w:szCs w:val="22"/>
+              </w:rPr>
+              <w:t xml:space="preserve">app_location='/' shipped the whole repo (Python backend, docs, 173 MB SVGs raster-embedded as 3 MB each).</w:t>
+            </w:r>
+          </w:p>
+        </w:tc>
+        <w:tc>
+          <w:tcPr>
+            <w:tcW w:type="dxa" w:w="2800"/>
+            <w:tcBorders>
+              <w:top w:val="single" w:color="D8CFC2" w:sz="4"/>
+              <w:left w:val="single" w:color="D8CFC2" w:sz="4"/>
+              <w:bottom w:val="single" w:color="D8CFC2" w:sz="4"/>
+              <w:right w:val="single" w:color="D8CFC2" w:sz="4"/>
+            </w:tcBorders>
+            <w:shd w:fill="FBF5E6" w:color="auto" w:val="clear"/>
+            <w:tcMar>
+              <w:top w:type="dxa" w:w="80"/>
+              <w:left w:type="dxa" w:w="140"/>
+              <w:bottom w:type="dxa" w:w="80"/>
+              <w:right w:type="dxa" w:w="140"/>
+            </w:tcMar>
+            <w:vAlign w:val="center"/>
+          </w:tcPr>
+          <w:p>
+            <w:pPr>
+              <w:spacing w:after="30" w:before="30"/>
+              <w:jc w:val="left"/>
+            </w:pPr>
+            <w:r>
+              <w:rPr>
+                <w:rFonts w:ascii="Calibri" w:cs="Calibri" w:eastAsia="Calibri" w:hAnsi="Calibri"/>
+                <w:b w:val="false"/>
+                <w:bCs w:val="false"/>
+                <w:i w:val="false"/>
+                <w:iCs w:val="false"/>
+                <w:color w:val="1A1612"/>
+                <w:sz w:val="22"/>
+                <w:szCs w:val="22"/>
+              </w:rPr>
+              <w:t xml:space="preserve">Deleted 38 unused SVGs. Modified workflow to stage frontend-only files into _swa_dist/. Bundle: 270 MB → 30 MB.</w:t>
+            </w:r>
+          </w:p>
+        </w:tc>
+      </w:tr>
+      <w:tr>
+        <w:trPr>
+          <w:tblHeader w:val="false"/>
+        </w:trPr>
+        <w:tc>
+          <w:tcPr>
+            <w:tcW w:type="dxa" w:w="800"/>
+            <w:tcBorders>
+              <w:top w:val="single" w:color="D8CFC2" w:sz="4"/>
+              <w:left w:val="single" w:color="D8CFC2" w:sz="4"/>
+              <w:bottom w:val="single" w:color="D8CFC2" w:sz="4"/>
+              <w:right w:val="single" w:color="D8CFC2" w:sz="4"/>
+            </w:tcBorders>
+            <w:tcMar>
+              <w:top w:type="dxa" w:w="80"/>
+              <w:left w:type="dxa" w:w="140"/>
+              <w:bottom w:type="dxa" w:w="80"/>
+              <w:right w:type="dxa" w:w="140"/>
+            </w:tcMar>
+            <w:vAlign w:val="center"/>
+          </w:tcPr>
+          <w:p>
+            <w:pPr>
+              <w:spacing w:after="30" w:before="30"/>
+              <w:jc w:val="center"/>
+            </w:pPr>
+            <w:r>
+              <w:rPr>
+                <w:rFonts w:ascii="Calibri" w:cs="Calibri" w:eastAsia="Calibri" w:hAnsi="Calibri"/>
+                <w:b/>
+                <w:bCs/>
+                <w:i w:val="false"/>
+                <w:iCs w:val="false"/>
+                <w:color w:val="C9943A"/>
+                <w:sz w:val="22"/>
+                <w:szCs w:val="22"/>
+              </w:rPr>
+              <w:t xml:space="preserve">D4</w:t>
+            </w:r>
+          </w:p>
+        </w:tc>
+        <w:tc>
+          <w:tcPr>
+            <w:tcW w:type="dxa" w:w="2860"/>
+            <w:tcBorders>
+              <w:top w:val="single" w:color="D8CFC2" w:sz="4"/>
+              <w:left w:val="single" w:color="D8CFC2" w:sz="4"/>
+              <w:bottom w:val="single" w:color="D8CFC2" w:sz="4"/>
+              <w:right w:val="single" w:color="D8CFC2" w:sz="4"/>
+            </w:tcBorders>
+            <w:tcMar>
+              <w:top w:type="dxa" w:w="80"/>
+              <w:left w:type="dxa" w:w="140"/>
+              <w:bottom w:type="dxa" w:w="80"/>
+              <w:right w:type="dxa" w:w="140"/>
+            </w:tcMar>
+            <w:vAlign w:val="center"/>
+          </w:tcPr>
+          <w:p>
+            <w:pPr>
+              <w:spacing w:after="30" w:before="30"/>
+              <w:jc w:val="left"/>
+            </w:pPr>
+            <w:r>
+              <w:rPr>
+                <w:rFonts w:ascii="Calibri" w:cs="Calibri" w:eastAsia="Calibri" w:hAnsi="Calibri"/>
+                <w:b/>
+                <w:bCs/>
+                <w:i w:val="false"/>
+                <w:iCs w:val="false"/>
+                <w:color w:val="1A1612"/>
+                <w:sz w:val="22"/>
+                <w:szCs w:val="22"/>
+              </w:rPr>
+              <w:t xml:space="preserve">git push rejected: 'PAT lacks workflow scope'</w:t>
+            </w:r>
+          </w:p>
+        </w:tc>
+        <w:tc>
+          <w:tcPr>
+            <w:tcW w:type="dxa" w:w="2900"/>
+            <w:tcBorders>
+              <w:top w:val="single" w:color="D8CFC2" w:sz="4"/>
+              <w:left w:val="single" w:color="D8CFC2" w:sz="4"/>
+              <w:bottom w:val="single" w:color="D8CFC2" w:sz="4"/>
+              <w:right w:val="single" w:color="D8CFC2" w:sz="4"/>
+            </w:tcBorders>
+            <w:tcMar>
+              <w:top w:type="dxa" w:w="80"/>
+              <w:left w:type="dxa" w:w="140"/>
+              <w:bottom w:type="dxa" w:w="80"/>
+              <w:right w:type="dxa" w:w="140"/>
+            </w:tcMar>
+            <w:vAlign w:val="center"/>
+          </w:tcPr>
+          <w:p>
+            <w:pPr>
+              <w:spacing w:after="30" w:before="30"/>
+              <w:jc w:val="left"/>
+            </w:pPr>
+            <w:r>
+              <w:rPr>
+                <w:rFonts w:ascii="Calibri" w:cs="Calibri" w:eastAsia="Calibri" w:hAnsi="Calibri"/>
+                <w:b w:val="false"/>
+                <w:bCs w:val="false"/>
+                <w:i w:val="false"/>
+                <w:iCs w:val="false"/>
+                <w:color w:val="1A1612"/>
+                <w:sz w:val="22"/>
+                <w:szCs w:val="22"/>
+              </w:rPr>
+              <w:t xml:space="preserve">GitHub PAT did not have workflow scope.</w:t>
+            </w:r>
+          </w:p>
+        </w:tc>
+        <w:tc>
+          <w:tcPr>
+            <w:tcW w:type="dxa" w:w="2800"/>
+            <w:tcBorders>
+              <w:top w:val="single" w:color="D8CFC2" w:sz="4"/>
+              <w:left w:val="single" w:color="D8CFC2" w:sz="4"/>
+              <w:bottom w:val="single" w:color="D8CFC2" w:sz="4"/>
+              <w:right w:val="single" w:color="D8CFC2" w:sz="4"/>
+            </w:tcBorders>
+            <w:tcMar>
+              <w:top w:type="dxa" w:w="80"/>
+              <w:left w:type="dxa" w:w="140"/>
+              <w:bottom w:type="dxa" w:w="80"/>
+              <w:right w:type="dxa" w:w="140"/>
+            </w:tcMar>
+            <w:vAlign w:val="center"/>
+          </w:tcPr>
+          <w:p>
+            <w:pPr>
+              <w:spacing w:after="30" w:before="30"/>
+              <w:jc w:val="left"/>
+            </w:pPr>
+            <w:r>
+              <w:rPr>
+                <w:rFonts w:ascii="Calibri" w:cs="Calibri" w:eastAsia="Calibri" w:hAnsi="Calibri"/>
+                <w:b w:val="false"/>
+                <w:bCs w:val="false"/>
+                <w:i w:val="false"/>
+                <w:iCs w:val="false"/>
+                <w:color w:val="1A1612"/>
+                <w:sz w:val="22"/>
+                <w:szCs w:val="22"/>
+              </w:rPr>
+              <w:t xml:space="preserve">Edit .github/workflows/*.yml via GitHub web UI.</w:t>
+            </w:r>
+          </w:p>
+        </w:tc>
+      </w:tr>
+      <w:tr>
+        <w:trPr>
+          <w:tblHeader w:val="false"/>
+        </w:trPr>
+        <w:tc>
+          <w:tcPr>
+            <w:tcW w:type="dxa" w:w="800"/>
+            <w:tcBorders>
+              <w:top w:val="single" w:color="D8CFC2" w:sz="4"/>
+              <w:left w:val="single" w:color="D8CFC2" w:sz="4"/>
+              <w:bottom w:val="single" w:color="D8CFC2" w:sz="4"/>
+              <w:right w:val="single" w:color="D8CFC2" w:sz="4"/>
+            </w:tcBorders>
+            <w:shd w:fill="FBF5E6" w:color="auto" w:val="clear"/>
+            <w:tcMar>
+              <w:top w:type="dxa" w:w="80"/>
+              <w:left w:type="dxa" w:w="140"/>
+              <w:bottom w:type="dxa" w:w="80"/>
+              <w:right w:type="dxa" w:w="140"/>
+            </w:tcMar>
+            <w:vAlign w:val="center"/>
+          </w:tcPr>
+          <w:p>
+            <w:pPr>
+              <w:spacing w:after="30" w:before="30"/>
+              <w:jc w:val="center"/>
+            </w:pPr>
+            <w:r>
+              <w:rPr>
+                <w:rFonts w:ascii="Calibri" w:cs="Calibri" w:eastAsia="Calibri" w:hAnsi="Calibri"/>
+                <w:b/>
+                <w:bCs/>
+                <w:i w:val="false"/>
+                <w:iCs w:val="false"/>
+                <w:color w:val="C9943A"/>
+                <w:sz w:val="22"/>
+                <w:szCs w:val="22"/>
+              </w:rPr>
+              <w:t xml:space="preserve">D5</w:t>
+            </w:r>
+          </w:p>
+        </w:tc>
+        <w:tc>
+          <w:tcPr>
+            <w:tcW w:type="dxa" w:w="2860"/>
+            <w:tcBorders>
+              <w:top w:val="single" w:color="D8CFC2" w:sz="4"/>
+              <w:left w:val="single" w:color="D8CFC2" w:sz="4"/>
+              <w:bottom w:val="single" w:color="D8CFC2" w:sz="4"/>
+              <w:right w:val="single" w:color="D8CFC2" w:sz="4"/>
+            </w:tcBorders>
+            <w:shd w:fill="FBF5E6" w:color="auto" w:val="clear"/>
+            <w:tcMar>
+              <w:top w:type="dxa" w:w="80"/>
+              <w:left w:type="dxa" w:w="140"/>
+              <w:bottom w:type="dxa" w:w="80"/>
+              <w:right w:type="dxa" w:w="140"/>
+            </w:tcMar>
+            <w:vAlign w:val="center"/>
+          </w:tcPr>
+          <w:p>
+            <w:pPr>
+              <w:spacing w:after="30" w:before="30"/>
+              <w:jc w:val="left"/>
+            </w:pPr>
+            <w:r>
+              <w:rPr>
+                <w:rFonts w:ascii="Calibri" w:cs="Calibri" w:eastAsia="Calibri" w:hAnsi="Calibri"/>
+                <w:b/>
+                <w:bCs/>
+                <w:i w:val="false"/>
+                <w:iCs w:val="false"/>
+                <w:color w:val="1A1612"/>
+                <w:sz w:val="22"/>
+                <w:szCs w:val="22"/>
+              </w:rPr>
+              <w:t xml:space="preserve">CORS preflight 400 from live frontend</w:t>
+            </w:r>
+          </w:p>
+        </w:tc>
+        <w:tc>
+          <w:tcPr>
+            <w:tcW w:type="dxa" w:w="2900"/>
+            <w:tcBorders>
+              <w:top w:val="single" w:color="D8CFC2" w:sz="4"/>
+              <w:left w:val="single" w:color="D8CFC2" w:sz="4"/>
+              <w:bottom w:val="single" w:color="D8CFC2" w:sz="4"/>
+              <w:right w:val="single" w:color="D8CFC2" w:sz="4"/>
+            </w:tcBorders>
+            <w:shd w:fill="FBF5E6" w:color="auto" w:val="clear"/>
+            <w:tcMar>
+              <w:top w:type="dxa" w:w="80"/>
+              <w:left w:type="dxa" w:w="140"/>
+              <w:bottom w:type="dxa" w:w="80"/>
+              <w:right w:type="dxa" w:w="140"/>
+            </w:tcMar>
+            <w:vAlign w:val="center"/>
+          </w:tcPr>
+          <w:p>
+            <w:pPr>
+              <w:spacing w:after="30" w:before="30"/>
+              <w:jc w:val="left"/>
+            </w:pPr>
+            <w:r>
+              <w:rPr>
+                <w:rFonts w:ascii="Calibri" w:cs="Calibri" w:eastAsia="Calibri" w:hAnsi="Calibri"/>
+                <w:b w:val="false"/>
+                <w:bCs w:val="false"/>
+                <w:i w:val="false"/>
+                <w:iCs w:val="false"/>
+                <w:color w:val="1A1612"/>
+                <w:sz w:val="22"/>
+                <w:szCs w:val="22"/>
+              </w:rPr>
+              <w:t xml:space="preserve">SWA URL is mango-wave-04adc570f.7.azurestaticapps.net — 3 segments. Regex [a-z0-9-]+\.azurestaticapps\.net only matched one segment.</w:t>
+            </w:r>
+          </w:p>
+        </w:tc>
+        <w:tc>
+          <w:tcPr>
+            <w:tcW w:type="dxa" w:w="2800"/>
+            <w:tcBorders>
+              <w:top w:val="single" w:color="D8CFC2" w:sz="4"/>
+              <w:left w:val="single" w:color="D8CFC2" w:sz="4"/>
+              <w:bottom w:val="single" w:color="D8CFC2" w:sz="4"/>
+              <w:right w:val="single" w:color="D8CFC2" w:sz="4"/>
+            </w:tcBorders>
+            <w:shd w:fill="FBF5E6" w:color="auto" w:val="clear"/>
+            <w:tcMar>
+              <w:top w:type="dxa" w:w="80"/>
+              <w:left w:type="dxa" w:w="140"/>
+              <w:bottom w:type="dxa" w:w="80"/>
+              <w:right w:type="dxa" w:w="140"/>
+            </w:tcMar>
+            <w:vAlign w:val="center"/>
+          </w:tcPr>
+          <w:p>
+            <w:pPr>
+              <w:spacing w:after="30" w:before="30"/>
+              <w:jc w:val="left"/>
+            </w:pPr>
+            <w:r>
+              <w:rPr>
+                <w:rFonts w:ascii="Calibri" w:cs="Calibri" w:eastAsia="Calibri" w:hAnsi="Calibri"/>
+                <w:b w:val="false"/>
+                <w:bCs w:val="false"/>
+                <w:i w:val="false"/>
+                <w:iCs w:val="false"/>
+                <w:color w:val="1A1612"/>
+                <w:sz w:val="22"/>
+                <w:szCs w:val="22"/>
+              </w:rPr>
+              <w:t xml:space="preserve">Changed to [a-z0-9.-]+\.azurestaticapps\.net (added . to char class).</w:t>
+            </w:r>
+          </w:p>
+        </w:tc>
+      </w:tr>
+      <w:tr>
+        <w:trPr>
+          <w:tblHeader w:val="false"/>
+        </w:trPr>
+        <w:tc>
+          <w:tcPr>
+            <w:tcW w:type="dxa" w:w="800"/>
+            <w:tcBorders>
+              <w:top w:val="single" w:color="D8CFC2" w:sz="4"/>
+              <w:left w:val="single" w:color="D8CFC2" w:sz="4"/>
+              <w:bottom w:val="single" w:color="D8CFC2" w:sz="4"/>
+              <w:right w:val="single" w:color="D8CFC2" w:sz="4"/>
+            </w:tcBorders>
+            <w:tcMar>
+              <w:top w:type="dxa" w:w="80"/>
+              <w:left w:type="dxa" w:w="140"/>
+              <w:bottom w:type="dxa" w:w="80"/>
+              <w:right w:type="dxa" w:w="140"/>
+            </w:tcMar>
+            <w:vAlign w:val="center"/>
+          </w:tcPr>
+          <w:p>
+            <w:pPr>
+              <w:spacing w:after="30" w:before="30"/>
+              <w:jc w:val="center"/>
+            </w:pPr>
+            <w:r>
+              <w:rPr>
+                <w:rFonts w:ascii="Calibri" w:cs="Calibri" w:eastAsia="Calibri" w:hAnsi="Calibri"/>
+                <w:b/>
+                <w:bCs/>
+                <w:i w:val="false"/>
+                <w:iCs w:val="false"/>
+                <w:color w:val="C9943A"/>
+                <w:sz w:val="22"/>
+                <w:szCs w:val="22"/>
+              </w:rPr>
+              <w:t xml:space="preserve">D6</w:t>
+            </w:r>
+          </w:p>
+        </w:tc>
+        <w:tc>
+          <w:tcPr>
+            <w:tcW w:type="dxa" w:w="2860"/>
+            <w:tcBorders>
+              <w:top w:val="single" w:color="D8CFC2" w:sz="4"/>
+              <w:left w:val="single" w:color="D8CFC2" w:sz="4"/>
+              <w:bottom w:val="single" w:color="D8CFC2" w:sz="4"/>
+              <w:right w:val="single" w:color="D8CFC2" w:sz="4"/>
+            </w:tcBorders>
+            <w:tcMar>
+              <w:top w:type="dxa" w:w="80"/>
+              <w:left w:type="dxa" w:w="140"/>
+              <w:bottom w:type="dxa" w:w="80"/>
+              <w:right w:type="dxa" w:w="140"/>
+            </w:tcMar>
+            <w:vAlign w:val="center"/>
+          </w:tcPr>
+          <w:p>
+            <w:pPr>
+              <w:spacing w:after="30" w:before="30"/>
+              <w:jc w:val="left"/>
+            </w:pPr>
+            <w:r>
+              <w:rPr>
+                <w:rFonts w:ascii="Calibri" w:cs="Calibri" w:eastAsia="Calibri" w:hAnsi="Calibri"/>
+                <w:b/>
+                <w:bCs/>
+                <w:i w:val="false"/>
+                <w:iCs w:val="false"/>
+                <w:color w:val="1A1612"/>
+                <w:sz w:val="22"/>
+                <w:szCs w:val="22"/>
+              </w:rPr>
+              <w:t xml:space="preserve">First request after idle takes 10–15 s</w:t>
+            </w:r>
+          </w:p>
+        </w:tc>
+        <w:tc>
+          <w:tcPr>
+            <w:tcW w:type="dxa" w:w="2900"/>
+            <w:tcBorders>
+              <w:top w:val="single" w:color="D8CFC2" w:sz="4"/>
+              <w:left w:val="single" w:color="D8CFC2" w:sz="4"/>
+              <w:bottom w:val="single" w:color="D8CFC2" w:sz="4"/>
+              <w:right w:val="single" w:color="D8CFC2" w:sz="4"/>
+            </w:tcBorders>
+            <w:tcMar>
+              <w:top w:type="dxa" w:w="80"/>
+              <w:left w:type="dxa" w:w="140"/>
+              <w:bottom w:type="dxa" w:w="80"/>
+              <w:right w:type="dxa" w:w="140"/>
+            </w:tcMar>
+            <w:vAlign w:val="center"/>
+          </w:tcPr>
+          <w:p>
+            <w:pPr>
+              <w:spacing w:after="30" w:before="30"/>
+              <w:jc w:val="left"/>
+            </w:pPr>
+            <w:r>
+              <w:rPr>
+                <w:rFonts w:ascii="Calibri" w:cs="Calibri" w:eastAsia="Calibri" w:hAnsi="Calibri"/>
+                <w:b w:val="false"/>
+                <w:bCs w:val="false"/>
+                <w:i w:val="false"/>
+                <w:iCs w:val="false"/>
+                <w:color w:val="1A1612"/>
+                <w:sz w:val="22"/>
+                <w:szCs w:val="22"/>
+              </w:rPr>
+              <w:t xml:space="preserve">Free F1 tier idle-sleeps after 20 min.</w:t>
+            </w:r>
+          </w:p>
+        </w:tc>
+        <w:tc>
+          <w:tcPr>
+            <w:tcW w:type="dxa" w:w="2800"/>
+            <w:tcBorders>
+              <w:top w:val="single" w:color="D8CFC2" w:sz="4"/>
+              <w:left w:val="single" w:color="D8CFC2" w:sz="4"/>
+              <w:bottom w:val="single" w:color="D8CFC2" w:sz="4"/>
+              <w:right w:val="single" w:color="D8CFC2" w:sz="4"/>
+            </w:tcBorders>
+            <w:tcMar>
+              <w:top w:type="dxa" w:w="80"/>
+              <w:left w:type="dxa" w:w="140"/>
+              <w:bottom w:type="dxa" w:w="80"/>
+              <w:right w:type="dxa" w:w="140"/>
+            </w:tcMar>
+            <w:vAlign w:val="center"/>
+          </w:tcPr>
+          <w:p>
+            <w:pPr>
+              <w:spacing w:after="30" w:before="30"/>
+              <w:jc w:val="left"/>
+            </w:pPr>
+            <w:r>
+              <w:rPr>
+                <w:rFonts w:ascii="Calibri" w:cs="Calibri" w:eastAsia="Calibri" w:hAnsi="Calibri"/>
+                <w:b w:val="false"/>
+                <w:bCs w:val="false"/>
+                <w:i w:val="false"/>
+                <w:iCs w:val="false"/>
+                <w:color w:val="1A1612"/>
+                <w:sz w:val="22"/>
+                <w:szCs w:val="22"/>
+              </w:rPr>
+              <w:t xml:space="preserve">Documented as expected. B1 Basic ($13/mo) for always-on if needed.</w:t>
+            </w:r>
+          </w:p>
+        </w:tc>
+      </w:tr>
+      <w:tr>
+        <w:trPr>
+          <w:tblHeader w:val="false"/>
+        </w:trPr>
+        <w:tc>
+          <w:tcPr>
+            <w:tcW w:type="dxa" w:w="800"/>
+            <w:tcBorders>
+              <w:top w:val="single" w:color="D8CFC2" w:sz="4"/>
+              <w:left w:val="single" w:color="D8CFC2" w:sz="4"/>
+              <w:bottom w:val="single" w:color="D8CFC2" w:sz="4"/>
+              <w:right w:val="single" w:color="D8CFC2" w:sz="4"/>
+            </w:tcBorders>
+            <w:shd w:fill="FBF5E6" w:color="auto" w:val="clear"/>
+            <w:tcMar>
+              <w:top w:type="dxa" w:w="80"/>
+              <w:left w:type="dxa" w:w="140"/>
+              <w:bottom w:type="dxa" w:w="80"/>
+              <w:right w:type="dxa" w:w="140"/>
+            </w:tcMar>
+            <w:vAlign w:val="center"/>
+          </w:tcPr>
+          <w:p>
+            <w:pPr>
+              <w:spacing w:after="30" w:before="30"/>
+              <w:jc w:val="center"/>
+            </w:pPr>
+            <w:r>
+              <w:rPr>
+                <w:rFonts w:ascii="Calibri" w:cs="Calibri" w:eastAsia="Calibri" w:hAnsi="Calibri"/>
+                <w:b/>
+                <w:bCs/>
+                <w:i w:val="false"/>
+                <w:iCs w:val="false"/>
+                <w:color w:val="C9943A"/>
+                <w:sz w:val="22"/>
+                <w:szCs w:val="22"/>
+              </w:rPr>
+              <w:t xml:space="preserve">D7</w:t>
+            </w:r>
+          </w:p>
+        </w:tc>
+        <w:tc>
+          <w:tcPr>
+            <w:tcW w:type="dxa" w:w="2860"/>
+            <w:tcBorders>
+              <w:top w:val="single" w:color="D8CFC2" w:sz="4"/>
+              <w:left w:val="single" w:color="D8CFC2" w:sz="4"/>
+              <w:bottom w:val="single" w:color="D8CFC2" w:sz="4"/>
+              <w:right w:val="single" w:color="D8CFC2" w:sz="4"/>
+            </w:tcBorders>
+            <w:shd w:fill="FBF5E6" w:color="auto" w:val="clear"/>
+            <w:tcMar>
+              <w:top w:type="dxa" w:w="80"/>
+              <w:left w:type="dxa" w:w="140"/>
+              <w:bottom w:type="dxa" w:w="80"/>
+              <w:right w:type="dxa" w:w="140"/>
+            </w:tcMar>
+            <w:vAlign w:val="center"/>
+          </w:tcPr>
+          <w:p>
+            <w:pPr>
+              <w:spacing w:after="30" w:before="30"/>
+              <w:jc w:val="left"/>
+            </w:pPr>
+            <w:r>
+              <w:rPr>
+                <w:rFonts w:ascii="Calibri" w:cs="Calibri" w:eastAsia="Calibri" w:hAnsi="Calibri"/>
+                <w:b/>
+                <w:bCs/>
+                <w:i w:val="false"/>
+                <w:iCs w:val="false"/>
+                <w:color w:val="1A1612"/>
+                <w:sz w:val="22"/>
+                <w:szCs w:val="22"/>
+              </w:rPr>
+              <w:t xml:space="preserve">{"detail":"Not Found"} at root URL</w:t>
+            </w:r>
+          </w:p>
+        </w:tc>
+        <w:tc>
+          <w:tcPr>
+            <w:tcW w:type="dxa" w:w="2900"/>
+            <w:tcBorders>
+              <w:top w:val="single" w:color="D8CFC2" w:sz="4"/>
+              <w:left w:val="single" w:color="D8CFC2" w:sz="4"/>
+              <w:bottom w:val="single" w:color="D8CFC2" w:sz="4"/>
+              <w:right w:val="single" w:color="D8CFC2" w:sz="4"/>
+            </w:tcBorders>
+            <w:shd w:fill="FBF5E6" w:color="auto" w:val="clear"/>
+            <w:tcMar>
+              <w:top w:type="dxa" w:w="80"/>
+              <w:left w:type="dxa" w:w="140"/>
+              <w:bottom w:type="dxa" w:w="80"/>
+              <w:right w:type="dxa" w:w="140"/>
+            </w:tcMar>
+            <w:vAlign w:val="center"/>
+          </w:tcPr>
+          <w:p>
+            <w:pPr>
+              <w:spacing w:after="30" w:before="30"/>
+              <w:jc w:val="left"/>
+            </w:pPr>
+            <w:r>
+              <w:rPr>
+                <w:rFonts w:ascii="Calibri" w:cs="Calibri" w:eastAsia="Calibri" w:hAnsi="Calibri"/>
+                <w:b w:val="false"/>
+                <w:bCs w:val="false"/>
+                <w:i w:val="false"/>
+                <w:iCs w:val="false"/>
+                <w:color w:val="1A1612"/>
+                <w:sz w:val="22"/>
+                <w:szCs w:val="22"/>
+              </w:rPr>
+              <w:t xml:space="preserve">FastAPI has no / route. Backend is API-only.</w:t>
+            </w:r>
+          </w:p>
+        </w:tc>
+        <w:tc>
+          <w:tcPr>
+            <w:tcW w:type="dxa" w:w="2800"/>
+            <w:tcBorders>
+              <w:top w:val="single" w:color="D8CFC2" w:sz="4"/>
+              <w:left w:val="single" w:color="D8CFC2" w:sz="4"/>
+              <w:bottom w:val="single" w:color="D8CFC2" w:sz="4"/>
+              <w:right w:val="single" w:color="D8CFC2" w:sz="4"/>
+            </w:tcBorders>
+            <w:shd w:fill="FBF5E6" w:color="auto" w:val="clear"/>
+            <w:tcMar>
+              <w:top w:type="dxa" w:w="80"/>
+              <w:left w:type="dxa" w:w="140"/>
+              <w:bottom w:type="dxa" w:w="80"/>
+              <w:right w:type="dxa" w:w="140"/>
+            </w:tcMar>
+            <w:vAlign w:val="center"/>
+          </w:tcPr>
+          <w:p>
+            <w:pPr>
+              <w:spacing w:after="30" w:before="30"/>
+              <w:jc w:val="left"/>
+            </w:pPr>
+            <w:r>
+              <w:rPr>
+                <w:rFonts w:ascii="Calibri" w:cs="Calibri" w:eastAsia="Calibri" w:hAnsi="Calibri"/>
+                <w:b w:val="false"/>
+                <w:bCs w:val="false"/>
+                <w:i w:val="false"/>
+                <w:iCs w:val="false"/>
+                <w:color w:val="1A1612"/>
+                <w:sz w:val="22"/>
+                <w:szCs w:val="22"/>
+              </w:rPr>
+              <w:t xml:space="preserve">Documented. Users access frontend via SWA URL.</w:t>
+            </w:r>
+          </w:p>
+        </w:tc>
+      </w:tr>
+      <w:tr>
+        <w:trPr>
+          <w:tblHeader w:val="false"/>
+        </w:trPr>
+        <w:tc>
+          <w:tcPr>
+            <w:tcW w:type="dxa" w:w="800"/>
+            <w:tcBorders>
+              <w:top w:val="single" w:color="D8CFC2" w:sz="4"/>
+              <w:left w:val="single" w:color="D8CFC2" w:sz="4"/>
+              <w:bottom w:val="single" w:color="D8CFC2" w:sz="4"/>
+              <w:right w:val="single" w:color="D8CFC2" w:sz="4"/>
+            </w:tcBorders>
+            <w:tcMar>
+              <w:top w:type="dxa" w:w="80"/>
+              <w:left w:type="dxa" w:w="140"/>
+              <w:bottom w:type="dxa" w:w="80"/>
+              <w:right w:type="dxa" w:w="140"/>
+            </w:tcMar>
+            <w:vAlign w:val="center"/>
+          </w:tcPr>
+          <w:p>
+            <w:pPr>
+              <w:spacing w:after="30" w:before="30"/>
+              <w:jc w:val="center"/>
+            </w:pPr>
+            <w:r>
+              <w:rPr>
+                <w:rFonts w:ascii="Calibri" w:cs="Calibri" w:eastAsia="Calibri" w:hAnsi="Calibri"/>
+                <w:b/>
+                <w:bCs/>
+                <w:i w:val="false"/>
+                <w:iCs w:val="false"/>
+                <w:color w:val="C9943A"/>
+                <w:sz w:val="22"/>
+                <w:szCs w:val="22"/>
+              </w:rPr>
+              <w:t xml:space="preserve">D8</w:t>
+            </w:r>
+          </w:p>
+        </w:tc>
+        <w:tc>
+          <w:tcPr>
+            <w:tcW w:type="dxa" w:w="2860"/>
+            <w:tcBorders>
+              <w:top w:val="single" w:color="D8CFC2" w:sz="4"/>
+              <w:left w:val="single" w:color="D8CFC2" w:sz="4"/>
+              <w:bottom w:val="single" w:color="D8CFC2" w:sz="4"/>
+              <w:right w:val="single" w:color="D8CFC2" w:sz="4"/>
+            </w:tcBorders>
+            <w:tcMar>
+              <w:top w:type="dxa" w:w="80"/>
+              <w:left w:type="dxa" w:w="140"/>
+              <w:bottom w:type="dxa" w:w="80"/>
+              <w:right w:type="dxa" w:w="140"/>
+            </w:tcMar>
+            <w:vAlign w:val="center"/>
+          </w:tcPr>
+          <w:p>
+            <w:pPr>
+              <w:spacing w:after="30" w:before="30"/>
+              <w:jc w:val="left"/>
+            </w:pPr>
+            <w:r>
+              <w:rPr>
+                <w:rFonts w:ascii="Calibri" w:cs="Calibri" w:eastAsia="Calibri" w:hAnsi="Calibri"/>
+                <w:b/>
+                <w:bCs/>
+                <w:i w:val="false"/>
+                <w:iCs w:val="false"/>
+                <w:color w:val="1A1612"/>
+                <w:sz w:val="22"/>
+                <w:szCs w:val="22"/>
+              </w:rPr>
+              <w:t xml:space="preserve">Function deploy: 'can't determine project language'</w:t>
+            </w:r>
+          </w:p>
+        </w:tc>
+        <w:tc>
+          <w:tcPr>
+            <w:tcW w:type="dxa" w:w="2900"/>
+            <w:tcBorders>
+              <w:top w:val="single" w:color="D8CFC2" w:sz="4"/>
+              <w:left w:val="single" w:color="D8CFC2" w:sz="4"/>
+              <w:bottom w:val="single" w:color="D8CFC2" w:sz="4"/>
+              <w:right w:val="single" w:color="D8CFC2" w:sz="4"/>
+            </w:tcBorders>
+            <w:tcMar>
+              <w:top w:type="dxa" w:w="80"/>
+              <w:left w:type="dxa" w:w="140"/>
+              <w:bottom w:type="dxa" w:w="80"/>
+              <w:right w:type="dxa" w:w="140"/>
+            </w:tcMar>
+            <w:vAlign w:val="center"/>
+          </w:tcPr>
+          <w:p>
+            <w:pPr>
+              <w:spacing w:after="30" w:before="30"/>
+              <w:jc w:val="left"/>
+            </w:pPr>
+            <w:r>
+              <w:rPr>
+                <w:rFonts w:ascii="Calibri" w:cs="Calibri" w:eastAsia="Calibri" w:hAnsi="Calibri"/>
+                <w:b w:val="false"/>
+                <w:bCs w:val="false"/>
+                <w:i w:val="false"/>
+                <w:iCs w:val="false"/>
+                <w:color w:val="1A1612"/>
+                <w:sz w:val="22"/>
+                <w:szCs w:val="22"/>
+              </w:rPr>
+              <w:t xml:space="preserve">func azure functionapp publish needs explicit language flag.</w:t>
+            </w:r>
+          </w:p>
+        </w:tc>
+        <w:tc>
+          <w:tcPr>
+            <w:tcW w:type="dxa" w:w="2800"/>
+            <w:tcBorders>
+              <w:top w:val="single" w:color="D8CFC2" w:sz="4"/>
+              <w:left w:val="single" w:color="D8CFC2" w:sz="4"/>
+              <w:bottom w:val="single" w:color="D8CFC2" w:sz="4"/>
+              <w:right w:val="single" w:color="D8CFC2" w:sz="4"/>
+            </w:tcBorders>
+            <w:tcMar>
+              <w:top w:type="dxa" w:w="80"/>
+              <w:left w:type="dxa" w:w="140"/>
+              <w:bottom w:type="dxa" w:w="80"/>
+              <w:right w:type="dxa" w:w="140"/>
+            </w:tcMar>
+            <w:vAlign w:val="center"/>
+          </w:tcPr>
+          <w:p>
+            <w:pPr>
+              <w:spacing w:after="30" w:before="30"/>
+              <w:jc w:val="left"/>
+            </w:pPr>
+            <w:r>
+              <w:rPr>
+                <w:rFonts w:ascii="Calibri" w:cs="Calibri" w:eastAsia="Calibri" w:hAnsi="Calibri"/>
+                <w:b w:val="false"/>
+                <w:bCs w:val="false"/>
+                <w:i w:val="false"/>
+                <w:iCs w:val="false"/>
+                <w:color w:val="1A1612"/>
+                <w:sz w:val="22"/>
+                <w:szCs w:val="22"/>
+              </w:rPr>
+              <w:t xml:space="preserve">Use --python.</w:t>
+            </w:r>
+          </w:p>
+        </w:tc>
+      </w:tr>
+      <w:tr>
+        <w:trPr>
+          <w:tblHeader w:val="false"/>
+        </w:trPr>
+        <w:tc>
+          <w:tcPr>
+            <w:tcW w:type="dxa" w:w="800"/>
+            <w:tcBorders>
+              <w:top w:val="single" w:color="D8CFC2" w:sz="4"/>
+              <w:left w:val="single" w:color="D8CFC2" w:sz="4"/>
+              <w:bottom w:val="single" w:color="D8CFC2" w:sz="4"/>
+              <w:right w:val="single" w:color="D8CFC2" w:sz="4"/>
+            </w:tcBorders>
+            <w:shd w:fill="FBF5E6" w:color="auto" w:val="clear"/>
+            <w:tcMar>
+              <w:top w:type="dxa" w:w="80"/>
+              <w:left w:type="dxa" w:w="140"/>
+              <w:bottom w:type="dxa" w:w="80"/>
+              <w:right w:type="dxa" w:w="140"/>
+            </w:tcMar>
+            <w:vAlign w:val="center"/>
+          </w:tcPr>
+          <w:p>
+            <w:pPr>
+              <w:spacing w:after="30" w:before="30"/>
+              <w:jc w:val="center"/>
+            </w:pPr>
+            <w:r>
+              <w:rPr>
+                <w:rFonts w:ascii="Calibri" w:cs="Calibri" w:eastAsia="Calibri" w:hAnsi="Calibri"/>
+                <w:b/>
+                <w:bCs/>
+                <w:i w:val="false"/>
+                <w:iCs w:val="false"/>
+                <w:color w:val="C9943A"/>
+                <w:sz w:val="22"/>
+                <w:szCs w:val="22"/>
+              </w:rPr>
+              <w:t xml:space="preserve">D9</w:t>
+            </w:r>
+          </w:p>
+        </w:tc>
+        <w:tc>
+          <w:tcPr>
+            <w:tcW w:type="dxa" w:w="2860"/>
+            <w:tcBorders>
+              <w:top w:val="single" w:color="D8CFC2" w:sz="4"/>
+              <w:left w:val="single" w:color="D8CFC2" w:sz="4"/>
+              <w:bottom w:val="single" w:color="D8CFC2" w:sz="4"/>
+              <w:right w:val="single" w:color="D8CFC2" w:sz="4"/>
+            </w:tcBorders>
+            <w:shd w:fill="FBF5E6" w:color="auto" w:val="clear"/>
+            <w:tcMar>
+              <w:top w:type="dxa" w:w="80"/>
+              <w:left w:type="dxa" w:w="140"/>
+              <w:bottom w:type="dxa" w:w="80"/>
+              <w:right w:type="dxa" w:w="140"/>
+            </w:tcMar>
+            <w:vAlign w:val="center"/>
+          </w:tcPr>
+          <w:p>
+            <w:pPr>
+              <w:spacing w:after="30" w:before="30"/>
+              <w:jc w:val="left"/>
+            </w:pPr>
+            <w:r>
+              <w:rPr>
+                <w:rFonts w:ascii="Calibri" w:cs="Calibri" w:eastAsia="Calibri" w:hAnsi="Calibri"/>
+                <w:b/>
+                <w:bCs/>
+                <w:i w:val="false"/>
+                <w:iCs w:val="false"/>
+                <w:color w:val="1A1612"/>
+                <w:sz w:val="22"/>
+                <w:szCs w:val="22"/>
+              </w:rPr>
+              <w:t xml:space="preserve">func --version 'command not found' after install</w:t>
+            </w:r>
+          </w:p>
+        </w:tc>
+        <w:tc>
+          <w:tcPr>
+            <w:tcW w:type="dxa" w:w="2900"/>
+            <w:tcBorders>
+              <w:top w:val="single" w:color="D8CFC2" w:sz="4"/>
+              <w:left w:val="single" w:color="D8CFC2" w:sz="4"/>
+              <w:bottom w:val="single" w:color="D8CFC2" w:sz="4"/>
+              <w:right w:val="single" w:color="D8CFC2" w:sz="4"/>
+            </w:tcBorders>
+            <w:shd w:fill="FBF5E6" w:color="auto" w:val="clear"/>
+            <w:tcMar>
+              <w:top w:type="dxa" w:w="80"/>
+              <w:left w:type="dxa" w:w="140"/>
+              <w:bottom w:type="dxa" w:w="80"/>
+              <w:right w:type="dxa" w:w="140"/>
+            </w:tcMar>
+            <w:vAlign w:val="center"/>
+          </w:tcPr>
+          <w:p>
+            <w:pPr>
+              <w:spacing w:after="30" w:before="30"/>
+              <w:jc w:val="left"/>
+            </w:pPr>
+            <w:r>
+              <w:rPr>
+                <w:rFonts w:ascii="Calibri" w:cs="Calibri" w:eastAsia="Calibri" w:hAnsi="Calibri"/>
+                <w:b w:val="false"/>
+                <w:bCs w:val="false"/>
+                <w:i w:val="false"/>
+                <w:iCs w:val="false"/>
+                <w:color w:val="1A1612"/>
+                <w:sz w:val="22"/>
+                <w:szCs w:val="22"/>
+              </w:rPr>
+              <w:t xml:space="preserve">PATH not refreshed in current shell.</w:t>
+            </w:r>
+          </w:p>
+        </w:tc>
+        <w:tc>
+          <w:tcPr>
+            <w:tcW w:type="dxa" w:w="2800"/>
+            <w:tcBorders>
+              <w:top w:val="single" w:color="D8CFC2" w:sz="4"/>
+              <w:left w:val="single" w:color="D8CFC2" w:sz="4"/>
+              <w:bottom w:val="single" w:color="D8CFC2" w:sz="4"/>
+              <w:right w:val="single" w:color="D8CFC2" w:sz="4"/>
+            </w:tcBorders>
+            <w:shd w:fill="FBF5E6" w:color="auto" w:val="clear"/>
+            <w:tcMar>
+              <w:top w:type="dxa" w:w="80"/>
+              <w:left w:type="dxa" w:w="140"/>
+              <w:bottom w:type="dxa" w:w="80"/>
+              <w:right w:type="dxa" w:w="140"/>
+            </w:tcMar>
+            <w:vAlign w:val="center"/>
+          </w:tcPr>
+          <w:p>
+            <w:pPr>
+              <w:spacing w:after="30" w:before="30"/>
+              <w:jc w:val="left"/>
+            </w:pPr>
+            <w:r>
+              <w:rPr>
+                <w:rFonts w:ascii="Calibri" w:cs="Calibri" w:eastAsia="Calibri" w:hAnsi="Calibri"/>
+                <w:b w:val="false"/>
+                <w:bCs w:val="false"/>
+                <w:i w:val="false"/>
+                <w:iCs w:val="false"/>
+                <w:color w:val="1A1612"/>
+                <w:sz w:val="22"/>
+                <w:szCs w:val="22"/>
+              </w:rPr>
+              <w:t xml:space="preserve">Restart PowerShell or use full path &amp; 'C:\Program Files\Microsoft\Azure Functions Core Tools\func.exe'.</w:t>
+            </w:r>
+          </w:p>
+        </w:tc>
+      </w:tr>
+      <w:tr>
+        <w:trPr>
+          <w:tblHeader w:val="false"/>
+        </w:trPr>
+        <w:tc>
+          <w:tcPr>
+            <w:tcW w:type="dxa" w:w="800"/>
+            <w:tcBorders>
+              <w:top w:val="single" w:color="D8CFC2" w:sz="4"/>
+              <w:left w:val="single" w:color="D8CFC2" w:sz="4"/>
+              <w:bottom w:val="single" w:color="D8CFC2" w:sz="4"/>
+              <w:right w:val="single" w:color="D8CFC2" w:sz="4"/>
+            </w:tcBorders>
+            <w:tcMar>
+              <w:top w:type="dxa" w:w="80"/>
+              <w:left w:type="dxa" w:w="140"/>
+              <w:bottom w:type="dxa" w:w="80"/>
+              <w:right w:type="dxa" w:w="140"/>
+            </w:tcMar>
+            <w:vAlign w:val="center"/>
+          </w:tcPr>
+          <w:p>
+            <w:pPr>
+              <w:spacing w:after="30" w:before="30"/>
+              <w:jc w:val="center"/>
+            </w:pPr>
+            <w:r>
+              <w:rPr>
+                <w:rFonts w:ascii="Calibri" w:cs="Calibri" w:eastAsia="Calibri" w:hAnsi="Calibri"/>
+                <w:b/>
+                <w:bCs/>
+                <w:i w:val="false"/>
+                <w:iCs w:val="false"/>
+                <w:color w:val="C9943A"/>
+                <w:sz w:val="22"/>
+                <w:szCs w:val="22"/>
+              </w:rPr>
+              <w:t xml:space="preserve">D10</w:t>
+            </w:r>
+          </w:p>
+        </w:tc>
+        <w:tc>
+          <w:tcPr>
+            <w:tcW w:type="dxa" w:w="2860"/>
+            <w:tcBorders>
+              <w:top w:val="single" w:color="D8CFC2" w:sz="4"/>
+              <w:left w:val="single" w:color="D8CFC2" w:sz="4"/>
+              <w:bottom w:val="single" w:color="D8CFC2" w:sz="4"/>
+              <w:right w:val="single" w:color="D8CFC2" w:sz="4"/>
+            </w:tcBorders>
+            <w:tcMar>
+              <w:top w:type="dxa" w:w="80"/>
+              <w:left w:type="dxa" w:w="140"/>
+              <w:bottom w:type="dxa" w:w="80"/>
+              <w:right w:type="dxa" w:w="140"/>
+            </w:tcMar>
+            <w:vAlign w:val="center"/>
+          </w:tcPr>
+          <w:p>
+            <w:pPr>
+              <w:spacing w:after="30" w:before="30"/>
+              <w:jc w:val="left"/>
+            </w:pPr>
+            <w:r>
+              <w:rPr>
+                <w:rFonts w:ascii="Calibri" w:cs="Calibri" w:eastAsia="Calibri" w:hAnsi="Calibri"/>
+                <w:b/>
+                <w:bCs/>
+                <w:i w:val="false"/>
+                <w:iCs w:val="false"/>
+                <w:color w:val="1A1612"/>
+                <w:sz w:val="22"/>
+                <w:szCs w:val="22"/>
+              </w:rPr>
+              <w:t xml:space="preserve">[Convert]::ToHexString failed in PowerShell 5.1</w:t>
+            </w:r>
+          </w:p>
+        </w:tc>
+        <w:tc>
+          <w:tcPr>
+            <w:tcW w:type="dxa" w:w="2900"/>
+            <w:tcBorders>
+              <w:top w:val="single" w:color="D8CFC2" w:sz="4"/>
+              <w:left w:val="single" w:color="D8CFC2" w:sz="4"/>
+              <w:bottom w:val="single" w:color="D8CFC2" w:sz="4"/>
+              <w:right w:val="single" w:color="D8CFC2" w:sz="4"/>
+            </w:tcBorders>
+            <w:tcMar>
+              <w:top w:type="dxa" w:w="80"/>
+              <w:left w:type="dxa" w:w="140"/>
+              <w:bottom w:type="dxa" w:w="80"/>
+              <w:right w:type="dxa" w:w="140"/>
+            </w:tcMar>
+            <w:vAlign w:val="center"/>
+          </w:tcPr>
+          <w:p>
+            <w:pPr>
+              <w:spacing w:after="30" w:before="30"/>
+              <w:jc w:val="left"/>
+            </w:pPr>
+            <w:r>
+              <w:rPr>
+                <w:rFonts w:ascii="Calibri" w:cs="Calibri" w:eastAsia="Calibri" w:hAnsi="Calibri"/>
+                <w:b w:val="false"/>
+                <w:bCs w:val="false"/>
+                <w:i w:val="false"/>
+                <w:iCs w:val="false"/>
+                <w:color w:val="1A1612"/>
+                <w:sz w:val="22"/>
+                <w:szCs w:val="22"/>
+              </w:rPr>
+              <w:t xml:space="preserve">Method only exists in PS 7+.</w:t>
+            </w:r>
+          </w:p>
+        </w:tc>
+        <w:tc>
+          <w:tcPr>
+            <w:tcW w:type="dxa" w:w="2800"/>
+            <w:tcBorders>
+              <w:top w:val="single" w:color="D8CFC2" w:sz="4"/>
+              <w:left w:val="single" w:color="D8CFC2" w:sz="4"/>
+              <w:bottom w:val="single" w:color="D8CFC2" w:sz="4"/>
+              <w:right w:val="single" w:color="D8CFC2" w:sz="4"/>
+            </w:tcBorders>
+            <w:tcMar>
+              <w:top w:type="dxa" w:w="80"/>
+              <w:left w:type="dxa" w:w="140"/>
+              <w:bottom w:type="dxa" w:w="80"/>
+              <w:right w:type="dxa" w:w="140"/>
+            </w:tcMar>
+            <w:vAlign w:val="center"/>
+          </w:tcPr>
+          <w:p>
+            <w:pPr>
+              <w:spacing w:after="30" w:before="30"/>
+              <w:jc w:val="left"/>
+            </w:pPr>
+            <w:r>
+              <w:rPr>
+                <w:rFonts w:ascii="Calibri" w:cs="Calibri" w:eastAsia="Calibri" w:hAnsi="Calibri"/>
+                <w:b w:val="false"/>
+                <w:bCs w:val="false"/>
+                <w:i w:val="false"/>
+                <w:iCs w:val="false"/>
+                <w:color w:val="1A1612"/>
+                <w:sz w:val="22"/>
+                <w:szCs w:val="22"/>
+              </w:rPr>
+              <w:t xml:space="preserve">Use -join ((1..64) | ForEach-Object { '{0:x}' -f (Get-Random -Max 16) }).</w:t>
+            </w:r>
+          </w:p>
+        </w:tc>
+      </w:tr>
+    </w:tbl>
+    <w:p>
+      <w:pPr>
+        <w:pStyle w:val="Heading2"/>
+        <w:spacing w:after="120" w:before="280"/>
+      </w:pPr>
+      <w:r>
+        <w:rPr>
+          <w:rFonts w:ascii="Cambria" w:cs="Cambria" w:eastAsia="Cambria" w:hAnsi="Cambria"/>
+          <w:b/>
+          <w:bCs/>
+          <w:color w:val="1A1612"/>
+          <w:sz w:val="30"/>
+          <w:szCs w:val="30"/>
+        </w:rPr>
+        <w:t xml:space="preserve">14.2  Frontend rendering &amp; layout</w:t>
+      </w:r>
+    </w:p>
+    <w:tbl>
+      <w:tblPr>
+        <w:tblW w:type="dxa" w:w="9360"/>
+        <w:tblBorders>
+          <w:top w:val="single" w:color="auto" w:sz="4"/>
+          <w:left w:val="single" w:color="auto" w:sz="4"/>
+          <w:bottom w:val="single" w:color="auto" w:sz="4"/>
+          <w:right w:val="single" w:color="auto" w:sz="4"/>
+          <w:insideH w:val="single" w:color="auto" w:sz="4"/>
+          <w:insideV w:val="single" w:color="auto" w:sz="4"/>
+        </w:tblBorders>
+        <w:tblLayout w:type="fixed"/>
+      </w:tblPr>
+      <w:tblGrid>
+        <w:gridCol w:w="800"/>
+        <w:gridCol w:w="2860"/>
+        <w:gridCol w:w="2900"/>
+        <w:gridCol w:w="2800"/>
+      </w:tblGrid>
+      <w:tr>
+        <w:trPr>
+          <w:tblHeader/>
+        </w:trPr>
+        <w:tc>
+          <w:tcPr>
+            <w:tcW w:type="dxa" w:w="800"/>
+            <w:tcBorders>
+              <w:top w:val="single" w:color="D8CFC2" w:sz="4"/>
+              <w:left w:val="single" w:color="D8CFC2" w:sz="4"/>
+              <w:bottom w:val="single" w:color="D8CFC2" w:sz="4"/>
+              <w:right w:val="single" w:color="D8CFC2" w:sz="4"/>
+            </w:tcBorders>
+            <w:shd w:fill="C9943A" w:color="auto" w:val="clear"/>
+            <w:tcMar>
+              <w:top w:type="dxa" w:w="80"/>
+              <w:left w:type="dxa" w:w="140"/>
+              <w:bottom w:type="dxa" w:w="80"/>
+              <w:right w:type="dxa" w:w="140"/>
+            </w:tcMar>
+            <w:vAlign w:val="center"/>
+          </w:tcPr>
+          <w:p>
+            <w:pPr>
+              <w:spacing w:after="30" w:before="30"/>
+              <w:jc w:val="center"/>
+            </w:pPr>
+            <w:r>
+              <w:rPr>
+                <w:rFonts w:ascii="Calibri" w:cs="Calibri" w:eastAsia="Calibri" w:hAnsi="Calibri"/>
+                <w:b/>
+                <w:bCs/>
+                <w:i w:val="false"/>
+                <w:iCs w:val="false"/>
+                <w:color w:val="FFFFFF"/>
+                <w:sz w:val="22"/>
+                <w:szCs w:val="22"/>
+              </w:rPr>
+              <w:t xml:space="preserve">#</w:t>
+            </w:r>
+          </w:p>
+        </w:tc>
+        <w:tc>
+          <w:tcPr>
+            <w:tcW w:type="dxa" w:w="2860"/>
+            <w:tcBorders>
+              <w:top w:val="single" w:color="D8CFC2" w:sz="4"/>
+              <w:left w:val="single" w:color="D8CFC2" w:sz="4"/>
+              <w:bottom w:val="single" w:color="D8CFC2" w:sz="4"/>
+              <w:right w:val="single" w:color="D8CFC2" w:sz="4"/>
+            </w:tcBorders>
+            <w:shd w:fill="C9943A" w:color="auto" w:val="clear"/>
+            <w:tcMar>
+              <w:top w:type="dxa" w:w="80"/>
+              <w:left w:type="dxa" w:w="140"/>
+              <w:bottom w:type="dxa" w:w="80"/>
+              <w:right w:type="dxa" w:w="140"/>
+            </w:tcMar>
+            <w:vAlign w:val="center"/>
+          </w:tcPr>
+          <w:p>
+            <w:pPr>
+              <w:spacing w:after="30" w:before="30"/>
+              <w:jc w:val="left"/>
+            </w:pPr>
+            <w:r>
+              <w:rPr>
+                <w:rFonts w:ascii="Calibri" w:cs="Calibri" w:eastAsia="Calibri" w:hAnsi="Calibri"/>
+                <w:b/>
+                <w:bCs/>
+                <w:i w:val="false"/>
+                <w:iCs w:val="false"/>
+                <w:color w:val="FFFFFF"/>
+                <w:sz w:val="22"/>
+                <w:szCs w:val="22"/>
+              </w:rPr>
+              <w:t xml:space="preserve">Problem</w:t>
+            </w:r>
+          </w:p>
+        </w:tc>
+        <w:tc>
+          <w:tcPr>
+            <w:tcW w:type="dxa" w:w="2900"/>
+            <w:tcBorders>
+              <w:top w:val="single" w:color="D8CFC2" w:sz="4"/>
+              <w:left w:val="single" w:color="D8CFC2" w:sz="4"/>
+              <w:bottom w:val="single" w:color="D8CFC2" w:sz="4"/>
+              <w:right w:val="single" w:color="D8CFC2" w:sz="4"/>
+            </w:tcBorders>
+            <w:shd w:fill="C9943A" w:color="auto" w:val="clear"/>
+            <w:tcMar>
+              <w:top w:type="dxa" w:w="80"/>
+              <w:left w:type="dxa" w:w="140"/>
+              <w:bottom w:type="dxa" w:w="80"/>
+              <w:right w:type="dxa" w:w="140"/>
+            </w:tcMar>
+            <w:vAlign w:val="center"/>
+          </w:tcPr>
+          <w:p>
+            <w:pPr>
+              <w:spacing w:after="30" w:before="30"/>
+              <w:jc w:val="left"/>
+            </w:pPr>
+            <w:r>
+              <w:rPr>
+                <w:rFonts w:ascii="Calibri" w:cs="Calibri" w:eastAsia="Calibri" w:hAnsi="Calibri"/>
+                <w:b/>
+                <w:bCs/>
+                <w:i w:val="false"/>
+                <w:iCs w:val="false"/>
+                <w:color w:val="FFFFFF"/>
+                <w:sz w:val="22"/>
+                <w:szCs w:val="22"/>
+              </w:rPr>
+              <w:t xml:space="preserve">Diagnosis</w:t>
+            </w:r>
+          </w:p>
+        </w:tc>
+        <w:tc>
+          <w:tcPr>
+            <w:tcW w:type="dxa" w:w="2800"/>
+            <w:tcBorders>
+              <w:top w:val="single" w:color="D8CFC2" w:sz="4"/>
+              <w:left w:val="single" w:color="D8CFC2" w:sz="4"/>
+              <w:bottom w:val="single" w:color="D8CFC2" w:sz="4"/>
+              <w:right w:val="single" w:color="D8CFC2" w:sz="4"/>
+            </w:tcBorders>
+            <w:shd w:fill="C9943A" w:color="auto" w:val="clear"/>
+            <w:tcMar>
+              <w:top w:type="dxa" w:w="80"/>
+              <w:left w:type="dxa" w:w="140"/>
+              <w:bottom w:type="dxa" w:w="80"/>
+              <w:right w:type="dxa" w:w="140"/>
+            </w:tcMar>
+            <w:vAlign w:val="center"/>
+          </w:tcPr>
+          <w:p>
+            <w:pPr>
+              <w:spacing w:after="30" w:before="30"/>
+              <w:jc w:val="left"/>
+            </w:pPr>
+            <w:r>
+              <w:rPr>
+                <w:rFonts w:ascii="Calibri" w:cs="Calibri" w:eastAsia="Calibri" w:hAnsi="Calibri"/>
+                <w:b/>
+                <w:bCs/>
+                <w:i w:val="false"/>
+                <w:iCs w:val="false"/>
+                <w:color w:val="FFFFFF"/>
+                <w:sz w:val="22"/>
+                <w:szCs w:val="22"/>
+              </w:rPr>
+              <w:t xml:space="preserve">Fix</w:t>
+            </w:r>
+          </w:p>
+        </w:tc>
+      </w:tr>
+      <w:tr>
+        <w:trPr>
+          <w:tblHeader w:val="false"/>
+        </w:trPr>
+        <w:tc>
+          <w:tcPr>
+            <w:tcW w:type="dxa" w:w="800"/>
+            <w:tcBorders>
+              <w:top w:val="single" w:color="D8CFC2" w:sz="4"/>
+              <w:left w:val="single" w:color="D8CFC2" w:sz="4"/>
+              <w:bottom w:val="single" w:color="D8CFC2" w:sz="4"/>
+              <w:right w:val="single" w:color="D8CFC2" w:sz="4"/>
+            </w:tcBorders>
+            <w:shd w:fill="FBF5E6" w:color="auto" w:val="clear"/>
+            <w:tcMar>
+              <w:top w:type="dxa" w:w="80"/>
+              <w:left w:type="dxa" w:w="140"/>
+              <w:bottom w:type="dxa" w:w="80"/>
+              <w:right w:type="dxa" w:w="140"/>
+            </w:tcMar>
+            <w:vAlign w:val="center"/>
+          </w:tcPr>
+          <w:p>
+            <w:pPr>
+              <w:spacing w:after="30" w:before="30"/>
+              <w:jc w:val="center"/>
+            </w:pPr>
+            <w:r>
+              <w:rPr>
+                <w:rFonts w:ascii="Calibri" w:cs="Calibri" w:eastAsia="Calibri" w:hAnsi="Calibri"/>
+                <w:b/>
+                <w:bCs/>
+                <w:i w:val="false"/>
+                <w:iCs w:val="false"/>
+                <w:color w:val="C9943A"/>
+                <w:sz w:val="22"/>
+                <w:szCs w:val="22"/>
+              </w:rPr>
+              <w:t xml:space="preserve">F1</w:t>
+            </w:r>
+          </w:p>
+        </w:tc>
+        <w:tc>
+          <w:tcPr>
+            <w:tcW w:type="dxa" w:w="2860"/>
+            <w:tcBorders>
+              <w:top w:val="single" w:color="D8CFC2" w:sz="4"/>
+              <w:left w:val="single" w:color="D8CFC2" w:sz="4"/>
+              <w:bottom w:val="single" w:color="D8CFC2" w:sz="4"/>
+              <w:right w:val="single" w:color="D8CFC2" w:sz="4"/>
+            </w:tcBorders>
+            <w:shd w:fill="FBF5E6" w:color="auto" w:val="clear"/>
+            <w:tcMar>
+              <w:top w:type="dxa" w:w="80"/>
+              <w:left w:type="dxa" w:w="140"/>
+              <w:bottom w:type="dxa" w:w="80"/>
+              <w:right w:type="dxa" w:w="140"/>
+            </w:tcMar>
+            <w:vAlign w:val="center"/>
+          </w:tcPr>
+          <w:p>
+            <w:pPr>
+              <w:spacing w:after="30" w:before="30"/>
+              <w:jc w:val="left"/>
+            </w:pPr>
+            <w:r>
+              <w:rPr>
+                <w:rFonts w:ascii="Calibri" w:cs="Calibri" w:eastAsia="Calibri" w:hAnsi="Calibri"/>
+                <w:b/>
+                <w:bCs/>
+                <w:i w:val="false"/>
+                <w:iCs w:val="false"/>
+                <w:color w:val="1A1612"/>
+                <w:sz w:val="22"/>
+                <w:szCs w:val="22"/>
+              </w:rPr>
+              <w:t xml:space="preserve">Month-end rose appeared CROPPED on every viewport</w:t>
+            </w:r>
+          </w:p>
+        </w:tc>
+        <w:tc>
+          <w:tcPr>
+            <w:tcW w:type="dxa" w:w="2900"/>
+            <w:tcBorders>
+              <w:top w:val="single" w:color="D8CFC2" w:sz="4"/>
+              <w:left w:val="single" w:color="D8CFC2" w:sz="4"/>
+              <w:bottom w:val="single" w:color="D8CFC2" w:sz="4"/>
+              <w:right w:val="single" w:color="D8CFC2" w:sz="4"/>
+            </w:tcBorders>
+            <w:shd w:fill="FBF5E6" w:color="auto" w:val="clear"/>
+            <w:tcMar>
+              <w:top w:type="dxa" w:w="80"/>
+              <w:left w:type="dxa" w:w="140"/>
+              <w:bottom w:type="dxa" w:w="80"/>
+              <w:right w:type="dxa" w:w="140"/>
+            </w:tcMar>
+            <w:vAlign w:val="center"/>
+          </w:tcPr>
+          <w:p>
+            <w:pPr>
+              <w:spacing w:after="30" w:before="30"/>
+              <w:jc w:val="left"/>
+            </w:pPr>
+            <w:r>
+              <w:rPr>
+                <w:rFonts w:ascii="Calibri" w:cs="Calibri" w:eastAsia="Calibri" w:hAnsi="Calibri"/>
+                <w:b w:val="false"/>
+                <w:bCs w:val="false"/>
+                <w:i w:val="false"/>
+                <w:iCs w:val="false"/>
+                <w:color w:val="1A1612"/>
+                <w:sz w:val="22"/>
+                <w:szCs w:val="22"/>
+              </w:rPr>
+              <w:t xml:space="preserve">Weave animation hardcoded W_CVS = H_CVS = 220 but canvas CSS size was responsive (180–380px). Drew past bounds on small phones, into upper-left on tablets.</w:t>
+            </w:r>
+          </w:p>
+        </w:tc>
+        <w:tc>
+          <w:tcPr>
+            <w:tcW w:type="dxa" w:w="2800"/>
+            <w:tcBorders>
+              <w:top w:val="single" w:color="D8CFC2" w:sz="4"/>
+              <w:left w:val="single" w:color="D8CFC2" w:sz="4"/>
+              <w:bottom w:val="single" w:color="D8CFC2" w:sz="4"/>
+              <w:right w:val="single" w:color="D8CFC2" w:sz="4"/>
+            </w:tcBorders>
+            <w:shd w:fill="FBF5E6" w:color="auto" w:val="clear"/>
+            <w:tcMar>
+              <w:top w:type="dxa" w:w="80"/>
+              <w:left w:type="dxa" w:w="140"/>
+              <w:bottom w:type="dxa" w:w="80"/>
+              <w:right w:type="dxa" w:w="140"/>
+            </w:tcMar>
+            <w:vAlign w:val="center"/>
+          </w:tcPr>
+          <w:p>
+            <w:pPr>
+              <w:spacing w:after="30" w:before="30"/>
+              <w:jc w:val="left"/>
+            </w:pPr>
+            <w:r>
+              <w:rPr>
+                <w:rFonts w:ascii="Calibri" w:cs="Calibri" w:eastAsia="Calibri" w:hAnsi="Calibri"/>
+                <w:b w:val="false"/>
+                <w:bCs w:val="false"/>
+                <w:i w:val="false"/>
+                <w:iCs w:val="false"/>
+                <w:color w:val="1A1612"/>
+                <w:sz w:val="22"/>
+                <w:szCs w:val="22"/>
+              </w:rPr>
+              <w:t xml:space="preserve">W_CVS = H_CVS = _cvsSize. Drawing coords now match canvas size on every device.</w:t>
+            </w:r>
+          </w:p>
+        </w:tc>
+      </w:tr>
+      <w:tr>
+        <w:trPr>
+          <w:tblHeader w:val="false"/>
+        </w:trPr>
+        <w:tc>
+          <w:tcPr>
+            <w:tcW w:type="dxa" w:w="800"/>
+            <w:tcBorders>
+              <w:top w:val="single" w:color="D8CFC2" w:sz="4"/>
+              <w:left w:val="single" w:color="D8CFC2" w:sz="4"/>
+              <w:bottom w:val="single" w:color="D8CFC2" w:sz="4"/>
+              <w:right w:val="single" w:color="D8CFC2" w:sz="4"/>
+            </w:tcBorders>
+            <w:tcMar>
+              <w:top w:type="dxa" w:w="80"/>
+              <w:left w:type="dxa" w:w="140"/>
+              <w:bottom w:type="dxa" w:w="80"/>
+              <w:right w:type="dxa" w:w="140"/>
+            </w:tcMar>
+            <w:vAlign w:val="center"/>
+          </w:tcPr>
+          <w:p>
+            <w:pPr>
+              <w:spacing w:after="30" w:before="30"/>
+              <w:jc w:val="center"/>
+            </w:pPr>
+            <w:r>
+              <w:rPr>
+                <w:rFonts w:ascii="Calibri" w:cs="Calibri" w:eastAsia="Calibri" w:hAnsi="Calibri"/>
+                <w:b/>
+                <w:bCs/>
+                <w:i w:val="false"/>
+                <w:iCs w:val="false"/>
+                <w:color w:val="C9943A"/>
+                <w:sz w:val="22"/>
+                <w:szCs w:val="22"/>
+              </w:rPr>
+              <w:t xml:space="preserve">F2</w:t>
+            </w:r>
+          </w:p>
+        </w:tc>
+        <w:tc>
+          <w:tcPr>
+            <w:tcW w:type="dxa" w:w="2860"/>
+            <w:tcBorders>
+              <w:top w:val="single" w:color="D8CFC2" w:sz="4"/>
+              <w:left w:val="single" w:color="D8CFC2" w:sz="4"/>
+              <w:bottom w:val="single" w:color="D8CFC2" w:sz="4"/>
+              <w:right w:val="single" w:color="D8CFC2" w:sz="4"/>
+            </w:tcBorders>
+            <w:tcMar>
+              <w:top w:type="dxa" w:w="80"/>
+              <w:left w:type="dxa" w:w="140"/>
+              <w:bottom w:type="dxa" w:w="80"/>
+              <w:right w:type="dxa" w:w="140"/>
+            </w:tcMar>
+            <w:vAlign w:val="center"/>
+          </w:tcPr>
+          <w:p>
+            <w:pPr>
+              <w:spacing w:after="30" w:before="30"/>
+              <w:jc w:val="left"/>
+            </w:pPr>
+            <w:r>
+              <w:rPr>
+                <w:rFonts w:ascii="Calibri" w:cs="Calibri" w:eastAsia="Calibri" w:hAnsi="Calibri"/>
+                <w:b/>
+                <w:bCs/>
+                <w:i w:val="false"/>
+                <w:iCs w:val="false"/>
+                <w:color w:val="1A1612"/>
+                <w:sz w:val="22"/>
+                <w:szCs w:val="22"/>
+              </w:rPr>
+              <w:t xml:space="preserve">Mini pendant on closing page also clipped</w:t>
+            </w:r>
+          </w:p>
+        </w:tc>
+        <w:tc>
+          <w:tcPr>
+            <w:tcW w:type="dxa" w:w="2900"/>
+            <w:tcBorders>
+              <w:top w:val="single" w:color="D8CFC2" w:sz="4"/>
+              <w:left w:val="single" w:color="D8CFC2" w:sz="4"/>
+              <w:bottom w:val="single" w:color="D8CFC2" w:sz="4"/>
+              <w:right w:val="single" w:color="D8CFC2" w:sz="4"/>
+            </w:tcBorders>
+            <w:tcMar>
+              <w:top w:type="dxa" w:w="80"/>
+              <w:left w:type="dxa" w:w="140"/>
+              <w:bottom w:type="dxa" w:w="80"/>
+              <w:right w:type="dxa" w:w="140"/>
+            </w:tcMar>
+            <w:vAlign w:val="center"/>
+          </w:tcPr>
+          <w:p>
+            <w:pPr>
+              <w:spacing w:after="30" w:before="30"/>
+              <w:jc w:val="left"/>
+            </w:pPr>
+            <w:r>
+              <w:rPr>
+                <w:rFonts w:ascii="Calibri" w:cs="Calibri" w:eastAsia="Calibri" w:hAnsi="Calibri"/>
+                <w:b w:val="false"/>
+                <w:bCs w:val="false"/>
+                <w:i w:val="false"/>
+                <w:iCs w:val="false"/>
+                <w:color w:val="1A1612"/>
+                <w:sz w:val="22"/>
+                <w:szCs w:val="22"/>
+              </w:rPr>
+              <w:t xml:space="preserve">Same root cause — miniKnotTick hardcoded 120×120 coord space but canvas was 96px.</w:t>
+            </w:r>
+          </w:p>
+        </w:tc>
+        <w:tc>
+          <w:tcPr>
+            <w:tcW w:type="dxa" w:w="2800"/>
+            <w:tcBorders>
+              <w:top w:val="single" w:color="D8CFC2" w:sz="4"/>
+              <w:left w:val="single" w:color="D8CFC2" w:sz="4"/>
+              <w:bottom w:val="single" w:color="D8CFC2" w:sz="4"/>
+              <w:right w:val="single" w:color="D8CFC2" w:sz="4"/>
+            </w:tcBorders>
+            <w:tcMar>
+              <w:top w:type="dxa" w:w="80"/>
+              <w:left w:type="dxa" w:w="140"/>
+              <w:bottom w:type="dxa" w:w="80"/>
+              <w:right w:type="dxa" w:w="140"/>
+            </w:tcMar>
+            <w:vAlign w:val="center"/>
+          </w:tcPr>
+          <w:p>
+            <w:pPr>
+              <w:spacing w:after="30" w:before="30"/>
+              <w:jc w:val="left"/>
+            </w:pPr>
+            <w:r>
+              <w:rPr>
+                <w:rFonts w:ascii="Calibri" w:cs="Calibri" w:eastAsia="Calibri" w:hAnsi="Calibri"/>
+                <w:b w:val="false"/>
+                <w:bCs w:val="false"/>
+                <w:i w:val="false"/>
+                <w:iCs w:val="false"/>
+                <w:color w:val="1A1612"/>
+                <w:sz w:val="22"/>
+                <w:szCs w:val="22"/>
+              </w:rPr>
+              <w:t xml:space="preserve">Derived mcx, mcy, mR from canvas's actual offsetWidth.</w:t>
+            </w:r>
+          </w:p>
+        </w:tc>
+      </w:tr>
+      <w:tr>
+        <w:trPr>
+          <w:tblHeader w:val="false"/>
+        </w:trPr>
+        <w:tc>
+          <w:tcPr>
+            <w:tcW w:type="dxa" w:w="800"/>
+            <w:tcBorders>
+              <w:top w:val="single" w:color="D8CFC2" w:sz="4"/>
+              <w:left w:val="single" w:color="D8CFC2" w:sz="4"/>
+              <w:bottom w:val="single" w:color="D8CFC2" w:sz="4"/>
+              <w:right w:val="single" w:color="D8CFC2" w:sz="4"/>
+            </w:tcBorders>
+            <w:shd w:fill="FBF5E6" w:color="auto" w:val="clear"/>
+            <w:tcMar>
+              <w:top w:type="dxa" w:w="80"/>
+              <w:left w:type="dxa" w:w="140"/>
+              <w:bottom w:type="dxa" w:w="80"/>
+              <w:right w:type="dxa" w:w="140"/>
+            </w:tcMar>
+            <w:vAlign w:val="center"/>
+          </w:tcPr>
+          <w:p>
+            <w:pPr>
+              <w:spacing w:after="30" w:before="30"/>
+              <w:jc w:val="center"/>
+            </w:pPr>
+            <w:r>
+              <w:rPr>
+                <w:rFonts w:ascii="Calibri" w:cs="Calibri" w:eastAsia="Calibri" w:hAnsi="Calibri"/>
+                <w:b/>
+                <w:bCs/>
+                <w:i w:val="false"/>
+                <w:iCs w:val="false"/>
+                <w:color w:val="C9943A"/>
+                <w:sz w:val="22"/>
+                <w:szCs w:val="22"/>
+              </w:rPr>
+              <w:t xml:space="preserve">F3</w:t>
+            </w:r>
+          </w:p>
+        </w:tc>
+        <w:tc>
+          <w:tcPr>
+            <w:tcW w:type="dxa" w:w="2860"/>
+            <w:tcBorders>
+              <w:top w:val="single" w:color="D8CFC2" w:sz="4"/>
+              <w:left w:val="single" w:color="D8CFC2" w:sz="4"/>
+              <w:bottom w:val="single" w:color="D8CFC2" w:sz="4"/>
+              <w:right w:val="single" w:color="D8CFC2" w:sz="4"/>
+            </w:tcBorders>
+            <w:shd w:fill="FBF5E6" w:color="auto" w:val="clear"/>
+            <w:tcMar>
+              <w:top w:type="dxa" w:w="80"/>
+              <w:left w:type="dxa" w:w="140"/>
+              <w:bottom w:type="dxa" w:w="80"/>
+              <w:right w:type="dxa" w:w="140"/>
+            </w:tcMar>
+            <w:vAlign w:val="center"/>
+          </w:tcPr>
+          <w:p>
+            <w:pPr>
+              <w:spacing w:after="30" w:before="30"/>
+              <w:jc w:val="left"/>
+            </w:pPr>
+            <w:r>
+              <w:rPr>
+                <w:rFonts w:ascii="Calibri" w:cs="Calibri" w:eastAsia="Calibri" w:hAnsi="Calibri"/>
+                <w:b/>
+                <w:bCs/>
+                <w:i w:val="false"/>
+                <w:iCs w:val="false"/>
+                <w:color w:val="1A1612"/>
+                <w:sz w:val="22"/>
+                <w:szCs w:val="22"/>
+              </w:rPr>
+              <w:t xml:space="preserve">Visible dark rectangular frame around rose pendant</w:t>
+            </w:r>
+          </w:p>
+        </w:tc>
+        <w:tc>
+          <w:tcPr>
+            <w:tcW w:type="dxa" w:w="2900"/>
+            <w:tcBorders>
+              <w:top w:val="single" w:color="D8CFC2" w:sz="4"/>
+              <w:left w:val="single" w:color="D8CFC2" w:sz="4"/>
+              <w:bottom w:val="single" w:color="D8CFC2" w:sz="4"/>
+              <w:right w:val="single" w:color="D8CFC2" w:sz="4"/>
+            </w:tcBorders>
+            <w:shd w:fill="FBF5E6" w:color="auto" w:val="clear"/>
+            <w:tcMar>
+              <w:top w:type="dxa" w:w="80"/>
+              <w:left w:type="dxa" w:w="140"/>
+              <w:bottom w:type="dxa" w:w="80"/>
+              <w:right w:type="dxa" w:w="140"/>
+            </w:tcMar>
+            <w:vAlign w:val="center"/>
+          </w:tcPr>
+          <w:p>
+            <w:pPr>
+              <w:spacing w:after="30" w:before="30"/>
+              <w:jc w:val="left"/>
+            </w:pPr>
+            <w:r>
+              <w:rPr>
+                <w:rFonts w:ascii="Calibri" w:cs="Calibri" w:eastAsia="Calibri" w:hAnsi="Calibri"/>
+                <w:b w:val="false"/>
+                <w:bCs w:val="false"/>
+                <w:i w:val="false"/>
+                <w:iCs w:val="false"/>
+                <w:color w:val="1A1612"/>
+                <w:sz w:val="22"/>
+                <w:szCs w:val="22"/>
+              </w:rPr>
+              <w:t xml:space="preserve">mix-blend-mode: screen lifted near-zero-alpha pixels (from radial glow gradient filling canvas). Rectangular canvas edge became visible against opaque overlay.</w:t>
+            </w:r>
+          </w:p>
+        </w:tc>
+        <w:tc>
+          <w:tcPr>
+            <w:tcW w:type="dxa" w:w="2800"/>
+            <w:tcBorders>
+              <w:top w:val="single" w:color="D8CFC2" w:sz="4"/>
+              <w:left w:val="single" w:color="D8CFC2" w:sz="4"/>
+              <w:bottom w:val="single" w:color="D8CFC2" w:sz="4"/>
+              <w:right w:val="single" w:color="D8CFC2" w:sz="4"/>
+            </w:tcBorders>
+            <w:shd w:fill="FBF5E6" w:color="auto" w:val="clear"/>
+            <w:tcMar>
+              <w:top w:type="dxa" w:w="80"/>
+              <w:left w:type="dxa" w:w="140"/>
+              <w:bottom w:type="dxa" w:w="80"/>
+              <w:right w:type="dxa" w:w="140"/>
+            </w:tcMar>
+            <w:vAlign w:val="center"/>
+          </w:tcPr>
+          <w:p>
+            <w:pPr>
+              <w:spacing w:after="30" w:before="30"/>
+              <w:jc w:val="left"/>
+            </w:pPr>
+            <w:r>
+              <w:rPr>
+                <w:rFonts w:ascii="Calibri" w:cs="Calibri" w:eastAsia="Calibri" w:hAnsi="Calibri"/>
+                <w:b w:val="false"/>
+                <w:bCs w:val="false"/>
+                <w:i w:val="false"/>
+                <w:iCs w:val="false"/>
+                <w:color w:val="1A1612"/>
+                <w:sz w:val="22"/>
+                <w:szCs w:val="22"/>
+              </w:rPr>
+              <w:t xml:space="preserve">Removed mix-blend-mode: screen. Rose's internal radial glow is enough.</w:t>
+            </w:r>
+          </w:p>
+        </w:tc>
+      </w:tr>
+      <w:tr>
+        <w:trPr>
+          <w:tblHeader w:val="false"/>
+        </w:trPr>
+        <w:tc>
+          <w:tcPr>
+            <w:tcW w:type="dxa" w:w="800"/>
+            <w:tcBorders>
+              <w:top w:val="single" w:color="D8CFC2" w:sz="4"/>
+              <w:left w:val="single" w:color="D8CFC2" w:sz="4"/>
+              <w:bottom w:val="single" w:color="D8CFC2" w:sz="4"/>
+              <w:right w:val="single" w:color="D8CFC2" w:sz="4"/>
+            </w:tcBorders>
+            <w:tcMar>
+              <w:top w:type="dxa" w:w="80"/>
+              <w:left w:type="dxa" w:w="140"/>
+              <w:bottom w:type="dxa" w:w="80"/>
+              <w:right w:type="dxa" w:w="140"/>
+            </w:tcMar>
+            <w:vAlign w:val="center"/>
+          </w:tcPr>
+          <w:p>
+            <w:pPr>
+              <w:spacing w:after="30" w:before="30"/>
+              <w:jc w:val="center"/>
+            </w:pPr>
+            <w:r>
+              <w:rPr>
+                <w:rFonts w:ascii="Calibri" w:cs="Calibri" w:eastAsia="Calibri" w:hAnsi="Calibri"/>
+                <w:b/>
+                <w:bCs/>
+                <w:i w:val="false"/>
+                <w:iCs w:val="false"/>
+                <w:color w:val="C9943A"/>
+                <w:sz w:val="22"/>
+                <w:szCs w:val="22"/>
+              </w:rPr>
+              <w:t xml:space="preserve">F4</w:t>
+            </w:r>
+          </w:p>
+        </w:tc>
+        <w:tc>
+          <w:tcPr>
+            <w:tcW w:type="dxa" w:w="2860"/>
+            <w:tcBorders>
+              <w:top w:val="single" w:color="D8CFC2" w:sz="4"/>
+              <w:left w:val="single" w:color="D8CFC2" w:sz="4"/>
+              <w:bottom w:val="single" w:color="D8CFC2" w:sz="4"/>
+              <w:right w:val="single" w:color="D8CFC2" w:sz="4"/>
+            </w:tcBorders>
+            <w:tcMar>
+              <w:top w:type="dxa" w:w="80"/>
+              <w:left w:type="dxa" w:w="140"/>
+              <w:bottom w:type="dxa" w:w="80"/>
+              <w:right w:type="dxa" w:w="140"/>
+            </w:tcMar>
+            <w:vAlign w:val="center"/>
+          </w:tcPr>
+          <w:p>
+            <w:pPr>
+              <w:spacing w:after="30" w:before="30"/>
+              <w:jc w:val="left"/>
+            </w:pPr>
+            <w:r>
+              <w:rPr>
+                <w:rFonts w:ascii="Calibri" w:cs="Calibri" w:eastAsia="Calibri" w:hAnsi="Calibri"/>
+                <w:b/>
+                <w:bCs/>
+                <w:i w:val="false"/>
+                <w:iCs w:val="false"/>
+                <w:color w:val="1A1612"/>
+                <w:sz w:val="22"/>
+                <w:szCs w:val="22"/>
+              </w:rPr>
+              <w:t xml:space="preserve">Splash content bleeding through ceremony overlay</w:t>
+            </w:r>
+          </w:p>
+        </w:tc>
+        <w:tc>
+          <w:tcPr>
+            <w:tcW w:type="dxa" w:w="2900"/>
+            <w:tcBorders>
+              <w:top w:val="single" w:color="D8CFC2" w:sz="4"/>
+              <w:left w:val="single" w:color="D8CFC2" w:sz="4"/>
+              <w:bottom w:val="single" w:color="D8CFC2" w:sz="4"/>
+              <w:right w:val="single" w:color="D8CFC2" w:sz="4"/>
+            </w:tcBorders>
+            <w:tcMar>
+              <w:top w:type="dxa" w:w="80"/>
+              <w:left w:type="dxa" w:w="140"/>
+              <w:bottom w:type="dxa" w:w="80"/>
+              <w:right w:type="dxa" w:w="140"/>
+            </w:tcMar>
+            <w:vAlign w:val="center"/>
+          </w:tcPr>
+          <w:p>
+            <w:pPr>
+              <w:spacing w:after="30" w:before="30"/>
+              <w:jc w:val="left"/>
+            </w:pPr>
+            <w:r>
+              <w:rPr>
+                <w:rFonts w:ascii="Calibri" w:cs="Calibri" w:eastAsia="Calibri" w:hAnsi="Calibri"/>
+                <w:b w:val="false"/>
+                <w:bCs w:val="false"/>
+                <w:i w:val="false"/>
+                <w:iCs w:val="false"/>
+                <w:color w:val="1A1612"/>
+                <w:sz w:val="22"/>
+                <w:szCs w:val="22"/>
+              </w:rPr>
+              <w:t xml:space="preserve">Overlay background was rgba(7,5,3,0) with transition. Brief transparent windows let chain canvas show through.</w:t>
+            </w:r>
+          </w:p>
+        </w:tc>
+        <w:tc>
+          <w:tcPr>
+            <w:tcW w:type="dxa" w:w="2800"/>
+            <w:tcBorders>
+              <w:top w:val="single" w:color="D8CFC2" w:sz="4"/>
+              <w:left w:val="single" w:color="D8CFC2" w:sz="4"/>
+              <w:bottom w:val="single" w:color="D8CFC2" w:sz="4"/>
+              <w:right w:val="single" w:color="D8CFC2" w:sz="4"/>
+            </w:tcBorders>
+            <w:tcMar>
+              <w:top w:type="dxa" w:w="80"/>
+              <w:left w:type="dxa" w:w="140"/>
+              <w:bottom w:type="dxa" w:w="80"/>
+              <w:right w:type="dxa" w:w="140"/>
+            </w:tcMar>
+            <w:vAlign w:val="center"/>
+          </w:tcPr>
+          <w:p>
+            <w:pPr>
+              <w:spacing w:after="30" w:before="30"/>
+              <w:jc w:val="left"/>
+            </w:pPr>
+            <w:r>
+              <w:rPr>
+                <w:rFonts w:ascii="Calibri" w:cs="Calibri" w:eastAsia="Calibri" w:hAnsi="Calibri"/>
+                <w:b w:val="false"/>
+                <w:bCs w:val="false"/>
+                <w:i w:val="false"/>
+                <w:iCs w:val="false"/>
+                <w:color w:val="1A1612"/>
+                <w:sz w:val="22"/>
+                <w:szCs w:val="22"/>
+              </w:rPr>
+              <w:t xml:space="preserve">Set overlay background to #0a0704 solid from t=0. Removed transition.</w:t>
+            </w:r>
+          </w:p>
+        </w:tc>
+      </w:tr>
+      <w:tr>
+        <w:trPr>
+          <w:tblHeader w:val="false"/>
+        </w:trPr>
+        <w:tc>
+          <w:tcPr>
+            <w:tcW w:type="dxa" w:w="800"/>
+            <w:tcBorders>
+              <w:top w:val="single" w:color="D8CFC2" w:sz="4"/>
+              <w:left w:val="single" w:color="D8CFC2" w:sz="4"/>
+              <w:bottom w:val="single" w:color="D8CFC2" w:sz="4"/>
+              <w:right w:val="single" w:color="D8CFC2" w:sz="4"/>
+            </w:tcBorders>
+            <w:shd w:fill="FBF5E6" w:color="auto" w:val="clear"/>
+            <w:tcMar>
+              <w:top w:type="dxa" w:w="80"/>
+              <w:left w:type="dxa" w:w="140"/>
+              <w:bottom w:type="dxa" w:w="80"/>
+              <w:right w:type="dxa" w:w="140"/>
+            </w:tcMar>
+            <w:vAlign w:val="center"/>
+          </w:tcPr>
+          <w:p>
+            <w:pPr>
+              <w:spacing w:after="30" w:before="30"/>
+              <w:jc w:val="center"/>
+            </w:pPr>
+            <w:r>
+              <w:rPr>
+                <w:rFonts w:ascii="Calibri" w:cs="Calibri" w:eastAsia="Calibri" w:hAnsi="Calibri"/>
+                <w:b/>
+                <w:bCs/>
+                <w:i w:val="false"/>
+                <w:iCs w:val="false"/>
+                <w:color w:val="C9943A"/>
+                <w:sz w:val="22"/>
+                <w:szCs w:val="22"/>
+              </w:rPr>
+              <w:t xml:space="preserve">F5</w:t>
+            </w:r>
+          </w:p>
+        </w:tc>
+        <w:tc>
+          <w:tcPr>
+            <w:tcW w:type="dxa" w:w="2860"/>
+            <w:tcBorders>
+              <w:top w:val="single" w:color="D8CFC2" w:sz="4"/>
+              <w:left w:val="single" w:color="D8CFC2" w:sz="4"/>
+              <w:bottom w:val="single" w:color="D8CFC2" w:sz="4"/>
+              <w:right w:val="single" w:color="D8CFC2" w:sz="4"/>
+            </w:tcBorders>
+            <w:shd w:fill="FBF5E6" w:color="auto" w:val="clear"/>
+            <w:tcMar>
+              <w:top w:type="dxa" w:w="80"/>
+              <w:left w:type="dxa" w:w="140"/>
+              <w:bottom w:type="dxa" w:w="80"/>
+              <w:right w:type="dxa" w:w="140"/>
+            </w:tcMar>
+            <w:vAlign w:val="center"/>
+          </w:tcPr>
+          <w:p>
+            <w:pPr>
+              <w:spacing w:after="30" w:before="30"/>
+              <w:jc w:val="left"/>
+            </w:pPr>
+            <w:r>
+              <w:rPr>
+                <w:rFonts w:ascii="Calibri" w:cs="Calibri" w:eastAsia="Calibri" w:hAnsi="Calibri"/>
+                <w:b/>
+                <w:bCs/>
+                <w:i w:val="false"/>
+                <w:iCs w:val="false"/>
+                <w:color w:val="1A1612"/>
+                <w:sz w:val="22"/>
+                <w:szCs w:val="22"/>
+              </w:rPr>
+              <w:t xml:space="preserve">DOM particles disappeared</w:t>
+            </w:r>
+          </w:p>
+        </w:tc>
+        <w:tc>
+          <w:tcPr>
+            <w:tcW w:type="dxa" w:w="2900"/>
+            <w:tcBorders>
+              <w:top w:val="single" w:color="D8CFC2" w:sz="4"/>
+              <w:left w:val="single" w:color="D8CFC2" w:sz="4"/>
+              <w:bottom w:val="single" w:color="D8CFC2" w:sz="4"/>
+              <w:right w:val="single" w:color="D8CFC2" w:sz="4"/>
+            </w:tcBorders>
+            <w:shd w:fill="FBF5E6" w:color="auto" w:val="clear"/>
+            <w:tcMar>
+              <w:top w:type="dxa" w:w="80"/>
+              <w:left w:type="dxa" w:w="140"/>
+              <w:bottom w:type="dxa" w:w="80"/>
+              <w:right w:type="dxa" w:w="140"/>
+            </w:tcMar>
+            <w:vAlign w:val="center"/>
+          </w:tcPr>
+          <w:p>
+            <w:pPr>
+              <w:spacing w:after="30" w:before="30"/>
+              <w:jc w:val="left"/>
+            </w:pPr>
+            <w:r>
+              <w:rPr>
+                <w:rFonts w:ascii="Calibri" w:cs="Calibri" w:eastAsia="Calibri" w:hAnsi="Calibri"/>
+                <w:b w:val="false"/>
+                <w:bCs w:val="false"/>
+                <w:i w:val="false"/>
+                <w:iCs w:val="false"/>
+                <w:color w:val="1A1612"/>
+                <w:sz w:val="22"/>
+                <w:szCs w:val="22"/>
+              </w:rPr>
+              <w:t xml:space="preserve">Raised overlay z-index to 9999 while debugging F4. Particles spawn at z-index 185 — got hidden.</w:t>
+            </w:r>
+          </w:p>
+        </w:tc>
+        <w:tc>
+          <w:tcPr>
+            <w:tcW w:type="dxa" w:w="2800"/>
+            <w:tcBorders>
+              <w:top w:val="single" w:color="D8CFC2" w:sz="4"/>
+              <w:left w:val="single" w:color="D8CFC2" w:sz="4"/>
+              <w:bottom w:val="single" w:color="D8CFC2" w:sz="4"/>
+              <w:right w:val="single" w:color="D8CFC2" w:sz="4"/>
+            </w:tcBorders>
+            <w:shd w:fill="FBF5E6" w:color="auto" w:val="clear"/>
+            <w:tcMar>
+              <w:top w:type="dxa" w:w="80"/>
+              <w:left w:type="dxa" w:w="140"/>
+              <w:bottom w:type="dxa" w:w="80"/>
+              <w:right w:type="dxa" w:w="140"/>
+            </w:tcMar>
+            <w:vAlign w:val="center"/>
+          </w:tcPr>
+          <w:p>
+            <w:pPr>
+              <w:spacing w:after="30" w:before="30"/>
+              <w:jc w:val="left"/>
+            </w:pPr>
+            <w:r>
+              <w:rPr>
+                <w:rFonts w:ascii="Calibri" w:cs="Calibri" w:eastAsia="Calibri" w:hAnsi="Calibri"/>
+                <w:b w:val="false"/>
+                <w:bCs w:val="false"/>
+                <w:i w:val="false"/>
+                <w:iCs w:val="false"/>
+                <w:color w:val="1A1612"/>
+                <w:sz w:val="22"/>
+                <w:szCs w:val="22"/>
+              </w:rPr>
+              <w:t xml:space="preserve">Reverted overlay to z-index: 180. Particles back at 185.</w:t>
+            </w:r>
+          </w:p>
+        </w:tc>
+      </w:tr>
+      <w:tr>
+        <w:trPr>
+          <w:tblHeader w:val="false"/>
+        </w:trPr>
+        <w:tc>
+          <w:tcPr>
+            <w:tcW w:type="dxa" w:w="800"/>
+            <w:tcBorders>
+              <w:top w:val="single" w:color="D8CFC2" w:sz="4"/>
+              <w:left w:val="single" w:color="D8CFC2" w:sz="4"/>
+              <w:bottom w:val="single" w:color="D8CFC2" w:sz="4"/>
+              <w:right w:val="single" w:color="D8CFC2" w:sz="4"/>
+            </w:tcBorders>
+            <w:tcMar>
+              <w:top w:type="dxa" w:w="80"/>
+              <w:left w:type="dxa" w:w="140"/>
+              <w:bottom w:type="dxa" w:w="80"/>
+              <w:right w:type="dxa" w:w="140"/>
+            </w:tcMar>
+            <w:vAlign w:val="center"/>
+          </w:tcPr>
+          <w:p>
+            <w:pPr>
+              <w:spacing w:after="30" w:before="30"/>
+              <w:jc w:val="center"/>
+            </w:pPr>
+            <w:r>
+              <w:rPr>
+                <w:rFonts w:ascii="Calibri" w:cs="Calibri" w:eastAsia="Calibri" w:hAnsi="Calibri"/>
+                <w:b/>
+                <w:bCs/>
+                <w:i w:val="false"/>
+                <w:iCs w:val="false"/>
+                <w:color w:val="C9943A"/>
+                <w:sz w:val="22"/>
+                <w:szCs w:val="22"/>
+              </w:rPr>
+              <w:t xml:space="preserve">F6</w:t>
+            </w:r>
+          </w:p>
+        </w:tc>
+        <w:tc>
+          <w:tcPr>
+            <w:tcW w:type="dxa" w:w="2860"/>
+            <w:tcBorders>
+              <w:top w:val="single" w:color="D8CFC2" w:sz="4"/>
+              <w:left w:val="single" w:color="D8CFC2" w:sz="4"/>
+              <w:bottom w:val="single" w:color="D8CFC2" w:sz="4"/>
+              <w:right w:val="single" w:color="D8CFC2" w:sz="4"/>
+            </w:tcBorders>
+            <w:tcMar>
+              <w:top w:type="dxa" w:w="80"/>
+              <w:left w:type="dxa" w:w="140"/>
+              <w:bottom w:type="dxa" w:w="80"/>
+              <w:right w:type="dxa" w:w="140"/>
+            </w:tcMar>
+            <w:vAlign w:val="center"/>
+          </w:tcPr>
+          <w:p>
+            <w:pPr>
+              <w:spacing w:after="30" w:before="30"/>
+              <w:jc w:val="left"/>
+            </w:pPr>
+            <w:r>
+              <w:rPr>
+                <w:rFonts w:ascii="Calibri" w:cs="Calibri" w:eastAsia="Calibri" w:hAnsi="Calibri"/>
+                <w:b/>
+                <w:bCs/>
+                <w:i w:val="false"/>
+                <w:iCs w:val="false"/>
+                <w:color w:val="1A1612"/>
+                <w:sz w:val="22"/>
+                <w:szCs w:val="22"/>
+              </w:rPr>
+              <w:t xml:space="preserve">ReferenceError: reflectionPage is not defined</w:t>
+            </w:r>
+          </w:p>
+        </w:tc>
+        <w:tc>
+          <w:tcPr>
+            <w:tcW w:type="dxa" w:w="2900"/>
+            <w:tcBorders>
+              <w:top w:val="single" w:color="D8CFC2" w:sz="4"/>
+              <w:left w:val="single" w:color="D8CFC2" w:sz="4"/>
+              <w:bottom w:val="single" w:color="D8CFC2" w:sz="4"/>
+              <w:right w:val="single" w:color="D8CFC2" w:sz="4"/>
+            </w:tcBorders>
+            <w:tcMar>
+              <w:top w:type="dxa" w:w="80"/>
+              <w:left w:type="dxa" w:w="140"/>
+              <w:bottom w:type="dxa" w:w="80"/>
+              <w:right w:type="dxa" w:w="140"/>
+            </w:tcMar>
+            <w:vAlign w:val="center"/>
+          </w:tcPr>
+          <w:p>
+            <w:pPr>
+              <w:spacing w:after="30" w:before="30"/>
+              <w:jc w:val="left"/>
+            </w:pPr>
+            <w:r>
+              <w:rPr>
+                <w:rFonts w:ascii="Calibri" w:cs="Calibri" w:eastAsia="Calibri" w:hAnsi="Calibri"/>
+                <w:b w:val="false"/>
+                <w:bCs w:val="false"/>
+                <w:i w:val="false"/>
+                <w:iCs w:val="false"/>
+                <w:color w:val="1A1612"/>
+                <w:sz w:val="22"/>
+                <w:szCs w:val="22"/>
+              </w:rPr>
+              <w:t xml:space="preserve">Tried 7-page structure briefly. Reverted to 6 pages but missed orphaned reflectionPage.appendChild.</w:t>
+            </w:r>
+          </w:p>
+        </w:tc>
+        <w:tc>
+          <w:tcPr>
+            <w:tcW w:type="dxa" w:w="2800"/>
+            <w:tcBorders>
+              <w:top w:val="single" w:color="D8CFC2" w:sz="4"/>
+              <w:left w:val="single" w:color="D8CFC2" w:sz="4"/>
+              <w:bottom w:val="single" w:color="D8CFC2" w:sz="4"/>
+              <w:right w:val="single" w:color="D8CFC2" w:sz="4"/>
+            </w:tcBorders>
+            <w:tcMar>
+              <w:top w:type="dxa" w:w="80"/>
+              <w:left w:type="dxa" w:w="140"/>
+              <w:bottom w:type="dxa" w:w="80"/>
+              <w:right w:type="dxa" w:w="140"/>
+            </w:tcMar>
+            <w:vAlign w:val="center"/>
+          </w:tcPr>
+          <w:p>
+            <w:pPr>
+              <w:spacing w:after="30" w:before="30"/>
+              <w:jc w:val="left"/>
+            </w:pPr>
+            <w:r>
+              <w:rPr>
+                <w:rFonts w:ascii="Calibri" w:cs="Calibri" w:eastAsia="Calibri" w:hAnsi="Calibri"/>
+                <w:b w:val="false"/>
+                <w:bCs w:val="false"/>
+                <w:i w:val="false"/>
+                <w:iCs w:val="false"/>
+                <w:color w:val="1A1612"/>
+                <w:sz w:val="22"/>
+                <w:szCs w:val="22"/>
+              </w:rPr>
+              <w:t xml:space="preserve">Mounted msgEl (display:none) on knotWrap. Visible paragraph rendered on page 5 separately.</w:t>
+            </w:r>
+          </w:p>
+        </w:tc>
+      </w:tr>
+      <w:tr>
+        <w:trPr>
+          <w:tblHeader w:val="false"/>
+        </w:trPr>
+        <w:tc>
+          <w:tcPr>
+            <w:tcW w:type="dxa" w:w="800"/>
+            <w:tcBorders>
+              <w:top w:val="single" w:color="D8CFC2" w:sz="4"/>
+              <w:left w:val="single" w:color="D8CFC2" w:sz="4"/>
+              <w:bottom w:val="single" w:color="D8CFC2" w:sz="4"/>
+              <w:right w:val="single" w:color="D8CFC2" w:sz="4"/>
+            </w:tcBorders>
+            <w:shd w:fill="FBF5E6" w:color="auto" w:val="clear"/>
+            <w:tcMar>
+              <w:top w:type="dxa" w:w="80"/>
+              <w:left w:type="dxa" w:w="140"/>
+              <w:bottom w:type="dxa" w:w="80"/>
+              <w:right w:type="dxa" w:w="140"/>
+            </w:tcMar>
+            <w:vAlign w:val="center"/>
+          </w:tcPr>
+          <w:p>
+            <w:pPr>
+              <w:spacing w:after="30" w:before="30"/>
+              <w:jc w:val="center"/>
+            </w:pPr>
+            <w:r>
+              <w:rPr>
+                <w:rFonts w:ascii="Calibri" w:cs="Calibri" w:eastAsia="Calibri" w:hAnsi="Calibri"/>
+                <w:b/>
+                <w:bCs/>
+                <w:i w:val="false"/>
+                <w:iCs w:val="false"/>
+                <w:color w:val="C9943A"/>
+                <w:sz w:val="22"/>
+                <w:szCs w:val="22"/>
+              </w:rPr>
+              <w:t xml:space="preserve">F7</w:t>
+            </w:r>
+          </w:p>
+        </w:tc>
+        <w:tc>
+          <w:tcPr>
+            <w:tcW w:type="dxa" w:w="2860"/>
+            <w:tcBorders>
+              <w:top w:val="single" w:color="D8CFC2" w:sz="4"/>
+              <w:left w:val="single" w:color="D8CFC2" w:sz="4"/>
+              <w:bottom w:val="single" w:color="D8CFC2" w:sz="4"/>
+              <w:right w:val="single" w:color="D8CFC2" w:sz="4"/>
+            </w:tcBorders>
+            <w:shd w:fill="FBF5E6" w:color="auto" w:val="clear"/>
+            <w:tcMar>
+              <w:top w:type="dxa" w:w="80"/>
+              <w:left w:type="dxa" w:w="140"/>
+              <w:bottom w:type="dxa" w:w="80"/>
+              <w:right w:type="dxa" w:w="140"/>
+            </w:tcMar>
+            <w:vAlign w:val="center"/>
+          </w:tcPr>
+          <w:p>
+            <w:pPr>
+              <w:spacing w:after="30" w:before="30"/>
+              <w:jc w:val="left"/>
+            </w:pPr>
+            <w:r>
+              <w:rPr>
+                <w:rFonts w:ascii="Calibri" w:cs="Calibri" w:eastAsia="Calibri" w:hAnsi="Calibri"/>
+                <w:b/>
+                <w:bCs/>
+                <w:i w:val="false"/>
+                <w:iCs w:val="false"/>
+                <w:color w:val="1A1612"/>
+                <w:sz w:val="22"/>
+                <w:szCs w:val="22"/>
+              </w:rPr>
+              <w:t xml:space="preserve">Pendant felt 'off-center' — biased upward</w:t>
+            </w:r>
+          </w:p>
+        </w:tc>
+        <w:tc>
+          <w:tcPr>
+            <w:tcW w:type="dxa" w:w="2900"/>
+            <w:tcBorders>
+              <w:top w:val="single" w:color="D8CFC2" w:sz="4"/>
+              <w:left w:val="single" w:color="D8CFC2" w:sz="4"/>
+              <w:bottom w:val="single" w:color="D8CFC2" w:sz="4"/>
+              <w:right w:val="single" w:color="D8CFC2" w:sz="4"/>
+            </w:tcBorders>
+            <w:shd w:fill="FBF5E6" w:color="auto" w:val="clear"/>
+            <w:tcMar>
+              <w:top w:type="dxa" w:w="80"/>
+              <w:left w:type="dxa" w:w="140"/>
+              <w:bottom w:type="dxa" w:w="80"/>
+              <w:right w:type="dxa" w:w="140"/>
+            </w:tcMar>
+            <w:vAlign w:val="center"/>
+          </w:tcPr>
+          <w:p>
+            <w:pPr>
+              <w:spacing w:after="30" w:before="30"/>
+              <w:jc w:val="left"/>
+            </w:pPr>
+            <w:r>
+              <w:rPr>
+                <w:rFonts w:ascii="Calibri" w:cs="Calibri" w:eastAsia="Calibri" w:hAnsi="Calibri"/>
+                <w:b w:val="false"/>
+                <w:bCs w:val="false"/>
+                <w:i w:val="false"/>
+                <w:iCs w:val="false"/>
+                <w:color w:val="1A1612"/>
+                <w:sz w:val="22"/>
+                <w:szCs w:val="22"/>
+              </w:rPr>
+              <w:t xml:space="preserve">Flex-column with justify-content:center centers the WHOLE STACK, not just the rose.</w:t>
+            </w:r>
+          </w:p>
+        </w:tc>
+        <w:tc>
+          <w:tcPr>
+            <w:tcW w:type="dxa" w:w="2800"/>
+            <w:tcBorders>
+              <w:top w:val="single" w:color="D8CFC2" w:sz="4"/>
+              <w:left w:val="single" w:color="D8CFC2" w:sz="4"/>
+              <w:bottom w:val="single" w:color="D8CFC2" w:sz="4"/>
+              <w:right w:val="single" w:color="D8CFC2" w:sz="4"/>
+            </w:tcBorders>
+            <w:shd w:fill="FBF5E6" w:color="auto" w:val="clear"/>
+            <w:tcMar>
+              <w:top w:type="dxa" w:w="80"/>
+              <w:left w:type="dxa" w:w="140"/>
+              <w:bottom w:type="dxa" w:w="80"/>
+              <w:right w:type="dxa" w:w="140"/>
+            </w:tcMar>
+            <w:vAlign w:val="center"/>
+          </w:tcPr>
+          <w:p>
+            <w:pPr>
+              <w:spacing w:after="30" w:before="30"/>
+              <w:jc w:val="left"/>
+            </w:pPr>
+            <w:r>
+              <w:rPr>
+                <w:rFonts w:ascii="Calibri" w:cs="Calibri" w:eastAsia="Calibri" w:hAnsi="Calibri"/>
+                <w:b w:val="false"/>
+                <w:bCs w:val="false"/>
+                <w:i w:val="false"/>
+                <w:iCs w:val="false"/>
+                <w:color w:val="1A1612"/>
+                <w:sz w:val="22"/>
+                <w:szCs w:val="22"/>
+              </w:rPr>
+              <w:t xml:space="preserve">Iterated through several approaches; final solution combines flex-stack with rose dominating visual weight + symmetric padding.</w:t>
+            </w:r>
+          </w:p>
+        </w:tc>
+      </w:tr>
+      <w:tr>
+        <w:trPr>
+          <w:tblHeader w:val="false"/>
+        </w:trPr>
+        <w:tc>
+          <w:tcPr>
+            <w:tcW w:type="dxa" w:w="800"/>
+            <w:tcBorders>
+              <w:top w:val="single" w:color="D8CFC2" w:sz="4"/>
+              <w:left w:val="single" w:color="D8CFC2" w:sz="4"/>
+              <w:bottom w:val="single" w:color="D8CFC2" w:sz="4"/>
+              <w:right w:val="single" w:color="D8CFC2" w:sz="4"/>
+            </w:tcBorders>
+            <w:tcMar>
+              <w:top w:type="dxa" w:w="80"/>
+              <w:left w:type="dxa" w:w="140"/>
+              <w:bottom w:type="dxa" w:w="80"/>
+              <w:right w:type="dxa" w:w="140"/>
+            </w:tcMar>
+            <w:vAlign w:val="center"/>
+          </w:tcPr>
+          <w:p>
+            <w:pPr>
+              <w:spacing w:after="30" w:before="30"/>
+              <w:jc w:val="center"/>
+            </w:pPr>
+            <w:r>
+              <w:rPr>
+                <w:rFonts w:ascii="Calibri" w:cs="Calibri" w:eastAsia="Calibri" w:hAnsi="Calibri"/>
+                <w:b/>
+                <w:bCs/>
+                <w:i w:val="false"/>
+                <w:iCs w:val="false"/>
+                <w:color w:val="C9943A"/>
+                <w:sz w:val="22"/>
+                <w:szCs w:val="22"/>
+              </w:rPr>
+              <w:t xml:space="preserve">F8</w:t>
+            </w:r>
+          </w:p>
+        </w:tc>
+        <w:tc>
+          <w:tcPr>
+            <w:tcW w:type="dxa" w:w="2860"/>
+            <w:tcBorders>
+              <w:top w:val="single" w:color="D8CFC2" w:sz="4"/>
+              <w:left w:val="single" w:color="D8CFC2" w:sz="4"/>
+              <w:bottom w:val="single" w:color="D8CFC2" w:sz="4"/>
+              <w:right w:val="single" w:color="D8CFC2" w:sz="4"/>
+            </w:tcBorders>
+            <w:tcMar>
+              <w:top w:type="dxa" w:w="80"/>
+              <w:left w:type="dxa" w:w="140"/>
+              <w:bottom w:type="dxa" w:w="80"/>
+              <w:right w:type="dxa" w:w="140"/>
+            </w:tcMar>
+            <w:vAlign w:val="center"/>
+          </w:tcPr>
+          <w:p>
+            <w:pPr>
+              <w:spacing w:after="30" w:before="30"/>
+              <w:jc w:val="left"/>
+            </w:pPr>
+            <w:r>
+              <w:rPr>
+                <w:rFonts w:ascii="Calibri" w:cs="Calibri" w:eastAsia="Calibri" w:hAnsi="Calibri"/>
+                <w:b/>
+                <w:bCs/>
+                <w:i w:val="false"/>
+                <w:iCs w:val="false"/>
+                <w:color w:val="1A1612"/>
+                <w:sz w:val="22"/>
+                <w:szCs w:val="22"/>
+              </w:rPr>
+              <w:t xml:space="preserve">NOTICING chip rendered side-by-side with AI reply</w:t>
+            </w:r>
+          </w:p>
+        </w:tc>
+        <w:tc>
+          <w:tcPr>
+            <w:tcW w:type="dxa" w:w="2900"/>
+            <w:tcBorders>
+              <w:top w:val="single" w:color="D8CFC2" w:sz="4"/>
+              <w:left w:val="single" w:color="D8CFC2" w:sz="4"/>
+              <w:bottom w:val="single" w:color="D8CFC2" w:sz="4"/>
+              <w:right w:val="single" w:color="D8CFC2" w:sz="4"/>
+            </w:tcBorders>
+            <w:tcMar>
+              <w:top w:type="dxa" w:w="80"/>
+              <w:left w:type="dxa" w:w="140"/>
+              <w:bottom w:type="dxa" w:w="80"/>
+              <w:right w:type="dxa" w:w="140"/>
+            </w:tcMar>
+            <w:vAlign w:val="center"/>
+          </w:tcPr>
+          <w:p>
+            <w:pPr>
+              <w:spacing w:after="30" w:before="30"/>
+              <w:jc w:val="left"/>
+            </w:pPr>
+            <w:r>
+              <w:rPr>
+                <w:rFonts w:ascii="Calibri" w:cs="Calibri" w:eastAsia="Calibri" w:hAnsi="Calibri"/>
+                <w:b w:val="false"/>
+                <w:bCs w:val="false"/>
+                <w:i w:val="false"/>
+                <w:iCs w:val="false"/>
+                <w:color w:val="1A1612"/>
+                <w:sz w:val="22"/>
+                <w:szCs w:val="22"/>
+              </w:rPr>
+              <w:t xml:space="preserve">postInsightAi inside .post-insight-ai-wrap (flex-row). insertBefore made chip a flex-row sibling.</w:t>
+            </w:r>
+          </w:p>
+        </w:tc>
+        <w:tc>
+          <w:tcPr>
+            <w:tcW w:type="dxa" w:w="2800"/>
+            <w:tcBorders>
+              <w:top w:val="single" w:color="D8CFC2" w:sz="4"/>
+              <w:left w:val="single" w:color="D8CFC2" w:sz="4"/>
+              <w:bottom w:val="single" w:color="D8CFC2" w:sz="4"/>
+              <w:right w:val="single" w:color="D8CFC2" w:sz="4"/>
+            </w:tcBorders>
+            <w:tcMar>
+              <w:top w:type="dxa" w:w="80"/>
+              <w:left w:type="dxa" w:w="140"/>
+              <w:bottom w:type="dxa" w:w="80"/>
+              <w:right w:type="dxa" w:w="140"/>
+            </w:tcMar>
+            <w:vAlign w:val="center"/>
+          </w:tcPr>
+          <w:p>
+            <w:pPr>
+              <w:spacing w:after="30" w:before="30"/>
+              <w:jc w:val="left"/>
+            </w:pPr>
+            <w:r>
+              <w:rPr>
+                <w:rFonts w:ascii="Calibri" w:cs="Calibri" w:eastAsia="Calibri" w:hAnsi="Calibri"/>
+                <w:b w:val="false"/>
+                <w:bCs w:val="false"/>
+                <w:i w:val="false"/>
+                <w:iCs w:val="false"/>
+                <w:color w:val="1A1612"/>
+                <w:sz w:val="22"/>
+                <w:szCs w:val="22"/>
+              </w:rPr>
+              <w:t xml:space="preserve">Insert chip one level up — before .post-insight-ai-wrap. Added width:fit-content.</w:t>
+            </w:r>
+          </w:p>
+        </w:tc>
+      </w:tr>
+      <w:tr>
+        <w:trPr>
+          <w:tblHeader w:val="false"/>
+        </w:trPr>
+        <w:tc>
+          <w:tcPr>
+            <w:tcW w:type="dxa" w:w="800"/>
+            <w:tcBorders>
+              <w:top w:val="single" w:color="D8CFC2" w:sz="4"/>
+              <w:left w:val="single" w:color="D8CFC2" w:sz="4"/>
+              <w:bottom w:val="single" w:color="D8CFC2" w:sz="4"/>
+              <w:right w:val="single" w:color="D8CFC2" w:sz="4"/>
+            </w:tcBorders>
+            <w:shd w:fill="FBF5E6" w:color="auto" w:val="clear"/>
+            <w:tcMar>
+              <w:top w:type="dxa" w:w="80"/>
+              <w:left w:type="dxa" w:w="140"/>
+              <w:bottom w:type="dxa" w:w="80"/>
+              <w:right w:type="dxa" w:w="140"/>
+            </w:tcMar>
+            <w:vAlign w:val="center"/>
+          </w:tcPr>
+          <w:p>
+            <w:pPr>
+              <w:spacing w:after="30" w:before="30"/>
+              <w:jc w:val="center"/>
+            </w:pPr>
+            <w:r>
+              <w:rPr>
+                <w:rFonts w:ascii="Calibri" w:cs="Calibri" w:eastAsia="Calibri" w:hAnsi="Calibri"/>
+                <w:b/>
+                <w:bCs/>
+                <w:i w:val="false"/>
+                <w:iCs w:val="false"/>
+                <w:color w:val="C9943A"/>
+                <w:sz w:val="22"/>
+                <w:szCs w:val="22"/>
+              </w:rPr>
+              <w:t xml:space="preserve">F9</w:t>
+            </w:r>
+          </w:p>
+        </w:tc>
+        <w:tc>
+          <w:tcPr>
+            <w:tcW w:type="dxa" w:w="2860"/>
+            <w:tcBorders>
+              <w:top w:val="single" w:color="D8CFC2" w:sz="4"/>
+              <w:left w:val="single" w:color="D8CFC2" w:sz="4"/>
+              <w:bottom w:val="single" w:color="D8CFC2" w:sz="4"/>
+              <w:right w:val="single" w:color="D8CFC2" w:sz="4"/>
+            </w:tcBorders>
+            <w:shd w:fill="FBF5E6" w:color="auto" w:val="clear"/>
+            <w:tcMar>
+              <w:top w:type="dxa" w:w="80"/>
+              <w:left w:type="dxa" w:w="140"/>
+              <w:bottom w:type="dxa" w:w="80"/>
+              <w:right w:type="dxa" w:w="140"/>
+            </w:tcMar>
+            <w:vAlign w:val="center"/>
+          </w:tcPr>
+          <w:p>
+            <w:pPr>
+              <w:spacing w:after="30" w:before="30"/>
+              <w:jc w:val="left"/>
+            </w:pPr>
+            <w:r>
+              <w:rPr>
+                <w:rFonts w:ascii="Calibri" w:cs="Calibri" w:eastAsia="Calibri" w:hAnsi="Calibri"/>
+                <w:b/>
+                <w:bCs/>
+                <w:i w:val="false"/>
+                <w:iCs w:val="false"/>
+                <w:color w:val="1A1612"/>
+                <w:sz w:val="22"/>
+                <w:szCs w:val="22"/>
+              </w:rPr>
+              <w:t xml:space="preserve">Year-end label said 'january to april'</w:t>
+            </w:r>
+          </w:p>
+        </w:tc>
+        <w:tc>
+          <w:tcPr>
+            <w:tcW w:type="dxa" w:w="2900"/>
+            <w:tcBorders>
+              <w:top w:val="single" w:color="D8CFC2" w:sz="4"/>
+              <w:left w:val="single" w:color="D8CFC2" w:sz="4"/>
+              <w:bottom w:val="single" w:color="D8CFC2" w:sz="4"/>
+              <w:right w:val="single" w:color="D8CFC2" w:sz="4"/>
+            </w:tcBorders>
+            <w:shd w:fill="FBF5E6" w:color="auto" w:val="clear"/>
+            <w:tcMar>
+              <w:top w:type="dxa" w:w="80"/>
+              <w:left w:type="dxa" w:w="140"/>
+              <w:bottom w:type="dxa" w:w="80"/>
+              <w:right w:type="dxa" w:w="140"/>
+            </w:tcMar>
+            <w:vAlign w:val="center"/>
+          </w:tcPr>
+          <w:p>
+            <w:pPr>
+              <w:spacing w:after="30" w:before="30"/>
+              <w:jc w:val="left"/>
+            </w:pPr>
+            <w:r>
+              <w:rPr>
+                <w:rFonts w:ascii="Calibri" w:cs="Calibri" w:eastAsia="Calibri" w:hAnsi="Calibri"/>
+                <w:b w:val="false"/>
+                <w:bCs w:val="false"/>
+                <w:i w:val="false"/>
+                <w:iCs w:val="false"/>
+                <w:color w:val="1A1612"/>
+                <w:sz w:val="22"/>
+                <w:szCs w:val="22"/>
+              </w:rPr>
+              <w:t xml:space="preserve">endDate was set to new Date() (today) instead of startDate + 364 days.</w:t>
+            </w:r>
+          </w:p>
+        </w:tc>
+        <w:tc>
+          <w:tcPr>
+            <w:tcW w:type="dxa" w:w="2800"/>
+            <w:tcBorders>
+              <w:top w:val="single" w:color="D8CFC2" w:sz="4"/>
+              <w:left w:val="single" w:color="D8CFC2" w:sz="4"/>
+              <w:bottom w:val="single" w:color="D8CFC2" w:sz="4"/>
+              <w:right w:val="single" w:color="D8CFC2" w:sz="4"/>
+            </w:tcBorders>
+            <w:shd w:fill="FBF5E6" w:color="auto" w:val="clear"/>
+            <w:tcMar>
+              <w:top w:type="dxa" w:w="80"/>
+              <w:left w:type="dxa" w:w="140"/>
+              <w:bottom w:type="dxa" w:w="80"/>
+              <w:right w:type="dxa" w:w="140"/>
+            </w:tcMar>
+            <w:vAlign w:val="center"/>
+          </w:tcPr>
+          <w:p>
+            <w:pPr>
+              <w:spacing w:after="30" w:before="30"/>
+              <w:jc w:val="left"/>
+            </w:pPr>
+            <w:r>
+              <w:rPr>
+                <w:rFonts w:ascii="Calibri" w:cs="Calibri" w:eastAsia="Calibri" w:hAnsi="Calibri"/>
+                <w:b w:val="false"/>
+                <w:bCs w:val="false"/>
+                <w:i w:val="false"/>
+                <w:iCs w:val="false"/>
+                <w:color w:val="1A1612"/>
+                <w:sz w:val="22"/>
+                <w:szCs w:val="22"/>
+              </w:rPr>
+              <w:t xml:space="preserve">Fixed: endDate = startDate + 364 days.</w:t>
+            </w:r>
+          </w:p>
+        </w:tc>
+      </w:tr>
+      <w:tr>
+        <w:trPr>
+          <w:tblHeader w:val="false"/>
+        </w:trPr>
+        <w:tc>
+          <w:tcPr>
+            <w:tcW w:type="dxa" w:w="800"/>
+            <w:tcBorders>
+              <w:top w:val="single" w:color="D8CFC2" w:sz="4"/>
+              <w:left w:val="single" w:color="D8CFC2" w:sz="4"/>
+              <w:bottom w:val="single" w:color="D8CFC2" w:sz="4"/>
+              <w:right w:val="single" w:color="D8CFC2" w:sz="4"/>
+            </w:tcBorders>
+            <w:tcMar>
+              <w:top w:type="dxa" w:w="80"/>
+              <w:left w:type="dxa" w:w="140"/>
+              <w:bottom w:type="dxa" w:w="80"/>
+              <w:right w:type="dxa" w:w="140"/>
+            </w:tcMar>
+            <w:vAlign w:val="center"/>
+          </w:tcPr>
+          <w:p>
+            <w:pPr>
+              <w:spacing w:after="30" w:before="30"/>
+              <w:jc w:val="center"/>
+            </w:pPr>
+            <w:r>
+              <w:rPr>
+                <w:rFonts w:ascii="Calibri" w:cs="Calibri" w:eastAsia="Calibri" w:hAnsi="Calibri"/>
+                <w:b/>
+                <w:bCs/>
+                <w:i w:val="false"/>
+                <w:iCs w:val="false"/>
+                <w:color w:val="C9943A"/>
+                <w:sz w:val="22"/>
+                <w:szCs w:val="22"/>
+              </w:rPr>
+              <w:t xml:space="preserve">F10</w:t>
+            </w:r>
+          </w:p>
+        </w:tc>
+        <w:tc>
+          <w:tcPr>
+            <w:tcW w:type="dxa" w:w="2860"/>
+            <w:tcBorders>
+              <w:top w:val="single" w:color="D8CFC2" w:sz="4"/>
+              <w:left w:val="single" w:color="D8CFC2" w:sz="4"/>
+              <w:bottom w:val="single" w:color="D8CFC2" w:sz="4"/>
+              <w:right w:val="single" w:color="D8CFC2" w:sz="4"/>
+            </w:tcBorders>
+            <w:tcMar>
+              <w:top w:type="dxa" w:w="80"/>
+              <w:left w:type="dxa" w:w="140"/>
+              <w:bottom w:type="dxa" w:w="80"/>
+              <w:right w:type="dxa" w:w="140"/>
+            </w:tcMar>
+            <w:vAlign w:val="center"/>
+          </w:tcPr>
+          <w:p>
+            <w:pPr>
+              <w:spacing w:after="30" w:before="30"/>
+              <w:jc w:val="left"/>
+            </w:pPr>
+            <w:r>
+              <w:rPr>
+                <w:rFonts w:ascii="Calibri" w:cs="Calibri" w:eastAsia="Calibri" w:hAnsi="Calibri"/>
+                <w:b/>
+                <w:bCs/>
+                <w:i w:val="false"/>
+                <w:iCs w:val="false"/>
+                <w:color w:val="1A1612"/>
+                <w:sz w:val="22"/>
+                <w:szCs w:val="22"/>
+              </w:rPr>
+              <w:t xml:space="preserve">iPad year-end pager showed 2 pages side by side</w:t>
+            </w:r>
+          </w:p>
+        </w:tc>
+        <w:tc>
+          <w:tcPr>
+            <w:tcW w:type="dxa" w:w="2900"/>
+            <w:tcBorders>
+              <w:top w:val="single" w:color="D8CFC2" w:sz="4"/>
+              <w:left w:val="single" w:color="D8CFC2" w:sz="4"/>
+              <w:bottom w:val="single" w:color="D8CFC2" w:sz="4"/>
+              <w:right w:val="single" w:color="D8CFC2" w:sz="4"/>
+            </w:tcBorders>
+            <w:tcMar>
+              <w:top w:type="dxa" w:w="80"/>
+              <w:left w:type="dxa" w:w="140"/>
+              <w:bottom w:type="dxa" w:w="80"/>
+              <w:right w:type="dxa" w:w="140"/>
+            </w:tcMar>
+            <w:vAlign w:val="center"/>
+          </w:tcPr>
+          <w:p>
+            <w:pPr>
+              <w:spacing w:after="30" w:before="30"/>
+              <w:jc w:val="left"/>
+            </w:pPr>
+            <w:r>
+              <w:rPr>
+                <w:rFonts w:ascii="Calibri" w:cs="Calibri" w:eastAsia="Calibri" w:hAnsi="Calibri"/>
+                <w:b w:val="false"/>
+                <w:bCs w:val="false"/>
+                <w:i w:val="false"/>
+                <w:iCs w:val="false"/>
+                <w:color w:val="1A1612"/>
+                <w:sz w:val="22"/>
+                <w:szCs w:val="22"/>
+              </w:rPr>
+              <w:t xml:space="preserve">Leftover #yearCeremonyOverlay &gt; div &gt; div { max-width: 540px } constrained pages while pager's 100vw transform required uncapped widths.</w:t>
+            </w:r>
+          </w:p>
+        </w:tc>
+        <w:tc>
+          <w:tcPr>
+            <w:tcW w:type="dxa" w:w="2800"/>
+            <w:tcBorders>
+              <w:top w:val="single" w:color="D8CFC2" w:sz="4"/>
+              <w:left w:val="single" w:color="D8CFC2" w:sz="4"/>
+              <w:bottom w:val="single" w:color="D8CFC2" w:sz="4"/>
+              <w:right w:val="single" w:color="D8CFC2" w:sz="4"/>
+            </w:tcBorders>
+            <w:tcMar>
+              <w:top w:type="dxa" w:w="80"/>
+              <w:left w:type="dxa" w:w="140"/>
+              <w:bottom w:type="dxa" w:w="80"/>
+              <w:right w:type="dxa" w:w="140"/>
+            </w:tcMar>
+            <w:vAlign w:val="center"/>
+          </w:tcPr>
+          <w:p>
+            <w:pPr>
+              <w:spacing w:after="30" w:before="30"/>
+              <w:jc w:val="left"/>
+            </w:pPr>
+            <w:r>
+              <w:rPr>
+                <w:rFonts w:ascii="Calibri" w:cs="Calibri" w:eastAsia="Calibri" w:hAnsi="Calibri"/>
+                <w:b w:val="false"/>
+                <w:bCs w:val="false"/>
+                <w:i w:val="false"/>
+                <w:iCs w:val="false"/>
+                <w:color w:val="1A1612"/>
+                <w:sz w:val="22"/>
+                <w:szCs w:val="22"/>
+              </w:rPr>
+              <w:t xml:space="preserve">Removed the max-width cap.</w:t>
+            </w:r>
+          </w:p>
+        </w:tc>
+      </w:tr>
+      <w:tr>
+        <w:trPr>
+          <w:tblHeader w:val="false"/>
+        </w:trPr>
+        <w:tc>
+          <w:tcPr>
+            <w:tcW w:type="dxa" w:w="800"/>
+            <w:tcBorders>
+              <w:top w:val="single" w:color="D8CFC2" w:sz="4"/>
+              <w:left w:val="single" w:color="D8CFC2" w:sz="4"/>
+              <w:bottom w:val="single" w:color="D8CFC2" w:sz="4"/>
+              <w:right w:val="single" w:color="D8CFC2" w:sz="4"/>
+            </w:tcBorders>
+            <w:shd w:fill="FBF5E6" w:color="auto" w:val="clear"/>
+            <w:tcMar>
+              <w:top w:type="dxa" w:w="80"/>
+              <w:left w:type="dxa" w:w="140"/>
+              <w:bottom w:type="dxa" w:w="80"/>
+              <w:right w:type="dxa" w:w="140"/>
+            </w:tcMar>
+            <w:vAlign w:val="center"/>
+          </w:tcPr>
+          <w:p>
+            <w:pPr>
+              <w:spacing w:after="30" w:before="30"/>
+              <w:jc w:val="center"/>
+            </w:pPr>
+            <w:r>
+              <w:rPr>
+                <w:rFonts w:ascii="Calibri" w:cs="Calibri" w:eastAsia="Calibri" w:hAnsi="Calibri"/>
+                <w:b/>
+                <w:bCs/>
+                <w:i w:val="false"/>
+                <w:iCs w:val="false"/>
+                <w:color w:val="C9943A"/>
+                <w:sz w:val="22"/>
+                <w:szCs w:val="22"/>
+              </w:rPr>
+              <w:t xml:space="preserve">F11</w:t>
+            </w:r>
+          </w:p>
+        </w:tc>
+        <w:tc>
+          <w:tcPr>
+            <w:tcW w:type="dxa" w:w="2860"/>
+            <w:tcBorders>
+              <w:top w:val="single" w:color="D8CFC2" w:sz="4"/>
+              <w:left w:val="single" w:color="D8CFC2" w:sz="4"/>
+              <w:bottom w:val="single" w:color="D8CFC2" w:sz="4"/>
+              <w:right w:val="single" w:color="D8CFC2" w:sz="4"/>
+            </w:tcBorders>
+            <w:shd w:fill="FBF5E6" w:color="auto" w:val="clear"/>
+            <w:tcMar>
+              <w:top w:type="dxa" w:w="80"/>
+              <w:left w:type="dxa" w:w="140"/>
+              <w:bottom w:type="dxa" w:w="80"/>
+              <w:right w:type="dxa" w:w="140"/>
+            </w:tcMar>
+            <w:vAlign w:val="center"/>
+          </w:tcPr>
+          <w:p>
+            <w:pPr>
+              <w:spacing w:after="30" w:before="30"/>
+              <w:jc w:val="left"/>
+            </w:pPr>
+            <w:r>
+              <w:rPr>
+                <w:rFonts w:ascii="Calibri" w:cs="Calibri" w:eastAsia="Calibri" w:hAnsi="Calibri"/>
+                <w:b/>
+                <w:bCs/>
+                <w:i w:val="false"/>
+                <w:iCs w:val="false"/>
+                <w:color w:val="1A1612"/>
+                <w:sz w:val="22"/>
+                <w:szCs w:val="22"/>
+              </w:rPr>
+              <w:t xml:space="preserve">Stray gold dot near chain clasp on iPad</w:t>
+            </w:r>
+          </w:p>
+        </w:tc>
+        <w:tc>
+          <w:tcPr>
+            <w:tcW w:type="dxa" w:w="2900"/>
+            <w:tcBorders>
+              <w:top w:val="single" w:color="D8CFC2" w:sz="4"/>
+              <w:left w:val="single" w:color="D8CFC2" w:sz="4"/>
+              <w:bottom w:val="single" w:color="D8CFC2" w:sz="4"/>
+              <w:right w:val="single" w:color="D8CFC2" w:sz="4"/>
+            </w:tcBorders>
+            <w:shd w:fill="FBF5E6" w:color="auto" w:val="clear"/>
+            <w:tcMar>
+              <w:top w:type="dxa" w:w="80"/>
+              <w:left w:type="dxa" w:w="140"/>
+              <w:bottom w:type="dxa" w:w="80"/>
+              <w:right w:type="dxa" w:w="140"/>
+            </w:tcMar>
+            <w:vAlign w:val="center"/>
+          </w:tcPr>
+          <w:p>
+            <w:pPr>
+              <w:spacing w:after="30" w:before="30"/>
+              <w:jc w:val="left"/>
+            </w:pPr>
+            <w:r>
+              <w:rPr>
+                <w:rFonts w:ascii="Calibri" w:cs="Calibri" w:eastAsia="Calibri" w:hAnsi="Calibri"/>
+                <w:b w:val="false"/>
+                <w:bCs w:val="false"/>
+                <w:i w:val="false"/>
+                <w:iCs w:val="false"/>
+                <w:color w:val="1A1612"/>
+                <w:sz w:val="22"/>
+                <w:szCs w:val="22"/>
+              </w:rPr>
+              <w:t xml:space="preserve">Sparkle rain particle spawning across chain footprint.</w:t>
+            </w:r>
+          </w:p>
+        </w:tc>
+        <w:tc>
+          <w:tcPr>
+            <w:tcW w:type="dxa" w:w="2800"/>
+            <w:tcBorders>
+              <w:top w:val="single" w:color="D8CFC2" w:sz="4"/>
+              <w:left w:val="single" w:color="D8CFC2" w:sz="4"/>
+              <w:bottom w:val="single" w:color="D8CFC2" w:sz="4"/>
+              <w:right w:val="single" w:color="D8CFC2" w:sz="4"/>
+            </w:tcBorders>
+            <w:shd w:fill="FBF5E6" w:color="auto" w:val="clear"/>
+            <w:tcMar>
+              <w:top w:type="dxa" w:w="80"/>
+              <w:left w:type="dxa" w:w="140"/>
+              <w:bottom w:type="dxa" w:w="80"/>
+              <w:right w:type="dxa" w:w="140"/>
+            </w:tcMar>
+            <w:vAlign w:val="center"/>
+          </w:tcPr>
+          <w:p>
+            <w:pPr>
+              <w:spacing w:after="30" w:before="30"/>
+              <w:jc w:val="left"/>
+            </w:pPr>
+            <w:r>
+              <w:rPr>
+                <w:rFonts w:ascii="Calibri" w:cs="Calibri" w:eastAsia="Calibri" w:hAnsi="Calibri"/>
+                <w:b w:val="false"/>
+                <w:bCs w:val="false"/>
+                <w:i w:val="false"/>
+                <w:iCs w:val="false"/>
+                <w:color w:val="1A1612"/>
+                <w:sz w:val="22"/>
+                <w:szCs w:val="22"/>
+              </w:rPr>
+              <w:t xml:space="preserve">Spawn rain in bands OUTSIDE chain horizontal footprint on viewports ≥768px.</w:t>
+            </w:r>
+          </w:p>
+        </w:tc>
+      </w:tr>
+      <w:tr>
+        <w:trPr>
+          <w:tblHeader w:val="false"/>
+        </w:trPr>
+        <w:tc>
+          <w:tcPr>
+            <w:tcW w:type="dxa" w:w="800"/>
+            <w:tcBorders>
+              <w:top w:val="single" w:color="D8CFC2" w:sz="4"/>
+              <w:left w:val="single" w:color="D8CFC2" w:sz="4"/>
+              <w:bottom w:val="single" w:color="D8CFC2" w:sz="4"/>
+              <w:right w:val="single" w:color="D8CFC2" w:sz="4"/>
+            </w:tcBorders>
+            <w:tcMar>
+              <w:top w:type="dxa" w:w="80"/>
+              <w:left w:type="dxa" w:w="140"/>
+              <w:bottom w:type="dxa" w:w="80"/>
+              <w:right w:type="dxa" w:w="140"/>
+            </w:tcMar>
+            <w:vAlign w:val="center"/>
+          </w:tcPr>
+          <w:p>
+            <w:pPr>
+              <w:spacing w:after="30" w:before="30"/>
+              <w:jc w:val="center"/>
+            </w:pPr>
+            <w:r>
+              <w:rPr>
+                <w:rFonts w:ascii="Calibri" w:cs="Calibri" w:eastAsia="Calibri" w:hAnsi="Calibri"/>
+                <w:b/>
+                <w:bCs/>
+                <w:i w:val="false"/>
+                <w:iCs w:val="false"/>
+                <w:color w:val="C9943A"/>
+                <w:sz w:val="22"/>
+                <w:szCs w:val="22"/>
+              </w:rPr>
+              <w:t xml:space="preserve">F12</w:t>
+            </w:r>
+          </w:p>
+        </w:tc>
+        <w:tc>
+          <w:tcPr>
+            <w:tcW w:type="dxa" w:w="2860"/>
+            <w:tcBorders>
+              <w:top w:val="single" w:color="D8CFC2" w:sz="4"/>
+              <w:left w:val="single" w:color="D8CFC2" w:sz="4"/>
+              <w:bottom w:val="single" w:color="D8CFC2" w:sz="4"/>
+              <w:right w:val="single" w:color="D8CFC2" w:sz="4"/>
+            </w:tcBorders>
+            <w:tcMar>
+              <w:top w:type="dxa" w:w="80"/>
+              <w:left w:type="dxa" w:w="140"/>
+              <w:bottom w:type="dxa" w:w="80"/>
+              <w:right w:type="dxa" w:w="140"/>
+            </w:tcMar>
+            <w:vAlign w:val="center"/>
+          </w:tcPr>
+          <w:p>
+            <w:pPr>
+              <w:spacing w:after="30" w:before="30"/>
+              <w:jc w:val="left"/>
+            </w:pPr>
+            <w:r>
+              <w:rPr>
+                <w:rFonts w:ascii="Calibri" w:cs="Calibri" w:eastAsia="Calibri" w:hAnsi="Calibri"/>
+                <w:b/>
+                <w:bCs/>
+                <w:i w:val="false"/>
+                <w:iCs w:val="false"/>
+                <w:color w:val="1A1612"/>
+                <w:sz w:val="22"/>
+                <w:szCs w:val="22"/>
+              </w:rPr>
+              <w:t xml:space="preserve">Birthday calendar picker bled past viewport</w:t>
+            </w:r>
+          </w:p>
+        </w:tc>
+        <w:tc>
+          <w:tcPr>
+            <w:tcW w:type="dxa" w:w="2900"/>
+            <w:tcBorders>
+              <w:top w:val="single" w:color="D8CFC2" w:sz="4"/>
+              <w:left w:val="single" w:color="D8CFC2" w:sz="4"/>
+              <w:bottom w:val="single" w:color="D8CFC2" w:sz="4"/>
+              <w:right w:val="single" w:color="D8CFC2" w:sz="4"/>
+            </w:tcBorders>
+            <w:tcMar>
+              <w:top w:type="dxa" w:w="80"/>
+              <w:left w:type="dxa" w:w="140"/>
+              <w:bottom w:type="dxa" w:w="80"/>
+              <w:right w:type="dxa" w:w="140"/>
+            </w:tcMar>
+            <w:vAlign w:val="center"/>
+          </w:tcPr>
+          <w:p>
+            <w:pPr>
+              <w:spacing w:after="30" w:before="30"/>
+              <w:jc w:val="left"/>
+            </w:pPr>
+            <w:r>
+              <w:rPr>
+                <w:rFonts w:ascii="Calibri" w:cs="Calibri" w:eastAsia="Calibri" w:hAnsi="Calibri"/>
+                <w:b w:val="false"/>
+                <w:bCs w:val="false"/>
+                <w:i w:val="false"/>
+                <w:iCs w:val="false"/>
+                <w:color w:val="1A1612"/>
+                <w:sz w:val="22"/>
+                <w:szCs w:val="22"/>
+              </w:rPr>
+              <w:t xml:space="preserve">Was a dropdown in a parent with overflow:hidden — overflowing content unreachable.</w:t>
+            </w:r>
+          </w:p>
+        </w:tc>
+        <w:tc>
+          <w:tcPr>
+            <w:tcW w:type="dxa" w:w="2800"/>
+            <w:tcBorders>
+              <w:top w:val="single" w:color="D8CFC2" w:sz="4"/>
+              <w:left w:val="single" w:color="D8CFC2" w:sz="4"/>
+              <w:bottom w:val="single" w:color="D8CFC2" w:sz="4"/>
+              <w:right w:val="single" w:color="D8CFC2" w:sz="4"/>
+            </w:tcBorders>
+            <w:tcMar>
+              <w:top w:type="dxa" w:w="80"/>
+              <w:left w:type="dxa" w:w="140"/>
+              <w:bottom w:type="dxa" w:w="80"/>
+              <w:right w:type="dxa" w:w="140"/>
+            </w:tcMar>
+            <w:vAlign w:val="center"/>
+          </w:tcPr>
+          <w:p>
+            <w:pPr>
+              <w:spacing w:after="30" w:before="30"/>
+              <w:jc w:val="left"/>
+            </w:pPr>
+            <w:r>
+              <w:rPr>
+                <w:rFonts w:ascii="Calibri" w:cs="Calibri" w:eastAsia="Calibri" w:hAnsi="Calibri"/>
+                <w:b w:val="false"/>
+                <w:bCs w:val="false"/>
+                <w:i w:val="false"/>
+                <w:iCs w:val="false"/>
+                <w:color w:val="1A1612"/>
+                <w:sz w:val="22"/>
+                <w:szCs w:val="22"/>
+              </w:rPr>
+              <w:t xml:space="preserve">Converted to centered modal with position:fixed + scale-in animation + huge box-shadow as dim backdrop.</w:t>
+            </w:r>
+          </w:p>
+        </w:tc>
+      </w:tr>
+      <w:tr>
+        <w:trPr>
+          <w:tblHeader w:val="false"/>
+        </w:trPr>
+        <w:tc>
+          <w:tcPr>
+            <w:tcW w:type="dxa" w:w="800"/>
+            <w:tcBorders>
+              <w:top w:val="single" w:color="D8CFC2" w:sz="4"/>
+              <w:left w:val="single" w:color="D8CFC2" w:sz="4"/>
+              <w:bottom w:val="single" w:color="D8CFC2" w:sz="4"/>
+              <w:right w:val="single" w:color="D8CFC2" w:sz="4"/>
+            </w:tcBorders>
+            <w:shd w:fill="FBF5E6" w:color="auto" w:val="clear"/>
+            <w:tcMar>
+              <w:top w:type="dxa" w:w="80"/>
+              <w:left w:type="dxa" w:w="140"/>
+              <w:bottom w:type="dxa" w:w="80"/>
+              <w:right w:type="dxa" w:w="140"/>
+            </w:tcMar>
+            <w:vAlign w:val="center"/>
+          </w:tcPr>
+          <w:p>
+            <w:pPr>
+              <w:spacing w:after="30" w:before="30"/>
+              <w:jc w:val="center"/>
+            </w:pPr>
+            <w:r>
+              <w:rPr>
+                <w:rFonts w:ascii="Calibri" w:cs="Calibri" w:eastAsia="Calibri" w:hAnsi="Calibri"/>
+                <w:b/>
+                <w:bCs/>
+                <w:i w:val="false"/>
+                <w:iCs w:val="false"/>
+                <w:color w:val="C9943A"/>
+                <w:sz w:val="22"/>
+                <w:szCs w:val="22"/>
+              </w:rPr>
+              <w:t xml:space="preserve">F13</w:t>
+            </w:r>
+          </w:p>
+        </w:tc>
+        <w:tc>
+          <w:tcPr>
+            <w:tcW w:type="dxa" w:w="2860"/>
+            <w:tcBorders>
+              <w:top w:val="single" w:color="D8CFC2" w:sz="4"/>
+              <w:left w:val="single" w:color="D8CFC2" w:sz="4"/>
+              <w:bottom w:val="single" w:color="D8CFC2" w:sz="4"/>
+              <w:right w:val="single" w:color="D8CFC2" w:sz="4"/>
+            </w:tcBorders>
+            <w:shd w:fill="FBF5E6" w:color="auto" w:val="clear"/>
+            <w:tcMar>
+              <w:top w:type="dxa" w:w="80"/>
+              <w:left w:type="dxa" w:w="140"/>
+              <w:bottom w:type="dxa" w:w="80"/>
+              <w:right w:type="dxa" w:w="140"/>
+            </w:tcMar>
+            <w:vAlign w:val="center"/>
+          </w:tcPr>
+          <w:p>
+            <w:pPr>
+              <w:spacing w:after="30" w:before="30"/>
+              <w:jc w:val="left"/>
+            </w:pPr>
+            <w:r>
+              <w:rPr>
+                <w:rFonts w:ascii="Calibri" w:cs="Calibri" w:eastAsia="Calibri" w:hAnsi="Calibri"/>
+                <w:b/>
+                <w:bCs/>
+                <w:i w:val="false"/>
+                <w:iCs w:val="false"/>
+                <w:color w:val="1A1612"/>
+                <w:sz w:val="22"/>
+                <w:szCs w:val="22"/>
+              </w:rPr>
+              <w:t xml:space="preserve">Bottom nav icons visible through ceremony overlay</w:t>
+            </w:r>
+          </w:p>
+        </w:tc>
+        <w:tc>
+          <w:tcPr>
+            <w:tcW w:type="dxa" w:w="2900"/>
+            <w:tcBorders>
+              <w:top w:val="single" w:color="D8CFC2" w:sz="4"/>
+              <w:left w:val="single" w:color="D8CFC2" w:sz="4"/>
+              <w:bottom w:val="single" w:color="D8CFC2" w:sz="4"/>
+              <w:right w:val="single" w:color="D8CFC2" w:sz="4"/>
+            </w:tcBorders>
+            <w:shd w:fill="FBF5E6" w:color="auto" w:val="clear"/>
+            <w:tcMar>
+              <w:top w:type="dxa" w:w="80"/>
+              <w:left w:type="dxa" w:w="140"/>
+              <w:bottom w:type="dxa" w:w="80"/>
+              <w:right w:type="dxa" w:w="140"/>
+            </w:tcMar>
+            <w:vAlign w:val="center"/>
+          </w:tcPr>
+          <w:p>
+            <w:pPr>
+              <w:spacing w:after="30" w:before="30"/>
+              <w:jc w:val="left"/>
+            </w:pPr>
+            <w:r>
+              <w:rPr>
+                <w:rFonts w:ascii="Calibri" w:cs="Calibri" w:eastAsia="Calibri" w:hAnsi="Calibri"/>
+                <w:b w:val="false"/>
+                <w:bCs w:val="false"/>
+                <w:i w:val="false"/>
+                <w:iCs w:val="false"/>
+                <w:color w:val="1A1612"/>
+                <w:sz w:val="22"/>
+                <w:szCs w:val="22"/>
+              </w:rPr>
+              <w:t xml:space="preserve">Overlay was opaque but with transparency in transition window.</w:t>
+            </w:r>
+          </w:p>
+        </w:tc>
+        <w:tc>
+          <w:tcPr>
+            <w:tcW w:type="dxa" w:w="2800"/>
+            <w:tcBorders>
+              <w:top w:val="single" w:color="D8CFC2" w:sz="4"/>
+              <w:left w:val="single" w:color="D8CFC2" w:sz="4"/>
+              <w:bottom w:val="single" w:color="D8CFC2" w:sz="4"/>
+              <w:right w:val="single" w:color="D8CFC2" w:sz="4"/>
+            </w:tcBorders>
+            <w:shd w:fill="FBF5E6" w:color="auto" w:val="clear"/>
+            <w:tcMar>
+              <w:top w:type="dxa" w:w="80"/>
+              <w:left w:type="dxa" w:w="140"/>
+              <w:bottom w:type="dxa" w:w="80"/>
+              <w:right w:type="dxa" w:w="140"/>
+            </w:tcMar>
+            <w:vAlign w:val="center"/>
+          </w:tcPr>
+          <w:p>
+            <w:pPr>
+              <w:spacing w:after="30" w:before="30"/>
+              <w:jc w:val="left"/>
+            </w:pPr>
+            <w:r>
+              <w:rPr>
+                <w:rFonts w:ascii="Calibri" w:cs="Calibri" w:eastAsia="Calibri" w:hAnsi="Calibri"/>
+                <w:b w:val="false"/>
+                <w:bCs w:val="false"/>
+                <w:i w:val="false"/>
+                <w:iCs w:val="false"/>
+                <w:color w:val="1A1612"/>
+                <w:sz w:val="22"/>
+                <w:szCs w:val="22"/>
+              </w:rPr>
+              <w:t xml:space="preserve">Added CSS :has() rule hiding .bottom-nav whenever any ceremony overlay is in DOM.</w:t>
+            </w:r>
+          </w:p>
+        </w:tc>
+      </w:tr>
+      <w:tr>
+        <w:trPr>
+          <w:tblHeader w:val="false"/>
+        </w:trPr>
+        <w:tc>
+          <w:tcPr>
+            <w:tcW w:type="dxa" w:w="800"/>
+            <w:tcBorders>
+              <w:top w:val="single" w:color="D8CFC2" w:sz="4"/>
+              <w:left w:val="single" w:color="D8CFC2" w:sz="4"/>
+              <w:bottom w:val="single" w:color="D8CFC2" w:sz="4"/>
+              <w:right w:val="single" w:color="D8CFC2" w:sz="4"/>
+            </w:tcBorders>
+            <w:tcMar>
+              <w:top w:type="dxa" w:w="80"/>
+              <w:left w:type="dxa" w:w="140"/>
+              <w:bottom w:type="dxa" w:w="80"/>
+              <w:right w:type="dxa" w:w="140"/>
+            </w:tcMar>
+            <w:vAlign w:val="center"/>
+          </w:tcPr>
+          <w:p>
+            <w:pPr>
+              <w:spacing w:after="30" w:before="30"/>
+              <w:jc w:val="center"/>
+            </w:pPr>
+            <w:r>
+              <w:rPr>
+                <w:rFonts w:ascii="Calibri" w:cs="Calibri" w:eastAsia="Calibri" w:hAnsi="Calibri"/>
+                <w:b/>
+                <w:bCs/>
+                <w:i w:val="false"/>
+                <w:iCs w:val="false"/>
+                <w:color w:val="C9943A"/>
+                <w:sz w:val="22"/>
+                <w:szCs w:val="22"/>
+              </w:rPr>
+              <w:t xml:space="preserve">F14</w:t>
+            </w:r>
+          </w:p>
+        </w:tc>
+        <w:tc>
+          <w:tcPr>
+            <w:tcW w:type="dxa" w:w="2860"/>
+            <w:tcBorders>
+              <w:top w:val="single" w:color="D8CFC2" w:sz="4"/>
+              <w:left w:val="single" w:color="D8CFC2" w:sz="4"/>
+              <w:bottom w:val="single" w:color="D8CFC2" w:sz="4"/>
+              <w:right w:val="single" w:color="D8CFC2" w:sz="4"/>
+            </w:tcBorders>
+            <w:tcMar>
+              <w:top w:type="dxa" w:w="80"/>
+              <w:left w:type="dxa" w:w="140"/>
+              <w:bottom w:type="dxa" w:w="80"/>
+              <w:right w:type="dxa" w:w="140"/>
+            </w:tcMar>
+            <w:vAlign w:val="center"/>
+          </w:tcPr>
+          <w:p>
+            <w:pPr>
+              <w:spacing w:after="30" w:before="30"/>
+              <w:jc w:val="left"/>
+            </w:pPr>
+            <w:r>
+              <w:rPr>
+                <w:rFonts w:ascii="Calibri" w:cs="Calibri" w:eastAsia="Calibri" w:hAnsi="Calibri"/>
+                <w:b/>
+                <w:bCs/>
+                <w:i w:val="false"/>
+                <w:iCs w:val="false"/>
+                <w:color w:val="1A1612"/>
+                <w:sz w:val="22"/>
+                <w:szCs w:val="22"/>
+              </w:rPr>
+              <w:t xml:space="preserve">Year-end emotion chart showed every emotion at ~3%</w:t>
+            </w:r>
+          </w:p>
+        </w:tc>
+        <w:tc>
+          <w:tcPr>
+            <w:tcW w:type="dxa" w:w="2900"/>
+            <w:tcBorders>
+              <w:top w:val="single" w:color="D8CFC2" w:sz="4"/>
+              <w:left w:val="single" w:color="D8CFC2" w:sz="4"/>
+              <w:bottom w:val="single" w:color="D8CFC2" w:sz="4"/>
+              <w:right w:val="single" w:color="D8CFC2" w:sz="4"/>
+            </w:tcBorders>
+            <w:tcMar>
+              <w:top w:type="dxa" w:w="80"/>
+              <w:left w:type="dxa" w:w="140"/>
+              <w:bottom w:type="dxa" w:w="80"/>
+              <w:right w:type="dxa" w:w="140"/>
+            </w:tcMar>
+            <w:vAlign w:val="center"/>
+          </w:tcPr>
+          <w:p>
+            <w:pPr>
+              <w:spacing w:after="30" w:before="30"/>
+              <w:jc w:val="left"/>
+            </w:pPr>
+            <w:r>
+              <w:rPr>
+                <w:rFonts w:ascii="Calibri" w:cs="Calibri" w:eastAsia="Calibri" w:hAnsi="Calibri"/>
+                <w:b w:val="false"/>
+                <w:bCs w:val="false"/>
+                <w:i w:val="false"/>
+                <w:iCs w:val="false"/>
+                <w:color w:val="1A1612"/>
+                <w:sz w:val="22"/>
+                <w:szCs w:val="22"/>
+              </w:rPr>
+              <w:t xml:space="preserve">Demo seed used uniform random over 18 emotions → ~5.5% each, looked flat.</w:t>
+            </w:r>
+          </w:p>
+        </w:tc>
+        <w:tc>
+          <w:tcPr>
+            <w:tcW w:type="dxa" w:w="2800"/>
+            <w:tcBorders>
+              <w:top w:val="single" w:color="D8CFC2" w:sz="4"/>
+              <w:left w:val="single" w:color="D8CFC2" w:sz="4"/>
+              <w:bottom w:val="single" w:color="D8CFC2" w:sz="4"/>
+              <w:right w:val="single" w:color="D8CFC2" w:sz="4"/>
+            </w:tcBorders>
+            <w:tcMar>
+              <w:top w:type="dxa" w:w="80"/>
+              <w:left w:type="dxa" w:w="140"/>
+              <w:bottom w:type="dxa" w:w="80"/>
+              <w:right w:type="dxa" w:w="140"/>
+            </w:tcMar>
+            <w:vAlign w:val="center"/>
+          </w:tcPr>
+          <w:p>
+            <w:pPr>
+              <w:spacing w:after="30" w:before="30"/>
+              <w:jc w:val="left"/>
+            </w:pPr>
+            <w:r>
+              <w:rPr>
+                <w:rFonts w:ascii="Calibri" w:cs="Calibri" w:eastAsia="Calibri" w:hAnsi="Calibri"/>
+                <w:b w:val="false"/>
+                <w:bCs w:val="false"/>
+                <w:i w:val="false"/>
+                <w:iCs w:val="false"/>
+                <w:color w:val="1A1612"/>
+                <w:sz w:val="22"/>
+                <w:szCs w:val="22"/>
+              </w:rPr>
+              <w:t xml:space="preserve">Seasonal weighted distribution: 30-day windows pick 2 anchor + 2 secondary, weights 45/30/11/6/8.</w:t>
+            </w:r>
+          </w:p>
+        </w:tc>
+      </w:tr>
+    </w:tbl>
+    <w:p>
+      <w:pPr>
+        <w:pStyle w:val="Heading2"/>
+        <w:spacing w:after="120" w:before="280"/>
+      </w:pPr>
+      <w:r>
+        <w:rPr>
+          <w:rFonts w:ascii="Cambria" w:cs="Cambria" w:eastAsia="Cambria" w:hAnsi="Cambria"/>
+          <w:b/>
+          <w:bCs/>
+          <w:color w:val="1A1612"/>
+          <w:sz w:val="30"/>
+          <w:szCs w:val="30"/>
+        </w:rPr>
+        <w:t xml:space="preserve">14.3  Demo panel &amp; adaptive layer</w:t>
+      </w:r>
+    </w:p>
+    <w:tbl>
+      <w:tblPr>
+        <w:tblW w:type="dxa" w:w="9360"/>
+        <w:tblBorders>
+          <w:top w:val="single" w:color="auto" w:sz="4"/>
+          <w:left w:val="single" w:color="auto" w:sz="4"/>
+          <w:bottom w:val="single" w:color="auto" w:sz="4"/>
+          <w:right w:val="single" w:color="auto" w:sz="4"/>
+          <w:insideH w:val="single" w:color="auto" w:sz="4"/>
+          <w:insideV w:val="single" w:color="auto" w:sz="4"/>
+        </w:tblBorders>
+        <w:tblLayout w:type="fixed"/>
+      </w:tblPr>
+      <w:tblGrid>
+        <w:gridCol w:w="800"/>
+        <w:gridCol w:w="2860"/>
+        <w:gridCol w:w="2900"/>
+        <w:gridCol w:w="2800"/>
+      </w:tblGrid>
+      <w:tr>
+        <w:trPr>
+          <w:tblHeader/>
+        </w:trPr>
+        <w:tc>
+          <w:tcPr>
+            <w:tcW w:type="dxa" w:w="800"/>
+            <w:tcBorders>
+              <w:top w:val="single" w:color="D8CFC2" w:sz="4"/>
+              <w:left w:val="single" w:color="D8CFC2" w:sz="4"/>
+              <w:bottom w:val="single" w:color="D8CFC2" w:sz="4"/>
+              <w:right w:val="single" w:color="D8CFC2" w:sz="4"/>
+            </w:tcBorders>
+            <w:shd w:fill="C9943A" w:color="auto" w:val="clear"/>
+            <w:tcMar>
+              <w:top w:type="dxa" w:w="80"/>
+              <w:left w:type="dxa" w:w="140"/>
+              <w:bottom w:type="dxa" w:w="80"/>
+              <w:right w:type="dxa" w:w="140"/>
+            </w:tcMar>
+            <w:vAlign w:val="center"/>
+          </w:tcPr>
+          <w:p>
+            <w:pPr>
+              <w:spacing w:after="30" w:before="30"/>
+              <w:jc w:val="center"/>
+            </w:pPr>
+            <w:r>
+              <w:rPr>
+                <w:rFonts w:ascii="Calibri" w:cs="Calibri" w:eastAsia="Calibri" w:hAnsi="Calibri"/>
+                <w:b/>
+                <w:bCs/>
+                <w:i w:val="false"/>
+                <w:iCs w:val="false"/>
+                <w:color w:val="FFFFFF"/>
+                <w:sz w:val="22"/>
+                <w:szCs w:val="22"/>
+              </w:rPr>
+              <w:t xml:space="preserve">#</w:t>
+            </w:r>
+          </w:p>
+        </w:tc>
+        <w:tc>
+          <w:tcPr>
+            <w:tcW w:type="dxa" w:w="2860"/>
+            <w:tcBorders>
+              <w:top w:val="single" w:color="D8CFC2" w:sz="4"/>
+              <w:left w:val="single" w:color="D8CFC2" w:sz="4"/>
+              <w:bottom w:val="single" w:color="D8CFC2" w:sz="4"/>
+              <w:right w:val="single" w:color="D8CFC2" w:sz="4"/>
+            </w:tcBorders>
+            <w:shd w:fill="C9943A" w:color="auto" w:val="clear"/>
+            <w:tcMar>
+              <w:top w:type="dxa" w:w="80"/>
+              <w:left w:type="dxa" w:w="140"/>
+              <w:bottom w:type="dxa" w:w="80"/>
+              <w:right w:type="dxa" w:w="140"/>
+            </w:tcMar>
+            <w:vAlign w:val="center"/>
+          </w:tcPr>
+          <w:p>
+            <w:pPr>
+              <w:spacing w:after="30" w:before="30"/>
+              <w:jc w:val="left"/>
+            </w:pPr>
+            <w:r>
+              <w:rPr>
+                <w:rFonts w:ascii="Calibri" w:cs="Calibri" w:eastAsia="Calibri" w:hAnsi="Calibri"/>
+                <w:b/>
+                <w:bCs/>
+                <w:i w:val="false"/>
+                <w:iCs w:val="false"/>
+                <w:color w:val="FFFFFF"/>
+                <w:sz w:val="22"/>
+                <w:szCs w:val="22"/>
+              </w:rPr>
+              <w:t xml:space="preserve">Problem</w:t>
+            </w:r>
+          </w:p>
+        </w:tc>
+        <w:tc>
+          <w:tcPr>
+            <w:tcW w:type="dxa" w:w="2900"/>
+            <w:tcBorders>
+              <w:top w:val="single" w:color="D8CFC2" w:sz="4"/>
+              <w:left w:val="single" w:color="D8CFC2" w:sz="4"/>
+              <w:bottom w:val="single" w:color="D8CFC2" w:sz="4"/>
+              <w:right w:val="single" w:color="D8CFC2" w:sz="4"/>
+            </w:tcBorders>
+            <w:shd w:fill="C9943A" w:color="auto" w:val="clear"/>
+            <w:tcMar>
+              <w:top w:type="dxa" w:w="80"/>
+              <w:left w:type="dxa" w:w="140"/>
+              <w:bottom w:type="dxa" w:w="80"/>
+              <w:right w:type="dxa" w:w="140"/>
+            </w:tcMar>
+            <w:vAlign w:val="center"/>
+          </w:tcPr>
+          <w:p>
+            <w:pPr>
+              <w:spacing w:after="30" w:before="30"/>
+              <w:jc w:val="left"/>
+            </w:pPr>
+            <w:r>
+              <w:rPr>
+                <w:rFonts w:ascii="Calibri" w:cs="Calibri" w:eastAsia="Calibri" w:hAnsi="Calibri"/>
+                <w:b/>
+                <w:bCs/>
+                <w:i w:val="false"/>
+                <w:iCs w:val="false"/>
+                <w:color w:val="FFFFFF"/>
+                <w:sz w:val="22"/>
+                <w:szCs w:val="22"/>
+              </w:rPr>
+              <w:t xml:space="preserve">Diagnosis</w:t>
+            </w:r>
+          </w:p>
+        </w:tc>
+        <w:tc>
+          <w:tcPr>
+            <w:tcW w:type="dxa" w:w="2800"/>
+            <w:tcBorders>
+              <w:top w:val="single" w:color="D8CFC2" w:sz="4"/>
+              <w:left w:val="single" w:color="D8CFC2" w:sz="4"/>
+              <w:bottom w:val="single" w:color="D8CFC2" w:sz="4"/>
+              <w:right w:val="single" w:color="D8CFC2" w:sz="4"/>
+            </w:tcBorders>
+            <w:shd w:fill="C9943A" w:color="auto" w:val="clear"/>
+            <w:tcMar>
+              <w:top w:type="dxa" w:w="80"/>
+              <w:left w:type="dxa" w:w="140"/>
+              <w:bottom w:type="dxa" w:w="80"/>
+              <w:right w:type="dxa" w:w="140"/>
+            </w:tcMar>
+            <w:vAlign w:val="center"/>
+          </w:tcPr>
+          <w:p>
+            <w:pPr>
+              <w:spacing w:after="30" w:before="30"/>
+              <w:jc w:val="left"/>
+            </w:pPr>
+            <w:r>
+              <w:rPr>
+                <w:rFonts w:ascii="Calibri" w:cs="Calibri" w:eastAsia="Calibri" w:hAnsi="Calibri"/>
+                <w:b/>
+                <w:bCs/>
+                <w:i w:val="false"/>
+                <w:iCs w:val="false"/>
+                <w:color w:val="FFFFFF"/>
+                <w:sz w:val="22"/>
+                <w:szCs w:val="22"/>
+              </w:rPr>
+              <w:t xml:space="preserve">Fix</w:t>
+            </w:r>
+          </w:p>
+        </w:tc>
+      </w:tr>
+      <w:tr>
+        <w:trPr>
+          <w:tblHeader w:val="false"/>
+        </w:trPr>
+        <w:tc>
+          <w:tcPr>
+            <w:tcW w:type="dxa" w:w="800"/>
+            <w:tcBorders>
+              <w:top w:val="single" w:color="D8CFC2" w:sz="4"/>
+              <w:left w:val="single" w:color="D8CFC2" w:sz="4"/>
+              <w:bottom w:val="single" w:color="D8CFC2" w:sz="4"/>
+              <w:right w:val="single" w:color="D8CFC2" w:sz="4"/>
+            </w:tcBorders>
+            <w:shd w:fill="FBF5E6" w:color="auto" w:val="clear"/>
+            <w:tcMar>
+              <w:top w:type="dxa" w:w="80"/>
+              <w:left w:type="dxa" w:w="140"/>
+              <w:bottom w:type="dxa" w:w="80"/>
+              <w:right w:type="dxa" w:w="140"/>
+            </w:tcMar>
+            <w:vAlign w:val="center"/>
+          </w:tcPr>
+          <w:p>
+            <w:pPr>
+              <w:spacing w:after="30" w:before="30"/>
+              <w:jc w:val="center"/>
+            </w:pPr>
+            <w:r>
+              <w:rPr>
+                <w:rFonts w:ascii="Calibri" w:cs="Calibri" w:eastAsia="Calibri" w:hAnsi="Calibri"/>
+                <w:b/>
+                <w:bCs/>
+                <w:i w:val="false"/>
+                <w:iCs w:val="false"/>
+                <w:color w:val="C9943A"/>
+                <w:sz w:val="22"/>
+                <w:szCs w:val="22"/>
+              </w:rPr>
+              <w:t xml:space="preserve">A1</w:t>
+            </w:r>
+          </w:p>
+        </w:tc>
+        <w:tc>
+          <w:tcPr>
+            <w:tcW w:type="dxa" w:w="2860"/>
+            <w:tcBorders>
+              <w:top w:val="single" w:color="D8CFC2" w:sz="4"/>
+              <w:left w:val="single" w:color="D8CFC2" w:sz="4"/>
+              <w:bottom w:val="single" w:color="D8CFC2" w:sz="4"/>
+              <w:right w:val="single" w:color="D8CFC2" w:sz="4"/>
+            </w:tcBorders>
+            <w:shd w:fill="FBF5E6" w:color="auto" w:val="clear"/>
+            <w:tcMar>
+              <w:top w:type="dxa" w:w="80"/>
+              <w:left w:type="dxa" w:w="140"/>
+              <w:bottom w:type="dxa" w:w="80"/>
+              <w:right w:type="dxa" w:w="140"/>
+            </w:tcMar>
+            <w:vAlign w:val="center"/>
+          </w:tcPr>
+          <w:p>
+            <w:pPr>
+              <w:spacing w:after="30" w:before="30"/>
+              <w:jc w:val="left"/>
+            </w:pPr>
+            <w:r>
+              <w:rPr>
+                <w:rFonts w:ascii="Calibri" w:cs="Calibri" w:eastAsia="Calibri" w:hAnsi="Calibri"/>
+                <w:b/>
+                <w:bCs/>
+                <w:i w:val="false"/>
+                <w:iCs w:val="false"/>
+                <w:color w:val="1A1612"/>
+                <w:sz w:val="22"/>
+                <w:szCs w:val="22"/>
+              </w:rPr>
+              <w:t xml:space="preserve">Month-end demo 'seeded 0 demo days' on 2nd+ click</w:t>
+            </w:r>
+          </w:p>
+        </w:tc>
+        <w:tc>
+          <w:tcPr>
+            <w:tcW w:type="dxa" w:w="2900"/>
+            <w:tcBorders>
+              <w:top w:val="single" w:color="D8CFC2" w:sz="4"/>
+              <w:left w:val="single" w:color="D8CFC2" w:sz="4"/>
+              <w:bottom w:val="single" w:color="D8CFC2" w:sz="4"/>
+              <w:right w:val="single" w:color="D8CFC2" w:sz="4"/>
+            </w:tcBorders>
+            <w:shd w:fill="FBF5E6" w:color="auto" w:val="clear"/>
+            <w:tcMar>
+              <w:top w:type="dxa" w:w="80"/>
+              <w:left w:type="dxa" w:w="140"/>
+              <w:bottom w:type="dxa" w:w="80"/>
+              <w:right w:type="dxa" w:w="140"/>
+            </w:tcMar>
+            <w:vAlign w:val="center"/>
+          </w:tcPr>
+          <w:p>
+            <w:pPr>
+              <w:spacing w:after="30" w:before="30"/>
+              <w:jc w:val="left"/>
+            </w:pPr>
+            <w:r>
+              <w:rPr>
+                <w:rFonts w:ascii="Calibri" w:cs="Calibri" w:eastAsia="Calibri" w:hAnsi="Calibri"/>
+                <w:b w:val="false"/>
+                <w:bCs w:val="false"/>
+                <w:i w:val="false"/>
+                <w:iCs w:val="false"/>
+                <w:color w:val="1A1612"/>
+                <w:sz w:val="22"/>
+                <w:szCs w:val="22"/>
+              </w:rPr>
+              <w:t xml:space="preserve">Seeder skipped already-logged days. After first run, every day was logged.</w:t>
+            </w:r>
+          </w:p>
+        </w:tc>
+        <w:tc>
+          <w:tcPr>
+            <w:tcW w:type="dxa" w:w="2800"/>
+            <w:tcBorders>
+              <w:top w:val="single" w:color="D8CFC2" w:sz="4"/>
+              <w:left w:val="single" w:color="D8CFC2" w:sz="4"/>
+              <w:bottom w:val="single" w:color="D8CFC2" w:sz="4"/>
+              <w:right w:val="single" w:color="D8CFC2" w:sz="4"/>
+            </w:tcBorders>
+            <w:shd w:fill="FBF5E6" w:color="auto" w:val="clear"/>
+            <w:tcMar>
+              <w:top w:type="dxa" w:w="80"/>
+              <w:left w:type="dxa" w:w="140"/>
+              <w:bottom w:type="dxa" w:w="80"/>
+              <w:right w:type="dxa" w:w="140"/>
+            </w:tcMar>
+            <w:vAlign w:val="center"/>
+          </w:tcPr>
+          <w:p>
+            <w:pPr>
+              <w:spacing w:after="30" w:before="30"/>
+              <w:jc w:val="left"/>
+            </w:pPr>
+            <w:r>
+              <w:rPr>
+                <w:rFonts w:ascii="Calibri" w:cs="Calibri" w:eastAsia="Calibri" w:hAnsi="Calibri"/>
+                <w:b w:val="false"/>
+                <w:bCs w:val="false"/>
+                <w:i w:val="false"/>
+                <w:iCs w:val="false"/>
+                <w:color w:val="1A1612"/>
+                <w:sz w:val="22"/>
+                <w:szCs w:val="22"/>
+              </w:rPr>
+              <w:t xml:space="preserve">Purge demo entries for current month + remove their dates from gc_logged_dates before re-seeding.</w:t>
+            </w:r>
+          </w:p>
+        </w:tc>
+      </w:tr>
+      <w:tr>
+        <w:trPr>
+          <w:tblHeader w:val="false"/>
+        </w:trPr>
+        <w:tc>
+          <w:tcPr>
+            <w:tcW w:type="dxa" w:w="800"/>
+            <w:tcBorders>
+              <w:top w:val="single" w:color="D8CFC2" w:sz="4"/>
+              <w:left w:val="single" w:color="D8CFC2" w:sz="4"/>
+              <w:bottom w:val="single" w:color="D8CFC2" w:sz="4"/>
+              <w:right w:val="single" w:color="D8CFC2" w:sz="4"/>
+            </w:tcBorders>
+            <w:tcMar>
+              <w:top w:type="dxa" w:w="80"/>
+              <w:left w:type="dxa" w:w="140"/>
+              <w:bottom w:type="dxa" w:w="80"/>
+              <w:right w:type="dxa" w:w="140"/>
+            </w:tcMar>
+            <w:vAlign w:val="center"/>
+          </w:tcPr>
+          <w:p>
+            <w:pPr>
+              <w:spacing w:after="30" w:before="30"/>
+              <w:jc w:val="center"/>
+            </w:pPr>
+            <w:r>
+              <w:rPr>
+                <w:rFonts w:ascii="Calibri" w:cs="Calibri" w:eastAsia="Calibri" w:hAnsi="Calibri"/>
+                <w:b/>
+                <w:bCs/>
+                <w:i w:val="false"/>
+                <w:iCs w:val="false"/>
+                <w:color w:val="C9943A"/>
+                <w:sz w:val="22"/>
+                <w:szCs w:val="22"/>
+              </w:rPr>
+              <w:t xml:space="preserve">A2</w:t>
+            </w:r>
+          </w:p>
+        </w:tc>
+        <w:tc>
+          <w:tcPr>
+            <w:tcW w:type="dxa" w:w="2860"/>
+            <w:tcBorders>
+              <w:top w:val="single" w:color="D8CFC2" w:sz="4"/>
+              <w:left w:val="single" w:color="D8CFC2" w:sz="4"/>
+              <w:bottom w:val="single" w:color="D8CFC2" w:sz="4"/>
+              <w:right w:val="single" w:color="D8CFC2" w:sz="4"/>
+            </w:tcBorders>
+            <w:tcMar>
+              <w:top w:type="dxa" w:w="80"/>
+              <w:left w:type="dxa" w:w="140"/>
+              <w:bottom w:type="dxa" w:w="80"/>
+              <w:right w:type="dxa" w:w="140"/>
+            </w:tcMar>
+            <w:vAlign w:val="center"/>
+          </w:tcPr>
+          <w:p>
+            <w:pPr>
+              <w:spacing w:after="30" w:before="30"/>
+              <w:jc w:val="left"/>
+            </w:pPr>
+            <w:r>
+              <w:rPr>
+                <w:rFonts w:ascii="Calibri" w:cs="Calibri" w:eastAsia="Calibri" w:hAnsi="Calibri"/>
+                <w:b/>
+                <w:bCs/>
+                <w:i w:val="false"/>
+                <w:iCs w:val="false"/>
+                <w:color w:val="1A1612"/>
+                <w:sz w:val="22"/>
+                <w:szCs w:val="22"/>
+              </w:rPr>
+              <w:t xml:space="preserve">Month-end ceremony silently never fired</w:t>
+            </w:r>
+          </w:p>
+        </w:tc>
+        <w:tc>
+          <w:tcPr>
+            <w:tcW w:type="dxa" w:w="2900"/>
+            <w:tcBorders>
+              <w:top w:val="single" w:color="D8CFC2" w:sz="4"/>
+              <w:left w:val="single" w:color="D8CFC2" w:sz="4"/>
+              <w:bottom w:val="single" w:color="D8CFC2" w:sz="4"/>
+              <w:right w:val="single" w:color="D8CFC2" w:sz="4"/>
+            </w:tcBorders>
+            <w:tcMar>
+              <w:top w:type="dxa" w:w="80"/>
+              <w:left w:type="dxa" w:w="140"/>
+              <w:bottom w:type="dxa" w:w="80"/>
+              <w:right w:type="dxa" w:w="140"/>
+            </w:tcMar>
+            <w:vAlign w:val="center"/>
+          </w:tcPr>
+          <w:p>
+            <w:pPr>
+              <w:spacing w:after="30" w:before="30"/>
+              <w:jc w:val="left"/>
+            </w:pPr>
+            <w:r>
+              <w:rPr>
+                <w:rFonts w:ascii="Calibri" w:cs="Calibri" w:eastAsia="Calibri" w:hAnsi="Calibri"/>
+                <w:b w:val="false"/>
+                <w:bCs w:val="false"/>
+                <w:i w:val="false"/>
+                <w:iCs w:val="false"/>
+                <w:color w:val="1A1612"/>
+                <w:sz w:val="22"/>
+                <w:szCs w:val="22"/>
+              </w:rPr>
+              <w:t xml:space="preserve">showMonthEndCeremony returned silently if any prior overlay was still in DOM.</w:t>
+            </w:r>
+          </w:p>
+        </w:tc>
+        <w:tc>
+          <w:tcPr>
+            <w:tcW w:type="dxa" w:w="2800"/>
+            <w:tcBorders>
+              <w:top w:val="single" w:color="D8CFC2" w:sz="4"/>
+              <w:left w:val="single" w:color="D8CFC2" w:sz="4"/>
+              <w:bottom w:val="single" w:color="D8CFC2" w:sz="4"/>
+              <w:right w:val="single" w:color="D8CFC2" w:sz="4"/>
+            </w:tcBorders>
+            <w:tcMar>
+              <w:top w:type="dxa" w:w="80"/>
+              <w:left w:type="dxa" w:w="140"/>
+              <w:bottom w:type="dxa" w:w="80"/>
+              <w:right w:type="dxa" w:w="140"/>
+            </w:tcMar>
+            <w:vAlign w:val="center"/>
+          </w:tcPr>
+          <w:p>
+            <w:pPr>
+              <w:spacing w:after="30" w:before="30"/>
+              <w:jc w:val="left"/>
+            </w:pPr>
+            <w:r>
+              <w:rPr>
+                <w:rFonts w:ascii="Calibri" w:cs="Calibri" w:eastAsia="Calibri" w:hAnsi="Calibri"/>
+                <w:b w:val="false"/>
+                <w:bCs w:val="false"/>
+                <w:i w:val="false"/>
+                <w:iCs w:val="false"/>
+                <w:color w:val="1A1612"/>
+                <w:sz w:val="22"/>
+                <w:szCs w:val="22"/>
+              </w:rPr>
+              <w:t xml:space="preserve">Force-remove all ceremony overlays + clear stale window globals before calling show.</w:t>
+            </w:r>
+          </w:p>
+        </w:tc>
+      </w:tr>
+      <w:tr>
+        <w:trPr>
+          <w:tblHeader w:val="false"/>
+        </w:trPr>
+        <w:tc>
+          <w:tcPr>
+            <w:tcW w:type="dxa" w:w="800"/>
+            <w:tcBorders>
+              <w:top w:val="single" w:color="D8CFC2" w:sz="4"/>
+              <w:left w:val="single" w:color="D8CFC2" w:sz="4"/>
+              <w:bottom w:val="single" w:color="D8CFC2" w:sz="4"/>
+              <w:right w:val="single" w:color="D8CFC2" w:sz="4"/>
+            </w:tcBorders>
+            <w:shd w:fill="FBF5E6" w:color="auto" w:val="clear"/>
+            <w:tcMar>
+              <w:top w:type="dxa" w:w="80"/>
+              <w:left w:type="dxa" w:w="140"/>
+              <w:bottom w:type="dxa" w:w="80"/>
+              <w:right w:type="dxa" w:w="140"/>
+            </w:tcMar>
+            <w:vAlign w:val="center"/>
+          </w:tcPr>
+          <w:p>
+            <w:pPr>
+              <w:spacing w:after="30" w:before="30"/>
+              <w:jc w:val="center"/>
+            </w:pPr>
+            <w:r>
+              <w:rPr>
+                <w:rFonts w:ascii="Calibri" w:cs="Calibri" w:eastAsia="Calibri" w:hAnsi="Calibri"/>
+                <w:b/>
+                <w:bCs/>
+                <w:i w:val="false"/>
+                <w:iCs w:val="false"/>
+                <w:color w:val="C9943A"/>
+                <w:sz w:val="22"/>
+                <w:szCs w:val="22"/>
+              </w:rPr>
+              <w:t xml:space="preserve">A3</w:t>
+            </w:r>
+          </w:p>
+        </w:tc>
+        <w:tc>
+          <w:tcPr>
+            <w:tcW w:type="dxa" w:w="2860"/>
+            <w:tcBorders>
+              <w:top w:val="single" w:color="D8CFC2" w:sz="4"/>
+              <w:left w:val="single" w:color="D8CFC2" w:sz="4"/>
+              <w:bottom w:val="single" w:color="D8CFC2" w:sz="4"/>
+              <w:right w:val="single" w:color="D8CFC2" w:sz="4"/>
+            </w:tcBorders>
+            <w:shd w:fill="FBF5E6" w:color="auto" w:val="clear"/>
+            <w:tcMar>
+              <w:top w:type="dxa" w:w="80"/>
+              <w:left w:type="dxa" w:w="140"/>
+              <w:bottom w:type="dxa" w:w="80"/>
+              <w:right w:type="dxa" w:w="140"/>
+            </w:tcMar>
+            <w:vAlign w:val="center"/>
+          </w:tcPr>
+          <w:p>
+            <w:pPr>
+              <w:spacing w:after="30" w:before="30"/>
+              <w:jc w:val="left"/>
+            </w:pPr>
+            <w:r>
+              <w:rPr>
+                <w:rFonts w:ascii="Calibri" w:cs="Calibri" w:eastAsia="Calibri" w:hAnsi="Calibri"/>
+                <w:b/>
+                <w:bCs/>
+                <w:i w:val="false"/>
+                <w:iCs w:val="false"/>
+                <w:color w:val="1A1612"/>
+                <w:sz w:val="22"/>
+                <w:szCs w:val="22"/>
+              </w:rPr>
+              <w:t xml:space="preserve">Seeded data didn't trigger NOTICING chip</w:t>
+            </w:r>
+          </w:p>
+        </w:tc>
+        <w:tc>
+          <w:tcPr>
+            <w:tcW w:type="dxa" w:w="2900"/>
+            <w:tcBorders>
+              <w:top w:val="single" w:color="D8CFC2" w:sz="4"/>
+              <w:left w:val="single" w:color="D8CFC2" w:sz="4"/>
+              <w:bottom w:val="single" w:color="D8CFC2" w:sz="4"/>
+              <w:right w:val="single" w:color="D8CFC2" w:sz="4"/>
+            </w:tcBorders>
+            <w:shd w:fill="FBF5E6" w:color="auto" w:val="clear"/>
+            <w:tcMar>
+              <w:top w:type="dxa" w:w="80"/>
+              <w:left w:type="dxa" w:w="140"/>
+              <w:bottom w:type="dxa" w:w="80"/>
+              <w:right w:type="dxa" w:w="140"/>
+            </w:tcMar>
+            <w:vAlign w:val="center"/>
+          </w:tcPr>
+          <w:p>
+            <w:pPr>
+              <w:spacing w:after="30" w:before="30"/>
+              <w:jc w:val="left"/>
+            </w:pPr>
+            <w:r>
+              <w:rPr>
+                <w:rFonts w:ascii="Calibri" w:cs="Calibri" w:eastAsia="Calibri" w:hAnsi="Calibri"/>
+                <w:b w:val="false"/>
+                <w:bCs w:val="false"/>
+                <w:i w:val="false"/>
+                <w:iCs w:val="false"/>
+                <w:color w:val="1A1612"/>
+                <w:sz w:val="22"/>
+                <w:szCs w:val="22"/>
+              </w:rPr>
+              <w:t xml:space="preserve">Demo entries lived in localStorage only; backend's adaptive layer fell back to Cosmos which had no record of them.</w:t>
+            </w:r>
+          </w:p>
+        </w:tc>
+        <w:tc>
+          <w:tcPr>
+            <w:tcW w:type="dxa" w:w="2800"/>
+            <w:tcBorders>
+              <w:top w:val="single" w:color="D8CFC2" w:sz="4"/>
+              <w:left w:val="single" w:color="D8CFC2" w:sz="4"/>
+              <w:bottom w:val="single" w:color="D8CFC2" w:sz="4"/>
+              <w:right w:val="single" w:color="D8CFC2" w:sz="4"/>
+            </w:tcBorders>
+            <w:shd w:fill="FBF5E6" w:color="auto" w:val="clear"/>
+            <w:tcMar>
+              <w:top w:type="dxa" w:w="80"/>
+              <w:left w:type="dxa" w:w="140"/>
+              <w:bottom w:type="dxa" w:w="80"/>
+              <w:right w:type="dxa" w:w="140"/>
+            </w:tcMar>
+            <w:vAlign w:val="center"/>
+          </w:tcPr>
+          <w:p>
+            <w:pPr>
+              <w:spacing w:after="30" w:before="30"/>
+              <w:jc w:val="left"/>
+            </w:pPr>
+            <w:r>
+              <w:rPr>
+                <w:rFonts w:ascii="Calibri" w:cs="Calibri" w:eastAsia="Calibri" w:hAnsi="Calibri"/>
+                <w:b w:val="false"/>
+                <w:bCs w:val="false"/>
+                <w:i w:val="false"/>
+                <w:iCs w:val="false"/>
+                <w:color w:val="1A1612"/>
+                <w:sz w:val="22"/>
+                <w:szCs w:val="22"/>
+              </w:rPr>
+              <w:t xml:space="preserve">/post-insight accepts optional recent_entries. Frontend sends last 7 from localStorage on every submit.</w:t>
+            </w:r>
+          </w:p>
+        </w:tc>
+      </w:tr>
+      <w:tr>
+        <w:trPr>
+          <w:tblHeader w:val="false"/>
+        </w:trPr>
+        <w:tc>
+          <w:tcPr>
+            <w:tcW w:type="dxa" w:w="800"/>
+            <w:tcBorders>
+              <w:top w:val="single" w:color="D8CFC2" w:sz="4"/>
+              <w:left w:val="single" w:color="D8CFC2" w:sz="4"/>
+              <w:bottom w:val="single" w:color="D8CFC2" w:sz="4"/>
+              <w:right w:val="single" w:color="D8CFC2" w:sz="4"/>
+            </w:tcBorders>
+            <w:tcMar>
+              <w:top w:type="dxa" w:w="80"/>
+              <w:left w:type="dxa" w:w="140"/>
+              <w:bottom w:type="dxa" w:w="80"/>
+              <w:right w:type="dxa" w:w="140"/>
+            </w:tcMar>
+            <w:vAlign w:val="center"/>
+          </w:tcPr>
+          <w:p>
+            <w:pPr>
+              <w:spacing w:after="30" w:before="30"/>
+              <w:jc w:val="center"/>
+            </w:pPr>
+            <w:r>
+              <w:rPr>
+                <w:rFonts w:ascii="Calibri" w:cs="Calibri" w:eastAsia="Calibri" w:hAnsi="Calibri"/>
+                <w:b/>
+                <w:bCs/>
+                <w:i w:val="false"/>
+                <w:iCs w:val="false"/>
+                <w:color w:val="C9943A"/>
+                <w:sz w:val="22"/>
+                <w:szCs w:val="22"/>
+              </w:rPr>
+              <w:t xml:space="preserve">A4</w:t>
+            </w:r>
+          </w:p>
+        </w:tc>
+        <w:tc>
+          <w:tcPr>
+            <w:tcW w:type="dxa" w:w="2860"/>
+            <w:tcBorders>
+              <w:top w:val="single" w:color="D8CFC2" w:sz="4"/>
+              <w:left w:val="single" w:color="D8CFC2" w:sz="4"/>
+              <w:bottom w:val="single" w:color="D8CFC2" w:sz="4"/>
+              <w:right w:val="single" w:color="D8CFC2" w:sz="4"/>
+            </w:tcBorders>
+            <w:tcMar>
+              <w:top w:type="dxa" w:w="80"/>
+              <w:left w:type="dxa" w:w="140"/>
+              <w:bottom w:type="dxa" w:w="80"/>
+              <w:right w:type="dxa" w:w="140"/>
+            </w:tcMar>
+            <w:vAlign w:val="center"/>
+          </w:tcPr>
+          <w:p>
+            <w:pPr>
+              <w:spacing w:after="30" w:before="30"/>
+              <w:jc w:val="left"/>
+            </w:pPr>
+            <w:r>
+              <w:rPr>
+                <w:rFonts w:ascii="Calibri" w:cs="Calibri" w:eastAsia="Calibri" w:hAnsi="Calibri"/>
+                <w:b/>
+                <w:bCs/>
+                <w:i w:val="false"/>
+                <w:iCs w:val="false"/>
+                <w:color w:val="1A1612"/>
+                <w:sz w:val="22"/>
+                <w:szCs w:val="22"/>
+              </w:rPr>
+              <w:t xml:space="preserve">gc_start_date set to today, breaking chain logic</w:t>
+            </w:r>
+          </w:p>
+        </w:tc>
+        <w:tc>
+          <w:tcPr>
+            <w:tcW w:type="dxa" w:w="2900"/>
+            <w:tcBorders>
+              <w:top w:val="single" w:color="D8CFC2" w:sz="4"/>
+              <w:left w:val="single" w:color="D8CFC2" w:sz="4"/>
+              <w:bottom w:val="single" w:color="D8CFC2" w:sz="4"/>
+              <w:right w:val="single" w:color="D8CFC2" w:sz="4"/>
+            </w:tcBorders>
+            <w:tcMar>
+              <w:top w:type="dxa" w:w="80"/>
+              <w:left w:type="dxa" w:w="140"/>
+              <w:bottom w:type="dxa" w:w="80"/>
+              <w:right w:type="dxa" w:w="140"/>
+            </w:tcMar>
+            <w:vAlign w:val="center"/>
+          </w:tcPr>
+          <w:p>
+            <w:pPr>
+              <w:spacing w:after="30" w:before="30"/>
+              <w:jc w:val="left"/>
+            </w:pPr>
+            <w:r>
+              <w:rPr>
+                <w:rFonts w:ascii="Calibri" w:cs="Calibri" w:eastAsia="Calibri" w:hAnsi="Calibri"/>
+                <w:b w:val="false"/>
+                <w:bCs w:val="false"/>
+                <w:i w:val="false"/>
+                <w:iCs w:val="false"/>
+                <w:color w:val="1A1612"/>
+                <w:sz w:val="22"/>
+                <w:szCs w:val="22"/>
+              </w:rPr>
+              <w:t xml:space="preserve">Seeder ran before user had finished onboarding flow.</w:t>
+            </w:r>
+          </w:p>
+        </w:tc>
+        <w:tc>
+          <w:tcPr>
+            <w:tcW w:type="dxa" w:w="2800"/>
+            <w:tcBorders>
+              <w:top w:val="single" w:color="D8CFC2" w:sz="4"/>
+              <w:left w:val="single" w:color="D8CFC2" w:sz="4"/>
+              <w:bottom w:val="single" w:color="D8CFC2" w:sz="4"/>
+              <w:right w:val="single" w:color="D8CFC2" w:sz="4"/>
+            </w:tcBorders>
+            <w:tcMar>
+              <w:top w:type="dxa" w:w="80"/>
+              <w:left w:type="dxa" w:w="140"/>
+              <w:bottom w:type="dxa" w:w="80"/>
+              <w:right w:type="dxa" w:w="140"/>
+            </w:tcMar>
+            <w:vAlign w:val="center"/>
+          </w:tcPr>
+          <w:p>
+            <w:pPr>
+              <w:spacing w:after="30" w:before="30"/>
+              <w:jc w:val="left"/>
+            </w:pPr>
+            <w:r>
+              <w:rPr>
+                <w:rFonts w:ascii="Calibri" w:cs="Calibri" w:eastAsia="Calibri" w:hAnsi="Calibri"/>
+                <w:b w:val="false"/>
+                <w:bCs w:val="false"/>
+                <w:i w:val="false"/>
+                <w:iCs w:val="false"/>
+                <w:color w:val="1A1612"/>
+                <w:sz w:val="22"/>
+                <w:szCs w:val="22"/>
+              </w:rPr>
+              <w:t xml:space="preserve">Seeder respects existing gc_start_date. If absent, sets to today − (days−1) so seeded data spans backward correctly.</w:t>
+            </w:r>
+          </w:p>
+        </w:tc>
+      </w:tr>
+      <w:tr>
+        <w:trPr>
+          <w:tblHeader w:val="false"/>
+        </w:trPr>
+        <w:tc>
+          <w:tcPr>
+            <w:tcW w:type="dxa" w:w="800"/>
+            <w:tcBorders>
+              <w:top w:val="single" w:color="D8CFC2" w:sz="4"/>
+              <w:left w:val="single" w:color="D8CFC2" w:sz="4"/>
+              <w:bottom w:val="single" w:color="D8CFC2" w:sz="4"/>
+              <w:right w:val="single" w:color="D8CFC2" w:sz="4"/>
+            </w:tcBorders>
+            <w:shd w:fill="FBF5E6" w:color="auto" w:val="clear"/>
+            <w:tcMar>
+              <w:top w:type="dxa" w:w="80"/>
+              <w:left w:type="dxa" w:w="140"/>
+              <w:bottom w:type="dxa" w:w="80"/>
+              <w:right w:type="dxa" w:w="140"/>
+            </w:tcMar>
+            <w:vAlign w:val="center"/>
+          </w:tcPr>
+          <w:p>
+            <w:pPr>
+              <w:spacing w:after="30" w:before="30"/>
+              <w:jc w:val="center"/>
+            </w:pPr>
+            <w:r>
+              <w:rPr>
+                <w:rFonts w:ascii="Calibri" w:cs="Calibri" w:eastAsia="Calibri" w:hAnsi="Calibri"/>
+                <w:b/>
+                <w:bCs/>
+                <w:i w:val="false"/>
+                <w:iCs w:val="false"/>
+                <w:color w:val="C9943A"/>
+                <w:sz w:val="22"/>
+                <w:szCs w:val="22"/>
+              </w:rPr>
+              <w:t xml:space="preserve">A5</w:t>
+            </w:r>
+          </w:p>
+        </w:tc>
+        <w:tc>
+          <w:tcPr>
+            <w:tcW w:type="dxa" w:w="2860"/>
+            <w:tcBorders>
+              <w:top w:val="single" w:color="D8CFC2" w:sz="4"/>
+              <w:left w:val="single" w:color="D8CFC2" w:sz="4"/>
+              <w:bottom w:val="single" w:color="D8CFC2" w:sz="4"/>
+              <w:right w:val="single" w:color="D8CFC2" w:sz="4"/>
+            </w:tcBorders>
+            <w:shd w:fill="FBF5E6" w:color="auto" w:val="clear"/>
+            <w:tcMar>
+              <w:top w:type="dxa" w:w="80"/>
+              <w:left w:type="dxa" w:w="140"/>
+              <w:bottom w:type="dxa" w:w="80"/>
+              <w:right w:type="dxa" w:w="140"/>
+            </w:tcMar>
+            <w:vAlign w:val="center"/>
+          </w:tcPr>
+          <w:p>
+            <w:pPr>
+              <w:spacing w:after="30" w:before="30"/>
+              <w:jc w:val="left"/>
+            </w:pPr>
+            <w:r>
+              <w:rPr>
+                <w:rFonts w:ascii="Calibri" w:cs="Calibri" w:eastAsia="Calibri" w:hAnsi="Calibri"/>
+                <w:b/>
+                <w:bCs/>
+                <w:i w:val="false"/>
+                <w:iCs w:val="false"/>
+                <w:color w:val="1A1612"/>
+                <w:sz w:val="22"/>
+                <w:szCs w:val="22"/>
+              </w:rPr>
+              <w:t xml:space="preserve">'You've already arrived today' blocked demo flow</w:t>
+            </w:r>
+          </w:p>
+        </w:tc>
+        <w:tc>
+          <w:tcPr>
+            <w:tcW w:type="dxa" w:w="2900"/>
+            <w:tcBorders>
+              <w:top w:val="single" w:color="D8CFC2" w:sz="4"/>
+              <w:left w:val="single" w:color="D8CFC2" w:sz="4"/>
+              <w:bottom w:val="single" w:color="D8CFC2" w:sz="4"/>
+              <w:right w:val="single" w:color="D8CFC2" w:sz="4"/>
+            </w:tcBorders>
+            <w:shd w:fill="FBF5E6" w:color="auto" w:val="clear"/>
+            <w:tcMar>
+              <w:top w:type="dxa" w:w="80"/>
+              <w:left w:type="dxa" w:w="140"/>
+              <w:bottom w:type="dxa" w:w="80"/>
+              <w:right w:type="dxa" w:w="140"/>
+            </w:tcMar>
+            <w:vAlign w:val="center"/>
+          </w:tcPr>
+          <w:p>
+            <w:pPr>
+              <w:spacing w:after="30" w:before="30"/>
+              <w:jc w:val="left"/>
+            </w:pPr>
+            <w:r>
+              <w:rPr>
+                <w:rFonts w:ascii="Calibri" w:cs="Calibri" w:eastAsia="Calibri" w:hAnsi="Calibri"/>
+                <w:b w:val="false"/>
+                <w:bCs w:val="false"/>
+                <w:i w:val="false"/>
+                <w:iCs w:val="false"/>
+                <w:color w:val="1A1612"/>
+                <w:sz w:val="22"/>
+                <w:szCs w:val="22"/>
+              </w:rPr>
+              <w:t xml:space="preserve">gc_logged_dates contained today's ISO from a real entry.</w:t>
+            </w:r>
+          </w:p>
+        </w:tc>
+        <w:tc>
+          <w:tcPr>
+            <w:tcW w:type="dxa" w:w="2800"/>
+            <w:tcBorders>
+              <w:top w:val="single" w:color="D8CFC2" w:sz="4"/>
+              <w:left w:val="single" w:color="D8CFC2" w:sz="4"/>
+              <w:bottom w:val="single" w:color="D8CFC2" w:sz="4"/>
+              <w:right w:val="single" w:color="D8CFC2" w:sz="4"/>
+            </w:tcBorders>
+            <w:shd w:fill="FBF5E6" w:color="auto" w:val="clear"/>
+            <w:tcMar>
+              <w:top w:type="dxa" w:w="80"/>
+              <w:left w:type="dxa" w:w="140"/>
+              <w:bottom w:type="dxa" w:w="80"/>
+              <w:right w:type="dxa" w:w="140"/>
+            </w:tcMar>
+            <w:vAlign w:val="center"/>
+          </w:tcPr>
+          <w:p>
+            <w:pPr>
+              <w:spacing w:after="30" w:before="30"/>
+              <w:jc w:val="left"/>
+            </w:pPr>
+            <w:r>
+              <w:rPr>
+                <w:rFonts w:ascii="Calibri" w:cs="Calibri" w:eastAsia="Calibri" w:hAnsi="Calibri"/>
+                <w:b w:val="false"/>
+                <w:bCs w:val="false"/>
+                <w:i w:val="false"/>
+                <w:iCs w:val="false"/>
+                <w:color w:val="1A1612"/>
+                <w:sz w:val="22"/>
+                <w:szCs w:val="22"/>
+              </w:rPr>
+              <w:t xml:space="preserve">Demo cleanup strips today from gc_logged_dates and removes any today-dated entry from gc_entries.</w:t>
+            </w:r>
+          </w:p>
+        </w:tc>
+      </w:tr>
+      <w:tr>
+        <w:trPr>
+          <w:tblHeader w:val="false"/>
+        </w:trPr>
+        <w:tc>
+          <w:tcPr>
+            <w:tcW w:type="dxa" w:w="800"/>
+            <w:tcBorders>
+              <w:top w:val="single" w:color="D8CFC2" w:sz="4"/>
+              <w:left w:val="single" w:color="D8CFC2" w:sz="4"/>
+              <w:bottom w:val="single" w:color="D8CFC2" w:sz="4"/>
+              <w:right w:val="single" w:color="D8CFC2" w:sz="4"/>
+            </w:tcBorders>
+            <w:tcMar>
+              <w:top w:type="dxa" w:w="80"/>
+              <w:left w:type="dxa" w:w="140"/>
+              <w:bottom w:type="dxa" w:w="80"/>
+              <w:right w:type="dxa" w:w="140"/>
+            </w:tcMar>
+            <w:vAlign w:val="center"/>
+          </w:tcPr>
+          <w:p>
+            <w:pPr>
+              <w:spacing w:after="30" w:before="30"/>
+              <w:jc w:val="center"/>
+            </w:pPr>
+            <w:r>
+              <w:rPr>
+                <w:rFonts w:ascii="Calibri" w:cs="Calibri" w:eastAsia="Calibri" w:hAnsi="Calibri"/>
+                <w:b/>
+                <w:bCs/>
+                <w:i w:val="false"/>
+                <w:iCs w:val="false"/>
+                <w:color w:val="C9943A"/>
+                <w:sz w:val="22"/>
+                <w:szCs w:val="22"/>
+              </w:rPr>
+              <w:t xml:space="preserve">A6</w:t>
+            </w:r>
+          </w:p>
+        </w:tc>
+        <w:tc>
+          <w:tcPr>
+            <w:tcW w:type="dxa" w:w="2860"/>
+            <w:tcBorders>
+              <w:top w:val="single" w:color="D8CFC2" w:sz="4"/>
+              <w:left w:val="single" w:color="D8CFC2" w:sz="4"/>
+              <w:bottom w:val="single" w:color="D8CFC2" w:sz="4"/>
+              <w:right w:val="single" w:color="D8CFC2" w:sz="4"/>
+            </w:tcBorders>
+            <w:tcMar>
+              <w:top w:type="dxa" w:w="80"/>
+              <w:left w:type="dxa" w:w="140"/>
+              <w:bottom w:type="dxa" w:w="80"/>
+              <w:right w:type="dxa" w:w="140"/>
+            </w:tcMar>
+            <w:vAlign w:val="center"/>
+          </w:tcPr>
+          <w:p>
+            <w:pPr>
+              <w:spacing w:after="30" w:before="30"/>
+              <w:jc w:val="left"/>
+            </w:pPr>
+            <w:r>
+              <w:rPr>
+                <w:rFonts w:ascii="Calibri" w:cs="Calibri" w:eastAsia="Calibri" w:hAnsi="Calibri"/>
+                <w:b/>
+                <w:bCs/>
+                <w:i w:val="false"/>
+                <w:iCs w:val="false"/>
+                <w:color w:val="1A1612"/>
+                <w:sz w:val="22"/>
+                <w:szCs w:val="22"/>
+              </w:rPr>
+              <w:t xml:space="preserve">Chip read 'you have carried anxious for 3 mornings' even when user picked calm today</w:t>
+            </w:r>
+          </w:p>
+        </w:tc>
+        <w:tc>
+          <w:tcPr>
+            <w:tcW w:type="dxa" w:w="2900"/>
+            <w:tcBorders>
+              <w:top w:val="single" w:color="D8CFC2" w:sz="4"/>
+              <w:left w:val="single" w:color="D8CFC2" w:sz="4"/>
+              <w:bottom w:val="single" w:color="D8CFC2" w:sz="4"/>
+              <w:right w:val="single" w:color="D8CFC2" w:sz="4"/>
+            </w:tcBorders>
+            <w:tcMar>
+              <w:top w:type="dxa" w:w="80"/>
+              <w:left w:type="dxa" w:w="140"/>
+              <w:bottom w:type="dxa" w:w="80"/>
+              <w:right w:type="dxa" w:w="140"/>
+            </w:tcMar>
+            <w:vAlign w:val="center"/>
+          </w:tcPr>
+          <w:p>
+            <w:pPr>
+              <w:spacing w:after="30" w:before="30"/>
+              <w:jc w:val="left"/>
+            </w:pPr>
+            <w:r>
+              <w:rPr>
+                <w:rFonts w:ascii="Calibri" w:cs="Calibri" w:eastAsia="Calibri" w:hAnsi="Calibri"/>
+                <w:b w:val="false"/>
+                <w:bCs w:val="false"/>
+                <w:i w:val="false"/>
+                <w:iCs w:val="false"/>
+                <w:color w:val="1A1612"/>
+                <w:sz w:val="22"/>
+                <w:szCs w:val="22"/>
+              </w:rPr>
+              <w:t xml:space="preserve">_build_noticed_line only knew recent pattern, didn't acknowledge today's mood.</w:t>
+            </w:r>
+          </w:p>
+        </w:tc>
+        <w:tc>
+          <w:tcPr>
+            <w:tcW w:type="dxa" w:w="2800"/>
+            <w:tcBorders>
+              <w:top w:val="single" w:color="D8CFC2" w:sz="4"/>
+              <w:left w:val="single" w:color="D8CFC2" w:sz="4"/>
+              <w:bottom w:val="single" w:color="D8CFC2" w:sz="4"/>
+              <w:right w:val="single" w:color="D8CFC2" w:sz="4"/>
+            </w:tcBorders>
+            <w:tcMar>
+              <w:top w:type="dxa" w:w="80"/>
+              <w:left w:type="dxa" w:w="140"/>
+              <w:bottom w:type="dxa" w:w="80"/>
+              <w:right w:type="dxa" w:w="140"/>
+            </w:tcMar>
+            <w:vAlign w:val="center"/>
+          </w:tcPr>
+          <w:p>
+            <w:pPr>
+              <w:spacing w:after="30" w:before="30"/>
+              <w:jc w:val="left"/>
+            </w:pPr>
+            <w:r>
+              <w:rPr>
+                <w:rFonts w:ascii="Calibri" w:cs="Calibri" w:eastAsia="Calibri" w:hAnsi="Calibri"/>
+                <w:b w:val="false"/>
+                <w:bCs w:val="false"/>
+                <w:i w:val="false"/>
+                <w:iCs w:val="false"/>
+                <w:color w:val="1A1612"/>
+                <w:sz w:val="22"/>
+                <w:szCs w:val="22"/>
+              </w:rPr>
+              <w:t xml:space="preserve">Added today_mood to build_user_context. Phrasing shifts to 'three mornings of anxious behind you. today feels different.' when today differs from streak.</w:t>
+            </w:r>
+          </w:p>
+        </w:tc>
+      </w:tr>
+      <w:tr>
+        <w:trPr>
+          <w:tblHeader w:val="false"/>
+        </w:trPr>
+        <w:tc>
+          <w:tcPr>
+            <w:tcW w:type="dxa" w:w="800"/>
+            <w:tcBorders>
+              <w:top w:val="single" w:color="D8CFC2" w:sz="4"/>
+              <w:left w:val="single" w:color="D8CFC2" w:sz="4"/>
+              <w:bottom w:val="single" w:color="D8CFC2" w:sz="4"/>
+              <w:right w:val="single" w:color="D8CFC2" w:sz="4"/>
+            </w:tcBorders>
+            <w:shd w:fill="FBF5E6" w:color="auto" w:val="clear"/>
+            <w:tcMar>
+              <w:top w:type="dxa" w:w="80"/>
+              <w:left w:type="dxa" w:w="140"/>
+              <w:bottom w:type="dxa" w:w="80"/>
+              <w:right w:type="dxa" w:w="140"/>
+            </w:tcMar>
+            <w:vAlign w:val="center"/>
+          </w:tcPr>
+          <w:p>
+            <w:pPr>
+              <w:spacing w:after="30" w:before="30"/>
+              <w:jc w:val="center"/>
+            </w:pPr>
+            <w:r>
+              <w:rPr>
+                <w:rFonts w:ascii="Calibri" w:cs="Calibri" w:eastAsia="Calibri" w:hAnsi="Calibri"/>
+                <w:b/>
+                <w:bCs/>
+                <w:i w:val="false"/>
+                <w:iCs w:val="false"/>
+                <w:color w:val="C9943A"/>
+                <w:sz w:val="22"/>
+                <w:szCs w:val="22"/>
+              </w:rPr>
+              <w:t xml:space="preserve">A7</w:t>
+            </w:r>
+          </w:p>
+        </w:tc>
+        <w:tc>
+          <w:tcPr>
+            <w:tcW w:type="dxa" w:w="2860"/>
+            <w:tcBorders>
+              <w:top w:val="single" w:color="D8CFC2" w:sz="4"/>
+              <w:left w:val="single" w:color="D8CFC2" w:sz="4"/>
+              <w:bottom w:val="single" w:color="D8CFC2" w:sz="4"/>
+              <w:right w:val="single" w:color="D8CFC2" w:sz="4"/>
+            </w:tcBorders>
+            <w:shd w:fill="FBF5E6" w:color="auto" w:val="clear"/>
+            <w:tcMar>
+              <w:top w:type="dxa" w:w="80"/>
+              <w:left w:type="dxa" w:w="140"/>
+              <w:bottom w:type="dxa" w:w="80"/>
+              <w:right w:type="dxa" w:w="140"/>
+            </w:tcMar>
+            <w:vAlign w:val="center"/>
+          </w:tcPr>
+          <w:p>
+            <w:pPr>
+              <w:spacing w:after="30" w:before="30"/>
+              <w:jc w:val="left"/>
+            </w:pPr>
+            <w:r>
+              <w:rPr>
+                <w:rFonts w:ascii="Calibri" w:cs="Calibri" w:eastAsia="Calibri" w:hAnsi="Calibri"/>
+                <w:b/>
+                <w:bCs/>
+                <w:i w:val="false"/>
+                <w:iCs w:val="false"/>
+                <w:color w:val="1A1612"/>
+                <w:sz w:val="22"/>
+                <w:szCs w:val="22"/>
+              </w:rPr>
+              <w:t xml:space="preserve">Co-Authored-By: Claude trailer on every commit</w:t>
+            </w:r>
+          </w:p>
+        </w:tc>
+        <w:tc>
+          <w:tcPr>
+            <w:tcW w:type="dxa" w:w="2900"/>
+            <w:tcBorders>
+              <w:top w:val="single" w:color="D8CFC2" w:sz="4"/>
+              <w:left w:val="single" w:color="D8CFC2" w:sz="4"/>
+              <w:bottom w:val="single" w:color="D8CFC2" w:sz="4"/>
+              <w:right w:val="single" w:color="D8CFC2" w:sz="4"/>
+            </w:tcBorders>
+            <w:shd w:fill="FBF5E6" w:color="auto" w:val="clear"/>
+            <w:tcMar>
+              <w:top w:type="dxa" w:w="80"/>
+              <w:left w:type="dxa" w:w="140"/>
+              <w:bottom w:type="dxa" w:w="80"/>
+              <w:right w:type="dxa" w:w="140"/>
+            </w:tcMar>
+            <w:vAlign w:val="center"/>
+          </w:tcPr>
+          <w:p>
+            <w:pPr>
+              <w:spacing w:after="30" w:before="30"/>
+              <w:jc w:val="left"/>
+            </w:pPr>
+            <w:r>
+              <w:rPr>
+                <w:rFonts w:ascii="Calibri" w:cs="Calibri" w:eastAsia="Calibri" w:hAnsi="Calibri"/>
+                <w:b w:val="false"/>
+                <w:bCs w:val="false"/>
+                <w:i w:val="false"/>
+                <w:iCs w:val="false"/>
+                <w:color w:val="1A1612"/>
+                <w:sz w:val="22"/>
+                <w:szCs w:val="22"/>
+              </w:rPr>
+              <w:t xml:space="preserve">git commit -m had been adding the trailer.</w:t>
+            </w:r>
+          </w:p>
+        </w:tc>
+        <w:tc>
+          <w:tcPr>
+            <w:tcW w:type="dxa" w:w="2800"/>
+            <w:tcBorders>
+              <w:top w:val="single" w:color="D8CFC2" w:sz="4"/>
+              <w:left w:val="single" w:color="D8CFC2" w:sz="4"/>
+              <w:bottom w:val="single" w:color="D8CFC2" w:sz="4"/>
+              <w:right w:val="single" w:color="D8CFC2" w:sz="4"/>
+            </w:tcBorders>
+            <w:shd w:fill="FBF5E6" w:color="auto" w:val="clear"/>
+            <w:tcMar>
+              <w:top w:type="dxa" w:w="80"/>
+              <w:left w:type="dxa" w:w="140"/>
+              <w:bottom w:type="dxa" w:w="80"/>
+              <w:right w:type="dxa" w:w="140"/>
+            </w:tcMar>
+            <w:vAlign w:val="center"/>
+          </w:tcPr>
+          <w:p>
+            <w:pPr>
+              <w:spacing w:after="30" w:before="30"/>
+              <w:jc w:val="left"/>
+            </w:pPr>
+            <w:r>
+              <w:rPr>
+                <w:rFonts w:ascii="Calibri" w:cs="Calibri" w:eastAsia="Calibri" w:hAnsi="Calibri"/>
+                <w:b w:val="false"/>
+                <w:bCs w:val="false"/>
+                <w:i w:val="false"/>
+                <w:iCs w:val="false"/>
+                <w:color w:val="1A1612"/>
+                <w:sz w:val="22"/>
+                <w:szCs w:val="22"/>
+              </w:rPr>
+              <w:t xml:space="preserve">(1) Stop adding it. (2) git filter-branch to strip from all 88 historical commits. Force-pushed clean history.</w:t>
+            </w:r>
+          </w:p>
+        </w:tc>
+      </w:tr>
+      <w:tr>
+        <w:trPr>
+          <w:tblHeader w:val="false"/>
+        </w:trPr>
+        <w:tc>
+          <w:tcPr>
+            <w:tcW w:type="dxa" w:w="800"/>
+            <w:tcBorders>
+              <w:top w:val="single" w:color="D8CFC2" w:sz="4"/>
+              <w:left w:val="single" w:color="D8CFC2" w:sz="4"/>
+              <w:bottom w:val="single" w:color="D8CFC2" w:sz="4"/>
+              <w:right w:val="single" w:color="D8CFC2" w:sz="4"/>
+            </w:tcBorders>
+            <w:tcMar>
+              <w:top w:type="dxa" w:w="80"/>
+              <w:left w:type="dxa" w:w="140"/>
+              <w:bottom w:type="dxa" w:w="80"/>
+              <w:right w:type="dxa" w:w="140"/>
+            </w:tcMar>
+            <w:vAlign w:val="center"/>
+          </w:tcPr>
+          <w:p>
+            <w:pPr>
+              <w:spacing w:after="30" w:before="30"/>
+              <w:jc w:val="center"/>
+            </w:pPr>
+            <w:r>
+              <w:rPr>
+                <w:rFonts w:ascii="Calibri" w:cs="Calibri" w:eastAsia="Calibri" w:hAnsi="Calibri"/>
+                <w:b/>
+                <w:bCs/>
+                <w:i w:val="false"/>
+                <w:iCs w:val="false"/>
+                <w:color w:val="C9943A"/>
+                <w:sz w:val="22"/>
+                <w:szCs w:val="22"/>
+              </w:rPr>
+              <w:t xml:space="preserve">A8</w:t>
+            </w:r>
+          </w:p>
+        </w:tc>
+        <w:tc>
+          <w:tcPr>
+            <w:tcW w:type="dxa" w:w="2860"/>
+            <w:tcBorders>
+              <w:top w:val="single" w:color="D8CFC2" w:sz="4"/>
+              <w:left w:val="single" w:color="D8CFC2" w:sz="4"/>
+              <w:bottom w:val="single" w:color="D8CFC2" w:sz="4"/>
+              <w:right w:val="single" w:color="D8CFC2" w:sz="4"/>
+            </w:tcBorders>
+            <w:tcMar>
+              <w:top w:type="dxa" w:w="80"/>
+              <w:left w:type="dxa" w:w="140"/>
+              <w:bottom w:type="dxa" w:w="80"/>
+              <w:right w:type="dxa" w:w="140"/>
+            </w:tcMar>
+            <w:vAlign w:val="center"/>
+          </w:tcPr>
+          <w:p>
+            <w:pPr>
+              <w:spacing w:after="30" w:before="30"/>
+              <w:jc w:val="left"/>
+            </w:pPr>
+            <w:r>
+              <w:rPr>
+                <w:rFonts w:ascii="Calibri" w:cs="Calibri" w:eastAsia="Calibri" w:hAnsi="Calibri"/>
+                <w:b/>
+                <w:bCs/>
+                <w:i w:val="false"/>
+                <w:iCs w:val="false"/>
+                <w:color w:val="1A1612"/>
+                <w:sz w:val="22"/>
+                <w:szCs w:val="22"/>
+              </w:rPr>
+              <w:t xml:space="preserve">Stale 'intention: joy' field on user docs</w:t>
+            </w:r>
+          </w:p>
+        </w:tc>
+        <w:tc>
+          <w:tcPr>
+            <w:tcW w:type="dxa" w:w="2900"/>
+            <w:tcBorders>
+              <w:top w:val="single" w:color="D8CFC2" w:sz="4"/>
+              <w:left w:val="single" w:color="D8CFC2" w:sz="4"/>
+              <w:bottom w:val="single" w:color="D8CFC2" w:sz="4"/>
+              <w:right w:val="single" w:color="D8CFC2" w:sz="4"/>
+            </w:tcBorders>
+            <w:tcMar>
+              <w:top w:type="dxa" w:w="80"/>
+              <w:left w:type="dxa" w:w="140"/>
+              <w:bottom w:type="dxa" w:w="80"/>
+              <w:right w:type="dxa" w:w="140"/>
+            </w:tcMar>
+            <w:vAlign w:val="center"/>
+          </w:tcPr>
+          <w:p>
+            <w:pPr>
+              <w:spacing w:after="30" w:before="30"/>
+              <w:jc w:val="left"/>
+            </w:pPr>
+            <w:r>
+              <w:rPr>
+                <w:rFonts w:ascii="Calibri" w:cs="Calibri" w:eastAsia="Calibri" w:hAnsi="Calibri"/>
+                <w:b w:val="false"/>
+                <w:bCs w:val="false"/>
+                <w:i w:val="false"/>
+                <w:iCs w:val="false"/>
+                <w:color w:val="1A1612"/>
+                <w:sz w:val="22"/>
+                <w:szCs w:val="22"/>
+              </w:rPr>
+              <w:t xml:space="preserve">db.py:get_user had it as hardcoded default. Never actually read.</w:t>
+            </w:r>
+          </w:p>
+        </w:tc>
+        <w:tc>
+          <w:tcPr>
+            <w:tcW w:type="dxa" w:w="2800"/>
+            <w:tcBorders>
+              <w:top w:val="single" w:color="D8CFC2" w:sz="4"/>
+              <w:left w:val="single" w:color="D8CFC2" w:sz="4"/>
+              <w:bottom w:val="single" w:color="D8CFC2" w:sz="4"/>
+              <w:right w:val="single" w:color="D8CFC2" w:sz="4"/>
+            </w:tcBorders>
+            <w:tcMar>
+              <w:top w:type="dxa" w:w="80"/>
+              <w:left w:type="dxa" w:w="140"/>
+              <w:bottom w:type="dxa" w:w="80"/>
+              <w:right w:type="dxa" w:w="140"/>
+            </w:tcMar>
+            <w:vAlign w:val="center"/>
+          </w:tcPr>
+          <w:p>
+            <w:pPr>
+              <w:spacing w:after="30" w:before="30"/>
+              <w:jc w:val="left"/>
+            </w:pPr>
+            <w:r>
+              <w:rPr>
+                <w:rFonts w:ascii="Calibri" w:cs="Calibri" w:eastAsia="Calibri" w:hAnsi="Calibri"/>
+                <w:b w:val="false"/>
+                <w:bCs w:val="false"/>
+                <w:i w:val="false"/>
+                <w:iCs w:val="false"/>
+                <w:color w:val="1A1612"/>
+                <w:sz w:val="22"/>
+                <w:szCs w:val="22"/>
+              </w:rPr>
+              <w:t xml:space="preserve">Removed the field. New users clean. Existing 9 docs still have it as harmless dead data.</w:t>
+            </w:r>
+          </w:p>
+        </w:tc>
+      </w:tr>
+    </w:tbl>
+    <w:p>
+      <w:pPr>
+        <w:pStyle w:val="Heading2"/>
+        <w:spacing w:after="120" w:before="280"/>
+      </w:pPr>
+      <w:r>
+        <w:rPr>
+          <w:rFonts w:ascii="Cambria" w:cs="Cambria" w:eastAsia="Cambria" w:hAnsi="Cambria"/>
+          <w:b/>
+          <w:bCs/>
+          <w:color w:val="1A1612"/>
+          <w:sz w:val="30"/>
+          <w:szCs w:val="30"/>
+        </w:rPr>
+        <w:t xml:space="preserve">14.4  Cron / Functions</w:t>
+      </w:r>
+    </w:p>
+    <w:tbl>
+      <w:tblPr>
+        <w:tblW w:type="dxa" w:w="9360"/>
+        <w:tblBorders>
+          <w:top w:val="single" w:color="auto" w:sz="4"/>
+          <w:left w:val="single" w:color="auto" w:sz="4"/>
+          <w:bottom w:val="single" w:color="auto" w:sz="4"/>
+          <w:right w:val="single" w:color="auto" w:sz="4"/>
+          <w:insideH w:val="single" w:color="auto" w:sz="4"/>
+          <w:insideV w:val="single" w:color="auto" w:sz="4"/>
+        </w:tblBorders>
+        <w:tblLayout w:type="fixed"/>
+      </w:tblPr>
+      <w:tblGrid>
+        <w:gridCol w:w="800"/>
+        <w:gridCol w:w="2860"/>
+        <w:gridCol w:w="2900"/>
+        <w:gridCol w:w="2800"/>
+      </w:tblGrid>
+      <w:tr>
+        <w:trPr>
+          <w:tblHeader/>
+        </w:trPr>
+        <w:tc>
+          <w:tcPr>
+            <w:tcW w:type="dxa" w:w="800"/>
+            <w:tcBorders>
+              <w:top w:val="single" w:color="D8CFC2" w:sz="4"/>
+              <w:left w:val="single" w:color="D8CFC2" w:sz="4"/>
+              <w:bottom w:val="single" w:color="D8CFC2" w:sz="4"/>
+              <w:right w:val="single" w:color="D8CFC2" w:sz="4"/>
+            </w:tcBorders>
+            <w:shd w:fill="C9943A" w:color="auto" w:val="clear"/>
+            <w:tcMar>
+              <w:top w:type="dxa" w:w="80"/>
+              <w:left w:type="dxa" w:w="140"/>
+              <w:bottom w:type="dxa" w:w="80"/>
+              <w:right w:type="dxa" w:w="140"/>
+            </w:tcMar>
+            <w:vAlign w:val="center"/>
+          </w:tcPr>
+          <w:p>
+            <w:pPr>
+              <w:spacing w:after="30" w:before="30"/>
+              <w:jc w:val="center"/>
+            </w:pPr>
+            <w:r>
+              <w:rPr>
+                <w:rFonts w:ascii="Calibri" w:cs="Calibri" w:eastAsia="Calibri" w:hAnsi="Calibri"/>
+                <w:b/>
+                <w:bCs/>
+                <w:i w:val="false"/>
+                <w:iCs w:val="false"/>
+                <w:color w:val="FFFFFF"/>
+                <w:sz w:val="22"/>
+                <w:szCs w:val="22"/>
+              </w:rPr>
+              <w:t xml:space="preserve">#</w:t>
+            </w:r>
+          </w:p>
+        </w:tc>
+        <w:tc>
+          <w:tcPr>
+            <w:tcW w:type="dxa" w:w="2860"/>
+            <w:tcBorders>
+              <w:top w:val="single" w:color="D8CFC2" w:sz="4"/>
+              <w:left w:val="single" w:color="D8CFC2" w:sz="4"/>
+              <w:bottom w:val="single" w:color="D8CFC2" w:sz="4"/>
+              <w:right w:val="single" w:color="D8CFC2" w:sz="4"/>
+            </w:tcBorders>
+            <w:shd w:fill="C9943A" w:color="auto" w:val="clear"/>
+            <w:tcMar>
+              <w:top w:type="dxa" w:w="80"/>
+              <w:left w:type="dxa" w:w="140"/>
+              <w:bottom w:type="dxa" w:w="80"/>
+              <w:right w:type="dxa" w:w="140"/>
+            </w:tcMar>
+            <w:vAlign w:val="center"/>
+          </w:tcPr>
+          <w:p>
+            <w:pPr>
+              <w:spacing w:after="30" w:before="30"/>
+              <w:jc w:val="left"/>
+            </w:pPr>
+            <w:r>
+              <w:rPr>
+                <w:rFonts w:ascii="Calibri" w:cs="Calibri" w:eastAsia="Calibri" w:hAnsi="Calibri"/>
+                <w:b/>
+                <w:bCs/>
+                <w:i w:val="false"/>
+                <w:iCs w:val="false"/>
+                <w:color w:val="FFFFFF"/>
+                <w:sz w:val="22"/>
+                <w:szCs w:val="22"/>
+              </w:rPr>
+              <w:t xml:space="preserve">Problem</w:t>
+            </w:r>
+          </w:p>
+        </w:tc>
+        <w:tc>
+          <w:tcPr>
+            <w:tcW w:type="dxa" w:w="2900"/>
+            <w:tcBorders>
+              <w:top w:val="single" w:color="D8CFC2" w:sz="4"/>
+              <w:left w:val="single" w:color="D8CFC2" w:sz="4"/>
+              <w:bottom w:val="single" w:color="D8CFC2" w:sz="4"/>
+              <w:right w:val="single" w:color="D8CFC2" w:sz="4"/>
+            </w:tcBorders>
+            <w:shd w:fill="C9943A" w:color="auto" w:val="clear"/>
+            <w:tcMar>
+              <w:top w:type="dxa" w:w="80"/>
+              <w:left w:type="dxa" w:w="140"/>
+              <w:bottom w:type="dxa" w:w="80"/>
+              <w:right w:type="dxa" w:w="140"/>
+            </w:tcMar>
+            <w:vAlign w:val="center"/>
+          </w:tcPr>
+          <w:p>
+            <w:pPr>
+              <w:spacing w:after="30" w:before="30"/>
+              <w:jc w:val="left"/>
+            </w:pPr>
+            <w:r>
+              <w:rPr>
+                <w:rFonts w:ascii="Calibri" w:cs="Calibri" w:eastAsia="Calibri" w:hAnsi="Calibri"/>
+                <w:b/>
+                <w:bCs/>
+                <w:i w:val="false"/>
+                <w:iCs w:val="false"/>
+                <w:color w:val="FFFFFF"/>
+                <w:sz w:val="22"/>
+                <w:szCs w:val="22"/>
+              </w:rPr>
+              <w:t xml:space="preserve">Diagnosis</w:t>
+            </w:r>
+          </w:p>
+        </w:tc>
+        <w:tc>
+          <w:tcPr>
+            <w:tcW w:type="dxa" w:w="2800"/>
+            <w:tcBorders>
+              <w:top w:val="single" w:color="D8CFC2" w:sz="4"/>
+              <w:left w:val="single" w:color="D8CFC2" w:sz="4"/>
+              <w:bottom w:val="single" w:color="D8CFC2" w:sz="4"/>
+              <w:right w:val="single" w:color="D8CFC2" w:sz="4"/>
+            </w:tcBorders>
+            <w:shd w:fill="C9943A" w:color="auto" w:val="clear"/>
+            <w:tcMar>
+              <w:top w:type="dxa" w:w="80"/>
+              <w:left w:type="dxa" w:w="140"/>
+              <w:bottom w:type="dxa" w:w="80"/>
+              <w:right w:type="dxa" w:w="140"/>
+            </w:tcMar>
+            <w:vAlign w:val="center"/>
+          </w:tcPr>
+          <w:p>
+            <w:pPr>
+              <w:spacing w:after="30" w:before="30"/>
+              <w:jc w:val="left"/>
+            </w:pPr>
+            <w:r>
+              <w:rPr>
+                <w:rFonts w:ascii="Calibri" w:cs="Calibri" w:eastAsia="Calibri" w:hAnsi="Calibri"/>
+                <w:b/>
+                <w:bCs/>
+                <w:i w:val="false"/>
+                <w:iCs w:val="false"/>
+                <w:color w:val="FFFFFF"/>
+                <w:sz w:val="22"/>
+                <w:szCs w:val="22"/>
+              </w:rPr>
+              <w:t xml:space="preserve">Fix</w:t>
+            </w:r>
+          </w:p>
+        </w:tc>
+      </w:tr>
+      <w:tr>
+        <w:trPr>
+          <w:tblHeader w:val="false"/>
+        </w:trPr>
+        <w:tc>
+          <w:tcPr>
+            <w:tcW w:type="dxa" w:w="800"/>
+            <w:tcBorders>
+              <w:top w:val="single" w:color="D8CFC2" w:sz="4"/>
+              <w:left w:val="single" w:color="D8CFC2" w:sz="4"/>
+              <w:bottom w:val="single" w:color="D8CFC2" w:sz="4"/>
+              <w:right w:val="single" w:color="D8CFC2" w:sz="4"/>
+            </w:tcBorders>
+            <w:shd w:fill="FBF5E6" w:color="auto" w:val="clear"/>
+            <w:tcMar>
+              <w:top w:type="dxa" w:w="80"/>
+              <w:left w:type="dxa" w:w="140"/>
+              <w:bottom w:type="dxa" w:w="80"/>
+              <w:right w:type="dxa" w:w="140"/>
+            </w:tcMar>
+            <w:vAlign w:val="center"/>
+          </w:tcPr>
+          <w:p>
+            <w:pPr>
+              <w:spacing w:after="30" w:before="30"/>
+              <w:jc w:val="center"/>
+            </w:pPr>
+            <w:r>
+              <w:rPr>
+                <w:rFonts w:ascii="Calibri" w:cs="Calibri" w:eastAsia="Calibri" w:hAnsi="Calibri"/>
+                <w:b/>
+                <w:bCs/>
+                <w:i w:val="false"/>
+                <w:iCs w:val="false"/>
+                <w:color w:val="C9943A"/>
+                <w:sz w:val="22"/>
+                <w:szCs w:val="22"/>
+              </w:rPr>
+              <w:t xml:space="preserve">C1</w:t>
+            </w:r>
+          </w:p>
+        </w:tc>
+        <w:tc>
+          <w:tcPr>
+            <w:tcW w:type="dxa" w:w="2860"/>
+            <w:tcBorders>
+              <w:top w:val="single" w:color="D8CFC2" w:sz="4"/>
+              <w:left w:val="single" w:color="D8CFC2" w:sz="4"/>
+              <w:bottom w:val="single" w:color="D8CFC2" w:sz="4"/>
+              <w:right w:val="single" w:color="D8CFC2" w:sz="4"/>
+            </w:tcBorders>
+            <w:shd w:fill="FBF5E6" w:color="auto" w:val="clear"/>
+            <w:tcMar>
+              <w:top w:type="dxa" w:w="80"/>
+              <w:left w:type="dxa" w:w="140"/>
+              <w:bottom w:type="dxa" w:w="80"/>
+              <w:right w:type="dxa" w:w="140"/>
+            </w:tcMar>
+            <w:vAlign w:val="center"/>
+          </w:tcPr>
+          <w:p>
+            <w:pPr>
+              <w:spacing w:after="30" w:before="30"/>
+              <w:jc w:val="left"/>
+            </w:pPr>
+            <w:r>
+              <w:rPr>
+                <w:rFonts w:ascii="Calibri" w:cs="Calibri" w:eastAsia="Calibri" w:hAnsi="Calibri"/>
+                <w:b/>
+                <w:bCs/>
+                <w:i w:val="false"/>
+                <w:iCs w:val="false"/>
+                <w:color w:val="1A1612"/>
+                <w:sz w:val="22"/>
+                <w:szCs w:val="22"/>
+              </w:rPr>
+              <w:t xml:space="preserve">Initial monthly cron fired on calendar 1st — wrong for users mid-cycle</w:t>
+            </w:r>
+          </w:p>
+        </w:tc>
+        <w:tc>
+          <w:tcPr>
+            <w:tcW w:type="dxa" w:w="2900"/>
+            <w:tcBorders>
+              <w:top w:val="single" w:color="D8CFC2" w:sz="4"/>
+              <w:left w:val="single" w:color="D8CFC2" w:sz="4"/>
+              <w:bottom w:val="single" w:color="D8CFC2" w:sz="4"/>
+              <w:right w:val="single" w:color="D8CFC2" w:sz="4"/>
+            </w:tcBorders>
+            <w:shd w:fill="FBF5E6" w:color="auto" w:val="clear"/>
+            <w:tcMar>
+              <w:top w:type="dxa" w:w="80"/>
+              <w:left w:type="dxa" w:w="140"/>
+              <w:bottom w:type="dxa" w:w="80"/>
+              <w:right w:type="dxa" w:w="140"/>
+            </w:tcMar>
+            <w:vAlign w:val="center"/>
+          </w:tcPr>
+          <w:p>
+            <w:pPr>
+              <w:spacing w:after="30" w:before="30"/>
+              <w:jc w:val="left"/>
+            </w:pPr>
+            <w:r>
+              <w:rPr>
+                <w:rFonts w:ascii="Calibri" w:cs="Calibri" w:eastAsia="Calibri" w:hAnsi="Calibri"/>
+                <w:b w:val="false"/>
+                <w:bCs w:val="false"/>
+                <w:i w:val="false"/>
+                <w:iCs w:val="false"/>
+                <w:color w:val="1A1612"/>
+                <w:sz w:val="22"/>
+                <w:szCs w:val="22"/>
+              </w:rPr>
+              <w:t xml:space="preserve">User who first logged April 15 shouldn't get monthly portrait on May 1 (only 15 days in).</w:t>
+            </w:r>
+          </w:p>
+        </w:tc>
+        <w:tc>
+          <w:tcPr>
+            <w:tcW w:type="dxa" w:w="2800"/>
+            <w:tcBorders>
+              <w:top w:val="single" w:color="D8CFC2" w:sz="4"/>
+              <w:left w:val="single" w:color="D8CFC2" w:sz="4"/>
+              <w:bottom w:val="single" w:color="D8CFC2" w:sz="4"/>
+              <w:right w:val="single" w:color="D8CFC2" w:sz="4"/>
+            </w:tcBorders>
+            <w:shd w:fill="FBF5E6" w:color="auto" w:val="clear"/>
+            <w:tcMar>
+              <w:top w:type="dxa" w:w="80"/>
+              <w:left w:type="dxa" w:w="140"/>
+              <w:bottom w:type="dxa" w:w="80"/>
+              <w:right w:type="dxa" w:w="140"/>
+            </w:tcMar>
+            <w:vAlign w:val="center"/>
+          </w:tcPr>
+          <w:p>
+            <w:pPr>
+              <w:spacing w:after="30" w:before="30"/>
+              <w:jc w:val="left"/>
+            </w:pPr>
+            <w:r>
+              <w:rPr>
+                <w:rFonts w:ascii="Calibri" w:cs="Calibri" w:eastAsia="Calibri" w:hAnsi="Calibri"/>
+                <w:b w:val="false"/>
+                <w:bCs w:val="false"/>
+                <w:i w:val="false"/>
+                <w:iCs w:val="false"/>
+                <w:color w:val="1A1612"/>
+                <w:sz w:val="22"/>
+                <w:szCs w:val="22"/>
+              </w:rPr>
+              <w:t xml:space="preserve">Both Function timers run DAILY. Backend filters per-user: fires when (today − user.startDate) is a positive multiple of 30 (or 365).</w:t>
+            </w:r>
+          </w:p>
+        </w:tc>
+      </w:tr>
+      <w:tr>
+        <w:trPr>
+          <w:tblHeader w:val="false"/>
+        </w:trPr>
+        <w:tc>
+          <w:tcPr>
+            <w:tcW w:type="dxa" w:w="800"/>
+            <w:tcBorders>
+              <w:top w:val="single" w:color="D8CFC2" w:sz="4"/>
+              <w:left w:val="single" w:color="D8CFC2" w:sz="4"/>
+              <w:bottom w:val="single" w:color="D8CFC2" w:sz="4"/>
+              <w:right w:val="single" w:color="D8CFC2" w:sz="4"/>
+            </w:tcBorders>
+            <w:tcMar>
+              <w:top w:type="dxa" w:w="80"/>
+              <w:left w:type="dxa" w:w="140"/>
+              <w:bottom w:type="dxa" w:w="80"/>
+              <w:right w:type="dxa" w:w="140"/>
+            </w:tcMar>
+            <w:vAlign w:val="center"/>
+          </w:tcPr>
+          <w:p>
+            <w:pPr>
+              <w:spacing w:after="30" w:before="30"/>
+              <w:jc w:val="center"/>
+            </w:pPr>
+            <w:r>
+              <w:rPr>
+                <w:rFonts w:ascii="Calibri" w:cs="Calibri" w:eastAsia="Calibri" w:hAnsi="Calibri"/>
+                <w:b/>
+                <w:bCs/>
+                <w:i w:val="false"/>
+                <w:iCs w:val="false"/>
+                <w:color w:val="C9943A"/>
+                <w:sz w:val="22"/>
+                <w:szCs w:val="22"/>
+              </w:rPr>
+              <w:t xml:space="preserve">C2</w:t>
+            </w:r>
+          </w:p>
+        </w:tc>
+        <w:tc>
+          <w:tcPr>
+            <w:tcW w:type="dxa" w:w="2860"/>
+            <w:tcBorders>
+              <w:top w:val="single" w:color="D8CFC2" w:sz="4"/>
+              <w:left w:val="single" w:color="D8CFC2" w:sz="4"/>
+              <w:bottom w:val="single" w:color="D8CFC2" w:sz="4"/>
+              <w:right w:val="single" w:color="D8CFC2" w:sz="4"/>
+            </w:tcBorders>
+            <w:tcMar>
+              <w:top w:type="dxa" w:w="80"/>
+              <w:left w:type="dxa" w:w="140"/>
+              <w:bottom w:type="dxa" w:w="80"/>
+              <w:right w:type="dxa" w:w="140"/>
+            </w:tcMar>
+            <w:vAlign w:val="center"/>
+          </w:tcPr>
+          <w:p>
+            <w:pPr>
+              <w:spacing w:after="30" w:before="30"/>
+              <w:jc w:val="left"/>
+            </w:pPr>
+            <w:r>
+              <w:rPr>
+                <w:rFonts w:ascii="Calibri" w:cs="Calibri" w:eastAsia="Calibri" w:hAnsi="Calibri"/>
+                <w:b/>
+                <w:bCs/>
+                <w:i w:val="false"/>
+                <w:iCs w:val="false"/>
+                <w:color w:val="1A1612"/>
+                <w:sz w:val="22"/>
+                <w:szCs w:val="22"/>
+              </w:rPr>
+              <w:t xml:space="preserve">/submit-entry rejected backdated demo entries</w:t>
+            </w:r>
+          </w:p>
+        </w:tc>
+        <w:tc>
+          <w:tcPr>
+            <w:tcW w:type="dxa" w:w="2900"/>
+            <w:tcBorders>
+              <w:top w:val="single" w:color="D8CFC2" w:sz="4"/>
+              <w:left w:val="single" w:color="D8CFC2" w:sz="4"/>
+              <w:bottom w:val="single" w:color="D8CFC2" w:sz="4"/>
+              <w:right w:val="single" w:color="D8CFC2" w:sz="4"/>
+            </w:tcBorders>
+            <w:tcMar>
+              <w:top w:type="dxa" w:w="80"/>
+              <w:left w:type="dxa" w:w="140"/>
+              <w:bottom w:type="dxa" w:w="80"/>
+              <w:right w:type="dxa" w:w="140"/>
+            </w:tcMar>
+            <w:vAlign w:val="center"/>
+          </w:tcPr>
+          <w:p>
+            <w:pPr>
+              <w:spacing w:after="30" w:before="30"/>
+              <w:jc w:val="left"/>
+            </w:pPr>
+            <w:r>
+              <w:rPr>
+                <w:rFonts w:ascii="Calibri" w:cs="Calibri" w:eastAsia="Calibri" w:hAnsi="Calibri"/>
+                <w:b w:val="false"/>
+                <w:bCs w:val="false"/>
+                <w:i w:val="false"/>
+                <w:iCs w:val="false"/>
+                <w:color w:val="1A1612"/>
+                <w:sz w:val="22"/>
+                <w:szCs w:val="22"/>
+              </w:rPr>
+              <w:t xml:space="preserve">process_streak() returns already_logged after first call. Streak invariant violated.</w:t>
+            </w:r>
+          </w:p>
+        </w:tc>
+        <w:tc>
+          <w:tcPr>
+            <w:tcW w:type="dxa" w:w="2800"/>
+            <w:tcBorders>
+              <w:top w:val="single" w:color="D8CFC2" w:sz="4"/>
+              <w:left w:val="single" w:color="D8CFC2" w:sz="4"/>
+              <w:bottom w:val="single" w:color="D8CFC2" w:sz="4"/>
+              <w:right w:val="single" w:color="D8CFC2" w:sz="4"/>
+            </w:tcBorders>
+            <w:tcMar>
+              <w:top w:type="dxa" w:w="80"/>
+              <w:left w:type="dxa" w:w="140"/>
+              <w:bottom w:type="dxa" w:w="80"/>
+              <w:right w:type="dxa" w:w="140"/>
+            </w:tcMar>
+            <w:vAlign w:val="center"/>
+          </w:tcPr>
+          <w:p>
+            <w:pPr>
+              <w:spacing w:after="30" w:before="30"/>
+              <w:jc w:val="left"/>
+            </w:pPr>
+            <w:r>
+              <w:rPr>
+                <w:rFonts w:ascii="Calibri" w:cs="Calibri" w:eastAsia="Calibri" w:hAnsi="Calibri"/>
+                <w:b w:val="false"/>
+                <w:bCs w:val="false"/>
+                <w:i w:val="false"/>
+                <w:iCs w:val="false"/>
+                <w:color w:val="1A1612"/>
+                <w:sz w:val="22"/>
+                <w:szCs w:val="22"/>
+              </w:rPr>
+              <w:t xml:space="preserve">Demo seeding writes to localStorage only. Adaptive layer reads from client recent_entries payload.</w:t>
+            </w:r>
+          </w:p>
+        </w:tc>
+      </w:tr>
+    </w:tbl>
+    <w:p>
+      <w:pPr>
+        <w:pStyle w:val="Heading2"/>
+        <w:spacing w:after="120" w:before="280"/>
+      </w:pPr>
+      <w:r>
+        <w:rPr>
+          <w:rFonts w:ascii="Cambria" w:cs="Cambria" w:eastAsia="Cambria" w:hAnsi="Cambria"/>
+          <w:b/>
+          <w:bCs/>
+          <w:color w:val="1A1612"/>
+          <w:sz w:val="30"/>
+          <w:szCs w:val="30"/>
+        </w:rPr>
+        <w:t xml:space="preserve">14.5  AI agents &amp; content safety</w:t>
+      </w:r>
+    </w:p>
+    <w:tbl>
+      <w:tblPr>
+        <w:tblW w:type="dxa" w:w="9360"/>
+        <w:tblBorders>
+          <w:top w:val="single" w:color="auto" w:sz="4"/>
+          <w:left w:val="single" w:color="auto" w:sz="4"/>
+          <w:bottom w:val="single" w:color="auto" w:sz="4"/>
+          <w:right w:val="single" w:color="auto" w:sz="4"/>
+          <w:insideH w:val="single" w:color="auto" w:sz="4"/>
+          <w:insideV w:val="single" w:color="auto" w:sz="4"/>
+        </w:tblBorders>
+        <w:tblLayout w:type="fixed"/>
+      </w:tblPr>
+      <w:tblGrid>
+        <w:gridCol w:w="800"/>
+        <w:gridCol w:w="2860"/>
+        <w:gridCol w:w="2900"/>
+        <w:gridCol w:w="2800"/>
+      </w:tblGrid>
+      <w:tr>
+        <w:trPr>
+          <w:tblHeader/>
+        </w:trPr>
+        <w:tc>
+          <w:tcPr>
+            <w:tcW w:type="dxa" w:w="800"/>
+            <w:tcBorders>
+              <w:top w:val="single" w:color="D8CFC2" w:sz="4"/>
+              <w:left w:val="single" w:color="D8CFC2" w:sz="4"/>
+              <w:bottom w:val="single" w:color="D8CFC2" w:sz="4"/>
+              <w:right w:val="single" w:color="D8CFC2" w:sz="4"/>
+            </w:tcBorders>
+            <w:shd w:fill="C9943A" w:color="auto" w:val="clear"/>
+            <w:tcMar>
+              <w:top w:type="dxa" w:w="80"/>
+              <w:left w:type="dxa" w:w="140"/>
+              <w:bottom w:type="dxa" w:w="80"/>
+              <w:right w:type="dxa" w:w="140"/>
+            </w:tcMar>
+            <w:vAlign w:val="center"/>
+          </w:tcPr>
+          <w:p>
+            <w:pPr>
+              <w:spacing w:after="30" w:before="30"/>
+              <w:jc w:val="center"/>
+            </w:pPr>
+            <w:r>
+              <w:rPr>
+                <w:rFonts w:ascii="Calibri" w:cs="Calibri" w:eastAsia="Calibri" w:hAnsi="Calibri"/>
+                <w:b/>
+                <w:bCs/>
+                <w:i w:val="false"/>
+                <w:iCs w:val="false"/>
+                <w:color w:val="FFFFFF"/>
+                <w:sz w:val="22"/>
+                <w:szCs w:val="22"/>
+              </w:rPr>
+              <w:t xml:space="preserve">#</w:t>
+            </w:r>
+          </w:p>
+        </w:tc>
+        <w:tc>
+          <w:tcPr>
+            <w:tcW w:type="dxa" w:w="2860"/>
+            <w:tcBorders>
+              <w:top w:val="single" w:color="D8CFC2" w:sz="4"/>
+              <w:left w:val="single" w:color="D8CFC2" w:sz="4"/>
+              <w:bottom w:val="single" w:color="D8CFC2" w:sz="4"/>
+              <w:right w:val="single" w:color="D8CFC2" w:sz="4"/>
+            </w:tcBorders>
+            <w:shd w:fill="C9943A" w:color="auto" w:val="clear"/>
+            <w:tcMar>
+              <w:top w:type="dxa" w:w="80"/>
+              <w:left w:type="dxa" w:w="140"/>
+              <w:bottom w:type="dxa" w:w="80"/>
+              <w:right w:type="dxa" w:w="140"/>
+            </w:tcMar>
+            <w:vAlign w:val="center"/>
+          </w:tcPr>
+          <w:p>
+            <w:pPr>
+              <w:spacing w:after="30" w:before="30"/>
+              <w:jc w:val="left"/>
+            </w:pPr>
+            <w:r>
+              <w:rPr>
+                <w:rFonts w:ascii="Calibri" w:cs="Calibri" w:eastAsia="Calibri" w:hAnsi="Calibri"/>
+                <w:b/>
+                <w:bCs/>
+                <w:i w:val="false"/>
+                <w:iCs w:val="false"/>
+                <w:color w:val="FFFFFF"/>
+                <w:sz w:val="22"/>
+                <w:szCs w:val="22"/>
+              </w:rPr>
+              <w:t xml:space="preserve">Problem</w:t>
+            </w:r>
+          </w:p>
+        </w:tc>
+        <w:tc>
+          <w:tcPr>
+            <w:tcW w:type="dxa" w:w="2900"/>
+            <w:tcBorders>
+              <w:top w:val="single" w:color="D8CFC2" w:sz="4"/>
+              <w:left w:val="single" w:color="D8CFC2" w:sz="4"/>
+              <w:bottom w:val="single" w:color="D8CFC2" w:sz="4"/>
+              <w:right w:val="single" w:color="D8CFC2" w:sz="4"/>
+            </w:tcBorders>
+            <w:shd w:fill="C9943A" w:color="auto" w:val="clear"/>
+            <w:tcMar>
+              <w:top w:type="dxa" w:w="80"/>
+              <w:left w:type="dxa" w:w="140"/>
+              <w:bottom w:type="dxa" w:w="80"/>
+              <w:right w:type="dxa" w:w="140"/>
+            </w:tcMar>
+            <w:vAlign w:val="center"/>
+          </w:tcPr>
+          <w:p>
+            <w:pPr>
+              <w:spacing w:after="30" w:before="30"/>
+              <w:jc w:val="left"/>
+            </w:pPr>
+            <w:r>
+              <w:rPr>
+                <w:rFonts w:ascii="Calibri" w:cs="Calibri" w:eastAsia="Calibri" w:hAnsi="Calibri"/>
+                <w:b/>
+                <w:bCs/>
+                <w:i w:val="false"/>
+                <w:iCs w:val="false"/>
+                <w:color w:val="FFFFFF"/>
+                <w:sz w:val="22"/>
+                <w:szCs w:val="22"/>
+              </w:rPr>
+              <w:t xml:space="preserve">Diagnosis</w:t>
+            </w:r>
+          </w:p>
+        </w:tc>
+        <w:tc>
+          <w:tcPr>
+            <w:tcW w:type="dxa" w:w="2800"/>
+            <w:tcBorders>
+              <w:top w:val="single" w:color="D8CFC2" w:sz="4"/>
+              <w:left w:val="single" w:color="D8CFC2" w:sz="4"/>
+              <w:bottom w:val="single" w:color="D8CFC2" w:sz="4"/>
+              <w:right w:val="single" w:color="D8CFC2" w:sz="4"/>
+            </w:tcBorders>
+            <w:shd w:fill="C9943A" w:color="auto" w:val="clear"/>
+            <w:tcMar>
+              <w:top w:type="dxa" w:w="80"/>
+              <w:left w:type="dxa" w:w="140"/>
+              <w:bottom w:type="dxa" w:w="80"/>
+              <w:right w:type="dxa" w:w="140"/>
+            </w:tcMar>
+            <w:vAlign w:val="center"/>
+          </w:tcPr>
+          <w:p>
+            <w:pPr>
+              <w:spacing w:after="30" w:before="30"/>
+              <w:jc w:val="left"/>
+            </w:pPr>
+            <w:r>
+              <w:rPr>
+                <w:rFonts w:ascii="Calibri" w:cs="Calibri" w:eastAsia="Calibri" w:hAnsi="Calibri"/>
+                <w:b/>
+                <w:bCs/>
+                <w:i w:val="false"/>
+                <w:iCs w:val="false"/>
+                <w:color w:val="FFFFFF"/>
+                <w:sz w:val="22"/>
+                <w:szCs w:val="22"/>
+              </w:rPr>
+              <w:t xml:space="preserve">Fix</w:t>
+            </w:r>
+          </w:p>
+        </w:tc>
+      </w:tr>
+      <w:tr>
+        <w:trPr>
+          <w:tblHeader w:val="false"/>
+        </w:trPr>
+        <w:tc>
+          <w:tcPr>
+            <w:tcW w:type="dxa" w:w="800"/>
+            <w:tcBorders>
+              <w:top w:val="single" w:color="D8CFC2" w:sz="4"/>
+              <w:left w:val="single" w:color="D8CFC2" w:sz="4"/>
+              <w:bottom w:val="single" w:color="D8CFC2" w:sz="4"/>
+              <w:right w:val="single" w:color="D8CFC2" w:sz="4"/>
+            </w:tcBorders>
+            <w:shd w:fill="FBF5E6" w:color="auto" w:val="clear"/>
+            <w:tcMar>
+              <w:top w:type="dxa" w:w="80"/>
+              <w:left w:type="dxa" w:w="140"/>
+              <w:bottom w:type="dxa" w:w="80"/>
+              <w:right w:type="dxa" w:w="140"/>
+            </w:tcMar>
+            <w:vAlign w:val="center"/>
+          </w:tcPr>
+          <w:p>
+            <w:pPr>
+              <w:spacing w:after="30" w:before="30"/>
+              <w:jc w:val="center"/>
+            </w:pPr>
+            <w:r>
+              <w:rPr>
+                <w:rFonts w:ascii="Calibri" w:cs="Calibri" w:eastAsia="Calibri" w:hAnsi="Calibri"/>
+                <w:b/>
+                <w:bCs/>
+                <w:i w:val="false"/>
+                <w:iCs w:val="false"/>
+                <w:color w:val="C9943A"/>
+                <w:sz w:val="22"/>
+                <w:szCs w:val="22"/>
+              </w:rPr>
+              <w:t xml:space="preserve">AI1</w:t>
+            </w:r>
+          </w:p>
+        </w:tc>
+        <w:tc>
+          <w:tcPr>
+            <w:tcW w:type="dxa" w:w="2860"/>
+            <w:tcBorders>
+              <w:top w:val="single" w:color="D8CFC2" w:sz="4"/>
+              <w:left w:val="single" w:color="D8CFC2" w:sz="4"/>
+              <w:bottom w:val="single" w:color="D8CFC2" w:sz="4"/>
+              <w:right w:val="single" w:color="D8CFC2" w:sz="4"/>
+            </w:tcBorders>
+            <w:shd w:fill="FBF5E6" w:color="auto" w:val="clear"/>
+            <w:tcMar>
+              <w:top w:type="dxa" w:w="80"/>
+              <w:left w:type="dxa" w:w="140"/>
+              <w:bottom w:type="dxa" w:w="80"/>
+              <w:right w:type="dxa" w:w="140"/>
+            </w:tcMar>
+            <w:vAlign w:val="center"/>
+          </w:tcPr>
+          <w:p>
+            <w:pPr>
+              <w:spacing w:after="30" w:before="30"/>
+              <w:jc w:val="left"/>
+            </w:pPr>
+            <w:r>
+              <w:rPr>
+                <w:rFonts w:ascii="Calibri" w:cs="Calibri" w:eastAsia="Calibri" w:hAnsi="Calibri"/>
+                <w:b/>
+                <w:bCs/>
+                <w:i w:val="false"/>
+                <w:iCs w:val="false"/>
+                <w:color w:val="1A1612"/>
+                <w:sz w:val="22"/>
+                <w:szCs w:val="22"/>
+              </w:rPr>
+              <w:t xml:space="preserve">Foundry returned 400 on certain prompts</w:t>
+            </w:r>
+          </w:p>
+        </w:tc>
+        <w:tc>
+          <w:tcPr>
+            <w:tcW w:type="dxa" w:w="2900"/>
+            <w:tcBorders>
+              <w:top w:val="single" w:color="D8CFC2" w:sz="4"/>
+              <w:left w:val="single" w:color="D8CFC2" w:sz="4"/>
+              <w:bottom w:val="single" w:color="D8CFC2" w:sz="4"/>
+              <w:right w:val="single" w:color="D8CFC2" w:sz="4"/>
+            </w:tcBorders>
+            <w:shd w:fill="FBF5E6" w:color="auto" w:val="clear"/>
+            <w:tcMar>
+              <w:top w:type="dxa" w:w="80"/>
+              <w:left w:type="dxa" w:w="140"/>
+              <w:bottom w:type="dxa" w:w="80"/>
+              <w:right w:type="dxa" w:w="140"/>
+            </w:tcMar>
+            <w:vAlign w:val="center"/>
+          </w:tcPr>
+          <w:p>
+            <w:pPr>
+              <w:spacing w:after="30" w:before="30"/>
+              <w:jc w:val="left"/>
+            </w:pPr>
+            <w:r>
+              <w:rPr>
+                <w:rFonts w:ascii="Calibri" w:cs="Calibri" w:eastAsia="Calibri" w:hAnsi="Calibri"/>
+                <w:b w:val="false"/>
+                <w:bCs w:val="false"/>
+                <w:i w:val="false"/>
+                <w:iCs w:val="false"/>
+                <w:color w:val="1A1612"/>
+                <w:sz w:val="22"/>
+                <w:szCs w:val="22"/>
+              </w:rPr>
+              <w:t xml:space="preserve">System prompts had bad-example blocks ('DO NOT write amazing!'). Bad-example text triggered jailbreak detector.</w:t>
+            </w:r>
+          </w:p>
+        </w:tc>
+        <w:tc>
+          <w:tcPr>
+            <w:tcW w:type="dxa" w:w="2800"/>
+            <w:tcBorders>
+              <w:top w:val="single" w:color="D8CFC2" w:sz="4"/>
+              <w:left w:val="single" w:color="D8CFC2" w:sz="4"/>
+              <w:bottom w:val="single" w:color="D8CFC2" w:sz="4"/>
+              <w:right w:val="single" w:color="D8CFC2" w:sz="4"/>
+            </w:tcBorders>
+            <w:shd w:fill="FBF5E6" w:color="auto" w:val="clear"/>
+            <w:tcMar>
+              <w:top w:type="dxa" w:w="80"/>
+              <w:left w:type="dxa" w:w="140"/>
+              <w:bottom w:type="dxa" w:w="80"/>
+              <w:right w:type="dxa" w:w="140"/>
+            </w:tcMar>
+            <w:vAlign w:val="center"/>
+          </w:tcPr>
+          <w:p>
+            <w:pPr>
+              <w:spacing w:after="30" w:before="30"/>
+              <w:jc w:val="left"/>
+            </w:pPr>
+            <w:r>
+              <w:rPr>
+                <w:rFonts w:ascii="Calibri" w:cs="Calibri" w:eastAsia="Calibri" w:hAnsi="Calibri"/>
+                <w:b w:val="false"/>
+                <w:bCs w:val="false"/>
+                <w:i w:val="false"/>
+                <w:iCs w:val="false"/>
+                <w:color w:val="1A1612"/>
+                <w:sz w:val="22"/>
+                <w:szCs w:val="22"/>
+              </w:rPr>
+              <w:t xml:space="preserve">Rewrote every prompt to use positive framing only. No NEVER/MUST directives. No listed bad examples.</w:t>
+            </w:r>
+          </w:p>
+        </w:tc>
+      </w:tr>
+      <w:tr>
+        <w:trPr>
+          <w:tblHeader w:val="false"/>
+        </w:trPr>
+        <w:tc>
+          <w:tcPr>
+            <w:tcW w:type="dxa" w:w="800"/>
+            <w:tcBorders>
+              <w:top w:val="single" w:color="D8CFC2" w:sz="4"/>
+              <w:left w:val="single" w:color="D8CFC2" w:sz="4"/>
+              <w:bottom w:val="single" w:color="D8CFC2" w:sz="4"/>
+              <w:right w:val="single" w:color="D8CFC2" w:sz="4"/>
+            </w:tcBorders>
+            <w:tcMar>
+              <w:top w:type="dxa" w:w="80"/>
+              <w:left w:type="dxa" w:w="140"/>
+              <w:bottom w:type="dxa" w:w="80"/>
+              <w:right w:type="dxa" w:w="140"/>
+            </w:tcMar>
+            <w:vAlign w:val="center"/>
+          </w:tcPr>
+          <w:p>
+            <w:pPr>
+              <w:spacing w:after="30" w:before="30"/>
+              <w:jc w:val="center"/>
+            </w:pPr>
+            <w:r>
+              <w:rPr>
+                <w:rFonts w:ascii="Calibri" w:cs="Calibri" w:eastAsia="Calibri" w:hAnsi="Calibri"/>
+                <w:b/>
+                <w:bCs/>
+                <w:i w:val="false"/>
+                <w:iCs w:val="false"/>
+                <w:color w:val="C9943A"/>
+                <w:sz w:val="22"/>
+                <w:szCs w:val="22"/>
+              </w:rPr>
+              <w:t xml:space="preserve">AI2</w:t>
+            </w:r>
+          </w:p>
+        </w:tc>
+        <w:tc>
+          <w:tcPr>
+            <w:tcW w:type="dxa" w:w="2860"/>
+            <w:tcBorders>
+              <w:top w:val="single" w:color="D8CFC2" w:sz="4"/>
+              <w:left w:val="single" w:color="D8CFC2" w:sz="4"/>
+              <w:bottom w:val="single" w:color="D8CFC2" w:sz="4"/>
+              <w:right w:val="single" w:color="D8CFC2" w:sz="4"/>
+            </w:tcBorders>
+            <w:tcMar>
+              <w:top w:type="dxa" w:w="80"/>
+              <w:left w:type="dxa" w:w="140"/>
+              <w:bottom w:type="dxa" w:w="80"/>
+              <w:right w:type="dxa" w:w="140"/>
+            </w:tcMar>
+            <w:vAlign w:val="center"/>
+          </w:tcPr>
+          <w:p>
+            <w:pPr>
+              <w:spacing w:after="30" w:before="30"/>
+              <w:jc w:val="left"/>
+            </w:pPr>
+            <w:r>
+              <w:rPr>
+                <w:rFonts w:ascii="Calibri" w:cs="Calibri" w:eastAsia="Calibri" w:hAnsi="Calibri"/>
+                <w:b/>
+                <w:bCs/>
+                <w:i w:val="false"/>
+                <w:iCs w:val="false"/>
+                <w:color w:val="1A1612"/>
+                <w:sz w:val="22"/>
+                <w:szCs w:val="22"/>
+              </w:rPr>
+              <w:t xml:space="preserve">AI reflection didn't land in time on ceremony</w:t>
+            </w:r>
+          </w:p>
+        </w:tc>
+        <w:tc>
+          <w:tcPr>
+            <w:tcW w:type="dxa" w:w="2900"/>
+            <w:tcBorders>
+              <w:top w:val="single" w:color="D8CFC2" w:sz="4"/>
+              <w:left w:val="single" w:color="D8CFC2" w:sz="4"/>
+              <w:bottom w:val="single" w:color="D8CFC2" w:sz="4"/>
+              <w:right w:val="single" w:color="D8CFC2" w:sz="4"/>
+            </w:tcBorders>
+            <w:tcMar>
+              <w:top w:type="dxa" w:w="80"/>
+              <w:left w:type="dxa" w:w="140"/>
+              <w:bottom w:type="dxa" w:w="80"/>
+              <w:right w:type="dxa" w:w="140"/>
+            </w:tcMar>
+            <w:vAlign w:val="center"/>
+          </w:tcPr>
+          <w:p>
+            <w:pPr>
+              <w:spacing w:after="30" w:before="30"/>
+              <w:jc w:val="left"/>
+            </w:pPr>
+            <w:r>
+              <w:rPr>
+                <w:rFonts w:ascii="Calibri" w:cs="Calibri" w:eastAsia="Calibri" w:hAnsi="Calibri"/>
+                <w:b w:val="false"/>
+                <w:bCs w:val="false"/>
+                <w:i w:val="false"/>
+                <w:iCs w:val="false"/>
+                <w:color w:val="1A1612"/>
+                <w:sz w:val="22"/>
+                <w:szCs w:val="22"/>
+              </w:rPr>
+              <w:t xml:space="preserve">_monthlyReflectionPrefetch race — ceremony fired before fetch resolved.</w:t>
+            </w:r>
+          </w:p>
+        </w:tc>
+        <w:tc>
+          <w:tcPr>
+            <w:tcW w:type="dxa" w:w="2800"/>
+            <w:tcBorders>
+              <w:top w:val="single" w:color="D8CFC2" w:sz="4"/>
+              <w:left w:val="single" w:color="D8CFC2" w:sz="4"/>
+              <w:bottom w:val="single" w:color="D8CFC2" w:sz="4"/>
+              <w:right w:val="single" w:color="D8CFC2" w:sz="4"/>
+            </w:tcBorders>
+            <w:tcMar>
+              <w:top w:type="dxa" w:w="80"/>
+              <w:left w:type="dxa" w:w="140"/>
+              <w:bottom w:type="dxa" w:w="80"/>
+              <w:right w:type="dxa" w:w="140"/>
+            </w:tcMar>
+            <w:vAlign w:val="center"/>
+          </w:tcPr>
+          <w:p>
+            <w:pPr>
+              <w:spacing w:after="30" w:before="30"/>
+              <w:jc w:val="left"/>
+            </w:pPr>
+            <w:r>
+              <w:rPr>
+                <w:rFonts w:ascii="Calibri" w:cs="Calibri" w:eastAsia="Calibri" w:hAnsi="Calibri"/>
+                <w:b w:val="false"/>
+                <w:bCs w:val="false"/>
+                <w:i w:val="false"/>
+                <w:iCs w:val="false"/>
+                <w:color w:val="1A1612"/>
+                <w:sz w:val="22"/>
+                <w:szCs w:val="22"/>
+              </w:rPr>
+              <w:t xml:space="preserve">Self-prefetch in showMonthEndCeremony if no caller prefetched. Cache resolved text in window for late-mounted pages.</w:t>
+            </w:r>
+          </w:p>
+        </w:tc>
+      </w:tr>
+      <w:tr>
+        <w:trPr>
+          <w:tblHeader w:val="false"/>
+        </w:trPr>
+        <w:tc>
+          <w:tcPr>
+            <w:tcW w:type="dxa" w:w="800"/>
+            <w:tcBorders>
+              <w:top w:val="single" w:color="D8CFC2" w:sz="4"/>
+              <w:left w:val="single" w:color="D8CFC2" w:sz="4"/>
+              <w:bottom w:val="single" w:color="D8CFC2" w:sz="4"/>
+              <w:right w:val="single" w:color="D8CFC2" w:sz="4"/>
+            </w:tcBorders>
+            <w:shd w:fill="FBF5E6" w:color="auto" w:val="clear"/>
+            <w:tcMar>
+              <w:top w:type="dxa" w:w="80"/>
+              <w:left w:type="dxa" w:w="140"/>
+              <w:bottom w:type="dxa" w:w="80"/>
+              <w:right w:type="dxa" w:w="140"/>
+            </w:tcMar>
+            <w:vAlign w:val="center"/>
+          </w:tcPr>
+          <w:p>
+            <w:pPr>
+              <w:spacing w:after="30" w:before="30"/>
+              <w:jc w:val="center"/>
+            </w:pPr>
+            <w:r>
+              <w:rPr>
+                <w:rFonts w:ascii="Calibri" w:cs="Calibri" w:eastAsia="Calibri" w:hAnsi="Calibri"/>
+                <w:b/>
+                <w:bCs/>
+                <w:i w:val="false"/>
+                <w:iCs w:val="false"/>
+                <w:color w:val="C9943A"/>
+                <w:sz w:val="22"/>
+                <w:szCs w:val="22"/>
+              </w:rPr>
+              <w:t xml:space="preserve">AI3</w:t>
+            </w:r>
+          </w:p>
+        </w:tc>
+        <w:tc>
+          <w:tcPr>
+            <w:tcW w:type="dxa" w:w="2860"/>
+            <w:tcBorders>
+              <w:top w:val="single" w:color="D8CFC2" w:sz="4"/>
+              <w:left w:val="single" w:color="D8CFC2" w:sz="4"/>
+              <w:bottom w:val="single" w:color="D8CFC2" w:sz="4"/>
+              <w:right w:val="single" w:color="D8CFC2" w:sz="4"/>
+            </w:tcBorders>
+            <w:shd w:fill="FBF5E6" w:color="auto" w:val="clear"/>
+            <w:tcMar>
+              <w:top w:type="dxa" w:w="80"/>
+              <w:left w:type="dxa" w:w="140"/>
+              <w:bottom w:type="dxa" w:w="80"/>
+              <w:right w:type="dxa" w:w="140"/>
+            </w:tcMar>
+            <w:vAlign w:val="center"/>
+          </w:tcPr>
+          <w:p>
+            <w:pPr>
+              <w:spacing w:after="30" w:before="30"/>
+              <w:jc w:val="left"/>
+            </w:pPr>
+            <w:r>
+              <w:rPr>
+                <w:rFonts w:ascii="Calibri" w:cs="Calibri" w:eastAsia="Calibri" w:hAnsi="Calibri"/>
+                <w:b/>
+                <w:bCs/>
+                <w:i w:val="false"/>
+                <w:iCs w:val="false"/>
+                <w:color w:val="1A1612"/>
+                <w:sz w:val="22"/>
+                <w:szCs w:val="22"/>
+              </w:rPr>
+              <w:t xml:space="preserve">Insight reply described entries instead of speaking to user</w:t>
+            </w:r>
+          </w:p>
+        </w:tc>
+        <w:tc>
+          <w:tcPr>
+            <w:tcW w:type="dxa" w:w="2900"/>
+            <w:tcBorders>
+              <w:top w:val="single" w:color="D8CFC2" w:sz="4"/>
+              <w:left w:val="single" w:color="D8CFC2" w:sz="4"/>
+              <w:bottom w:val="single" w:color="D8CFC2" w:sz="4"/>
+              <w:right w:val="single" w:color="D8CFC2" w:sz="4"/>
+            </w:tcBorders>
+            <w:shd w:fill="FBF5E6" w:color="auto" w:val="clear"/>
+            <w:tcMar>
+              <w:top w:type="dxa" w:w="80"/>
+              <w:left w:type="dxa" w:w="140"/>
+              <w:bottom w:type="dxa" w:w="80"/>
+              <w:right w:type="dxa" w:w="140"/>
+            </w:tcMar>
+            <w:vAlign w:val="center"/>
+          </w:tcPr>
+          <w:p>
+            <w:pPr>
+              <w:spacing w:after="30" w:before="30"/>
+              <w:jc w:val="left"/>
+            </w:pPr>
+            <w:r>
+              <w:rPr>
+                <w:rFonts w:ascii="Calibri" w:cs="Calibri" w:eastAsia="Calibri" w:hAnsi="Calibri"/>
+                <w:b w:val="false"/>
+                <w:bCs w:val="false"/>
+                <w:i w:val="false"/>
+                <w:iCs w:val="false"/>
+                <w:color w:val="1A1612"/>
+                <w:sz w:val="22"/>
+                <w:szCs w:val="22"/>
+              </w:rPr>
+              <w:t xml:space="preserve">Original prompt used analyst framing.</w:t>
+            </w:r>
+          </w:p>
+        </w:tc>
+        <w:tc>
+          <w:tcPr>
+            <w:tcW w:type="dxa" w:w="2800"/>
+            <w:tcBorders>
+              <w:top w:val="single" w:color="D8CFC2" w:sz="4"/>
+              <w:left w:val="single" w:color="D8CFC2" w:sz="4"/>
+              <w:bottom w:val="single" w:color="D8CFC2" w:sz="4"/>
+              <w:right w:val="single" w:color="D8CFC2" w:sz="4"/>
+            </w:tcBorders>
+            <w:shd w:fill="FBF5E6" w:color="auto" w:val="clear"/>
+            <w:tcMar>
+              <w:top w:type="dxa" w:w="80"/>
+              <w:left w:type="dxa" w:w="140"/>
+              <w:bottom w:type="dxa" w:w="80"/>
+              <w:right w:type="dxa" w:w="140"/>
+            </w:tcMar>
+            <w:vAlign w:val="center"/>
+          </w:tcPr>
+          <w:p>
+            <w:pPr>
+              <w:spacing w:after="30" w:before="30"/>
+              <w:jc w:val="left"/>
+            </w:pPr>
+            <w:r>
+              <w:rPr>
+                <w:rFonts w:ascii="Calibri" w:cs="Calibri" w:eastAsia="Calibri" w:hAnsi="Calibri"/>
+                <w:b w:val="false"/>
+                <w:bCs w:val="false"/>
+                <w:i w:val="false"/>
+                <w:iCs w:val="false"/>
+                <w:color w:val="1A1612"/>
+                <w:sz w:val="22"/>
+                <w:szCs w:val="22"/>
+              </w:rPr>
+              <w:t xml:space="preserve">Rewrote with 'speak TO not ABOUT' rule + concrete tone examples ('that's a you thing — making kare-kare from a tiktok').</w:t>
+            </w:r>
+          </w:p>
+        </w:tc>
+      </w:tr>
+      <w:tr>
+        <w:trPr>
+          <w:tblHeader w:val="false"/>
+        </w:trPr>
+        <w:tc>
+          <w:tcPr>
+            <w:tcW w:type="dxa" w:w="800"/>
+            <w:tcBorders>
+              <w:top w:val="single" w:color="D8CFC2" w:sz="4"/>
+              <w:left w:val="single" w:color="D8CFC2" w:sz="4"/>
+              <w:bottom w:val="single" w:color="D8CFC2" w:sz="4"/>
+              <w:right w:val="single" w:color="D8CFC2" w:sz="4"/>
+            </w:tcBorders>
+            <w:tcMar>
+              <w:top w:type="dxa" w:w="80"/>
+              <w:left w:type="dxa" w:w="140"/>
+              <w:bottom w:type="dxa" w:w="80"/>
+              <w:right w:type="dxa" w:w="140"/>
+            </w:tcMar>
+            <w:vAlign w:val="center"/>
+          </w:tcPr>
+          <w:p>
+            <w:pPr>
+              <w:spacing w:after="30" w:before="30"/>
+              <w:jc w:val="center"/>
+            </w:pPr>
+            <w:r>
+              <w:rPr>
+                <w:rFonts w:ascii="Calibri" w:cs="Calibri" w:eastAsia="Calibri" w:hAnsi="Calibri"/>
+                <w:b/>
+                <w:bCs/>
+                <w:i w:val="false"/>
+                <w:iCs w:val="false"/>
+                <w:color w:val="C9943A"/>
+                <w:sz w:val="22"/>
+                <w:szCs w:val="22"/>
+              </w:rPr>
+              <w:t xml:space="preserve">AI4</w:t>
+            </w:r>
+          </w:p>
+        </w:tc>
+        <w:tc>
+          <w:tcPr>
+            <w:tcW w:type="dxa" w:w="2860"/>
+            <w:tcBorders>
+              <w:top w:val="single" w:color="D8CFC2" w:sz="4"/>
+              <w:left w:val="single" w:color="D8CFC2" w:sz="4"/>
+              <w:bottom w:val="single" w:color="D8CFC2" w:sz="4"/>
+              <w:right w:val="single" w:color="D8CFC2" w:sz="4"/>
+            </w:tcBorders>
+            <w:tcMar>
+              <w:top w:type="dxa" w:w="80"/>
+              <w:left w:type="dxa" w:w="140"/>
+              <w:bottom w:type="dxa" w:w="80"/>
+              <w:right w:type="dxa" w:w="140"/>
+            </w:tcMar>
+            <w:vAlign w:val="center"/>
+          </w:tcPr>
+          <w:p>
+            <w:pPr>
+              <w:spacing w:after="30" w:before="30"/>
+              <w:jc w:val="left"/>
+            </w:pPr>
+            <w:r>
+              <w:rPr>
+                <w:rFonts w:ascii="Calibri" w:cs="Calibri" w:eastAsia="Calibri" w:hAnsi="Calibri"/>
+                <w:b/>
+                <w:bCs/>
+                <w:i w:val="false"/>
+                <w:iCs w:val="false"/>
+                <w:color w:val="1A1612"/>
+                <w:sz w:val="22"/>
+                <w:szCs w:val="22"/>
+              </w:rPr>
+              <w:t xml:space="preserve">Crisis disclosures could reach AI before being intercepted</w:t>
+            </w:r>
+          </w:p>
+        </w:tc>
+        <w:tc>
+          <w:tcPr>
+            <w:tcW w:type="dxa" w:w="2900"/>
+            <w:tcBorders>
+              <w:top w:val="single" w:color="D8CFC2" w:sz="4"/>
+              <w:left w:val="single" w:color="D8CFC2" w:sz="4"/>
+              <w:bottom w:val="single" w:color="D8CFC2" w:sz="4"/>
+              <w:right w:val="single" w:color="D8CFC2" w:sz="4"/>
+            </w:tcBorders>
+            <w:tcMar>
+              <w:top w:type="dxa" w:w="80"/>
+              <w:left w:type="dxa" w:w="140"/>
+              <w:bottom w:type="dxa" w:w="80"/>
+              <w:right w:type="dxa" w:w="140"/>
+            </w:tcMar>
+            <w:vAlign w:val="center"/>
+          </w:tcPr>
+          <w:p>
+            <w:pPr>
+              <w:spacing w:after="30" w:before="30"/>
+              <w:jc w:val="left"/>
+            </w:pPr>
+            <w:r>
+              <w:rPr>
+                <w:rFonts w:ascii="Calibri" w:cs="Calibri" w:eastAsia="Calibri" w:hAnsi="Calibri"/>
+                <w:b w:val="false"/>
+                <w:bCs w:val="false"/>
+                <w:i w:val="false"/>
+                <w:iCs w:val="false"/>
+                <w:color w:val="1A1612"/>
+                <w:sz w:val="22"/>
+                <w:szCs w:val="22"/>
+              </w:rPr>
+              <w:t xml:space="preserve">Safety check ran AFTER AI call.</w:t>
+            </w:r>
+          </w:p>
+        </w:tc>
+        <w:tc>
+          <w:tcPr>
+            <w:tcW w:type="dxa" w:w="2800"/>
+            <w:tcBorders>
+              <w:top w:val="single" w:color="D8CFC2" w:sz="4"/>
+              <w:left w:val="single" w:color="D8CFC2" w:sz="4"/>
+              <w:bottom w:val="single" w:color="D8CFC2" w:sz="4"/>
+              <w:right w:val="single" w:color="D8CFC2" w:sz="4"/>
+            </w:tcBorders>
+            <w:tcMar>
+              <w:top w:type="dxa" w:w="80"/>
+              <w:left w:type="dxa" w:w="140"/>
+              <w:bottom w:type="dxa" w:w="80"/>
+              <w:right w:type="dxa" w:w="140"/>
+            </w:tcMar>
+            <w:vAlign w:val="center"/>
+          </w:tcPr>
+          <w:p>
+            <w:pPr>
+              <w:spacing w:after="30" w:before="30"/>
+              <w:jc w:val="left"/>
+            </w:pPr>
+            <w:r>
+              <w:rPr>
+                <w:rFonts w:ascii="Calibri" w:cs="Calibri" w:eastAsia="Calibri" w:hAnsi="Calibri"/>
+                <w:b w:val="false"/>
+                <w:bCs w:val="false"/>
+                <w:i w:val="false"/>
+                <w:iCs w:val="false"/>
+                <w:color w:val="1A1612"/>
+                <w:sz w:val="22"/>
+                <w:szCs w:val="22"/>
+              </w:rPr>
+              <w:t xml:space="preserve">Moved classify_crisis() to run BEFORE client.complete(). Returns hardcoded resource card immediately. AI never sees disclosure. Entry never saved.</w:t>
+            </w:r>
+          </w:p>
+        </w:tc>
+      </w:tr>
+    </w:tbl>
+    <w:p>
+      <w:r>
+        <w:br w:type="page"/>
+      </w:r>
+    </w:p>
+    <w:p>
+      <w:pPr>
+        <w:pStyle w:val="Heading1"/>
+        <w:pBdr>
+          <w:bottom w:val="single" w:color="C9943A" w:sz="12" w:space="6"/>
+        </w:pBdr>
+        <w:spacing w:after="180" w:before="360"/>
+      </w:pPr>
+      <w:r>
+        <w:rPr>
+          <w:rFonts w:ascii="Cambria" w:cs="Cambria" w:eastAsia="Cambria" w:hAnsi="Cambria"/>
+          <w:b/>
+          <w:bCs/>
+          <w:color w:val="1A1612"/>
+          <w:sz w:val="40"/>
+          <w:szCs w:val="40"/>
+        </w:rPr>
+        <w:t xml:space="preserve">15. Known gaps &amp; deferred work</w:t>
+      </w:r>
+    </w:p>
+    <w:p>
+      <w:pPr>
+        <w:spacing w:after="120" w:before="60" w:line="300"/>
+        <w:jc w:val="left"/>
+      </w:pPr>
+      <w:r>
+        <w:rPr>
+          <w:rFonts w:ascii="Calibri" w:cs="Calibri" w:eastAsia="Calibri" w:hAnsi="Calibri"/>
+          <w:b w:val="false"/>
+          <w:bCs w:val="false"/>
+          <w:i w:val="false"/>
+          <w:iCs w:val="false"/>
+          <w:color w:val="1A1612"/>
+          <w:sz w:val="22"/>
+          <w:szCs w:val="22"/>
+        </w:rPr>
+        <w:t xml:space="preserve">What we didn't build, what we descoped, what's worth pursuing post-hackathon. Listed candidly so judges (and future maintainers) can see the boundaries clearly.</w:t>
+      </w:r>
+    </w:p>
+    <w:p>
+      <w:pPr>
+        <w:pStyle w:val="Heading2"/>
+        <w:spacing w:after="120" w:before="280"/>
+      </w:pPr>
+      <w:r>
+        <w:rPr>
+          <w:rFonts w:ascii="Cambria" w:cs="Cambria" w:eastAsia="Cambria" w:hAnsi="Cambria"/>
+          <w:b/>
+          <w:bCs/>
+          <w:color w:val="1A1612"/>
+          <w:sz w:val="30"/>
+          <w:szCs w:val="30"/>
+        </w:rPr>
+        <w:t xml:space="preserve">15.1  Product gaps</w:t>
+      </w:r>
+    </w:p>
+    <w:tbl>
+      <w:tblPr>
+        <w:tblW w:type="dxa" w:w="9360"/>
+        <w:tblBorders>
+          <w:top w:val="single" w:color="auto" w:sz="4"/>
+          <w:left w:val="single" w:color="auto" w:sz="4"/>
+          <w:bottom w:val="single" w:color="auto" w:sz="4"/>
+          <w:right w:val="single" w:color="auto" w:sz="4"/>
+          <w:insideH w:val="single" w:color="auto" w:sz="4"/>
+          <w:insideV w:val="single" w:color="auto" w:sz="4"/>
+        </w:tblBorders>
+        <w:tblLayout w:type="fixed"/>
+      </w:tblPr>
+      <w:tblGrid>
+        <w:gridCol w:w="2600"/>
+        <w:gridCol w:w="3380"/>
+        <w:gridCol w:w="3380"/>
+      </w:tblGrid>
+      <w:tr>
+        <w:trPr>
+          <w:tblHeader/>
+        </w:trPr>
+        <w:tc>
+          <w:tcPr>
+            <w:tcW w:type="dxa" w:w="2600"/>
+            <w:tcBorders>
+              <w:top w:val="single" w:color="D8CFC2" w:sz="4"/>
+              <w:left w:val="single" w:color="D8CFC2" w:sz="4"/>
+              <w:bottom w:val="single" w:color="D8CFC2" w:sz="4"/>
+              <w:right w:val="single" w:color="D8CFC2" w:sz="4"/>
+            </w:tcBorders>
+            <w:shd w:fill="C9943A" w:color="auto" w:val="clear"/>
+            <w:tcMar>
+              <w:top w:type="dxa" w:w="80"/>
+              <w:left w:type="dxa" w:w="140"/>
+              <w:bottom w:type="dxa" w:w="80"/>
+              <w:right w:type="dxa" w:w="140"/>
+            </w:tcMar>
+            <w:vAlign w:val="center"/>
+          </w:tcPr>
+          <w:p>
+            <w:pPr>
+              <w:spacing w:after="30" w:before="30"/>
+              <w:jc w:val="left"/>
+            </w:pPr>
+            <w:r>
+              <w:rPr>
+                <w:rFonts w:ascii="Calibri" w:cs="Calibri" w:eastAsia="Calibri" w:hAnsi="Calibri"/>
+                <w:b/>
+                <w:bCs/>
+                <w:i w:val="false"/>
+                <w:iCs w:val="false"/>
+                <w:color w:val="FFFFFF"/>
+                <w:sz w:val="22"/>
+                <w:szCs w:val="22"/>
+              </w:rPr>
+              <w:t xml:space="preserve">Gap</w:t>
+            </w:r>
+          </w:p>
+        </w:tc>
+        <w:tc>
+          <w:tcPr>
+            <w:tcW w:type="dxa" w:w="3380"/>
+            <w:tcBorders>
+              <w:top w:val="single" w:color="D8CFC2" w:sz="4"/>
+              <w:left w:val="single" w:color="D8CFC2" w:sz="4"/>
+              <w:bottom w:val="single" w:color="D8CFC2" w:sz="4"/>
+              <w:right w:val="single" w:color="D8CFC2" w:sz="4"/>
+            </w:tcBorders>
+            <w:shd w:fill="C9943A" w:color="auto" w:val="clear"/>
+            <w:tcMar>
+              <w:top w:type="dxa" w:w="80"/>
+              <w:left w:type="dxa" w:w="140"/>
+              <w:bottom w:type="dxa" w:w="80"/>
+              <w:right w:type="dxa" w:w="140"/>
+            </w:tcMar>
+            <w:vAlign w:val="center"/>
+          </w:tcPr>
+          <w:p>
+            <w:pPr>
+              <w:spacing w:after="30" w:before="30"/>
+              <w:jc w:val="left"/>
+            </w:pPr>
+            <w:r>
+              <w:rPr>
+                <w:rFonts w:ascii="Calibri" w:cs="Calibri" w:eastAsia="Calibri" w:hAnsi="Calibri"/>
+                <w:b/>
+                <w:bCs/>
+                <w:i w:val="false"/>
+                <w:iCs w:val="false"/>
+                <w:color w:val="FFFFFF"/>
+                <w:sz w:val="22"/>
+                <w:szCs w:val="22"/>
+              </w:rPr>
+              <w:t xml:space="preserve">Why it's not in v1</w:t>
+            </w:r>
+          </w:p>
+        </w:tc>
+        <w:tc>
+          <w:tcPr>
+            <w:tcW w:type="dxa" w:w="3380"/>
+            <w:tcBorders>
+              <w:top w:val="single" w:color="D8CFC2" w:sz="4"/>
+              <w:left w:val="single" w:color="D8CFC2" w:sz="4"/>
+              <w:bottom w:val="single" w:color="D8CFC2" w:sz="4"/>
+              <w:right w:val="single" w:color="D8CFC2" w:sz="4"/>
+            </w:tcBorders>
+            <w:shd w:fill="C9943A" w:color="auto" w:val="clear"/>
+            <w:tcMar>
+              <w:top w:type="dxa" w:w="80"/>
+              <w:left w:type="dxa" w:w="140"/>
+              <w:bottom w:type="dxa" w:w="80"/>
+              <w:right w:type="dxa" w:w="140"/>
+            </w:tcMar>
+            <w:vAlign w:val="center"/>
+          </w:tcPr>
+          <w:p>
+            <w:pPr>
+              <w:spacing w:after="30" w:before="30"/>
+              <w:jc w:val="left"/>
+            </w:pPr>
+            <w:r>
+              <w:rPr>
+                <w:rFonts w:ascii="Calibri" w:cs="Calibri" w:eastAsia="Calibri" w:hAnsi="Calibri"/>
+                <w:b/>
+                <w:bCs/>
+                <w:i w:val="false"/>
+                <w:iCs w:val="false"/>
+                <w:color w:val="FFFFFF"/>
+                <w:sz w:val="22"/>
+                <w:szCs w:val="22"/>
+              </w:rPr>
+              <w:t xml:space="preserve">Notes</w:t>
+            </w:r>
+          </w:p>
+        </w:tc>
+      </w:tr>
+      <w:tr>
+        <w:trPr>
+          <w:tblHeader w:val="false"/>
+        </w:trPr>
+        <w:tc>
+          <w:tcPr>
+            <w:tcW w:type="dxa" w:w="2600"/>
+            <w:tcBorders>
+              <w:top w:val="single" w:color="D8CFC2" w:sz="4"/>
+              <w:left w:val="single" w:color="D8CFC2" w:sz="4"/>
+              <w:bottom w:val="single" w:color="D8CFC2" w:sz="4"/>
+              <w:right w:val="single" w:color="D8CFC2" w:sz="4"/>
+            </w:tcBorders>
+            <w:shd w:fill="FBF5E6" w:color="auto" w:val="clear"/>
+            <w:tcMar>
+              <w:top w:type="dxa" w:w="80"/>
+              <w:left w:type="dxa" w:w="140"/>
+              <w:bottom w:type="dxa" w:w="80"/>
+              <w:right w:type="dxa" w:w="140"/>
+            </w:tcMar>
+            <w:vAlign w:val="center"/>
+          </w:tcPr>
+          <w:p>
+            <w:pPr>
+              <w:spacing w:after="30" w:before="30"/>
+              <w:jc w:val="left"/>
+            </w:pPr>
+            <w:r>
+              <w:rPr>
+                <w:rFonts w:ascii="Calibri" w:cs="Calibri" w:eastAsia="Calibri" w:hAnsi="Calibri"/>
+                <w:b/>
+                <w:bCs/>
+                <w:i w:val="false"/>
+                <w:iCs w:val="false"/>
+                <w:color w:val="1A1612"/>
+                <w:sz w:val="22"/>
+                <w:szCs w:val="22"/>
+              </w:rPr>
+              <w:t xml:space="preserve">No intra-day mindfulness nudges</w:t>
+            </w:r>
+          </w:p>
+        </w:tc>
+        <w:tc>
+          <w:tcPr>
+            <w:tcW w:type="dxa" w:w="3380"/>
+            <w:tcBorders>
+              <w:top w:val="single" w:color="D8CFC2" w:sz="4"/>
+              <w:left w:val="single" w:color="D8CFC2" w:sz="4"/>
+              <w:bottom w:val="single" w:color="D8CFC2" w:sz="4"/>
+              <w:right w:val="single" w:color="D8CFC2" w:sz="4"/>
+            </w:tcBorders>
+            <w:shd w:fill="FBF5E6" w:color="auto" w:val="clear"/>
+            <w:tcMar>
+              <w:top w:type="dxa" w:w="80"/>
+              <w:left w:type="dxa" w:w="140"/>
+              <w:bottom w:type="dxa" w:w="80"/>
+              <w:right w:type="dxa" w:w="140"/>
+            </w:tcMar>
+            <w:vAlign w:val="center"/>
+          </w:tcPr>
+          <w:p>
+            <w:pPr>
+              <w:spacing w:after="30" w:before="30"/>
+              <w:jc w:val="left"/>
+            </w:pPr>
+            <w:r>
+              <w:rPr>
+                <w:rFonts w:ascii="Calibri" w:cs="Calibri" w:eastAsia="Calibri" w:hAnsi="Calibri"/>
+                <w:b w:val="false"/>
+                <w:bCs w:val="false"/>
+                <w:i w:val="false"/>
+                <w:iCs w:val="false"/>
+                <w:color w:val="1A1612"/>
+                <w:sz w:val="22"/>
+                <w:szCs w:val="22"/>
+              </w:rPr>
+              <w:t xml:space="preserve">Push notification infra (FCM/APNs) needs platform-specific work + preference center.</w:t>
+            </w:r>
+          </w:p>
+        </w:tc>
+        <w:tc>
+          <w:tcPr>
+            <w:tcW w:type="dxa" w:w="3380"/>
+            <w:tcBorders>
+              <w:top w:val="single" w:color="D8CFC2" w:sz="4"/>
+              <w:left w:val="single" w:color="D8CFC2" w:sz="4"/>
+              <w:bottom w:val="single" w:color="D8CFC2" w:sz="4"/>
+              <w:right w:val="single" w:color="D8CFC2" w:sz="4"/>
+            </w:tcBorders>
+            <w:shd w:fill="FBF5E6" w:color="auto" w:val="clear"/>
+            <w:tcMar>
+              <w:top w:type="dxa" w:w="80"/>
+              <w:left w:type="dxa" w:w="140"/>
+              <w:bottom w:type="dxa" w:w="80"/>
+              <w:right w:type="dxa" w:w="140"/>
+            </w:tcMar>
+            <w:vAlign w:val="center"/>
+          </w:tcPr>
+          <w:p>
+            <w:pPr>
+              <w:spacing w:after="30" w:before="30"/>
+              <w:jc w:val="left"/>
+            </w:pPr>
+            <w:r>
+              <w:rPr>
+                <w:rFonts w:ascii="Calibri" w:cs="Calibri" w:eastAsia="Calibri" w:hAnsi="Calibri"/>
+                <w:b w:val="false"/>
+                <w:bCs w:val="false"/>
+                <w:i w:val="false"/>
+                <w:iCs w:val="false"/>
+                <w:color w:val="1A1612"/>
+                <w:sz w:val="22"/>
+                <w:szCs w:val="22"/>
+              </w:rPr>
+              <w:t xml:space="preserve">Could be added via Azure Notification Hubs + scheduled Function. mindfulness_agent already produces suitable content.</w:t>
+            </w:r>
+          </w:p>
+        </w:tc>
+      </w:tr>
+      <w:tr>
+        <w:trPr>
+          <w:tblHeader w:val="false"/>
+        </w:trPr>
+        <w:tc>
+          <w:tcPr>
+            <w:tcW w:type="dxa" w:w="2600"/>
+            <w:tcBorders>
+              <w:top w:val="single" w:color="D8CFC2" w:sz="4"/>
+              <w:left w:val="single" w:color="D8CFC2" w:sz="4"/>
+              <w:bottom w:val="single" w:color="D8CFC2" w:sz="4"/>
+              <w:right w:val="single" w:color="D8CFC2" w:sz="4"/>
+            </w:tcBorders>
+            <w:tcMar>
+              <w:top w:type="dxa" w:w="80"/>
+              <w:left w:type="dxa" w:w="140"/>
+              <w:bottom w:type="dxa" w:w="80"/>
+              <w:right w:type="dxa" w:w="140"/>
+            </w:tcMar>
+            <w:vAlign w:val="center"/>
+          </w:tcPr>
+          <w:p>
+            <w:pPr>
+              <w:spacing w:after="30" w:before="30"/>
+              <w:jc w:val="left"/>
+            </w:pPr>
+            <w:r>
+              <w:rPr>
+                <w:rFonts w:ascii="Calibri" w:cs="Calibri" w:eastAsia="Calibri" w:hAnsi="Calibri"/>
+                <w:b/>
+                <w:bCs/>
+                <w:i w:val="false"/>
+                <w:iCs w:val="false"/>
+                <w:color w:val="1A1612"/>
+                <w:sz w:val="22"/>
+                <w:szCs w:val="22"/>
+              </w:rPr>
+              <w:t xml:space="preserve">No NLP emotion detection</w:t>
+            </w:r>
+          </w:p>
+        </w:tc>
+        <w:tc>
+          <w:tcPr>
+            <w:tcW w:type="dxa" w:w="3380"/>
+            <w:tcBorders>
+              <w:top w:val="single" w:color="D8CFC2" w:sz="4"/>
+              <w:left w:val="single" w:color="D8CFC2" w:sz="4"/>
+              <w:bottom w:val="single" w:color="D8CFC2" w:sz="4"/>
+              <w:right w:val="single" w:color="D8CFC2" w:sz="4"/>
+            </w:tcBorders>
+            <w:tcMar>
+              <w:top w:type="dxa" w:w="80"/>
+              <w:left w:type="dxa" w:w="140"/>
+              <w:bottom w:type="dxa" w:w="80"/>
+              <w:right w:type="dxa" w:w="140"/>
+            </w:tcMar>
+            <w:vAlign w:val="center"/>
+          </w:tcPr>
+          <w:p>
+            <w:pPr>
+              <w:spacing w:after="30" w:before="30"/>
+              <w:jc w:val="left"/>
+            </w:pPr>
+            <w:r>
+              <w:rPr>
+                <w:rFonts w:ascii="Calibri" w:cs="Calibri" w:eastAsia="Calibri" w:hAnsi="Calibri"/>
+                <w:b w:val="false"/>
+                <w:bCs w:val="false"/>
+                <w:i w:val="false"/>
+                <w:iCs w:val="false"/>
+                <w:color w:val="1A1612"/>
+                <w:sz w:val="22"/>
+                <w:szCs w:val="22"/>
+              </w:rPr>
+              <w:t xml:space="preserve">Users manually pick mood from 38 emotions. Chosen over auto-detection because it forces self-attunement.</w:t>
+            </w:r>
+          </w:p>
+        </w:tc>
+        <w:tc>
+          <w:tcPr>
+            <w:tcW w:type="dxa" w:w="3380"/>
+            <w:tcBorders>
+              <w:top w:val="single" w:color="D8CFC2" w:sz="4"/>
+              <w:left w:val="single" w:color="D8CFC2" w:sz="4"/>
+              <w:bottom w:val="single" w:color="D8CFC2" w:sz="4"/>
+              <w:right w:val="single" w:color="D8CFC2" w:sz="4"/>
+            </w:tcBorders>
+            <w:tcMar>
+              <w:top w:type="dxa" w:w="80"/>
+              <w:left w:type="dxa" w:w="140"/>
+              <w:bottom w:type="dxa" w:w="80"/>
+              <w:right w:type="dxa" w:w="140"/>
+            </w:tcMar>
+            <w:vAlign w:val="center"/>
+          </w:tcPr>
+          <w:p>
+            <w:pPr>
+              <w:spacing w:after="30" w:before="30"/>
+              <w:jc w:val="left"/>
+            </w:pPr>
+            <w:r>
+              <w:rPr>
+                <w:rFonts w:ascii="Calibri" w:cs="Calibri" w:eastAsia="Calibri" w:hAnsi="Calibri"/>
+                <w:b w:val="false"/>
+                <w:bCs w:val="false"/>
+                <w:i w:val="false"/>
+                <w:iCs w:val="false"/>
+                <w:color w:val="1A1612"/>
+                <w:sz w:val="22"/>
+                <w:szCs w:val="22"/>
+              </w:rPr>
+              <w:t xml:space="preserve">Could add passive sentiment pass for 'you wrote anxious but felt calmer' reflections — design question, not technical gap.</w:t>
+            </w:r>
+          </w:p>
+        </w:tc>
+      </w:tr>
+      <w:tr>
+        <w:trPr>
+          <w:tblHeader w:val="false"/>
+        </w:trPr>
+        <w:tc>
+          <w:tcPr>
+            <w:tcW w:type="dxa" w:w="2600"/>
+            <w:tcBorders>
+              <w:top w:val="single" w:color="D8CFC2" w:sz="4"/>
+              <w:left w:val="single" w:color="D8CFC2" w:sz="4"/>
+              <w:bottom w:val="single" w:color="D8CFC2" w:sz="4"/>
+              <w:right w:val="single" w:color="D8CFC2" w:sz="4"/>
+            </w:tcBorders>
+            <w:shd w:fill="FBF5E6" w:color="auto" w:val="clear"/>
+            <w:tcMar>
+              <w:top w:type="dxa" w:w="80"/>
+              <w:left w:type="dxa" w:w="140"/>
+              <w:bottom w:type="dxa" w:w="80"/>
+              <w:right w:type="dxa" w:w="140"/>
+            </w:tcMar>
+            <w:vAlign w:val="center"/>
+          </w:tcPr>
+          <w:p>
+            <w:pPr>
+              <w:spacing w:after="30" w:before="30"/>
+              <w:jc w:val="left"/>
+            </w:pPr>
+            <w:r>
+              <w:rPr>
+                <w:rFonts w:ascii="Calibri" w:cs="Calibri" w:eastAsia="Calibri" w:hAnsi="Calibri"/>
+                <w:b/>
+                <w:bCs/>
+                <w:i w:val="false"/>
+                <w:iCs w:val="false"/>
+                <w:color w:val="1A1612"/>
+                <w:sz w:val="22"/>
+                <w:szCs w:val="22"/>
+              </w:rPr>
+              <w:t xml:space="preserve">No calendar/wearable/reminder integration</w:t>
+            </w:r>
+          </w:p>
+        </w:tc>
+        <w:tc>
+          <w:tcPr>
+            <w:tcW w:type="dxa" w:w="3380"/>
+            <w:tcBorders>
+              <w:top w:val="single" w:color="D8CFC2" w:sz="4"/>
+              <w:left w:val="single" w:color="D8CFC2" w:sz="4"/>
+              <w:bottom w:val="single" w:color="D8CFC2" w:sz="4"/>
+              <w:right w:val="single" w:color="D8CFC2" w:sz="4"/>
+            </w:tcBorders>
+            <w:shd w:fill="FBF5E6" w:color="auto" w:val="clear"/>
+            <w:tcMar>
+              <w:top w:type="dxa" w:w="80"/>
+              <w:left w:type="dxa" w:w="140"/>
+              <w:bottom w:type="dxa" w:w="80"/>
+              <w:right w:type="dxa" w:w="140"/>
+            </w:tcMar>
+            <w:vAlign w:val="center"/>
+          </w:tcPr>
+          <w:p>
+            <w:pPr>
+              <w:spacing w:after="30" w:before="30"/>
+              <w:jc w:val="left"/>
+            </w:pPr>
+            <w:r>
+              <w:rPr>
+                <w:rFonts w:ascii="Calibri" w:cs="Calibri" w:eastAsia="Calibri" w:hAnsi="Calibri"/>
+                <w:b w:val="false"/>
+                <w:bCs w:val="false"/>
+                <w:i w:val="false"/>
+                <w:iCs w:val="false"/>
+                <w:color w:val="1A1612"/>
+                <w:sz w:val="22"/>
+                <w:szCs w:val="22"/>
+              </w:rPr>
+              <w:t xml:space="preserve">Out of scope. Needs OAuth flows for Google/Apple Calendar + Health Kit.</w:t>
+            </w:r>
+          </w:p>
+        </w:tc>
+        <w:tc>
+          <w:tcPr>
+            <w:tcW w:type="dxa" w:w="3380"/>
+            <w:tcBorders>
+              <w:top w:val="single" w:color="D8CFC2" w:sz="4"/>
+              <w:left w:val="single" w:color="D8CFC2" w:sz="4"/>
+              <w:bottom w:val="single" w:color="D8CFC2" w:sz="4"/>
+              <w:right w:val="single" w:color="D8CFC2" w:sz="4"/>
+            </w:tcBorders>
+            <w:shd w:fill="FBF5E6" w:color="auto" w:val="clear"/>
+            <w:tcMar>
+              <w:top w:type="dxa" w:w="80"/>
+              <w:left w:type="dxa" w:w="140"/>
+              <w:bottom w:type="dxa" w:w="80"/>
+              <w:right w:type="dxa" w:w="140"/>
+            </w:tcMar>
+            <w:vAlign w:val="center"/>
+          </w:tcPr>
+          <w:p>
+            <w:pPr>
+              <w:spacing w:after="30" w:before="30"/>
+              <w:jc w:val="left"/>
+            </w:pPr>
+            <w:r>
+              <w:rPr>
+                <w:rFonts w:ascii="Calibri" w:cs="Calibri" w:eastAsia="Calibri" w:hAnsi="Calibri"/>
+                <w:b w:val="false"/>
+                <w:bCs w:val="false"/>
+                <w:i w:val="false"/>
+                <w:iCs w:val="false"/>
+                <w:color w:val="1A1612"/>
+                <w:sz w:val="22"/>
+                <w:szCs w:val="22"/>
+              </w:rPr>
+              <w:t xml:space="preserve">Data shape ready: gc_logged_dates → calendar URL; entries → Day-One export.</w:t>
+            </w:r>
+          </w:p>
+        </w:tc>
+      </w:tr>
+      <w:tr>
+        <w:trPr>
+          <w:tblHeader w:val="false"/>
+        </w:trPr>
+        <w:tc>
+          <w:tcPr>
+            <w:tcW w:type="dxa" w:w="2600"/>
+            <w:tcBorders>
+              <w:top w:val="single" w:color="D8CFC2" w:sz="4"/>
+              <w:left w:val="single" w:color="D8CFC2" w:sz="4"/>
+              <w:bottom w:val="single" w:color="D8CFC2" w:sz="4"/>
+              <w:right w:val="single" w:color="D8CFC2" w:sz="4"/>
+            </w:tcBorders>
+            <w:tcMar>
+              <w:top w:type="dxa" w:w="80"/>
+              <w:left w:type="dxa" w:w="140"/>
+              <w:bottom w:type="dxa" w:w="80"/>
+              <w:right w:type="dxa" w:w="140"/>
+            </w:tcMar>
+            <w:vAlign w:val="center"/>
+          </w:tcPr>
+          <w:p>
+            <w:pPr>
+              <w:spacing w:after="30" w:before="30"/>
+              <w:jc w:val="left"/>
+            </w:pPr>
+            <w:r>
+              <w:rPr>
+                <w:rFonts w:ascii="Calibri" w:cs="Calibri" w:eastAsia="Calibri" w:hAnsi="Calibri"/>
+                <w:b/>
+                <w:bCs/>
+                <w:i w:val="false"/>
+                <w:iCs w:val="false"/>
+                <w:color w:val="1A1612"/>
+                <w:sz w:val="22"/>
+                <w:szCs w:val="22"/>
+              </w:rPr>
+              <w:t xml:space="preserve">No full STT/TTS voice assistant</w:t>
+            </w:r>
+          </w:p>
+        </w:tc>
+        <w:tc>
+          <w:tcPr>
+            <w:tcW w:type="dxa" w:w="3380"/>
+            <w:tcBorders>
+              <w:top w:val="single" w:color="D8CFC2" w:sz="4"/>
+              <w:left w:val="single" w:color="D8CFC2" w:sz="4"/>
+              <w:bottom w:val="single" w:color="D8CFC2" w:sz="4"/>
+              <w:right w:val="single" w:color="D8CFC2" w:sz="4"/>
+            </w:tcBorders>
+            <w:tcMar>
+              <w:top w:type="dxa" w:w="80"/>
+              <w:left w:type="dxa" w:w="140"/>
+              <w:bottom w:type="dxa" w:w="80"/>
+              <w:right w:type="dxa" w:w="140"/>
+            </w:tcMar>
+            <w:vAlign w:val="center"/>
+          </w:tcPr>
+          <w:p>
+            <w:pPr>
+              <w:spacing w:after="30" w:before="30"/>
+              <w:jc w:val="left"/>
+            </w:pPr>
+            <w:r>
+              <w:rPr>
+                <w:rFonts w:ascii="Calibri" w:cs="Calibri" w:eastAsia="Calibri" w:hAnsi="Calibri"/>
+                <w:b w:val="false"/>
+                <w:bCs w:val="false"/>
+                <w:i w:val="false"/>
+                <w:iCs w:val="false"/>
+                <w:color w:val="1A1612"/>
+                <w:sz w:val="22"/>
+                <w:szCs w:val="22"/>
+              </w:rPr>
+              <w:t xml:space="preserve">Voice recording works (attachments.js), but no transcription, no spoken AI replies.</w:t>
+            </w:r>
+          </w:p>
+        </w:tc>
+        <w:tc>
+          <w:tcPr>
+            <w:tcW w:type="dxa" w:w="3380"/>
+            <w:tcBorders>
+              <w:top w:val="single" w:color="D8CFC2" w:sz="4"/>
+              <w:left w:val="single" w:color="D8CFC2" w:sz="4"/>
+              <w:bottom w:val="single" w:color="D8CFC2" w:sz="4"/>
+              <w:right w:val="single" w:color="D8CFC2" w:sz="4"/>
+            </w:tcBorders>
+            <w:tcMar>
+              <w:top w:type="dxa" w:w="80"/>
+              <w:left w:type="dxa" w:w="140"/>
+              <w:bottom w:type="dxa" w:w="80"/>
+              <w:right w:type="dxa" w:w="140"/>
+            </w:tcMar>
+            <w:vAlign w:val="center"/>
+          </w:tcPr>
+          <w:p>
+            <w:pPr>
+              <w:spacing w:after="30" w:before="30"/>
+              <w:jc w:val="left"/>
+            </w:pPr>
+            <w:r>
+              <w:rPr>
+                <w:rFonts w:ascii="Calibri" w:cs="Calibri" w:eastAsia="Calibri" w:hAnsi="Calibri"/>
+                <w:b w:val="false"/>
+                <w:bCs w:val="false"/>
+                <w:i w:val="false"/>
+                <w:iCs w:val="false"/>
+                <w:color w:val="1A1612"/>
+                <w:sz w:val="22"/>
+                <w:szCs w:val="22"/>
+              </w:rPr>
+              <w:t xml:space="preserve">Azure Speech is the next step. Recordings persist in Cosmos so transcription can run server-side later.</w:t>
+            </w:r>
+          </w:p>
+        </w:tc>
+      </w:tr>
+      <w:tr>
+        <w:trPr>
+          <w:tblHeader w:val="false"/>
+        </w:trPr>
+        <w:tc>
+          <w:tcPr>
+            <w:tcW w:type="dxa" w:w="2600"/>
+            <w:tcBorders>
+              <w:top w:val="single" w:color="D8CFC2" w:sz="4"/>
+              <w:left w:val="single" w:color="D8CFC2" w:sz="4"/>
+              <w:bottom w:val="single" w:color="D8CFC2" w:sz="4"/>
+              <w:right w:val="single" w:color="D8CFC2" w:sz="4"/>
+            </w:tcBorders>
+            <w:shd w:fill="FBF5E6" w:color="auto" w:val="clear"/>
+            <w:tcMar>
+              <w:top w:type="dxa" w:w="80"/>
+              <w:left w:type="dxa" w:w="140"/>
+              <w:bottom w:type="dxa" w:w="80"/>
+              <w:right w:type="dxa" w:w="140"/>
+            </w:tcMar>
+            <w:vAlign w:val="center"/>
+          </w:tcPr>
+          <w:p>
+            <w:pPr>
+              <w:spacing w:after="30" w:before="30"/>
+              <w:jc w:val="left"/>
+            </w:pPr>
+            <w:r>
+              <w:rPr>
+                <w:rFonts w:ascii="Calibri" w:cs="Calibri" w:eastAsia="Calibri" w:hAnsi="Calibri"/>
+                <w:b/>
+                <w:bCs/>
+                <w:i w:val="false"/>
+                <w:iCs w:val="false"/>
+                <w:color w:val="1A1612"/>
+                <w:sz w:val="22"/>
+                <w:szCs w:val="22"/>
+              </w:rPr>
+              <w:t xml:space="preserve">No A/B adaptive testing</w:t>
+            </w:r>
+          </w:p>
+        </w:tc>
+        <w:tc>
+          <w:tcPr>
+            <w:tcW w:type="dxa" w:w="3380"/>
+            <w:tcBorders>
+              <w:top w:val="single" w:color="D8CFC2" w:sz="4"/>
+              <w:left w:val="single" w:color="D8CFC2" w:sz="4"/>
+              <w:bottom w:val="single" w:color="D8CFC2" w:sz="4"/>
+              <w:right w:val="single" w:color="D8CFC2" w:sz="4"/>
+            </w:tcBorders>
+            <w:shd w:fill="FBF5E6" w:color="auto" w:val="clear"/>
+            <w:tcMar>
+              <w:top w:type="dxa" w:w="80"/>
+              <w:left w:type="dxa" w:w="140"/>
+              <w:bottom w:type="dxa" w:w="80"/>
+              <w:right w:type="dxa" w:w="140"/>
+            </w:tcMar>
+            <w:vAlign w:val="center"/>
+          </w:tcPr>
+          <w:p>
+            <w:pPr>
+              <w:spacing w:after="30" w:before="30"/>
+              <w:jc w:val="left"/>
+            </w:pPr>
+            <w:r>
+              <w:rPr>
+                <w:rFonts w:ascii="Calibri" w:cs="Calibri" w:eastAsia="Calibri" w:hAnsi="Calibri"/>
+                <w:b w:val="false"/>
+                <w:bCs w:val="false"/>
+                <w:i w:val="false"/>
+                <w:iCs w:val="false"/>
+                <w:color w:val="1A1612"/>
+                <w:sz w:val="22"/>
+                <w:szCs w:val="22"/>
+              </w:rPr>
+              <w:t xml:space="preserve">Adaptive layer reads patterns and tunes prompts but doesn't LEARN which adaptations worked.</w:t>
+            </w:r>
+          </w:p>
+        </w:tc>
+        <w:tc>
+          <w:tcPr>
+            <w:tcW w:type="dxa" w:w="3380"/>
+            <w:tcBorders>
+              <w:top w:val="single" w:color="D8CFC2" w:sz="4"/>
+              <w:left w:val="single" w:color="D8CFC2" w:sz="4"/>
+              <w:bottom w:val="single" w:color="D8CFC2" w:sz="4"/>
+              <w:right w:val="single" w:color="D8CFC2" w:sz="4"/>
+            </w:tcBorders>
+            <w:shd w:fill="FBF5E6" w:color="auto" w:val="clear"/>
+            <w:tcMar>
+              <w:top w:type="dxa" w:w="80"/>
+              <w:left w:type="dxa" w:w="140"/>
+              <w:bottom w:type="dxa" w:w="80"/>
+              <w:right w:type="dxa" w:w="140"/>
+            </w:tcMar>
+            <w:vAlign w:val="center"/>
+          </w:tcPr>
+          <w:p>
+            <w:pPr>
+              <w:spacing w:after="30" w:before="30"/>
+              <w:jc w:val="left"/>
+            </w:pPr>
+            <w:r>
+              <w:rPr>
+                <w:rFonts w:ascii="Calibri" w:cs="Calibri" w:eastAsia="Calibri" w:hAnsi="Calibri"/>
+                <w:b w:val="false"/>
+                <w:bCs w:val="false"/>
+                <w:i w:val="false"/>
+                <w:iCs w:val="false"/>
+                <w:color w:val="1A1612"/>
+                <w:sz w:val="22"/>
+                <w:szCs w:val="22"/>
+              </w:rPr>
+              <w:t xml:space="preserve">Reinforcement loop (did user re-read insight? did entries get longer next time?) is fascinating design space.</w:t>
+            </w:r>
+          </w:p>
+        </w:tc>
+      </w:tr>
+      <w:tr>
+        <w:trPr>
+          <w:tblHeader w:val="false"/>
+        </w:trPr>
+        <w:tc>
+          <w:tcPr>
+            <w:tcW w:type="dxa" w:w="2600"/>
+            <w:tcBorders>
+              <w:top w:val="single" w:color="D8CFC2" w:sz="4"/>
+              <w:left w:val="single" w:color="D8CFC2" w:sz="4"/>
+              <w:bottom w:val="single" w:color="D8CFC2" w:sz="4"/>
+              <w:right w:val="single" w:color="D8CFC2" w:sz="4"/>
+            </w:tcBorders>
+            <w:tcMar>
+              <w:top w:type="dxa" w:w="80"/>
+              <w:left w:type="dxa" w:w="140"/>
+              <w:bottom w:type="dxa" w:w="80"/>
+              <w:right w:type="dxa" w:w="140"/>
+            </w:tcMar>
+            <w:vAlign w:val="center"/>
+          </w:tcPr>
+          <w:p>
+            <w:pPr>
+              <w:spacing w:after="30" w:before="30"/>
+              <w:jc w:val="left"/>
+            </w:pPr>
+            <w:r>
+              <w:rPr>
+                <w:rFonts w:ascii="Calibri" w:cs="Calibri" w:eastAsia="Calibri" w:hAnsi="Calibri"/>
+                <w:b/>
+                <w:bCs/>
+                <w:i w:val="false"/>
+                <w:iCs w:val="false"/>
+                <w:color w:val="1A1612"/>
+                <w:sz w:val="22"/>
+                <w:szCs w:val="22"/>
+              </w:rPr>
+              <w:t xml:space="preserve">No multi-language support</w:t>
+            </w:r>
+          </w:p>
+        </w:tc>
+        <w:tc>
+          <w:tcPr>
+            <w:tcW w:type="dxa" w:w="3380"/>
+            <w:tcBorders>
+              <w:top w:val="single" w:color="D8CFC2" w:sz="4"/>
+              <w:left w:val="single" w:color="D8CFC2" w:sz="4"/>
+              <w:bottom w:val="single" w:color="D8CFC2" w:sz="4"/>
+              <w:right w:val="single" w:color="D8CFC2" w:sz="4"/>
+            </w:tcBorders>
+            <w:tcMar>
+              <w:top w:type="dxa" w:w="80"/>
+              <w:left w:type="dxa" w:w="140"/>
+              <w:bottom w:type="dxa" w:w="80"/>
+              <w:right w:type="dxa" w:w="140"/>
+            </w:tcMar>
+            <w:vAlign w:val="center"/>
+          </w:tcPr>
+          <w:p>
+            <w:pPr>
+              <w:spacing w:after="30" w:before="30"/>
+              <w:jc w:val="left"/>
+            </w:pPr>
+            <w:r>
+              <w:rPr>
+                <w:rFonts w:ascii="Calibri" w:cs="Calibri" w:eastAsia="Calibri" w:hAnsi="Calibri"/>
+                <w:b w:val="false"/>
+                <w:bCs w:val="false"/>
+                <w:i w:val="false"/>
+                <w:iCs w:val="false"/>
+                <w:color w:val="1A1612"/>
+                <w:sz w:val="22"/>
+                <w:szCs w:val="22"/>
+              </w:rPr>
+              <w:t xml:space="preserve">English-only throughout.</w:t>
+            </w:r>
+          </w:p>
+        </w:tc>
+        <w:tc>
+          <w:tcPr>
+            <w:tcW w:type="dxa" w:w="3380"/>
+            <w:tcBorders>
+              <w:top w:val="single" w:color="D8CFC2" w:sz="4"/>
+              <w:left w:val="single" w:color="D8CFC2" w:sz="4"/>
+              <w:bottom w:val="single" w:color="D8CFC2" w:sz="4"/>
+              <w:right w:val="single" w:color="D8CFC2" w:sz="4"/>
+            </w:tcBorders>
+            <w:tcMar>
+              <w:top w:type="dxa" w:w="80"/>
+              <w:left w:type="dxa" w:w="140"/>
+              <w:bottom w:type="dxa" w:w="80"/>
+              <w:right w:type="dxa" w:w="140"/>
+            </w:tcMar>
+            <w:vAlign w:val="center"/>
+          </w:tcPr>
+          <w:p>
+            <w:pPr>
+              <w:spacing w:after="30" w:before="30"/>
+              <w:jc w:val="left"/>
+            </w:pPr>
+            <w:r>
+              <w:rPr>
+                <w:rFonts w:ascii="Calibri" w:cs="Calibri" w:eastAsia="Calibri" w:hAnsi="Calibri"/>
+                <w:b w:val="false"/>
+                <w:bCs w:val="false"/>
+                <w:i w:val="false"/>
+                <w:iCs w:val="false"/>
+                <w:color w:val="1A1612"/>
+                <w:sz w:val="22"/>
+                <w:szCs w:val="22"/>
+              </w:rPr>
+              <w:t xml:space="preserve">Would need i18n + translated system prompts. Tone doesn't translate one-to-one — translation isn't enough.</w:t>
+            </w:r>
+          </w:p>
+        </w:tc>
+      </w:tr>
+    </w:tbl>
+    <w:p>
+      <w:pPr>
+        <w:pStyle w:val="Heading2"/>
+        <w:spacing w:after="120" w:before="280"/>
+      </w:pPr>
+      <w:r>
+        <w:rPr>
+          <w:rFonts w:ascii="Cambria" w:cs="Cambria" w:eastAsia="Cambria" w:hAnsi="Cambria"/>
+          <w:b/>
+          <w:bCs/>
+          <w:color w:val="1A1612"/>
+          <w:sz w:val="30"/>
+          <w:szCs w:val="30"/>
+        </w:rPr>
+        <w:t xml:space="preserve">15.2  Operational gaps</w:t>
+      </w:r>
+    </w:p>
+    <w:tbl>
+      <w:tblPr>
+        <w:tblW w:type="dxa" w:w="9360"/>
+        <w:tblBorders>
+          <w:top w:val="single" w:color="auto" w:sz="4"/>
+          <w:left w:val="single" w:color="auto" w:sz="4"/>
+          <w:bottom w:val="single" w:color="auto" w:sz="4"/>
+          <w:right w:val="single" w:color="auto" w:sz="4"/>
+          <w:insideH w:val="single" w:color="auto" w:sz="4"/>
+          <w:insideV w:val="single" w:color="auto" w:sz="4"/>
+        </w:tblBorders>
+        <w:tblLayout w:type="fixed"/>
+      </w:tblPr>
+      <w:tblGrid>
+        <w:gridCol w:w="2600"/>
+        <w:gridCol w:w="3380"/>
+        <w:gridCol w:w="3380"/>
+      </w:tblGrid>
+      <w:tr>
+        <w:trPr>
+          <w:tblHeader/>
+        </w:trPr>
+        <w:tc>
+          <w:tcPr>
+            <w:tcW w:type="dxa" w:w="2600"/>
+            <w:tcBorders>
+              <w:top w:val="single" w:color="D8CFC2" w:sz="4"/>
+              <w:left w:val="single" w:color="D8CFC2" w:sz="4"/>
+              <w:bottom w:val="single" w:color="D8CFC2" w:sz="4"/>
+              <w:right w:val="single" w:color="D8CFC2" w:sz="4"/>
+            </w:tcBorders>
+            <w:shd w:fill="C9943A" w:color="auto" w:val="clear"/>
+            <w:tcMar>
+              <w:top w:type="dxa" w:w="80"/>
+              <w:left w:type="dxa" w:w="140"/>
+              <w:bottom w:type="dxa" w:w="80"/>
+              <w:right w:type="dxa" w:w="140"/>
+            </w:tcMar>
+            <w:vAlign w:val="center"/>
+          </w:tcPr>
+          <w:p>
+            <w:pPr>
+              <w:spacing w:after="30" w:before="30"/>
+              <w:jc w:val="left"/>
+            </w:pPr>
+            <w:r>
+              <w:rPr>
+                <w:rFonts w:ascii="Calibri" w:cs="Calibri" w:eastAsia="Calibri" w:hAnsi="Calibri"/>
+                <w:b/>
+                <w:bCs/>
+                <w:i w:val="false"/>
+                <w:iCs w:val="false"/>
+                <w:color w:val="FFFFFF"/>
+                <w:sz w:val="22"/>
+                <w:szCs w:val="22"/>
+              </w:rPr>
+              <w:t xml:space="preserve">Gap</w:t>
+            </w:r>
+          </w:p>
+        </w:tc>
+        <w:tc>
+          <w:tcPr>
+            <w:tcW w:type="dxa" w:w="3380"/>
+            <w:tcBorders>
+              <w:top w:val="single" w:color="D8CFC2" w:sz="4"/>
+              <w:left w:val="single" w:color="D8CFC2" w:sz="4"/>
+              <w:bottom w:val="single" w:color="D8CFC2" w:sz="4"/>
+              <w:right w:val="single" w:color="D8CFC2" w:sz="4"/>
+            </w:tcBorders>
+            <w:shd w:fill="C9943A" w:color="auto" w:val="clear"/>
+            <w:tcMar>
+              <w:top w:type="dxa" w:w="80"/>
+              <w:left w:type="dxa" w:w="140"/>
+              <w:bottom w:type="dxa" w:w="80"/>
+              <w:right w:type="dxa" w:w="140"/>
+            </w:tcMar>
+            <w:vAlign w:val="center"/>
+          </w:tcPr>
+          <w:p>
+            <w:pPr>
+              <w:spacing w:after="30" w:before="30"/>
+              <w:jc w:val="left"/>
+            </w:pPr>
+            <w:r>
+              <w:rPr>
+                <w:rFonts w:ascii="Calibri" w:cs="Calibri" w:eastAsia="Calibri" w:hAnsi="Calibri"/>
+                <w:b/>
+                <w:bCs/>
+                <w:i w:val="false"/>
+                <w:iCs w:val="false"/>
+                <w:color w:val="FFFFFF"/>
+                <w:sz w:val="22"/>
+                <w:szCs w:val="22"/>
+              </w:rPr>
+              <w:t xml:space="preserve">Risk</w:t>
+            </w:r>
+          </w:p>
+        </w:tc>
+        <w:tc>
+          <w:tcPr>
+            <w:tcW w:type="dxa" w:w="3380"/>
+            <w:tcBorders>
+              <w:top w:val="single" w:color="D8CFC2" w:sz="4"/>
+              <w:left w:val="single" w:color="D8CFC2" w:sz="4"/>
+              <w:bottom w:val="single" w:color="D8CFC2" w:sz="4"/>
+              <w:right w:val="single" w:color="D8CFC2" w:sz="4"/>
+            </w:tcBorders>
+            <w:shd w:fill="C9943A" w:color="auto" w:val="clear"/>
+            <w:tcMar>
+              <w:top w:type="dxa" w:w="80"/>
+              <w:left w:type="dxa" w:w="140"/>
+              <w:bottom w:type="dxa" w:w="80"/>
+              <w:right w:type="dxa" w:w="140"/>
+            </w:tcMar>
+            <w:vAlign w:val="center"/>
+          </w:tcPr>
+          <w:p>
+            <w:pPr>
+              <w:spacing w:after="30" w:before="30"/>
+              <w:jc w:val="left"/>
+            </w:pPr>
+            <w:r>
+              <w:rPr>
+                <w:rFonts w:ascii="Calibri" w:cs="Calibri" w:eastAsia="Calibri" w:hAnsi="Calibri"/>
+                <w:b/>
+                <w:bCs/>
+                <w:i w:val="false"/>
+                <w:iCs w:val="false"/>
+                <w:color w:val="FFFFFF"/>
+                <w:sz w:val="22"/>
+                <w:szCs w:val="22"/>
+              </w:rPr>
+              <w:t xml:space="preserve">Mitigation path</w:t>
+            </w:r>
+          </w:p>
+        </w:tc>
+      </w:tr>
+      <w:tr>
+        <w:trPr>
+          <w:tblHeader w:val="false"/>
+        </w:trPr>
+        <w:tc>
+          <w:tcPr>
+            <w:tcW w:type="dxa" w:w="2600"/>
+            <w:tcBorders>
+              <w:top w:val="single" w:color="D8CFC2" w:sz="4"/>
+              <w:left w:val="single" w:color="D8CFC2" w:sz="4"/>
+              <w:bottom w:val="single" w:color="D8CFC2" w:sz="4"/>
+              <w:right w:val="single" w:color="D8CFC2" w:sz="4"/>
+            </w:tcBorders>
+            <w:shd w:fill="FBF5E6" w:color="auto" w:val="clear"/>
+            <w:tcMar>
+              <w:top w:type="dxa" w:w="80"/>
+              <w:left w:type="dxa" w:w="140"/>
+              <w:bottom w:type="dxa" w:w="80"/>
+              <w:right w:type="dxa" w:w="140"/>
+            </w:tcMar>
+            <w:vAlign w:val="center"/>
+          </w:tcPr>
+          <w:p>
+            <w:pPr>
+              <w:spacing w:after="30" w:before="30"/>
+              <w:jc w:val="left"/>
+            </w:pPr>
+            <w:r>
+              <w:rPr>
+                <w:rFonts w:ascii="Calibri" w:cs="Calibri" w:eastAsia="Calibri" w:hAnsi="Calibri"/>
+                <w:b/>
+                <w:bCs/>
+                <w:i w:val="false"/>
+                <w:iCs w:val="false"/>
+                <w:color w:val="1A1612"/>
+                <w:sz w:val="22"/>
+                <w:szCs w:val="22"/>
+              </w:rPr>
+              <w:t xml:space="preserve">No App Insights actively monitored</w:t>
+            </w:r>
+          </w:p>
+        </w:tc>
+        <w:tc>
+          <w:tcPr>
+            <w:tcW w:type="dxa" w:w="3380"/>
+            <w:tcBorders>
+              <w:top w:val="single" w:color="D8CFC2" w:sz="4"/>
+              <w:left w:val="single" w:color="D8CFC2" w:sz="4"/>
+              <w:bottom w:val="single" w:color="D8CFC2" w:sz="4"/>
+              <w:right w:val="single" w:color="D8CFC2" w:sz="4"/>
+            </w:tcBorders>
+            <w:shd w:fill="FBF5E6" w:color="auto" w:val="clear"/>
+            <w:tcMar>
+              <w:top w:type="dxa" w:w="80"/>
+              <w:left w:type="dxa" w:w="140"/>
+              <w:bottom w:type="dxa" w:w="80"/>
+              <w:right w:type="dxa" w:w="140"/>
+            </w:tcMar>
+            <w:vAlign w:val="center"/>
+          </w:tcPr>
+          <w:p>
+            <w:pPr>
+              <w:spacing w:after="30" w:before="30"/>
+              <w:jc w:val="left"/>
+            </w:pPr>
+            <w:r>
+              <w:rPr>
+                <w:rFonts w:ascii="Calibri" w:cs="Calibri" w:eastAsia="Calibri" w:hAnsi="Calibri"/>
+                <w:b w:val="false"/>
+                <w:bCs w:val="false"/>
+                <w:i w:val="false"/>
+                <w:iCs w:val="false"/>
+                <w:color w:val="1A1612"/>
+                <w:sz w:val="22"/>
+                <w:szCs w:val="22"/>
+              </w:rPr>
+              <w:t xml:space="preserve">Errors only visible via Log Stream / Function Monitor.</w:t>
+            </w:r>
+          </w:p>
+        </w:tc>
+        <w:tc>
+          <w:tcPr>
+            <w:tcW w:type="dxa" w:w="3380"/>
+            <w:tcBorders>
+              <w:top w:val="single" w:color="D8CFC2" w:sz="4"/>
+              <w:left w:val="single" w:color="D8CFC2" w:sz="4"/>
+              <w:bottom w:val="single" w:color="D8CFC2" w:sz="4"/>
+              <w:right w:val="single" w:color="D8CFC2" w:sz="4"/>
+            </w:tcBorders>
+            <w:shd w:fill="FBF5E6" w:color="auto" w:val="clear"/>
+            <w:tcMar>
+              <w:top w:type="dxa" w:w="80"/>
+              <w:left w:type="dxa" w:w="140"/>
+              <w:bottom w:type="dxa" w:w="80"/>
+              <w:right w:type="dxa" w:w="140"/>
+            </w:tcMar>
+            <w:vAlign w:val="center"/>
+          </w:tcPr>
+          <w:p>
+            <w:pPr>
+              <w:spacing w:after="30" w:before="30"/>
+              <w:jc w:val="left"/>
+            </w:pPr>
+            <w:r>
+              <w:rPr>
+                <w:rFonts w:ascii="Calibri" w:cs="Calibri" w:eastAsia="Calibri" w:hAnsi="Calibri"/>
+                <w:b w:val="false"/>
+                <w:bCs w:val="false"/>
+                <w:i w:val="false"/>
+                <w:iCs w:val="false"/>
+                <w:color w:val="1A1612"/>
+                <w:sz w:val="22"/>
+                <w:szCs w:val="22"/>
+              </w:rPr>
+              <w:t xml:space="preserve">App Insights wired in host.json. Just needs dashboard + alerts (~1 hour).</w:t>
+            </w:r>
+          </w:p>
+        </w:tc>
+      </w:tr>
+      <w:tr>
+        <w:trPr>
+          <w:tblHeader w:val="false"/>
+        </w:trPr>
+        <w:tc>
+          <w:tcPr>
+            <w:tcW w:type="dxa" w:w="2600"/>
+            <w:tcBorders>
+              <w:top w:val="single" w:color="D8CFC2" w:sz="4"/>
+              <w:left w:val="single" w:color="D8CFC2" w:sz="4"/>
+              <w:bottom w:val="single" w:color="D8CFC2" w:sz="4"/>
+              <w:right w:val="single" w:color="D8CFC2" w:sz="4"/>
+            </w:tcBorders>
+            <w:tcMar>
+              <w:top w:type="dxa" w:w="80"/>
+              <w:left w:type="dxa" w:w="140"/>
+              <w:bottom w:type="dxa" w:w="80"/>
+              <w:right w:type="dxa" w:w="140"/>
+            </w:tcMar>
+            <w:vAlign w:val="center"/>
+          </w:tcPr>
+          <w:p>
+            <w:pPr>
+              <w:spacing w:after="30" w:before="30"/>
+              <w:jc w:val="left"/>
+            </w:pPr>
+            <w:r>
+              <w:rPr>
+                <w:rFonts w:ascii="Calibri" w:cs="Calibri" w:eastAsia="Calibri" w:hAnsi="Calibri"/>
+                <w:b/>
+                <w:bCs/>
+                <w:i w:val="false"/>
+                <w:iCs w:val="false"/>
+                <w:color w:val="1A1612"/>
+                <w:sz w:val="22"/>
+                <w:szCs w:val="22"/>
+              </w:rPr>
+              <w:t xml:space="preserve">No Cosmos backup/restore</w:t>
+            </w:r>
+          </w:p>
+        </w:tc>
+        <w:tc>
+          <w:tcPr>
+            <w:tcW w:type="dxa" w:w="3380"/>
+            <w:tcBorders>
+              <w:top w:val="single" w:color="D8CFC2" w:sz="4"/>
+              <w:left w:val="single" w:color="D8CFC2" w:sz="4"/>
+              <w:bottom w:val="single" w:color="D8CFC2" w:sz="4"/>
+              <w:right w:val="single" w:color="D8CFC2" w:sz="4"/>
+            </w:tcBorders>
+            <w:tcMar>
+              <w:top w:type="dxa" w:w="80"/>
+              <w:left w:type="dxa" w:w="140"/>
+              <w:bottom w:type="dxa" w:w="80"/>
+              <w:right w:type="dxa" w:w="140"/>
+            </w:tcMar>
+            <w:vAlign w:val="center"/>
+          </w:tcPr>
+          <w:p>
+            <w:pPr>
+              <w:spacing w:after="30" w:before="30"/>
+              <w:jc w:val="left"/>
+            </w:pPr>
+            <w:r>
+              <w:rPr>
+                <w:rFonts w:ascii="Calibri" w:cs="Calibri" w:eastAsia="Calibri" w:hAnsi="Calibri"/>
+                <w:b w:val="false"/>
+                <w:bCs w:val="false"/>
+                <w:i w:val="false"/>
+                <w:iCs w:val="false"/>
+                <w:color w:val="1A1612"/>
+                <w:sz w:val="22"/>
+                <w:szCs w:val="22"/>
+              </w:rPr>
+              <w:t xml:space="preserve">Free tier doesn't include continuous backups.</w:t>
+            </w:r>
+          </w:p>
+        </w:tc>
+        <w:tc>
+          <w:tcPr>
+            <w:tcW w:type="dxa" w:w="3380"/>
+            <w:tcBorders>
+              <w:top w:val="single" w:color="D8CFC2" w:sz="4"/>
+              <w:left w:val="single" w:color="D8CFC2" w:sz="4"/>
+              <w:bottom w:val="single" w:color="D8CFC2" w:sz="4"/>
+              <w:right w:val="single" w:color="D8CFC2" w:sz="4"/>
+            </w:tcBorders>
+            <w:tcMar>
+              <w:top w:type="dxa" w:w="80"/>
+              <w:left w:type="dxa" w:w="140"/>
+              <w:bottom w:type="dxa" w:w="80"/>
+              <w:right w:type="dxa" w:w="140"/>
+            </w:tcMar>
+            <w:vAlign w:val="center"/>
+          </w:tcPr>
+          <w:p>
+            <w:pPr>
+              <w:spacing w:after="30" w:before="30"/>
+              <w:jc w:val="left"/>
+            </w:pPr>
+            <w:r>
+              <w:rPr>
+                <w:rFonts w:ascii="Calibri" w:cs="Calibri" w:eastAsia="Calibri" w:hAnsi="Calibri"/>
+                <w:b w:val="false"/>
+                <w:bCs w:val="false"/>
+                <w:i w:val="false"/>
+                <w:iCs w:val="false"/>
+                <w:color w:val="1A1612"/>
+                <w:sz w:val="22"/>
+                <w:szCs w:val="22"/>
+              </w:rPr>
+              <w:t xml:space="preserve">Cosmos Backup Policy → Periodic, 24h interval (one click in portal).</w:t>
+            </w:r>
+          </w:p>
+        </w:tc>
+      </w:tr>
+      <w:tr>
+        <w:trPr>
+          <w:tblHeader w:val="false"/>
+        </w:trPr>
+        <w:tc>
+          <w:tcPr>
+            <w:tcW w:type="dxa" w:w="2600"/>
+            <w:tcBorders>
+              <w:top w:val="single" w:color="D8CFC2" w:sz="4"/>
+              <w:left w:val="single" w:color="D8CFC2" w:sz="4"/>
+              <w:bottom w:val="single" w:color="D8CFC2" w:sz="4"/>
+              <w:right w:val="single" w:color="D8CFC2" w:sz="4"/>
+            </w:tcBorders>
+            <w:shd w:fill="FBF5E6" w:color="auto" w:val="clear"/>
+            <w:tcMar>
+              <w:top w:type="dxa" w:w="80"/>
+              <w:left w:type="dxa" w:w="140"/>
+              <w:bottom w:type="dxa" w:w="80"/>
+              <w:right w:type="dxa" w:w="140"/>
+            </w:tcMar>
+            <w:vAlign w:val="center"/>
+          </w:tcPr>
+          <w:p>
+            <w:pPr>
+              <w:spacing w:after="30" w:before="30"/>
+              <w:jc w:val="left"/>
+            </w:pPr>
+            <w:r>
+              <w:rPr>
+                <w:rFonts w:ascii="Calibri" w:cs="Calibri" w:eastAsia="Calibri" w:hAnsi="Calibri"/>
+                <w:b/>
+                <w:bCs/>
+                <w:i w:val="false"/>
+                <w:iCs w:val="false"/>
+                <w:color w:val="1A1612"/>
+                <w:sz w:val="22"/>
+                <w:szCs w:val="22"/>
+              </w:rPr>
+              <w:t xml:space="preserve">No GDPR data-export endpoint</w:t>
+            </w:r>
+          </w:p>
+        </w:tc>
+        <w:tc>
+          <w:tcPr>
+            <w:tcW w:type="dxa" w:w="3380"/>
+            <w:tcBorders>
+              <w:top w:val="single" w:color="D8CFC2" w:sz="4"/>
+              <w:left w:val="single" w:color="D8CFC2" w:sz="4"/>
+              <w:bottom w:val="single" w:color="D8CFC2" w:sz="4"/>
+              <w:right w:val="single" w:color="D8CFC2" w:sz="4"/>
+            </w:tcBorders>
+            <w:shd w:fill="FBF5E6" w:color="auto" w:val="clear"/>
+            <w:tcMar>
+              <w:top w:type="dxa" w:w="80"/>
+              <w:left w:type="dxa" w:w="140"/>
+              <w:bottom w:type="dxa" w:w="80"/>
+              <w:right w:type="dxa" w:w="140"/>
+            </w:tcMar>
+            <w:vAlign w:val="center"/>
+          </w:tcPr>
+          <w:p>
+            <w:pPr>
+              <w:spacing w:after="30" w:before="30"/>
+              <w:jc w:val="left"/>
+            </w:pPr>
+            <w:r>
+              <w:rPr>
+                <w:rFonts w:ascii="Calibri" w:cs="Calibri" w:eastAsia="Calibri" w:hAnsi="Calibri"/>
+                <w:b w:val="false"/>
+                <w:bCs w:val="false"/>
+                <w:i w:val="false"/>
+                <w:iCs w:val="false"/>
+                <w:color w:val="1A1612"/>
+                <w:sz w:val="22"/>
+                <w:szCs w:val="22"/>
+              </w:rPr>
+              <w:t xml:space="preserve">Users can't download all data; can't delete account through UI.</w:t>
+            </w:r>
+          </w:p>
+        </w:tc>
+        <w:tc>
+          <w:tcPr>
+            <w:tcW w:type="dxa" w:w="3380"/>
+            <w:tcBorders>
+              <w:top w:val="single" w:color="D8CFC2" w:sz="4"/>
+              <w:left w:val="single" w:color="D8CFC2" w:sz="4"/>
+              <w:bottom w:val="single" w:color="D8CFC2" w:sz="4"/>
+              <w:right w:val="single" w:color="D8CFC2" w:sz="4"/>
+            </w:tcBorders>
+            <w:shd w:fill="FBF5E6" w:color="auto" w:val="clear"/>
+            <w:tcMar>
+              <w:top w:type="dxa" w:w="80"/>
+              <w:left w:type="dxa" w:w="140"/>
+              <w:bottom w:type="dxa" w:w="80"/>
+              <w:right w:type="dxa" w:w="140"/>
+            </w:tcMar>
+            <w:vAlign w:val="center"/>
+          </w:tcPr>
+          <w:p>
+            <w:pPr>
+              <w:spacing w:after="30" w:before="30"/>
+              <w:jc w:val="left"/>
+            </w:pPr>
+            <w:r>
+              <w:rPr>
+                <w:rFonts w:ascii="Calibri" w:cs="Calibri" w:eastAsia="Calibri" w:hAnsi="Calibri"/>
+                <w:b w:val="false"/>
+                <w:bCs w:val="false"/>
+                <w:i w:val="false"/>
+                <w:iCs w:val="false"/>
+                <w:color w:val="1A1612"/>
+                <w:sz w:val="22"/>
+                <w:szCs w:val="22"/>
+              </w:rPr>
+              <w:t xml:space="preserve">GET /user/export + POST /user/delete with 30-day grace period. Pydantic schemas already support this.</w:t>
+            </w:r>
+          </w:p>
+        </w:tc>
+      </w:tr>
+      <w:tr>
+        <w:trPr>
+          <w:tblHeader w:val="false"/>
+        </w:trPr>
+        <w:tc>
+          <w:tcPr>
+            <w:tcW w:type="dxa" w:w="2600"/>
+            <w:tcBorders>
+              <w:top w:val="single" w:color="D8CFC2" w:sz="4"/>
+              <w:left w:val="single" w:color="D8CFC2" w:sz="4"/>
+              <w:bottom w:val="single" w:color="D8CFC2" w:sz="4"/>
+              <w:right w:val="single" w:color="D8CFC2" w:sz="4"/>
+            </w:tcBorders>
+            <w:tcMar>
+              <w:top w:type="dxa" w:w="80"/>
+              <w:left w:type="dxa" w:w="140"/>
+              <w:bottom w:type="dxa" w:w="80"/>
+              <w:right w:type="dxa" w:w="140"/>
+            </w:tcMar>
+            <w:vAlign w:val="center"/>
+          </w:tcPr>
+          <w:p>
+            <w:pPr>
+              <w:spacing w:after="30" w:before="30"/>
+              <w:jc w:val="left"/>
+            </w:pPr>
+            <w:r>
+              <w:rPr>
+                <w:rFonts w:ascii="Calibri" w:cs="Calibri" w:eastAsia="Calibri" w:hAnsi="Calibri"/>
+                <w:b/>
+                <w:bCs/>
+                <w:i w:val="false"/>
+                <w:iCs w:val="false"/>
+                <w:color w:val="1A1612"/>
+                <w:sz w:val="22"/>
+                <w:szCs w:val="22"/>
+              </w:rPr>
+              <w:t xml:space="preserve">GC_DEBUG=1 currently enabled in production</w:t>
+            </w:r>
+          </w:p>
+        </w:tc>
+        <w:tc>
+          <w:tcPr>
+            <w:tcW w:type="dxa" w:w="3380"/>
+            <w:tcBorders>
+              <w:top w:val="single" w:color="D8CFC2" w:sz="4"/>
+              <w:left w:val="single" w:color="D8CFC2" w:sz="4"/>
+              <w:bottom w:val="single" w:color="D8CFC2" w:sz="4"/>
+              <w:right w:val="single" w:color="D8CFC2" w:sz="4"/>
+            </w:tcBorders>
+            <w:tcMar>
+              <w:top w:type="dxa" w:w="80"/>
+              <w:left w:type="dxa" w:w="140"/>
+              <w:bottom w:type="dxa" w:w="80"/>
+              <w:right w:type="dxa" w:w="140"/>
+            </w:tcMar>
+            <w:vAlign w:val="center"/>
+          </w:tcPr>
+          <w:p>
+            <w:pPr>
+              <w:spacing w:after="30" w:before="30"/>
+              <w:jc w:val="left"/>
+            </w:pPr>
+            <w:r>
+              <w:rPr>
+                <w:rFonts w:ascii="Calibri" w:cs="Calibri" w:eastAsia="Calibri" w:hAnsi="Calibri"/>
+                <w:b w:val="false"/>
+                <w:bCs w:val="false"/>
+                <w:i w:val="false"/>
+                <w:iCs w:val="false"/>
+                <w:color w:val="1A1612"/>
+                <w:sz w:val="22"/>
+                <w:szCs w:val="22"/>
+              </w:rPr>
+              <w:t xml:space="preserve">/debug/* publicly callable. Don't expose secrets/PII but reveal infra shape.</w:t>
+            </w:r>
+          </w:p>
+        </w:tc>
+        <w:tc>
+          <w:tcPr>
+            <w:tcW w:type="dxa" w:w="3380"/>
+            <w:tcBorders>
+              <w:top w:val="single" w:color="D8CFC2" w:sz="4"/>
+              <w:left w:val="single" w:color="D8CFC2" w:sz="4"/>
+              <w:bottom w:val="single" w:color="D8CFC2" w:sz="4"/>
+              <w:right w:val="single" w:color="D8CFC2" w:sz="4"/>
+            </w:tcBorders>
+            <w:tcMar>
+              <w:top w:type="dxa" w:w="80"/>
+              <w:left w:type="dxa" w:w="140"/>
+              <w:bottom w:type="dxa" w:w="80"/>
+              <w:right w:type="dxa" w:w="140"/>
+            </w:tcMar>
+            <w:vAlign w:val="center"/>
+          </w:tcPr>
+          <w:p>
+            <w:pPr>
+              <w:spacing w:after="30" w:before="30"/>
+              <w:jc w:val="left"/>
+            </w:pPr>
+            <w:r>
+              <w:rPr>
+                <w:rFonts w:ascii="Calibri" w:cs="Calibri" w:eastAsia="Calibri" w:hAnsi="Calibri"/>
+                <w:b w:val="false"/>
+                <w:bCs w:val="false"/>
+                <w:i w:val="false"/>
+                <w:iCs w:val="false"/>
+                <w:color w:val="1A1612"/>
+                <w:sz w:val="22"/>
+                <w:szCs w:val="22"/>
+              </w:rPr>
+              <w:t xml:space="preserve">Set GC_DEBUG=0 after hackathon. Kept on during demo period for judge verification.</w:t>
+            </w:r>
+          </w:p>
+        </w:tc>
+      </w:tr>
+      <w:tr>
+        <w:trPr>
+          <w:tblHeader w:val="false"/>
+        </w:trPr>
+        <w:tc>
+          <w:tcPr>
+            <w:tcW w:type="dxa" w:w="2600"/>
+            <w:tcBorders>
+              <w:top w:val="single" w:color="D8CFC2" w:sz="4"/>
+              <w:left w:val="single" w:color="D8CFC2" w:sz="4"/>
+              <w:bottom w:val="single" w:color="D8CFC2" w:sz="4"/>
+              <w:right w:val="single" w:color="D8CFC2" w:sz="4"/>
+            </w:tcBorders>
+            <w:shd w:fill="FBF5E6" w:color="auto" w:val="clear"/>
+            <w:tcMar>
+              <w:top w:type="dxa" w:w="80"/>
+              <w:left w:type="dxa" w:w="140"/>
+              <w:bottom w:type="dxa" w:w="80"/>
+              <w:right w:type="dxa" w:w="140"/>
+            </w:tcMar>
+            <w:vAlign w:val="center"/>
+          </w:tcPr>
+          <w:p>
+            <w:pPr>
+              <w:spacing w:after="30" w:before="30"/>
+              <w:jc w:val="left"/>
+            </w:pPr>
+            <w:r>
+              <w:rPr>
+                <w:rFonts w:ascii="Calibri" w:cs="Calibri" w:eastAsia="Calibri" w:hAnsi="Calibri"/>
+                <w:b/>
+                <w:bCs/>
+                <w:i w:val="false"/>
+                <w:iCs w:val="false"/>
+                <w:color w:val="1A1612"/>
+                <w:sz w:val="22"/>
+                <w:szCs w:val="22"/>
+              </w:rPr>
+              <w:t xml:space="preserve">No automated tests</w:t>
+            </w:r>
+          </w:p>
+        </w:tc>
+        <w:tc>
+          <w:tcPr>
+            <w:tcW w:type="dxa" w:w="3380"/>
+            <w:tcBorders>
+              <w:top w:val="single" w:color="D8CFC2" w:sz="4"/>
+              <w:left w:val="single" w:color="D8CFC2" w:sz="4"/>
+              <w:bottom w:val="single" w:color="D8CFC2" w:sz="4"/>
+              <w:right w:val="single" w:color="D8CFC2" w:sz="4"/>
+            </w:tcBorders>
+            <w:shd w:fill="FBF5E6" w:color="auto" w:val="clear"/>
+            <w:tcMar>
+              <w:top w:type="dxa" w:w="80"/>
+              <w:left w:type="dxa" w:w="140"/>
+              <w:bottom w:type="dxa" w:w="80"/>
+              <w:right w:type="dxa" w:w="140"/>
+            </w:tcMar>
+            <w:vAlign w:val="center"/>
+          </w:tcPr>
+          <w:p>
+            <w:pPr>
+              <w:spacing w:after="30" w:before="30"/>
+              <w:jc w:val="left"/>
+            </w:pPr>
+            <w:r>
+              <w:rPr>
+                <w:rFonts w:ascii="Calibri" w:cs="Calibri" w:eastAsia="Calibri" w:hAnsi="Calibri"/>
+                <w:b w:val="false"/>
+                <w:bCs w:val="false"/>
+                <w:i w:val="false"/>
+                <w:iCs w:val="false"/>
+                <w:color w:val="1A1612"/>
+                <w:sz w:val="22"/>
+                <w:szCs w:val="22"/>
+              </w:rPr>
+              <w:t xml:space="preserve">Refactors smoke-tested manually.</w:t>
+            </w:r>
+          </w:p>
+        </w:tc>
+        <w:tc>
+          <w:tcPr>
+            <w:tcW w:type="dxa" w:w="3380"/>
+            <w:tcBorders>
+              <w:top w:val="single" w:color="D8CFC2" w:sz="4"/>
+              <w:left w:val="single" w:color="D8CFC2" w:sz="4"/>
+              <w:bottom w:val="single" w:color="D8CFC2" w:sz="4"/>
+              <w:right w:val="single" w:color="D8CFC2" w:sz="4"/>
+            </w:tcBorders>
+            <w:shd w:fill="FBF5E6" w:color="auto" w:val="clear"/>
+            <w:tcMar>
+              <w:top w:type="dxa" w:w="80"/>
+              <w:left w:type="dxa" w:w="140"/>
+              <w:bottom w:type="dxa" w:w="80"/>
+              <w:right w:type="dxa" w:w="140"/>
+            </w:tcMar>
+            <w:vAlign w:val="center"/>
+          </w:tcPr>
+          <w:p>
+            <w:pPr>
+              <w:spacing w:after="30" w:before="30"/>
+              <w:jc w:val="left"/>
+            </w:pPr>
+            <w:r>
+              <w:rPr>
+                <w:rFonts w:ascii="Calibri" w:cs="Calibri" w:eastAsia="Calibri" w:hAnsi="Calibri"/>
+                <w:b w:val="false"/>
+                <w:bCs w:val="false"/>
+                <w:i w:val="false"/>
+                <w:iCs w:val="false"/>
+                <w:color w:val="1A1612"/>
+                <w:sz w:val="22"/>
+                <w:szCs w:val="22"/>
+              </w:rPr>
+              <w:t xml:space="preserve">Pytest for safety.py + streak_agent.py = 2-hour win. Frontend Playwright = half-day.</w:t>
+            </w:r>
+          </w:p>
+        </w:tc>
+      </w:tr>
+      <w:tr>
+        <w:trPr>
+          <w:tblHeader w:val="false"/>
+        </w:trPr>
+        <w:tc>
+          <w:tcPr>
+            <w:tcW w:type="dxa" w:w="2600"/>
+            <w:tcBorders>
+              <w:top w:val="single" w:color="D8CFC2" w:sz="4"/>
+              <w:left w:val="single" w:color="D8CFC2" w:sz="4"/>
+              <w:bottom w:val="single" w:color="D8CFC2" w:sz="4"/>
+              <w:right w:val="single" w:color="D8CFC2" w:sz="4"/>
+            </w:tcBorders>
+            <w:tcMar>
+              <w:top w:type="dxa" w:w="80"/>
+              <w:left w:type="dxa" w:w="140"/>
+              <w:bottom w:type="dxa" w:w="80"/>
+              <w:right w:type="dxa" w:w="140"/>
+            </w:tcMar>
+            <w:vAlign w:val="center"/>
+          </w:tcPr>
+          <w:p>
+            <w:pPr>
+              <w:spacing w:after="30" w:before="30"/>
+              <w:jc w:val="left"/>
+            </w:pPr>
+            <w:r>
+              <w:rPr>
+                <w:rFonts w:ascii="Calibri" w:cs="Calibri" w:eastAsia="Calibri" w:hAnsi="Calibri"/>
+                <w:b/>
+                <w:bCs/>
+                <w:i w:val="false"/>
+                <w:iCs w:val="false"/>
+                <w:color w:val="1A1612"/>
+                <w:sz w:val="22"/>
+                <w:szCs w:val="22"/>
+              </w:rPr>
+              <w:t xml:space="preserve">No load test</w:t>
+            </w:r>
+          </w:p>
+        </w:tc>
+        <w:tc>
+          <w:tcPr>
+            <w:tcW w:type="dxa" w:w="3380"/>
+            <w:tcBorders>
+              <w:top w:val="single" w:color="D8CFC2" w:sz="4"/>
+              <w:left w:val="single" w:color="D8CFC2" w:sz="4"/>
+              <w:bottom w:val="single" w:color="D8CFC2" w:sz="4"/>
+              <w:right w:val="single" w:color="D8CFC2" w:sz="4"/>
+            </w:tcBorders>
+            <w:tcMar>
+              <w:top w:type="dxa" w:w="80"/>
+              <w:left w:type="dxa" w:w="140"/>
+              <w:bottom w:type="dxa" w:w="80"/>
+              <w:right w:type="dxa" w:w="140"/>
+            </w:tcMar>
+            <w:vAlign w:val="center"/>
+          </w:tcPr>
+          <w:p>
+            <w:pPr>
+              <w:spacing w:after="30" w:before="30"/>
+              <w:jc w:val="left"/>
+            </w:pPr>
+            <w:r>
+              <w:rPr>
+                <w:rFonts w:ascii="Calibri" w:cs="Calibri" w:eastAsia="Calibri" w:hAnsi="Calibri"/>
+                <w:b w:val="false"/>
+                <w:bCs w:val="false"/>
+                <w:i w:val="false"/>
+                <w:iCs w:val="false"/>
+                <w:color w:val="1A1612"/>
+                <w:sz w:val="22"/>
+                <w:szCs w:val="22"/>
+              </w:rPr>
+              <w:t xml:space="preserve">Free F1 limits not pressure-tested.</w:t>
+            </w:r>
+          </w:p>
+        </w:tc>
+        <w:tc>
+          <w:tcPr>
+            <w:tcW w:type="dxa" w:w="3380"/>
+            <w:tcBorders>
+              <w:top w:val="single" w:color="D8CFC2" w:sz="4"/>
+              <w:left w:val="single" w:color="D8CFC2" w:sz="4"/>
+              <w:bottom w:val="single" w:color="D8CFC2" w:sz="4"/>
+              <w:right w:val="single" w:color="D8CFC2" w:sz="4"/>
+            </w:tcBorders>
+            <w:tcMar>
+              <w:top w:type="dxa" w:w="80"/>
+              <w:left w:type="dxa" w:w="140"/>
+              <w:bottom w:type="dxa" w:w="80"/>
+              <w:right w:type="dxa" w:w="140"/>
+            </w:tcMar>
+            <w:vAlign w:val="center"/>
+          </w:tcPr>
+          <w:p>
+            <w:pPr>
+              <w:spacing w:after="30" w:before="30"/>
+              <w:jc w:val="left"/>
+            </w:pPr>
+            <w:r>
+              <w:rPr>
+                <w:rFonts w:ascii="Calibri" w:cs="Calibri" w:eastAsia="Calibri" w:hAnsi="Calibri"/>
+                <w:b w:val="false"/>
+                <w:bCs w:val="false"/>
+                <w:i w:val="false"/>
+                <w:iCs w:val="false"/>
+                <w:color w:val="1A1612"/>
+                <w:sz w:val="22"/>
+                <w:szCs w:val="22"/>
+              </w:rPr>
+              <w:t xml:space="preserve">Architecture (stateless FastAPI + Cosmos + Functions) scales horizontally without code change.</w:t>
+            </w:r>
+          </w:p>
+        </w:tc>
+      </w:tr>
+      <w:tr>
+        <w:trPr>
+          <w:tblHeader w:val="false"/>
+        </w:trPr>
+        <w:tc>
+          <w:tcPr>
+            <w:tcW w:type="dxa" w:w="2600"/>
+            <w:tcBorders>
+              <w:top w:val="single" w:color="D8CFC2" w:sz="4"/>
+              <w:left w:val="single" w:color="D8CFC2" w:sz="4"/>
+              <w:bottom w:val="single" w:color="D8CFC2" w:sz="4"/>
+              <w:right w:val="single" w:color="D8CFC2" w:sz="4"/>
+            </w:tcBorders>
+            <w:shd w:fill="FBF5E6" w:color="auto" w:val="clear"/>
+            <w:tcMar>
+              <w:top w:type="dxa" w:w="80"/>
+              <w:left w:type="dxa" w:w="140"/>
+              <w:bottom w:type="dxa" w:w="80"/>
+              <w:right w:type="dxa" w:w="140"/>
+            </w:tcMar>
+            <w:vAlign w:val="center"/>
+          </w:tcPr>
+          <w:p>
+            <w:pPr>
+              <w:spacing w:after="30" w:before="30"/>
+              <w:jc w:val="left"/>
+            </w:pPr>
+            <w:r>
+              <w:rPr>
+                <w:rFonts w:ascii="Calibri" w:cs="Calibri" w:eastAsia="Calibri" w:hAnsi="Calibri"/>
+                <w:b/>
+                <w:bCs/>
+                <w:i w:val="false"/>
+                <w:iCs w:val="false"/>
+                <w:color w:val="1A1612"/>
+                <w:sz w:val="22"/>
+                <w:szCs w:val="22"/>
+              </w:rPr>
+              <w:t xml:space="preserve">Cold start 5–15s</w:t>
+            </w:r>
+          </w:p>
+        </w:tc>
+        <w:tc>
+          <w:tcPr>
+            <w:tcW w:type="dxa" w:w="3380"/>
+            <w:tcBorders>
+              <w:top w:val="single" w:color="D8CFC2" w:sz="4"/>
+              <w:left w:val="single" w:color="D8CFC2" w:sz="4"/>
+              <w:bottom w:val="single" w:color="D8CFC2" w:sz="4"/>
+              <w:right w:val="single" w:color="D8CFC2" w:sz="4"/>
+            </w:tcBorders>
+            <w:shd w:fill="FBF5E6" w:color="auto" w:val="clear"/>
+            <w:tcMar>
+              <w:top w:type="dxa" w:w="80"/>
+              <w:left w:type="dxa" w:w="140"/>
+              <w:bottom w:type="dxa" w:w="80"/>
+              <w:right w:type="dxa" w:w="140"/>
+            </w:tcMar>
+            <w:vAlign w:val="center"/>
+          </w:tcPr>
+          <w:p>
+            <w:pPr>
+              <w:spacing w:after="30" w:before="30"/>
+              <w:jc w:val="left"/>
+            </w:pPr>
+            <w:r>
+              <w:rPr>
+                <w:rFonts w:ascii="Calibri" w:cs="Calibri" w:eastAsia="Calibri" w:hAnsi="Calibri"/>
+                <w:b w:val="false"/>
+                <w:bCs w:val="false"/>
+                <w:i w:val="false"/>
+                <w:iCs w:val="false"/>
+                <w:color w:val="1A1612"/>
+                <w:sz w:val="22"/>
+                <w:szCs w:val="22"/>
+              </w:rPr>
+              <w:t xml:space="preserve">Free F1 idle-sleeps after 20 min.</w:t>
+            </w:r>
+          </w:p>
+        </w:tc>
+        <w:tc>
+          <w:tcPr>
+            <w:tcW w:type="dxa" w:w="3380"/>
+            <w:tcBorders>
+              <w:top w:val="single" w:color="D8CFC2" w:sz="4"/>
+              <w:left w:val="single" w:color="D8CFC2" w:sz="4"/>
+              <w:bottom w:val="single" w:color="D8CFC2" w:sz="4"/>
+              <w:right w:val="single" w:color="D8CFC2" w:sz="4"/>
+            </w:tcBorders>
+            <w:shd w:fill="FBF5E6" w:color="auto" w:val="clear"/>
+            <w:tcMar>
+              <w:top w:type="dxa" w:w="80"/>
+              <w:left w:type="dxa" w:w="140"/>
+              <w:bottom w:type="dxa" w:w="80"/>
+              <w:right w:type="dxa" w:w="140"/>
+            </w:tcMar>
+            <w:vAlign w:val="center"/>
+          </w:tcPr>
+          <w:p>
+            <w:pPr>
+              <w:spacing w:after="30" w:before="30"/>
+              <w:jc w:val="left"/>
+            </w:pPr>
+            <w:r>
+              <w:rPr>
+                <w:rFonts w:ascii="Calibri" w:cs="Calibri" w:eastAsia="Calibri" w:hAnsi="Calibri"/>
+                <w:b w:val="false"/>
+                <w:bCs w:val="false"/>
+                <w:i w:val="false"/>
+                <w:iCs w:val="false"/>
+                <w:color w:val="1A1612"/>
+                <w:sz w:val="22"/>
+                <w:szCs w:val="22"/>
+              </w:rPr>
+              <w:t xml:space="preserve">B1 Basic = always-on if it matters.</w:t>
+            </w:r>
+          </w:p>
+        </w:tc>
+      </w:tr>
+    </w:tbl>
+    <w:p>
+      <w:pPr>
+        <w:pStyle w:val="Heading2"/>
+        <w:spacing w:after="120" w:before="280"/>
+      </w:pPr>
+      <w:r>
+        <w:rPr>
+          <w:rFonts w:ascii="Cambria" w:cs="Cambria" w:eastAsia="Cambria" w:hAnsi="Cambria"/>
+          <w:b/>
+          <w:bCs/>
+          <w:color w:val="1A1612"/>
+          <w:sz w:val="30"/>
+          <w:szCs w:val="30"/>
+        </w:rPr>
+        <w:t xml:space="preserve">15.3  Design gaps</w:t>
+      </w:r>
+    </w:p>
+    <w:p>
+      <w:pPr>
+        <w:pStyle w:val="ListParagraph"/>
+        <w:numPr>
+          <w:ilvl w:val="0"/>
+          <w:numId w:val="2"/>
+        </w:numPr>
+        <w:spacing w:after="40" w:before="40" w:line="280"/>
+      </w:pPr>
+      <w:r>
+        <w:rPr>
+          <w:rFonts w:ascii="Calibri" w:cs="Calibri" w:eastAsia="Calibri" w:hAnsi="Calibri"/>
+          <w:b/>
+          <w:bCs/>
+          <w:i w:val="false"/>
+          <w:iCs w:val="false"/>
+          <w:color w:val="1A1612"/>
+          <w:sz w:val="22"/>
+          <w:szCs w:val="22"/>
+        </w:rPr>
+        <w:t xml:space="preserve">Desktop layout is phone-first </w:t>
+      </w:r>
+      <w:r>
+        <w:rPr>
+          <w:rFonts w:ascii="Calibri" w:cs="Calibri" w:eastAsia="Calibri" w:hAnsi="Calibri"/>
+          <w:b w:val="false"/>
+          <w:bCs w:val="false"/>
+          <w:i w:val="false"/>
+          <w:iCs w:val="false"/>
+          <w:color w:val="1A1612"/>
+          <w:sz w:val="22"/>
+          <w:szCs w:val="22"/>
+        </w:rPr>
+        <w:t xml:space="preserve">— above 1024px, content stays narrow. Production needs multi-column portrait grid + hover states + max-width container.</w:t>
+      </w:r>
+    </w:p>
+    <w:p>
+      <w:pPr>
+        <w:pStyle w:val="ListParagraph"/>
+        <w:numPr>
+          <w:ilvl w:val="0"/>
+          <w:numId w:val="2"/>
+        </w:numPr>
+        <w:spacing w:after="40" w:before="40" w:line="280"/>
+      </w:pPr>
+      <w:r>
+        <w:rPr>
+          <w:rFonts w:ascii="Calibri" w:cs="Calibri" w:eastAsia="Calibri" w:hAnsi="Calibri"/>
+          <w:b/>
+          <w:bCs/>
+          <w:i w:val="false"/>
+          <w:iCs w:val="false"/>
+          <w:color w:val="1A1612"/>
+          <w:sz w:val="22"/>
+          <w:szCs w:val="22"/>
+        </w:rPr>
+        <w:t xml:space="preserve">No dark/light mode toggle </w:t>
+      </w:r>
+      <w:r>
+        <w:rPr>
+          <w:rFonts w:ascii="Calibri" w:cs="Calibri" w:eastAsia="Calibri" w:hAnsi="Calibri"/>
+          <w:b w:val="false"/>
+          <w:bCs w:val="false"/>
+          <w:i w:val="false"/>
+          <w:iCs w:val="false"/>
+          <w:color w:val="1A1612"/>
+          <w:sz w:val="22"/>
+          <w:szCs w:val="22"/>
+        </w:rPr>
+        <w:t xml:space="preserve">— theme is one-way dark+gold. gc_theme slot exists for 'morning' mode but isn't fully wired across every screen.</w:t>
+      </w:r>
+    </w:p>
+    <w:p>
+      <w:pPr>
+        <w:pStyle w:val="ListParagraph"/>
+        <w:numPr>
+          <w:ilvl w:val="0"/>
+          <w:numId w:val="2"/>
+        </w:numPr>
+        <w:spacing w:after="40" w:before="40" w:line="280"/>
+      </w:pPr>
+      <w:r>
+        <w:rPr>
+          <w:rFonts w:ascii="Calibri" w:cs="Calibri" w:eastAsia="Calibri" w:hAnsi="Calibri"/>
+          <w:b/>
+          <w:bCs/>
+          <w:i w:val="false"/>
+          <w:iCs w:val="false"/>
+          <w:color w:val="1A1612"/>
+          <w:sz w:val="22"/>
+          <w:szCs w:val="22"/>
+        </w:rPr>
+        <w:t xml:space="preserve">Accessibility gaps </w:t>
+      </w:r>
+      <w:r>
+        <w:rPr>
+          <w:rFonts w:ascii="Calibri" w:cs="Calibri" w:eastAsia="Calibri" w:hAnsi="Calibri"/>
+          <w:b w:val="false"/>
+          <w:bCs w:val="false"/>
+          <w:i w:val="false"/>
+          <w:iCs w:val="false"/>
+          <w:color w:val="1A1612"/>
+          <w:sz w:val="22"/>
+          <w:szCs w:val="22"/>
+        </w:rPr>
+        <w:t xml:space="preserve">— no screen-reader testing; canvas-rendered roses have no aria-label; emotion picker doesn't announce selection state. WCAG 2.2 AA pass owed.</w:t>
+      </w:r>
+    </w:p>
+    <w:p>
+      <w:pPr>
+        <w:pStyle w:val="ListParagraph"/>
+        <w:numPr>
+          <w:ilvl w:val="0"/>
+          <w:numId w:val="2"/>
+        </w:numPr>
+        <w:spacing w:after="40" w:before="40" w:line="280"/>
+      </w:pPr>
+      <w:r>
+        <w:rPr>
+          <w:rFonts w:ascii="Calibri" w:cs="Calibri" w:eastAsia="Calibri" w:hAnsi="Calibri"/>
+          <w:b/>
+          <w:bCs/>
+          <w:i w:val="false"/>
+          <w:iCs w:val="false"/>
+          <w:color w:val="1A1612"/>
+          <w:sz w:val="22"/>
+          <w:szCs w:val="22"/>
+        </w:rPr>
+        <w:t xml:space="preserve">Reduced motion fallback partial </w:t>
+      </w:r>
+      <w:r>
+        <w:rPr>
+          <w:rFonts w:ascii="Calibri" w:cs="Calibri" w:eastAsia="Calibri" w:hAnsi="Calibri"/>
+          <w:b w:val="false"/>
+          <w:bCs w:val="false"/>
+          <w:i w:val="false"/>
+          <w:iCs w:val="false"/>
+          <w:color w:val="1A1612"/>
+          <w:sz w:val="22"/>
+          <w:szCs w:val="22"/>
+        </w:rPr>
+        <w:t xml:space="preserve">— honored in showMonthEndCeremony but chain canvas rotation + rain particles ignore it.</w:t>
+      </w:r>
+    </w:p>
+    <w:p>
+      <w:pPr>
+        <w:pStyle w:val="ListParagraph"/>
+        <w:numPr>
+          <w:ilvl w:val="0"/>
+          <w:numId w:val="2"/>
+        </w:numPr>
+        <w:spacing w:after="40" w:before="40" w:line="280"/>
+      </w:pPr>
+      <w:r>
+        <w:rPr>
+          <w:rFonts w:ascii="Calibri" w:cs="Calibri" w:eastAsia="Calibri" w:hAnsi="Calibri"/>
+          <w:b/>
+          <w:bCs/>
+          <w:i w:val="false"/>
+          <w:iCs w:val="false"/>
+          <w:color w:val="1A1612"/>
+          <w:sz w:val="22"/>
+          <w:szCs w:val="22"/>
+        </w:rPr>
+        <w:t xml:space="preserve">No haptic feedback hooks </w:t>
+      </w:r>
+      <w:r>
+        <w:rPr>
+          <w:rFonts w:ascii="Calibri" w:cs="Calibri" w:eastAsia="Calibri" w:hAnsi="Calibri"/>
+          <w:b w:val="false"/>
+          <w:bCs w:val="false"/>
+          <w:i w:val="false"/>
+          <w:iCs w:val="false"/>
+          <w:color w:val="1A1612"/>
+          <w:sz w:val="22"/>
+          <w:szCs w:val="22"/>
+        </w:rPr>
+        <w:t xml:space="preserve">— navigator.vibrate() could add tasteful 10–30ms pulses on knot-tied moments, milestone reveals, transitions.</w:t>
+      </w:r>
+    </w:p>
+    <w:p>
+      <w:pPr>
+        <w:pStyle w:val="Heading2"/>
+        <w:spacing w:after="120" w:before="280"/>
+      </w:pPr>
+      <w:r>
+        <w:rPr>
+          <w:rFonts w:ascii="Cambria" w:cs="Cambria" w:eastAsia="Cambria" w:hAnsi="Cambria"/>
+          <w:b/>
+          <w:bCs/>
+          <w:color w:val="1A1612"/>
+          <w:sz w:val="30"/>
+          <w:szCs w:val="30"/>
+        </w:rPr>
+        <w:t xml:space="preserve">15.4  Things we descoped (decided against on purpose)</w:t>
+      </w:r>
+    </w:p>
+    <w:tbl>
+      <w:tblPr>
+        <w:tblW w:type="dxa" w:w="9360"/>
+        <w:tblBorders>
+          <w:top w:val="single" w:color="auto" w:sz="4"/>
+          <w:left w:val="single" w:color="auto" w:sz="4"/>
+          <w:bottom w:val="single" w:color="auto" w:sz="4"/>
+          <w:right w:val="single" w:color="auto" w:sz="4"/>
+          <w:insideH w:val="single" w:color="auto" w:sz="4"/>
+          <w:insideV w:val="single" w:color="auto" w:sz="4"/>
+        </w:tblBorders>
+        <w:tblLayout w:type="fixed"/>
+      </w:tblPr>
+      <w:tblGrid>
+        <w:gridCol w:w="3000"/>
+        <w:gridCol w:w="6360"/>
+      </w:tblGrid>
+      <w:tr>
+        <w:trPr>
+          <w:tblHeader/>
+        </w:trPr>
+        <w:tc>
+          <w:tcPr>
+            <w:tcW w:type="dxa" w:w="3000"/>
+            <w:tcBorders>
+              <w:top w:val="single" w:color="D8CFC2" w:sz="4"/>
+              <w:left w:val="single" w:color="D8CFC2" w:sz="4"/>
+              <w:bottom w:val="single" w:color="D8CFC2" w:sz="4"/>
+              <w:right w:val="single" w:color="D8CFC2" w:sz="4"/>
+            </w:tcBorders>
+            <w:shd w:fill="C9943A" w:color="auto" w:val="clear"/>
+            <w:tcMar>
+              <w:top w:type="dxa" w:w="80"/>
+              <w:left w:type="dxa" w:w="140"/>
+              <w:bottom w:type="dxa" w:w="80"/>
+              <w:right w:type="dxa" w:w="140"/>
+            </w:tcMar>
+            <w:vAlign w:val="center"/>
+          </w:tcPr>
+          <w:p>
+            <w:pPr>
+              <w:spacing w:after="30" w:before="30"/>
+              <w:jc w:val="left"/>
+            </w:pPr>
+            <w:r>
+              <w:rPr>
+                <w:rFonts w:ascii="Calibri" w:cs="Calibri" w:eastAsia="Calibri" w:hAnsi="Calibri"/>
+                <w:b/>
+                <w:bCs/>
+                <w:i w:val="false"/>
+                <w:iCs w:val="false"/>
+                <w:color w:val="FFFFFF"/>
+                <w:sz w:val="22"/>
+                <w:szCs w:val="22"/>
+              </w:rPr>
+              <w:t xml:space="preserve">Item</w:t>
+            </w:r>
+          </w:p>
+        </w:tc>
+        <w:tc>
+          <w:tcPr>
+            <w:tcW w:type="dxa" w:w="6360"/>
+            <w:tcBorders>
+              <w:top w:val="single" w:color="D8CFC2" w:sz="4"/>
+              <w:left w:val="single" w:color="D8CFC2" w:sz="4"/>
+              <w:bottom w:val="single" w:color="D8CFC2" w:sz="4"/>
+              <w:right w:val="single" w:color="D8CFC2" w:sz="4"/>
+            </w:tcBorders>
+            <w:shd w:fill="C9943A" w:color="auto" w:val="clear"/>
+            <w:tcMar>
+              <w:top w:type="dxa" w:w="80"/>
+              <w:left w:type="dxa" w:w="140"/>
+              <w:bottom w:type="dxa" w:w="80"/>
+              <w:right w:type="dxa" w:w="140"/>
+            </w:tcMar>
+            <w:vAlign w:val="center"/>
+          </w:tcPr>
+          <w:p>
+            <w:pPr>
+              <w:spacing w:after="30" w:before="30"/>
+              <w:jc w:val="left"/>
+            </w:pPr>
+            <w:r>
+              <w:rPr>
+                <w:rFonts w:ascii="Calibri" w:cs="Calibri" w:eastAsia="Calibri" w:hAnsi="Calibri"/>
+                <w:b/>
+                <w:bCs/>
+                <w:i w:val="false"/>
+                <w:iCs w:val="false"/>
+                <w:color w:val="FFFFFF"/>
+                <w:sz w:val="22"/>
+                <w:szCs w:val="22"/>
+              </w:rPr>
+              <w:t xml:space="preserve">Rationale</w:t>
+            </w:r>
+          </w:p>
+        </w:tc>
+      </w:tr>
+      <w:tr>
+        <w:trPr>
+          <w:tblHeader w:val="false"/>
+        </w:trPr>
+        <w:tc>
+          <w:tcPr>
+            <w:tcW w:type="dxa" w:w="3000"/>
+            <w:tcBorders>
+              <w:top w:val="single" w:color="D8CFC2" w:sz="4"/>
+              <w:left w:val="single" w:color="D8CFC2" w:sz="4"/>
+              <w:bottom w:val="single" w:color="D8CFC2" w:sz="4"/>
+              <w:right w:val="single" w:color="D8CFC2" w:sz="4"/>
+            </w:tcBorders>
+            <w:shd w:fill="FBF5E6" w:color="auto" w:val="clear"/>
+            <w:tcMar>
+              <w:top w:type="dxa" w:w="80"/>
+              <w:left w:type="dxa" w:w="140"/>
+              <w:bottom w:type="dxa" w:w="80"/>
+              <w:right w:type="dxa" w:w="140"/>
+            </w:tcMar>
+            <w:vAlign w:val="center"/>
+          </w:tcPr>
+          <w:p>
+            <w:pPr>
+              <w:spacing w:after="30" w:before="30"/>
+              <w:jc w:val="left"/>
+            </w:pPr>
+            <w:r>
+              <w:rPr>
+                <w:rFonts w:ascii="Calibri" w:cs="Calibri" w:eastAsia="Calibri" w:hAnsi="Calibri"/>
+                <w:b/>
+                <w:bCs/>
+                <w:i w:val="false"/>
+                <w:iCs w:val="false"/>
+                <w:color w:val="1A1612"/>
+                <w:sz w:val="22"/>
+                <w:szCs w:val="22"/>
+              </w:rPr>
+              <w:t xml:space="preserve">Streaks-as-pressure</w:t>
+            </w:r>
+          </w:p>
+        </w:tc>
+        <w:tc>
+          <w:tcPr>
+            <w:tcW w:type="dxa" w:w="6360"/>
+            <w:tcBorders>
+              <w:top w:val="single" w:color="D8CFC2" w:sz="4"/>
+              <w:left w:val="single" w:color="D8CFC2" w:sz="4"/>
+              <w:bottom w:val="single" w:color="D8CFC2" w:sz="4"/>
+              <w:right w:val="single" w:color="D8CFC2" w:sz="4"/>
+            </w:tcBorders>
+            <w:shd w:fill="FBF5E6" w:color="auto" w:val="clear"/>
+            <w:tcMar>
+              <w:top w:type="dxa" w:w="80"/>
+              <w:left w:type="dxa" w:w="140"/>
+              <w:bottom w:type="dxa" w:w="80"/>
+              <w:right w:type="dxa" w:w="140"/>
+            </w:tcMar>
+            <w:vAlign w:val="center"/>
+          </w:tcPr>
+          <w:p>
+            <w:pPr>
+              <w:spacing w:after="30" w:before="30"/>
+              <w:jc w:val="left"/>
+            </w:pPr>
+            <w:r>
+              <w:rPr>
+                <w:rFonts w:ascii="Calibri" w:cs="Calibri" w:eastAsia="Calibri" w:hAnsi="Calibri"/>
+                <w:b w:val="false"/>
+                <w:bCs w:val="false"/>
+                <w:i w:val="false"/>
+                <w:iCs w:val="false"/>
+                <w:color w:val="1A1612"/>
+                <w:sz w:val="22"/>
+                <w:szCs w:val="22"/>
+              </w:rPr>
+              <w:t xml:space="preserve">Keystone-habit thesis: gentleness &gt; pressure. Streaks count days but never threaten. Grace days exist (one per month) so a missed day doesn't reset.</w:t>
+            </w:r>
+          </w:p>
+        </w:tc>
+      </w:tr>
+      <w:tr>
+        <w:trPr>
+          <w:tblHeader w:val="false"/>
+        </w:trPr>
+        <w:tc>
+          <w:tcPr>
+            <w:tcW w:type="dxa" w:w="3000"/>
+            <w:tcBorders>
+              <w:top w:val="single" w:color="D8CFC2" w:sz="4"/>
+              <w:left w:val="single" w:color="D8CFC2" w:sz="4"/>
+              <w:bottom w:val="single" w:color="D8CFC2" w:sz="4"/>
+              <w:right w:val="single" w:color="D8CFC2" w:sz="4"/>
+            </w:tcBorders>
+            <w:tcMar>
+              <w:top w:type="dxa" w:w="80"/>
+              <w:left w:type="dxa" w:w="140"/>
+              <w:bottom w:type="dxa" w:w="80"/>
+              <w:right w:type="dxa" w:w="140"/>
+            </w:tcMar>
+            <w:vAlign w:val="center"/>
+          </w:tcPr>
+          <w:p>
+            <w:pPr>
+              <w:spacing w:after="30" w:before="30"/>
+              <w:jc w:val="left"/>
+            </w:pPr>
+            <w:r>
+              <w:rPr>
+                <w:rFonts w:ascii="Calibri" w:cs="Calibri" w:eastAsia="Calibri" w:hAnsi="Calibri"/>
+                <w:b/>
+                <w:bCs/>
+                <w:i w:val="false"/>
+                <w:iCs w:val="false"/>
+                <w:color w:val="1A1612"/>
+                <w:sz w:val="22"/>
+                <w:szCs w:val="22"/>
+              </w:rPr>
+              <w:t xml:space="preserve">'Share to social' buttons</w:t>
+            </w:r>
+          </w:p>
+        </w:tc>
+        <w:tc>
+          <w:tcPr>
+            <w:tcW w:type="dxa" w:w="6360"/>
+            <w:tcBorders>
+              <w:top w:val="single" w:color="D8CFC2" w:sz="4"/>
+              <w:left w:val="single" w:color="D8CFC2" w:sz="4"/>
+              <w:bottom w:val="single" w:color="D8CFC2" w:sz="4"/>
+              <w:right w:val="single" w:color="D8CFC2" w:sz="4"/>
+            </w:tcBorders>
+            <w:tcMar>
+              <w:top w:type="dxa" w:w="80"/>
+              <w:left w:type="dxa" w:w="140"/>
+              <w:bottom w:type="dxa" w:w="80"/>
+              <w:right w:type="dxa" w:w="140"/>
+            </w:tcMar>
+            <w:vAlign w:val="center"/>
+          </w:tcPr>
+          <w:p>
+            <w:pPr>
+              <w:spacing w:after="30" w:before="30"/>
+              <w:jc w:val="left"/>
+            </w:pPr>
+            <w:r>
+              <w:rPr>
+                <w:rFonts w:ascii="Calibri" w:cs="Calibri" w:eastAsia="Calibri" w:hAnsi="Calibri"/>
+                <w:b w:val="false"/>
+                <w:bCs w:val="false"/>
+                <w:i w:val="false"/>
+                <w:iCs w:val="false"/>
+                <w:color w:val="1A1612"/>
+                <w:sz w:val="22"/>
+                <w:szCs w:val="22"/>
+              </w:rPr>
+              <w:t xml:space="preserve">Gratitude is internal work. Product would betray its voice if it nudged toward performative posting. Year-end pendant export is user-initiated, never prompted.</w:t>
+            </w:r>
+          </w:p>
+        </w:tc>
+      </w:tr>
+      <w:tr>
+        <w:trPr>
+          <w:tblHeader w:val="false"/>
+        </w:trPr>
+        <w:tc>
+          <w:tcPr>
+            <w:tcW w:type="dxa" w:w="3000"/>
+            <w:tcBorders>
+              <w:top w:val="single" w:color="D8CFC2" w:sz="4"/>
+              <w:left w:val="single" w:color="D8CFC2" w:sz="4"/>
+              <w:bottom w:val="single" w:color="D8CFC2" w:sz="4"/>
+              <w:right w:val="single" w:color="D8CFC2" w:sz="4"/>
+            </w:tcBorders>
+            <w:shd w:fill="FBF5E6" w:color="auto" w:val="clear"/>
+            <w:tcMar>
+              <w:top w:type="dxa" w:w="80"/>
+              <w:left w:type="dxa" w:w="140"/>
+              <w:bottom w:type="dxa" w:w="80"/>
+              <w:right w:type="dxa" w:w="140"/>
+            </w:tcMar>
+            <w:vAlign w:val="center"/>
+          </w:tcPr>
+          <w:p>
+            <w:pPr>
+              <w:spacing w:after="30" w:before="30"/>
+              <w:jc w:val="left"/>
+            </w:pPr>
+            <w:r>
+              <w:rPr>
+                <w:rFonts w:ascii="Calibri" w:cs="Calibri" w:eastAsia="Calibri" w:hAnsi="Calibri"/>
+                <w:b/>
+                <w:bCs/>
+                <w:i w:val="false"/>
+                <w:iCs w:val="false"/>
+                <w:color w:val="1A1612"/>
+                <w:sz w:val="22"/>
+                <w:szCs w:val="22"/>
+              </w:rPr>
+              <w:t xml:space="preserve">In-app purchases</w:t>
+            </w:r>
+          </w:p>
+        </w:tc>
+        <w:tc>
+          <w:tcPr>
+            <w:tcW w:type="dxa" w:w="6360"/>
+            <w:tcBorders>
+              <w:top w:val="single" w:color="D8CFC2" w:sz="4"/>
+              <w:left w:val="single" w:color="D8CFC2" w:sz="4"/>
+              <w:bottom w:val="single" w:color="D8CFC2" w:sz="4"/>
+              <w:right w:val="single" w:color="D8CFC2" w:sz="4"/>
+            </w:tcBorders>
+            <w:shd w:fill="FBF5E6" w:color="auto" w:val="clear"/>
+            <w:tcMar>
+              <w:top w:type="dxa" w:w="80"/>
+              <w:left w:type="dxa" w:w="140"/>
+              <w:bottom w:type="dxa" w:w="80"/>
+              <w:right w:type="dxa" w:w="140"/>
+            </w:tcMar>
+            <w:vAlign w:val="center"/>
+          </w:tcPr>
+          <w:p>
+            <w:pPr>
+              <w:spacing w:after="30" w:before="30"/>
+              <w:jc w:val="left"/>
+            </w:pPr>
+            <w:r>
+              <w:rPr>
+                <w:rFonts w:ascii="Calibri" w:cs="Calibri" w:eastAsia="Calibri" w:hAnsi="Calibri"/>
+                <w:b w:val="false"/>
+                <w:bCs w:val="false"/>
+                <w:i w:val="false"/>
+                <w:iCs w:val="false"/>
+                <w:color w:val="1A1612"/>
+                <w:sz w:val="22"/>
+                <w:szCs w:val="22"/>
+              </w:rPr>
+              <w:t xml:space="preserve">Hackathon scope — but also a design choice. Every screen is free. Product has no premium tier because there's nothing it wants to withhold.</w:t>
+            </w:r>
+          </w:p>
+        </w:tc>
+      </w:tr>
+      <w:tr>
+        <w:trPr>
+          <w:tblHeader w:val="false"/>
+        </w:trPr>
+        <w:tc>
+          <w:tcPr>
+            <w:tcW w:type="dxa" w:w="3000"/>
+            <w:tcBorders>
+              <w:top w:val="single" w:color="D8CFC2" w:sz="4"/>
+              <w:left w:val="single" w:color="D8CFC2" w:sz="4"/>
+              <w:bottom w:val="single" w:color="D8CFC2" w:sz="4"/>
+              <w:right w:val="single" w:color="D8CFC2" w:sz="4"/>
+            </w:tcBorders>
+            <w:tcMar>
+              <w:top w:type="dxa" w:w="80"/>
+              <w:left w:type="dxa" w:w="140"/>
+              <w:bottom w:type="dxa" w:w="80"/>
+              <w:right w:type="dxa" w:w="140"/>
+            </w:tcMar>
+            <w:vAlign w:val="center"/>
+          </w:tcPr>
+          <w:p>
+            <w:pPr>
+              <w:spacing w:after="30" w:before="30"/>
+              <w:jc w:val="left"/>
+            </w:pPr>
+            <w:r>
+              <w:rPr>
+                <w:rFonts w:ascii="Calibri" w:cs="Calibri" w:eastAsia="Calibri" w:hAnsi="Calibri"/>
+                <w:b/>
+                <w:bCs/>
+                <w:i w:val="false"/>
+                <w:iCs w:val="false"/>
+                <w:color w:val="1A1612"/>
+                <w:sz w:val="22"/>
+                <w:szCs w:val="22"/>
+              </w:rPr>
+              <w:t xml:space="preserve">Streak insurance / mood-scoring</w:t>
+            </w:r>
+          </w:p>
+        </w:tc>
+        <w:tc>
+          <w:tcPr>
+            <w:tcW w:type="dxa" w:w="6360"/>
+            <w:tcBorders>
+              <w:top w:val="single" w:color="D8CFC2" w:sz="4"/>
+              <w:left w:val="single" w:color="D8CFC2" w:sz="4"/>
+              <w:bottom w:val="single" w:color="D8CFC2" w:sz="4"/>
+              <w:right w:val="single" w:color="D8CFC2" w:sz="4"/>
+            </w:tcBorders>
+            <w:tcMar>
+              <w:top w:type="dxa" w:w="80"/>
+              <w:left w:type="dxa" w:w="140"/>
+              <w:bottom w:type="dxa" w:w="80"/>
+              <w:right w:type="dxa" w:w="140"/>
+            </w:tcMar>
+            <w:vAlign w:val="center"/>
+          </w:tcPr>
+          <w:p>
+            <w:pPr>
+              <w:spacing w:after="30" w:before="30"/>
+              <w:jc w:val="left"/>
+            </w:pPr>
+            <w:r>
+              <w:rPr>
+                <w:rFonts w:ascii="Calibri" w:cs="Calibri" w:eastAsia="Calibri" w:hAnsi="Calibri"/>
+                <w:b w:val="false"/>
+                <w:bCs w:val="false"/>
+                <w:i w:val="false"/>
+                <w:iCs w:val="false"/>
+                <w:color w:val="1A1612"/>
+                <w:sz w:val="22"/>
+                <w:szCs w:val="22"/>
+              </w:rPr>
+              <w:t xml:space="preserve">Quantifying mood would betray the voice. Arrive does NOT score, rate, summarize-as-grade, or progress-bar emotional growth.</w:t>
+            </w:r>
+          </w:p>
+        </w:tc>
+      </w:tr>
+      <w:tr>
+        <w:trPr>
+          <w:tblHeader w:val="false"/>
+        </w:trPr>
+        <w:tc>
+          <w:tcPr>
+            <w:tcW w:type="dxa" w:w="3000"/>
+            <w:tcBorders>
+              <w:top w:val="single" w:color="D8CFC2" w:sz="4"/>
+              <w:left w:val="single" w:color="D8CFC2" w:sz="4"/>
+              <w:bottom w:val="single" w:color="D8CFC2" w:sz="4"/>
+              <w:right w:val="single" w:color="D8CFC2" w:sz="4"/>
+            </w:tcBorders>
+            <w:shd w:fill="FBF5E6" w:color="auto" w:val="clear"/>
+            <w:tcMar>
+              <w:top w:type="dxa" w:w="80"/>
+              <w:left w:type="dxa" w:w="140"/>
+              <w:bottom w:type="dxa" w:w="80"/>
+              <w:right w:type="dxa" w:w="140"/>
+            </w:tcMar>
+            <w:vAlign w:val="center"/>
+          </w:tcPr>
+          <w:p>
+            <w:pPr>
+              <w:spacing w:after="30" w:before="30"/>
+              <w:jc w:val="left"/>
+            </w:pPr>
+            <w:r>
+              <w:rPr>
+                <w:rFonts w:ascii="Calibri" w:cs="Calibri" w:eastAsia="Calibri" w:hAnsi="Calibri"/>
+                <w:b/>
+                <w:bCs/>
+                <w:i w:val="false"/>
+                <w:iCs w:val="false"/>
+                <w:color w:val="1A1612"/>
+                <w:sz w:val="22"/>
+                <w:szCs w:val="22"/>
+              </w:rPr>
+              <w:t xml:space="preserve">Multi-account / family sharing</w:t>
+            </w:r>
+          </w:p>
+        </w:tc>
+        <w:tc>
+          <w:tcPr>
+            <w:tcW w:type="dxa" w:w="6360"/>
+            <w:tcBorders>
+              <w:top w:val="single" w:color="D8CFC2" w:sz="4"/>
+              <w:left w:val="single" w:color="D8CFC2" w:sz="4"/>
+              <w:bottom w:val="single" w:color="D8CFC2" w:sz="4"/>
+              <w:right w:val="single" w:color="D8CFC2" w:sz="4"/>
+            </w:tcBorders>
+            <w:shd w:fill="FBF5E6" w:color="auto" w:val="clear"/>
+            <w:tcMar>
+              <w:top w:type="dxa" w:w="80"/>
+              <w:left w:type="dxa" w:w="140"/>
+              <w:bottom w:type="dxa" w:w="80"/>
+              <w:right w:type="dxa" w:w="140"/>
+            </w:tcMar>
+            <w:vAlign w:val="center"/>
+          </w:tcPr>
+          <w:p>
+            <w:pPr>
+              <w:spacing w:after="30" w:before="30"/>
+              <w:jc w:val="left"/>
+            </w:pPr>
+            <w:r>
+              <w:rPr>
+                <w:rFonts w:ascii="Calibri" w:cs="Calibri" w:eastAsia="Calibri" w:hAnsi="Calibri"/>
+                <w:b w:val="false"/>
+                <w:bCs w:val="false"/>
+                <w:i w:val="false"/>
+                <w:iCs w:val="false"/>
+                <w:color w:val="1A1612"/>
+                <w:sz w:val="22"/>
+                <w:szCs w:val="22"/>
+              </w:rPr>
+              <w:t xml:space="preserve">Walking-alongside link feature exists (link two users so they see 'still here' status, never each other's content) but a family-tier UX needs significant new design work.</w:t>
+            </w:r>
+          </w:p>
+        </w:tc>
+      </w:tr>
+    </w:tbl>
+    <w:p>
       <w:pPr>
         <w:spacing w:before="600"/>
         <w:jc w:val="center"/>
